--- a/doc/specs/docx/QNSC_BOOT_SPEC.docx
+++ b/doc/specs/docx/QNSC_BOOT_SPEC.docx
@@ -15,7 +15,31 @@
         <w:pStyle w:val="Subtitle"/>
       </w:pPr>
       <w:r>
-        <w:t xml:space="preserve">BOOT FLOW SPECIFICATION – V3.0</w:t>
+        <w:t xml:space="preserve">BOOT</w:t>
+      </w:r>
+      <w:r>
+        <w:t xml:space="preserve"> </w:t>
+      </w:r>
+      <w:r>
+        <w:t xml:space="preserve">FLOW</w:t>
+      </w:r>
+      <w:r>
+        <w:t xml:space="preserve"> </w:t>
+      </w:r>
+      <w:r>
+        <w:t xml:space="preserve">SPECIFICATION</w:t>
+      </w:r>
+      <w:r>
+        <w:t xml:space="preserve"> </w:t>
+      </w:r>
+      <w:r>
+        <w:t xml:space="preserve">–</w:t>
+      </w:r>
+      <w:r>
+        <w:t xml:space="preserve"> </w:t>
+      </w:r>
+      <w:r>
+        <w:t xml:space="preserve">V3.1</w:t>
       </w:r>
     </w:p>
     <w:p>
@@ -23,7 +47,31 @@
         <w:pStyle w:val="Author"/>
       </w:pPr>
       <w:r>
-        <w:t xml:space="preserve">QUY NHON SEMICONDUCTORS – QNSC</w:t>
+        <w:t xml:space="preserve">QUY</w:t>
+      </w:r>
+      <w:r>
+        <w:t xml:space="preserve"> </w:t>
+      </w:r>
+      <w:r>
+        <w:t xml:space="preserve">NHON</w:t>
+      </w:r>
+      <w:r>
+        <w:t xml:space="preserve"> </w:t>
+      </w:r>
+      <w:r>
+        <w:t xml:space="preserve">SEMICONDUCTORS</w:t>
+      </w:r>
+      <w:r>
+        <w:t xml:space="preserve"> </w:t>
+      </w:r>
+      <w:r>
+        <w:t xml:space="preserve">–</w:t>
+      </w:r>
+      <w:r>
+        <w:t xml:space="preserve"> </w:t>
+      </w:r>
+      <w:r>
+        <w:t xml:space="preserve">QNSC</w:t>
       </w:r>
     </w:p>
     <w:p>
@@ -93,6 +141,16 @@
             <w:jc w:val="left"/>
           </w:pPr>
           <w:r>
+            <w:t xml:space="preserve">Table 4-2. Steps of Figure 4-1</w:t>
+          </w:r>
+        </w:p>
+        <w:p>
+          <w:pPr>
+            <w:pStyle w:val="TOC1"/>
+            <w:ind w:left="180"/>
+            <w:jc w:val="left"/>
+          </w:pPr>
+          <w:r>
             <w:t xml:space="preserve">Table 5-1. UART0 registers used, base 0x8002_0000</w:t>
           </w:r>
         </w:p>
@@ -113,7 +171,7 @@
             <w:jc w:val="left"/>
           </w:pPr>
           <w:r>
-            <w:t xml:space="preserve">Table 7-1. Tokens, 4 ASCII bytes, sent by the ROM</w:t>
+            <w:t xml:space="preserve">Table 7-1. Steps of Figure 7-1</w:t>
           </w:r>
         </w:p>
         <w:p>
@@ -123,7 +181,17 @@
             <w:jc w:val="left"/>
           </w:pPr>
           <w:r>
-            <w:t xml:space="preserve">Table 7-2. Timeouts</w:t>
+            <w:t xml:space="preserve">Table 7-2. Tokens, 4 ASCII bytes, sent by the ROM</w:t>
+          </w:r>
+        </w:p>
+        <w:p>
+          <w:pPr>
+            <w:pStyle w:val="TOC1"/>
+            <w:ind w:left="180"/>
+            <w:jc w:val="left"/>
+          </w:pPr>
+          <w:r>
+            <w:t xml:space="preserve">Table 7-3. Timeouts</w:t>
           </w:r>
         </w:p>
         <w:p>
@@ -238,7 +306,7 @@
         </w:p>
       </w:sdtContent>
     </w:sdt>
-    <w:bookmarkStart w:id="26" w:name="revision-history"/>
+    <w:bookmarkStart w:id="21" w:name="revision-history"/>
     <w:p>
       <w:pPr>
         <w:pStyle w:val="Heading1"/>
@@ -257,7 +325,7 @@
       <w:r>
         <w:t xml:space="preserve"> </w:t>
       </w:r>
-      <w:hyperlink r:id="rId25">
+      <w:hyperlink r:id="rId20">
         <w:r>
           <w:rPr>
             <w:rStyle w:val="VerbatimChar"/>
@@ -273,8 +341,8 @@
       <w:tblPr>
         <w:tblStyle w:val="TableGrid"/>
         <w:tblW w:type="pct" w:w="5000"/>
-        <w:tblLayout w:type="fixed"/>
         <w:tblLook w:firstRow="1" w:lastRow="0" w:firstColumn="0" w:lastColumn="0" w:noHBand="0" w:noVBand="0" w:val="0020"/>
+        <w:jc w:val="start"/>
       </w:tblPr>
       <w:tblGrid>
         <w:gridCol w:w="1584"/>
@@ -285,7 +353,7 @@
       </w:tblGrid>
       <w:tr>
         <w:trPr>
-          <w:tblHeader w:val="on"/>
+          <w:tblHeader w:val="true"/>
         </w:trPr>
         <w:tc>
           <w:tcPr/>
@@ -357,6 +425,128 @@
               <w:jc w:val="left"/>
             </w:pPr>
             <w:r>
+              <w:t xml:space="preserve">V3.1</w:t>
+            </w:r>
+          </w:p>
+        </w:tc>
+        <w:tc>
+          <w:tcPr/>
+          <w:p>
+            <w:pPr>
+              <w:pStyle w:val="Compact"/>
+              <w:jc w:val="left"/>
+            </w:pPr>
+            <w:r>
+              <w:t xml:space="preserve">2026-09-30</w:t>
+            </w:r>
+          </w:p>
+        </w:tc>
+        <w:tc>
+          <w:tcPr/>
+          <w:p>
+            <w:pPr>
+              <w:pStyle w:val="Compact"/>
+              <w:jc w:val="left"/>
+            </w:pPr>
+            <w:r>
+              <w:t xml:space="preserve">Nguyen Hao Nam</w:t>
+            </w:r>
+          </w:p>
+        </w:tc>
+        <w:tc>
+          <w:tcPr/>
+          <w:p>
+            <w:pPr>
+              <w:pStyle w:val="Compact"/>
+              <w:jc w:val="left"/>
+            </w:pPr>
+            <w:r>
+              <w:t xml:space="preserve">–</w:t>
+            </w:r>
+          </w:p>
+        </w:tc>
+        <w:tc>
+          <w:tcPr/>
+          <w:p>
+            <w:pPr>
+              <w:pStyle w:val="Compact"/>
+              <w:jc w:val="left"/>
+            </w:pPr>
+            <w:r>
+              <w:t xml:space="preserve">Mentor review 29/09 (Appendix B): no</w:t>
+            </w:r>
+            <w:r>
+              <w:t xml:space="preserve"> </w:t>
+            </w:r>
+            <w:r>
+              <w:rPr>
+                <w:rStyle w:val="VerbatimChar"/>
+              </w:rPr>
+              <w:t xml:space="preserve">QRDY</w:t>
+            </w:r>
+            <w:r>
+              <w:t xml:space="preserve"> </w:t>
+            </w:r>
+            <w:r>
+              <w:t xml:space="preserve">after reset, only after a failure; 19 200 baud; Figure 4-1 shows the CPU release and tests CRC pass; debug boot explained by the boot address mux; steps of Figures 4-1 and 7-1 described (Tables 4-2, 7-1); how each failure is detected; timeouts given as minimums; UART errors before</w:t>
+            </w:r>
+            <w:r>
+              <w:t xml:space="preserve"> </w:t>
+            </w:r>
+            <w:r>
+              <w:rPr>
+                <w:rStyle w:val="VerbatimChar"/>
+              </w:rPr>
+              <w:t xml:space="preserve">MAGIC</w:t>
+            </w:r>
+            <w:r>
+              <w:t xml:space="preserve"> </w:t>
+            </w:r>
+            <w:r>
+              <w:t xml:space="preserve">get no reply; Figure 7-1 redrawn with one decision per check; the PC stops on a failure token;</w:t>
+            </w:r>
+            <w:r>
+              <w:t xml:space="preserve"> </w:t>
+            </w:r>
+            <w:r>
+              <w:rPr>
+                <w:rStyle w:val="VerbatimChar"/>
+              </w:rPr>
+              <w:t xml:space="preserve">RX_TIMEOUT</w:t>
+            </w:r>
+            <w:r>
+              <w:t xml:space="preserve"> </w:t>
+            </w:r>
+            <w:r>
+              <w:t xml:space="preserve">and</w:t>
+            </w:r>
+            <w:r>
+              <w:t xml:space="preserve"> </w:t>
+            </w:r>
+            <w:r>
+              <w:rPr>
+                <w:rStyle w:val="VerbatimChar"/>
+              </w:rPr>
+              <w:t xml:space="preserve">DRAIN_IDLE</w:t>
+            </w:r>
+            <w:r>
+              <w:t xml:space="preserve"> </w:t>
+            </w:r>
+            <w:r>
+              <w:t xml:space="preserve">raised</w:t>
+            </w:r>
+          </w:p>
+        </w:tc>
+      </w:tr>
+      <w:tr>
+        <w:tc>
+          <w:tcPr/>
+          <w:p>
+            <w:pPr>
+              <w:pStyle w:val="Compact"/>
+              <w:jc w:val="left"/>
+            </w:pPr>
+            <w:r>
               <w:t xml:space="preserve">V3.0</w:t>
             </w:r>
           </w:p>
@@ -459,8 +649,8 @@
         </w:tc>
       </w:tr>
     </w:tbl>
-    <w:bookmarkEnd w:id="26"/>
-    <w:bookmarkStart w:id="27" w:name="overview"/>
+    <w:bookmarkEnd w:id="21"/>
+    <w:bookmarkStart w:id="22" w:name="overview"/>
     <w:p>
       <w:pPr>
         <w:pStyle w:val="Heading1"/>
@@ -604,8 +794,8 @@
         <w:t xml:space="preserve">; owner Nguyen Hao Nam.</w:t>
       </w:r>
     </w:p>
-    <w:bookmarkEnd w:id="27"/>
-    <w:bookmarkStart w:id="28" w:name="features"/>
+    <w:bookmarkEnd w:id="22"/>
+    <w:bookmarkStart w:id="23" w:name="features"/>
     <w:p>
       <w:pPr>
         <w:pStyle w:val="Heading1"/>
@@ -616,11 +806,11 @@
     </w:p>
     <w:p>
       <w:pPr>
-        <w:pStyle w:val="Compact"/>
         <w:numPr>
           <w:ilvl w:val="0"/>
           <w:numId w:val="1001"/>
         </w:numPr>
+        <w:pStyle w:val="Compact"/>
         <w:jc w:val="left"/>
       </w:pPr>
       <w:r>
@@ -629,11 +819,11 @@
     </w:p>
     <w:p>
       <w:pPr>
-        <w:pStyle w:val="Compact"/>
         <w:numPr>
           <w:ilvl w:val="0"/>
           <w:numId w:val="1001"/>
         </w:numPr>
+        <w:pStyle w:val="Compact"/>
         <w:jc w:val="left"/>
       </w:pPr>
       <w:r>
@@ -646,16 +836,16 @@
         <w:t xml:space="preserve"> </w:t>
       </w:r>
       <w:r>
-        <w:t xml:space="preserve">at 113 636 baud 8N1, polled – 5.</w:t>
+        <w:t xml:space="preserve">at 19 231 baud (19 200 nominal) 8N1, polled – 5.</w:t>
       </w:r>
     </w:p>
     <w:p>
       <w:pPr>
-        <w:pStyle w:val="Compact"/>
         <w:numPr>
           <w:ilvl w:val="0"/>
           <w:numId w:val="1001"/>
         </w:numPr>
+        <w:pStyle w:val="Compact"/>
         <w:jc w:val="left"/>
       </w:pPr>
       <w:r>
@@ -664,11 +854,11 @@
     </w:p>
     <w:p>
       <w:pPr>
-        <w:pStyle w:val="Compact"/>
         <w:numPr>
           <w:ilvl w:val="0"/>
           <w:numId w:val="1001"/>
         </w:numPr>
+        <w:pStyle w:val="Compact"/>
         <w:jc w:val="left"/>
       </w:pPr>
       <w:r>
@@ -692,11 +882,11 @@
     </w:p>
     <w:p>
       <w:pPr>
-        <w:pStyle w:val="Compact"/>
         <w:numPr>
           <w:ilvl w:val="0"/>
           <w:numId w:val="1001"/>
         </w:numPr>
+        <w:pStyle w:val="Compact"/>
         <w:jc w:val="left"/>
       </w:pPr>
       <w:r>
@@ -705,11 +895,11 @@
     </w:p>
     <w:p>
       <w:pPr>
-        <w:pStyle w:val="Compact"/>
         <w:numPr>
           <w:ilvl w:val="0"/>
           <w:numId w:val="1001"/>
         </w:numPr>
+        <w:pStyle w:val="Compact"/>
         <w:jc w:val="left"/>
       </w:pPr>
       <w:r>
@@ -731,8 +921,8 @@
         <w:t xml:space="preserve">– 9.</w:t>
       </w:r>
     </w:p>
-    <w:bookmarkEnd w:id="28"/>
-    <w:bookmarkStart w:id="32" w:name="boot-path"/>
+    <w:bookmarkEnd w:id="23"/>
+    <w:bookmarkStart w:id="27" w:name="boot-path"/>
     <w:p>
       <w:pPr>
         <w:pStyle w:val="Heading1"/>
@@ -751,18 +941,18 @@
           <wp:inline>
             <wp:extent cx="5727700" cy="1961049"/>
             <wp:effectExtent b="0" l="0" r="0" t="0"/>
-            <wp:docPr descr="Blocks on the boot path" title="" id="30" name="Picture"/>
+            <wp:docPr descr="Blocks on the boot path" title="" id="25" name="Picture"/>
             <a:graphic>
               <a:graphicData uri="http://schemas.openxmlformats.org/drawingml/2006/picture">
                 <pic:pic>
                   <pic:nvPicPr>
-                    <pic:cNvPr descr="../figures/img/fig_boot_path.png" id="31" name="Picture"/>
+                    <pic:cNvPr descr="../figures/img/fig_boot_path.png" id="26" name="Picture"/>
                     <pic:cNvPicPr>
                       <a:picLocks noChangeArrowheads="1" noChangeAspect="1"/>
                     </pic:cNvPicPr>
                   </pic:nvPicPr>
                   <pic:blipFill>
-                    <a:blip r:embed="rId29"/>
+                    <a:blip r:embed="rId24"/>
                     <a:stretch>
                       <a:fillRect/>
                     </a:stretch>
@@ -810,8 +1000,8 @@
       <w:tblPr>
         <w:tblStyle w:val="TableGrid"/>
         <w:tblW w:type="pct" w:w="5000"/>
-        <w:tblLayout w:type="fixed"/>
         <w:tblLook w:firstRow="1" w:lastRow="0" w:firstColumn="0" w:lastColumn="0" w:noHBand="0" w:noVBand="0" w:val="0020"/>
+        <w:jc w:val="start"/>
         <w:tblCaption w:val="Memory map, regions behind APB_M8 and AXI_M0 and AXI_M1 and AXI_M2"/>
       </w:tblPr>
       <w:tblGrid>
@@ -824,7 +1014,7 @@
       </w:tblGrid>
       <w:tr>
         <w:trPr>
-          <w:tblHeader w:val="on"/>
+          <w:tblHeader w:val="true"/>
         </w:trPr>
         <w:tc>
           <w:tcPr/>
@@ -1365,8 +1555,8 @@
         <w:t xml:space="preserve">.</w:t>
       </w:r>
     </w:p>
-    <w:bookmarkEnd w:id="32"/>
-    <w:bookmarkStart w:id="36" w:name="sequence"/>
+    <w:bookmarkEnd w:id="27"/>
+    <w:bookmarkStart w:id="31" w:name="sequence"/>
     <w:p>
       <w:pPr>
         <w:pStyle w:val="Heading1"/>
@@ -1383,20 +1573,20 @@
       <w:r>
         <w:drawing>
           <wp:inline>
-            <wp:extent cx="5727700" cy="3922054"/>
+            <wp:extent cx="5727700" cy="4341791"/>
             <wp:effectExtent b="0" l="0" r="0" t="0"/>
-            <wp:docPr descr="Reset to application" title="" id="34" name="Picture"/>
+            <wp:docPr descr="Reset to application" title="" id="29" name="Picture"/>
             <a:graphic>
               <a:graphicData uri="http://schemas.openxmlformats.org/drawingml/2006/picture">
                 <pic:pic>
                   <pic:nvPicPr>
-                    <pic:cNvPr descr="../figures/img/fig_boot_top.png" id="35" name="Picture"/>
+                    <pic:cNvPr descr="../figures/img/fig_boot_top.png" id="30" name="Picture"/>
                     <pic:cNvPicPr>
                       <a:picLocks noChangeArrowheads="1" noChangeAspect="1"/>
                     </pic:cNvPicPr>
                   </pic:nvPicPr>
                   <pic:blipFill>
-                    <a:blip r:embed="rId33"/>
+                    <a:blip r:embed="rId28"/>
                     <a:stretch>
                       <a:fillRect/>
                     </a:stretch>
@@ -1404,7 +1594,7 @@
                   <pic:spPr bwMode="auto">
                     <a:xfrm>
                       <a:off x="0" y="0"/>
-                      <a:ext cx="5727700" cy="3922054"/>
+                      <a:ext cx="5727700" cy="4341791"/>
                     </a:xfrm>
                     <a:prstGeom prst="rect">
                       <a:avLst/>
@@ -1444,8 +1634,8 @@
       <w:tblPr>
         <w:tblStyle w:val="TableGrid"/>
         <w:tblW w:type="pct" w:w="5000"/>
-        <w:tblLayout w:type="fixed"/>
         <w:tblLook w:firstRow="1" w:lastRow="0" w:firstColumn="0" w:lastColumn="0" w:noHBand="0" w:noVBand="0" w:val="0020"/>
+        <w:jc w:val="start"/>
         <w:tblCaption w:val="Boot stages"/>
       </w:tblPr>
       <w:tblGrid>
@@ -1456,7 +1646,7 @@
       </w:tblGrid>
       <w:tr>
         <w:trPr>
-          <w:tblHeader w:val="on"/>
+          <w:tblHeader w:val="true"/>
         </w:trPr>
         <w:tc>
           <w:tcPr/>
@@ -1856,6 +2046,12 @@
               <w:pStyle w:val="Compact"/>
               <w:jc w:val="left"/>
             </w:pPr>
+            <w:r>
+              <w:t xml:space="preserve">both CRCs pass,</w:t>
+            </w:r>
+            <w:r>
+              <w:t xml:space="preserve"> </w:t>
+            </w:r>
             <w:r>
               <w:rPr>
                 <w:rStyle w:val="VerbatimChar"/>
@@ -1951,7 +2147,7 @@
         <w:t xml:space="preserve"> </w:t>
       </w:r>
       <w:r>
-        <w:t xml:space="preserve">= 1 stages 4 to 6 do not run: the host loads the image through</w:t>
+        <w:t xml:space="preserve">= 1 stages 4 to 6 do not run.</w:t>
       </w:r>
       <w:r>
         <w:t xml:space="preserve"> </w:t>
@@ -1966,7 +2162,124 @@
         <w:t xml:space="preserve"> </w:t>
       </w:r>
       <w:r>
-        <w:t xml:space="preserve">and the CPU starts at</w:t>
+        <w:t xml:space="preserve">captures</w:t>
+      </w:r>
+      <w:r>
+        <w:t xml:space="preserve"> </w:t>
+      </w:r>
+      <w:r>
+        <w:rPr>
+          <w:rStyle w:val="VerbatimChar"/>
+        </w:rPr>
+        <w:t xml:space="preserve">DBG_EN</w:t>
+      </w:r>
+      <w:r>
+        <w:t xml:space="preserve"> </w:t>
+      </w:r>
+      <w:r>
+        <w:t xml:space="preserve">once after</w:t>
+      </w:r>
+      <w:r>
+        <w:t xml:space="preserve"> </w:t>
+      </w:r>
+      <w:r>
+        <w:t xml:space="preserve">power-on, and the captured</w:t>
+      </w:r>
+      <w:r>
+        <w:t xml:space="preserve"> </w:t>
+      </w:r>
+      <w:r>
+        <w:rPr>
+          <w:rStyle w:val="VerbatimChar"/>
+        </w:rPr>
+        <w:t xml:space="preserve">o_dbg_en</w:t>
+      </w:r>
+      <w:r>
+        <w:t xml:space="preserve"> </w:t>
+      </w:r>
+      <w:r>
+        <w:t xml:space="preserve">switches the Ibex</w:t>
+      </w:r>
+      <w:r>
+        <w:t xml:space="preserve"> </w:t>
+      </w:r>
+      <w:r>
+        <w:rPr>
+          <w:rStyle w:val="VerbatimChar"/>
+        </w:rPr>
+        <w:t xml:space="preserve">boot_addr_i</w:t>
+      </w:r>
+      <w:r>
+        <w:t xml:space="preserve"> </w:t>
+      </w:r>
+      <w:r>
+        <w:t xml:space="preserve">from</w:t>
+      </w:r>
+      <w:r>
+        <w:t xml:space="preserve"> </w:t>
+      </w:r>
+      <w:r>
+        <w:rPr>
+          <w:rStyle w:val="VerbatimChar"/>
+        </w:rPr>
+        <w:t xml:space="preserve">0x0000_0000</w:t>
+      </w:r>
+      <w:r>
+        <w:t xml:space="preserve"> </w:t>
+      </w:r>
+      <w:r>
+        <w:t xml:space="preserve">to</w:t>
+      </w:r>
+      <w:r>
+        <w:t xml:space="preserve"> </w:t>
+      </w:r>
+      <w:r>
+        <w:rPr>
+          <w:rStyle w:val="VerbatimChar"/>
+        </w:rPr>
+        <w:t xml:space="preserve">0x2000_1000</w:t>
+      </w:r>
+      <w:r>
+        <w:t xml:space="preserve"> </w:t>
+      </w:r>
+      <w:r>
+        <w:t xml:space="preserve">in hardware. The ROM never reads</w:t>
+      </w:r>
+      <w:r>
+        <w:t xml:space="preserve"> </w:t>
+      </w:r>
+      <w:r>
+        <w:rPr>
+          <w:rStyle w:val="VerbatimChar"/>
+        </w:rPr>
+        <w:t xml:space="preserve">DBG_EN</w:t>
+      </w:r>
+      <w:r>
+        <w:t xml:space="preserve">; in debug</w:t>
+      </w:r>
+      <w:r>
+        <w:t xml:space="preserve"> </w:t>
+      </w:r>
+      <w:r>
+        <w:t xml:space="preserve">boot it executes no instruction. The host loads the image through</w:t>
+      </w:r>
+      <w:r>
+        <w:t xml:space="preserve"> </w:t>
+      </w:r>
+      <w:r>
+        <w:rPr>
+          <w:rStyle w:val="VerbatimChar"/>
+        </w:rPr>
+        <w:t xml:space="preserve">SYSDBG</w:t>
+      </w:r>
+      <w:r>
+        <w:t xml:space="preserve">,</w:t>
+      </w:r>
+      <w:r>
+        <w:t xml:space="preserve"> </w:t>
+      </w:r>
+      <w:r>
+        <w:t xml:space="preserve">releases the CPU, and the CPU starts at</w:t>
       </w:r>
       <w:r>
         <w:t xml:space="preserve"> </w:t>
@@ -1993,120 +2306,1091 @@
         <w:t xml:space="preserve"> </w:t>
       </w:r>
       <w:r>
-        <w:t xml:space="preserve">7.1). The layout of</w:t>
-      </w:r>
-      <w:r>
-        <w:t xml:space="preserve"> </w:t>
-      </w:r>
-      <w:r>
-        <w:t xml:space="preserve">section 9 is the same in both modes, so one image serves both.</w:t>
-      </w:r>
-    </w:p>
-    <w:bookmarkEnd w:id="36"/>
-    <w:bookmarkStart w:id="37" w:name="uart0-configuration"/>
-    <w:p>
-      <w:pPr>
-        <w:pStyle w:val="Heading1"/>
-      </w:pPr>
-      <w:r>
-        <w:t xml:space="preserve">5. UART0 configuration</w:t>
+        <w:t xml:space="preserve">7.1, 7.2).</w:t>
+      </w:r>
+      <w:r>
+        <w:t xml:space="preserve"> </w:t>
+      </w:r>
+      <w:r>
+        <w:t xml:space="preserve">The layout of section 9 is the same in both modes, so one image serves both.</w:t>
       </w:r>
     </w:p>
     <w:p>
       <w:pPr>
-        <w:pStyle w:val="FirstParagraph"/>
-      </w:pPr>
-      <w:r>
-        <w:rPr>
-          <w:rStyle w:val="VerbatimChar"/>
-        </w:rPr>
-        <w:t xml:space="preserve">UART0</w:t>
-      </w:r>
-      <w:r>
-        <w:t xml:space="preserve"> </w:t>
-      </w:r>
-      <w:r>
-        <w:t xml:space="preserve">is</w:t>
-      </w:r>
-      <w:r>
-        <w:t xml:space="preserve"> </w:t>
-      </w:r>
-      <w:r>
-        <w:rPr>
-          <w:rStyle w:val="VerbatimChar"/>
-        </w:rPr>
-        <w:t xml:space="preserve">pulp-platform/apb_uart</w:t>
-      </w:r>
-      <w:r>
-        <w:t xml:space="preserve"> </w:t>
-      </w:r>
-      <w:r>
-        <w:t xml:space="preserve">around</w:t>
-      </w:r>
-      <w:r>
-        <w:t xml:space="preserve"> </w:t>
-      </w:r>
-      <w:r>
-        <w:rPr>
-          <w:rStyle w:val="VerbatimChar"/>
-        </w:rPr>
-        <w:t xml:space="preserve">obi_uart</w:t>
-      </w:r>
-      <w:r>
-        <w:t xml:space="preserve">: 16550 registers at byte</w:t>
-      </w:r>
-      <w:r>
-        <w:t xml:space="preserve"> </w:t>
-      </w:r>
-      <w:r>
-        <w:t xml:space="preserve">offset 4 x</w:t>
-      </w:r>
-      <w:r>
-        <w:t xml:space="preserve"> </w:t>
-      </w:r>
-      <w:r>
-        <w:rPr>
-          <w:i/>
-          <w:iCs/>
-        </w:rPr>
-        <w:t xml:space="preserve">n</w:t>
-      </w:r>
-      <w:r>
-        <w:t xml:space="preserve">, 16-byte RX FIFO.</w:t>
-      </w:r>
-    </w:p>
-    <w:p>
-      <w:pPr>
         <w:pStyle w:val="Tablecaption0"/>
       </w:pPr>
       <w:r>
-        <w:rPr>
-          <w:rStyle w:val="VerbatimChar"/>
-        </w:rPr>
-        <w:t xml:space="preserve">Table 5-1. UART0</w:t>
-      </w:r>
-      <w:r>
-        <w:t xml:space="preserve"> </w:t>
-      </w:r>
-      <w:r>
-        <w:t xml:space="preserve">registers used, base</w:t>
-      </w:r>
-      <w:r>
-        <w:t xml:space="preserve"> </w:t>
-      </w:r>
-      <w:r>
-        <w:rPr>
-          <w:rStyle w:val="VerbatimChar"/>
-        </w:rPr>
-        <w:t xml:space="preserve">0x8002_0000</w:t>
+        <w:t xml:space="preserve">Table 4-2. Steps of Figure 4-1</w:t>
       </w:r>
     </w:p>
     <w:tbl>
       <w:tblPr>
         <w:tblStyle w:val="TableGrid"/>
         <w:tblW w:type="pct" w:w="5000"/>
-        <w:tblLayout w:type="fixed"/>
         <w:tblLook w:firstRow="1" w:lastRow="0" w:firstColumn="0" w:lastColumn="0" w:noHBand="0" w:noVBand="0" w:val="0020"/>
+        <w:jc w:val="start"/>
+        <w:tblCaption w:val="Steps of Figure 4-1"/>
+      </w:tblPr>
+      <w:tblGrid>
+        <w:gridCol w:w="2640"/>
+        <w:gridCol w:w="2640"/>
+        <w:gridCol w:w="2640"/>
+      </w:tblGrid>
+      <w:tr>
+        <w:trPr>
+          <w:tblHeader w:val="true"/>
+        </w:trPr>
+        <w:tc>
+          <w:tcPr/>
+          <w:p>
+            <w:pPr>
+              <w:pStyle w:val="Compact"/>
+              <w:jc w:val="left"/>
+            </w:pPr>
+            <w:r>
+              <w:t xml:space="preserve">Step of Figure 4-1</w:t>
+            </w:r>
+          </w:p>
+        </w:tc>
+        <w:tc>
+          <w:tcPr/>
+          <w:p>
+            <w:pPr>
+              <w:pStyle w:val="Compact"/>
+              <w:jc w:val="left"/>
+            </w:pPr>
+            <w:r>
+              <w:t xml:space="preserve">What happens</w:t>
+            </w:r>
+          </w:p>
+        </w:tc>
+        <w:tc>
+          <w:tcPr/>
+          <w:p>
+            <w:pPr>
+              <w:pStyle w:val="Compact"/>
+              <w:jc w:val="left"/>
+            </w:pPr>
+            <w:r>
+              <w:t xml:space="preserve">Specified in</w:t>
+            </w:r>
+          </w:p>
+        </w:tc>
+      </w:tr>
+      <w:tr>
+        <w:tc>
+          <w:tcPr/>
+          <w:p>
+            <w:pPr>
+              <w:pStyle w:val="Compact"/>
+              <w:jc w:val="left"/>
+            </w:pPr>
+            <w:r>
+              <w:t xml:space="preserve">Reset: POR, WDT bite or SW_RST</w:t>
+            </w:r>
+          </w:p>
+        </w:tc>
+        <w:tc>
+          <w:tcPr/>
+          <w:p>
+            <w:pPr>
+              <w:pStyle w:val="Compact"/>
+              <w:jc w:val="left"/>
+            </w:pPr>
+            <w:r>
+              <w:t xml:space="preserve">Any of the three resets the chip. Only POR makes</w:t>
+            </w:r>
+            <w:r>
+              <w:t xml:space="preserve"> </w:t>
+            </w:r>
+            <w:r>
+              <w:rPr>
+                <w:rStyle w:val="VerbatimChar"/>
+              </w:rPr>
+              <w:t xml:space="preserve">SYSDBG</w:t>
+            </w:r>
+            <w:r>
+              <w:t xml:space="preserve"> </w:t>
+            </w:r>
+            <w:r>
+              <w:t xml:space="preserve">read the DBG_EN pin again and put the CPU hold back on.</w:t>
+            </w:r>
+          </w:p>
+        </w:tc>
+        <w:tc>
+          <w:tcPr/>
+          <w:p>
+            <w:pPr>
+              <w:pStyle w:val="Compact"/>
+              <w:jc w:val="left"/>
+            </w:pPr>
+            <w:r>
+              <w:rPr>
+                <w:rStyle w:val="VerbatimChar"/>
+              </w:rPr>
+              <w:t xml:space="preserve">QNSC_SCRC_MAS</w:t>
+            </w:r>
+            <w:r>
+              <w:t xml:space="preserve"> </w:t>
+            </w:r>
+            <w:r>
+              <w:t xml:space="preserve">7.3</w:t>
+            </w:r>
+          </w:p>
+        </w:tc>
+      </w:tr>
+      <w:tr>
+        <w:tc>
+          <w:tcPr/>
+          <w:p>
+            <w:pPr>
+              <w:pStyle w:val="Compact"/>
+              <w:jc w:val="left"/>
+            </w:pPr>
+            <w:r>
+              <w:t xml:space="preserve">SCRC: chip reset, then power-up</w:t>
+            </w:r>
+          </w:p>
+        </w:tc>
+        <w:tc>
+          <w:tcPr/>
+          <w:p>
+            <w:pPr>
+              <w:pStyle w:val="Compact"/>
+              <w:jc w:val="left"/>
+            </w:pPr>
+            <w:r>
+              <w:t xml:space="preserve">The</w:t>
+            </w:r>
+            <w:r>
+              <w:t xml:space="preserve"> </w:t>
+            </w:r>
+            <w:r>
+              <w:rPr>
+                <w:rStyle w:val="VerbatimChar"/>
+              </w:rPr>
+              <w:t xml:space="preserve">RRC</w:t>
+            </w:r>
+            <w:r>
+              <w:t xml:space="preserve"> </w:t>
+            </w:r>
+            <w:r>
+              <w:t xml:space="preserve">holds the chip in reset: 16 cycles after a WDT bite or SW_RST; after POR it releases one cycle later. Then</w:t>
+            </w:r>
+            <w:r>
+              <w:t xml:space="preserve"> </w:t>
+            </w:r>
+            <w:r>
+              <w:rPr>
+                <w:rStyle w:val="VerbatimChar"/>
+              </w:rPr>
+              <w:t xml:space="preserve">MCPU</w:t>
+            </w:r>
+            <w:r>
+              <w:t xml:space="preserve"> </w:t>
+            </w:r>
+            <w:r>
+              <w:t xml:space="preserve">runs the CRM program, in this order: (1) starts the clocks of the peripherals that</w:t>
+            </w:r>
+            <w:r>
+              <w:t xml:space="preserve"> </w:t>
+            </w:r>
+            <w:r>
+              <w:rPr>
+                <w:rStyle w:val="VerbatimChar"/>
+              </w:rPr>
+              <w:t xml:space="preserve">CLK_EN</w:t>
+            </w:r>
+            <w:r>
+              <w:t xml:space="preserve"> </w:t>
+            </w:r>
+            <w:r>
+              <w:t xml:space="preserve">asks for, after reset every peripheral except TIMER1; (2) at least 3 cycles later, releases the reset of every domain except the CPU; (3) at least 16 cycles later, opens the APB guards of the peripherals whose clock runs, the TIMER1 guard staying closed; (4) last, releases the CPU reset. Register values:</w:t>
+            </w:r>
+            <w:r>
+              <w:t xml:space="preserve"> </w:t>
+            </w:r>
+            <w:r>
+              <w:rPr>
+                <w:rStyle w:val="VerbatimChar"/>
+              </w:rPr>
+              <w:t xml:space="preserve">QNSC_SCRC_MAS</w:t>
+            </w:r>
+            <w:r>
+              <w:t xml:space="preserve"> </w:t>
+            </w:r>
+            <w:r>
+              <w:t xml:space="preserve">7.5.</w:t>
+            </w:r>
+          </w:p>
+        </w:tc>
+        <w:tc>
+          <w:tcPr/>
+          <w:p>
+            <w:pPr>
+              <w:pStyle w:val="Compact"/>
+              <w:jc w:val="left"/>
+            </w:pPr>
+            <w:r>
+              <w:rPr>
+                <w:rStyle w:val="VerbatimChar"/>
+              </w:rPr>
+              <w:t xml:space="preserve">QNSC_SCRC_MAS</w:t>
+            </w:r>
+            <w:r>
+              <w:t xml:space="preserve"> </w:t>
+            </w:r>
+            <w:r>
+              <w:t xml:space="preserve">7.3, 7.5</w:t>
+            </w:r>
+          </w:p>
+        </w:tc>
+      </w:tr>
+      <w:tr>
+        <w:tc>
+          <w:tcPr/>
+          <w:p>
+            <w:pPr>
+              <w:pStyle w:val="Compact"/>
+              <w:jc w:val="left"/>
+            </w:pPr>
+            <w:r>
+              <w:t xml:space="preserve">DBG_EN captured = 1?</w:t>
+            </w:r>
+          </w:p>
+        </w:tc>
+        <w:tc>
+          <w:tcPr/>
+          <w:p>
+            <w:pPr>
+              <w:pStyle w:val="Compact"/>
+              <w:jc w:val="left"/>
+            </w:pPr>
+            <w:r>
+              <w:t xml:space="preserve">Decided by hardware, not by the ROM.</w:t>
+            </w:r>
+            <w:r>
+              <w:t xml:space="preserve"> </w:t>
+            </w:r>
+            <w:r>
+              <w:rPr>
+                <w:rStyle w:val="VerbatimChar"/>
+              </w:rPr>
+              <w:t xml:space="preserve">SYSDBG</w:t>
+            </w:r>
+            <w:r>
+              <w:t xml:space="preserve"> </w:t>
+            </w:r>
+            <w:r>
+              <w:t xml:space="preserve">reads the DBG_EN pin once after power-on. The value decides whether the CPU starts in the ROM (0) or in ISRAM (1), and whether the debugger may hold the CPU in reset. A WDT bite or SW_RST does not read the pin again.</w:t>
+            </w:r>
+          </w:p>
+        </w:tc>
+        <w:tc>
+          <w:tcPr/>
+          <w:p>
+            <w:pPr>
+              <w:pStyle w:val="Compact"/>
+              <w:jc w:val="left"/>
+            </w:pPr>
+            <w:r>
+              <w:rPr>
+                <w:rStyle w:val="VerbatimChar"/>
+              </w:rPr>
+              <w:t xml:space="preserve">QNSC_SYSDBG_MAS</w:t>
+            </w:r>
+            <w:r>
+              <w:t xml:space="preserve"> </w:t>
+            </w:r>
+            <w:r>
+              <w:t xml:space="preserve">7.1</w:t>
+            </w:r>
+          </w:p>
+        </w:tc>
+      </w:tr>
+      <w:tr>
+        <w:tc>
+          <w:tcPr/>
+          <w:p>
+            <w:pPr>
+              <w:pStyle w:val="Compact"/>
+              <w:jc w:val="left"/>
+            </w:pPr>
+            <w:r>
+              <w:t xml:space="preserve">SCRC release CPU (DBG_EN = 0)</w:t>
+            </w:r>
+          </w:p>
+        </w:tc>
+        <w:tc>
+          <w:tcPr/>
+          <w:p>
+            <w:pPr>
+              <w:pStyle w:val="Compact"/>
+              <w:jc w:val="left"/>
+            </w:pPr>
+            <w:r>
+              <w:t xml:space="preserve">The CPU leaves reset only when</w:t>
+            </w:r>
+            <w:r>
+              <w:t xml:space="preserve"> </w:t>
+            </w:r>
+            <w:r>
+              <w:rPr>
+                <w:rStyle w:val="VerbatimChar"/>
+              </w:rPr>
+              <w:t xml:space="preserve">SCRC</w:t>
+            </w:r>
+            <w:r>
+              <w:t xml:space="preserve"> </w:t>
+            </w:r>
+            <w:r>
+              <w:t xml:space="preserve">has released it and</w:t>
+            </w:r>
+            <w:r>
+              <w:t xml:space="preserve"> </w:t>
+            </w:r>
+            <w:r>
+              <w:rPr>
+                <w:rStyle w:val="VerbatimChar"/>
+              </w:rPr>
+              <w:t xml:space="preserve">SYSDBG</w:t>
+            </w:r>
+            <w:r>
+              <w:t xml:space="preserve"> </w:t>
+            </w:r>
+            <w:r>
+              <w:t xml:space="preserve">no longer holds it. With</w:t>
+            </w:r>
+            <w:r>
+              <w:t xml:space="preserve"> </w:t>
+            </w:r>
+            <w:r>
+              <w:rPr>
+                <w:rStyle w:val="VerbatimChar"/>
+              </w:rPr>
+              <w:t xml:space="preserve">DBG_EN</w:t>
+            </w:r>
+            <w:r>
+              <w:t xml:space="preserve"> </w:t>
+            </w:r>
+            <w:r>
+              <w:t xml:space="preserve">= 0,</w:t>
+            </w:r>
+            <w:r>
+              <w:t xml:space="preserve"> </w:t>
+            </w:r>
+            <w:r>
+              <w:rPr>
+                <w:rStyle w:val="VerbatimChar"/>
+              </w:rPr>
+              <w:t xml:space="preserve">SYSDBG</w:t>
+            </w:r>
+            <w:r>
+              <w:t xml:space="preserve"> </w:t>
+            </w:r>
+            <w:r>
+              <w:t xml:space="preserve">lets go as soon as it has captured</w:t>
+            </w:r>
+            <w:r>
+              <w:t xml:space="preserve"> </w:t>
+            </w:r>
+            <w:r>
+              <w:rPr>
+                <w:rStyle w:val="VerbatimChar"/>
+              </w:rPr>
+              <w:t xml:space="preserve">DBG_EN</w:t>
+            </w:r>
+            <w:r>
+              <w:t xml:space="preserve">, so the CPU starts when</w:t>
+            </w:r>
+            <w:r>
+              <w:t xml:space="preserve"> </w:t>
+            </w:r>
+            <w:r>
+              <w:rPr>
+                <w:rStyle w:val="VerbatimChar"/>
+              </w:rPr>
+              <w:t xml:space="preserve">SCRC</w:t>
+            </w:r>
+            <w:r>
+              <w:t xml:space="preserve"> </w:t>
+            </w:r>
+            <w:r>
+              <w:t xml:space="preserve">releases it, with the boot address already pointing at the ROM.</w:t>
+            </w:r>
+          </w:p>
+        </w:tc>
+        <w:tc>
+          <w:tcPr/>
+          <w:p>
+            <w:pPr>
+              <w:pStyle w:val="Compact"/>
+              <w:jc w:val="left"/>
+            </w:pPr>
+            <w:r>
+              <w:rPr>
+                <w:rStyle w:val="VerbatimChar"/>
+              </w:rPr>
+              <w:t xml:space="preserve">QNSC_SCRC_MAS</w:t>
+            </w:r>
+            <w:r>
+              <w:t xml:space="preserve"> </w:t>
+            </w:r>
+            <w:r>
+              <w:t xml:space="preserve">7.8,</w:t>
+            </w:r>
+            <w:r>
+              <w:t xml:space="preserve"> </w:t>
+            </w:r>
+            <w:r>
+              <w:rPr>
+                <w:rStyle w:val="VerbatimChar"/>
+              </w:rPr>
+              <w:t xml:space="preserve">QNSC_SYSDBG_MAS</w:t>
+            </w:r>
+            <w:r>
+              <w:t xml:space="preserve"> </w:t>
+            </w:r>
+            <w:r>
+              <w:t xml:space="preserve">7.1</w:t>
+            </w:r>
+          </w:p>
+        </w:tc>
+      </w:tr>
+      <w:tr>
+        <w:tc>
+          <w:tcPr/>
+          <w:p>
+            <w:pPr>
+              <w:pStyle w:val="Compact"/>
+              <w:jc w:val="left"/>
+            </w:pPr>
+            <w:r>
+              <w:t xml:space="preserve">Ibex fetches 0x0000_0080 (ROM)</w:t>
+            </w:r>
+          </w:p>
+        </w:tc>
+        <w:tc>
+          <w:tcPr/>
+          <w:p>
+            <w:pPr>
+              <w:pStyle w:val="Compact"/>
+              <w:jc w:val="left"/>
+            </w:pPr>
+            <w:r>
+              <w:t xml:space="preserve">Ibex starts at its boot address + 0x80:</w:t>
+            </w:r>
+            <w:r>
+              <w:t xml:space="preserve"> </w:t>
+            </w:r>
+            <w:r>
+              <w:rPr>
+                <w:rStyle w:val="VerbatimChar"/>
+              </w:rPr>
+              <w:t xml:space="preserve">0x0000_0080</w:t>
+            </w:r>
+            <w:r>
+              <w:t xml:space="preserve"> </w:t>
+            </w:r>
+            <w:r>
+              <w:t xml:space="preserve">in the ROM. The start-up code points the stack at the top of DSRAM,</w:t>
+            </w:r>
+            <w:r>
+              <w:t xml:space="preserve"> </w:t>
+            </w:r>
+            <w:r>
+              <w:rPr>
+                <w:rStyle w:val="VerbatimChar"/>
+              </w:rPr>
+              <w:t xml:space="preserve">0x3000_8000</w:t>
+            </w:r>
+            <w:r>
+              <w:t xml:space="preserve">, and calls the bootloader,</w:t>
+            </w:r>
+            <w:r>
+              <w:t xml:space="preserve"> </w:t>
+            </w:r>
+            <w:r>
+              <w:rPr>
+                <w:rStyle w:val="VerbatimChar"/>
+              </w:rPr>
+              <w:t xml:space="preserve">boot_main</w:t>
+            </w:r>
+            <w:r>
+              <w:t xml:space="preserve">.</w:t>
+            </w:r>
+          </w:p>
+        </w:tc>
+        <w:tc>
+          <w:tcPr/>
+          <w:p>
+            <w:pPr>
+              <w:pStyle w:val="Compact"/>
+              <w:jc w:val="left"/>
+            </w:pPr>
+            <w:r>
+              <w:rPr>
+                <w:rStyle w:val="VerbatimChar"/>
+              </w:rPr>
+              <w:t xml:space="preserve">QNSC_ROM_MAS</w:t>
+            </w:r>
+            <w:r>
+              <w:t xml:space="preserve"> </w:t>
+            </w:r>
+            <w:r>
+              <w:t xml:space="preserve">6, section 8</w:t>
+            </w:r>
+          </w:p>
+        </w:tc>
+      </w:tr>
+      <w:tr>
+        <w:tc>
+          <w:tcPr/>
+          <w:p>
+            <w:pPr>
+              <w:pStyle w:val="Compact"/>
+              <w:jc w:val="left"/>
+            </w:pPr>
+            <w:r>
+              <w:t xml:space="preserve">init UART0</w:t>
+            </w:r>
+          </w:p>
+        </w:tc>
+        <w:tc>
+          <w:tcPr/>
+          <w:p>
+            <w:pPr>
+              <w:pStyle w:val="Compact"/>
+              <w:jc w:val="left"/>
+            </w:pPr>
+            <w:r>
+              <w:t xml:space="preserve">Sets 19 200 baud, 8 data bits, no parity and 1 stop bit, turns the FIFOs on and the interrupts off (section 5). The ROM starts listening for MAGIC at once.</w:t>
+            </w:r>
+          </w:p>
+        </w:tc>
+        <w:tc>
+          <w:tcPr/>
+          <w:p>
+            <w:pPr>
+              <w:pStyle w:val="Compact"/>
+              <w:jc w:val="left"/>
+            </w:pPr>
+            <w:r>
+              <w:t xml:space="preserve">5</w:t>
+            </w:r>
+          </w:p>
+        </w:tc>
+      </w:tr>
+      <w:tr>
+        <w:tc>
+          <w:tcPr/>
+          <w:p>
+            <w:pPr>
+              <w:pStyle w:val="Compact"/>
+              <w:jc w:val="left"/>
+            </w:pPr>
+            <w:r>
+              <w:t xml:space="preserve">download frame to ISRAM</w:t>
+            </w:r>
+          </w:p>
+        </w:tc>
+        <w:tc>
+          <w:tcPr/>
+          <w:p>
+            <w:pPr>
+              <w:pStyle w:val="Compact"/>
+              <w:jc w:val="left"/>
+            </w:pPr>
+            <w:r>
+              <w:t xml:space="preserve">Receive and check the frame, Figure 7-1 and Table 7-1.</w:t>
+            </w:r>
+          </w:p>
+        </w:tc>
+        <w:tc>
+          <w:tcPr/>
+          <w:p>
+            <w:pPr>
+              <w:pStyle w:val="Compact"/>
+              <w:jc w:val="left"/>
+            </w:pPr>
+            <w:r>
+              <w:t xml:space="preserve">7</w:t>
+            </w:r>
+          </w:p>
+        </w:tc>
+      </w:tr>
+      <w:tr>
+        <w:tc>
+          <w:tcPr/>
+          <w:p>
+            <w:pPr>
+              <w:pStyle w:val="Compact"/>
+              <w:jc w:val="left"/>
+            </w:pPr>
+            <w:r>
+              <w:t xml:space="preserve">CRC pass?</w:t>
+            </w:r>
+          </w:p>
+        </w:tc>
+        <w:tc>
+          <w:tcPr/>
+          <w:p>
+            <w:pPr>
+              <w:pStyle w:val="Compact"/>
+              <w:jc w:val="left"/>
+            </w:pPr>
+            <w:r>
+              <w:t xml:space="preserve">Yes when both CRCs match, the header CRC and the payload CRC, and every other check of Figure 7-1 passes. If not: the ROM sends a failure token, empties the line and sends QRDY; the PC resends the whole frame.</w:t>
+            </w:r>
+          </w:p>
+        </w:tc>
+        <w:tc>
+          <w:tcPr/>
+          <w:p>
+            <w:pPr>
+              <w:pStyle w:val="Compact"/>
+              <w:jc w:val="left"/>
+            </w:pPr>
+            <w:r>
+              <w:t xml:space="preserve">7.2</w:t>
+            </w:r>
+          </w:p>
+        </w:tc>
+      </w:tr>
+      <w:tr>
+        <w:tc>
+          <w:tcPr/>
+          <w:p>
+            <w:pPr>
+              <w:pStyle w:val="Compact"/>
+              <w:jc w:val="left"/>
+            </w:pPr>
+            <w:r>
+              <w:t xml:space="preserve">jump to ENTRY</w:t>
+            </w:r>
+          </w:p>
+        </w:tc>
+        <w:tc>
+          <w:tcPr/>
+          <w:p>
+            <w:pPr>
+              <w:pStyle w:val="Compact"/>
+              <w:jc w:val="left"/>
+            </w:pPr>
+            <w:r>
+              <w:t xml:space="preserve">The ROM sends ACKP, waits until the token has fully left UART0, clears the instruction prefetch and jumps to ENTRY.</w:t>
+            </w:r>
+          </w:p>
+        </w:tc>
+        <w:tc>
+          <w:tcPr/>
+          <w:p>
+            <w:pPr>
+              <w:pStyle w:val="Compact"/>
+              <w:jc w:val="left"/>
+            </w:pPr>
+            <w:r>
+              <w:t xml:space="preserve">7.5</w:t>
+            </w:r>
+          </w:p>
+        </w:tc>
+      </w:tr>
+      <w:tr>
+        <w:tc>
+          <w:tcPr/>
+          <w:p>
+            <w:pPr>
+              <w:pStyle w:val="Compact"/>
+              <w:jc w:val="left"/>
+            </w:pPr>
+            <w:r>
+              <w:t xml:space="preserve">SYSDBG holds the CPU (DBG_EN = 1)</w:t>
+            </w:r>
+          </w:p>
+        </w:tc>
+        <w:tc>
+          <w:tcPr/>
+          <w:p>
+            <w:pPr>
+              <w:pStyle w:val="Compact"/>
+              <w:jc w:val="left"/>
+            </w:pPr>
+            <w:r>
+              <w:rPr>
+                <w:rStyle w:val="VerbatimChar"/>
+              </w:rPr>
+              <w:t xml:space="preserve">SYSDBG</w:t>
+            </w:r>
+            <w:r>
+              <w:t xml:space="preserve"> </w:t>
+            </w:r>
+            <w:r>
+              <w:t xml:space="preserve">keeps the CPU in reset while</w:t>
+            </w:r>
+            <w:r>
+              <w:t xml:space="preserve"> </w:t>
+            </w:r>
+            <w:r>
+              <w:rPr>
+                <w:rStyle w:val="VerbatimChar"/>
+              </w:rPr>
+              <w:t xml:space="preserve">SCRC</w:t>
+            </w:r>
+            <w:r>
+              <w:t xml:space="preserve"> </w:t>
+            </w:r>
+            <w:r>
+              <w:t xml:space="preserve">releases everything else. Meanwhile the host writes the debug program and the application image into ISRAM over JTAG.</w:t>
+            </w:r>
+          </w:p>
+        </w:tc>
+        <w:tc>
+          <w:tcPr/>
+          <w:p>
+            <w:pPr>
+              <w:pStyle w:val="Compact"/>
+              <w:jc w:val="left"/>
+            </w:pPr>
+            <w:r>
+              <w:rPr>
+                <w:rStyle w:val="VerbatimChar"/>
+              </w:rPr>
+              <w:t xml:space="preserve">QNSC_SYSDBG_MAS</w:t>
+            </w:r>
+            <w:r>
+              <w:t xml:space="preserve"> </w:t>
+            </w:r>
+            <w:r>
+              <w:t xml:space="preserve">7.2</w:t>
+            </w:r>
+          </w:p>
+        </w:tc>
+      </w:tr>
+      <w:tr>
+        <w:tc>
+          <w:tcPr/>
+          <w:p>
+            <w:pPr>
+              <w:pStyle w:val="Compact"/>
+              <w:jc w:val="left"/>
+            </w:pPr>
+            <w:r>
+              <w:t xml:space="preserve">SYSDBG release CPU</w:t>
+            </w:r>
+          </w:p>
+        </w:tc>
+        <w:tc>
+          <w:tcPr/>
+          <w:p>
+            <w:pPr>
+              <w:pStyle w:val="Compact"/>
+              <w:jc w:val="left"/>
+            </w:pPr>
+            <w:r>
+              <w:t xml:space="preserve">The host writes 0 to the</w:t>
+            </w:r>
+            <w:r>
+              <w:t xml:space="preserve"> </w:t>
+            </w:r>
+            <w:r>
+              <w:rPr>
+                <w:rStyle w:val="VerbatimChar"/>
+              </w:rPr>
+              <w:t xml:space="preserve">CPUHOLD</w:t>
+            </w:r>
+            <w:r>
+              <w:t xml:space="preserve"> </w:t>
+            </w:r>
+            <w:r>
+              <w:t xml:space="preserve">register.</w:t>
+            </w:r>
+            <w:r>
+              <w:t xml:space="preserve"> </w:t>
+            </w:r>
+            <w:r>
+              <w:rPr>
+                <w:rStyle w:val="VerbatimChar"/>
+              </w:rPr>
+              <w:t xml:space="preserve">SCRC</w:t>
+            </w:r>
+            <w:r>
+              <w:t xml:space="preserve"> </w:t>
+            </w:r>
+            <w:r>
+              <w:t xml:space="preserve">has already released the CPU, so it leaves reset at once.</w:t>
+            </w:r>
+          </w:p>
+        </w:tc>
+        <w:tc>
+          <w:tcPr/>
+          <w:p>
+            <w:pPr>
+              <w:pStyle w:val="Compact"/>
+              <w:jc w:val="left"/>
+            </w:pPr>
+            <w:r>
+              <w:rPr>
+                <w:rStyle w:val="VerbatimChar"/>
+              </w:rPr>
+              <w:t xml:space="preserve">QNSC_SYSDBG_MAS</w:t>
+            </w:r>
+            <w:r>
+              <w:t xml:space="preserve"> </w:t>
+            </w:r>
+            <w:r>
+              <w:t xml:space="preserve">7.2</w:t>
+            </w:r>
+          </w:p>
+        </w:tc>
+      </w:tr>
+      <w:tr>
+        <w:tc>
+          <w:tcPr/>
+          <w:p>
+            <w:pPr>
+              <w:pStyle w:val="Compact"/>
+              <w:jc w:val="left"/>
+            </w:pPr>
+            <w:r>
+              <w:t xml:space="preserve">Ibex fetches 0x2000_1080 (ISRAM)</w:t>
+            </w:r>
+          </w:p>
+        </w:tc>
+        <w:tc>
+          <w:tcPr/>
+          <w:p>
+            <w:pPr>
+              <w:pStyle w:val="Compact"/>
+              <w:jc w:val="left"/>
+            </w:pPr>
+            <w:r>
+              <w:t xml:space="preserve">The boot address now points at ISRAM, so Ibex starts at</w:t>
+            </w:r>
+            <w:r>
+              <w:t xml:space="preserve"> </w:t>
+            </w:r>
+            <w:r>
+              <w:rPr>
+                <w:rStyle w:val="VerbatimChar"/>
+              </w:rPr>
+              <w:t xml:space="preserve">0x2000_1080</w:t>
+            </w:r>
+            <w:r>
+              <w:t xml:space="preserve">, just after the image’s vector table.</w:t>
+            </w:r>
+          </w:p>
+        </w:tc>
+        <w:tc>
+          <w:tcPr/>
+          <w:p>
+            <w:pPr>
+              <w:pStyle w:val="Compact"/>
+              <w:jc w:val="left"/>
+            </w:pPr>
+            <w:r>
+              <w:rPr>
+                <w:rStyle w:val="VerbatimChar"/>
+              </w:rPr>
+              <w:t xml:space="preserve">QNSC_SYSDBG_MAS</w:t>
+            </w:r>
+            <w:r>
+              <w:t xml:space="preserve"> </w:t>
+            </w:r>
+            <w:r>
+              <w:t xml:space="preserve">7.2</w:t>
+            </w:r>
+          </w:p>
+        </w:tc>
+      </w:tr>
+    </w:tbl>
+    <w:p>
+      <w:pPr>
+        <w:pStyle w:val="BodyText"/>
+      </w:pPr>
+      <w:r>
+        <w:t xml:space="preserve">In debug boot a WDT bite or SW_RST neither captures</w:t>
+      </w:r>
+      <w:r>
+        <w:t xml:space="preserve"> </w:t>
+      </w:r>
+      <w:r>
+        <w:rPr>
+          <w:rStyle w:val="VerbatimChar"/>
+        </w:rPr>
+        <w:t xml:space="preserve">DBG_EN</w:t>
+      </w:r>
+      <w:r>
+        <w:t xml:space="preserve"> </w:t>
+      </w:r>
+      <w:r>
+        <w:t xml:space="preserve">again nor sets</w:t>
+      </w:r>
+      <w:r>
+        <w:t xml:space="preserve"> </w:t>
+      </w:r>
+      <w:r>
+        <w:rPr>
+          <w:rStyle w:val="VerbatimChar"/>
+        </w:rPr>
+        <w:t xml:space="preserve">CPUHOLD</w:t>
+      </w:r>
+      <w:r>
+        <w:t xml:space="preserve">: with</w:t>
+      </w:r>
+      <w:r>
+        <w:t xml:space="preserve"> </w:t>
+      </w:r>
+      <w:r>
+        <w:rPr>
+          <w:rStyle w:val="VerbatimChar"/>
+        </w:rPr>
+        <w:t xml:space="preserve">CPUHOLD</w:t>
+      </w:r>
+      <w:r>
+        <w:t xml:space="preserve"> </w:t>
+      </w:r>
+      <w:r>
+        <w:t xml:space="preserve">= 0 the CPU restarts at</w:t>
+      </w:r>
+      <w:r>
+        <w:t xml:space="preserve"> </w:t>
+      </w:r>
+      <w:r>
+        <w:rPr>
+          <w:rStyle w:val="VerbatimChar"/>
+        </w:rPr>
+        <w:t xml:space="preserve">0x2000_1080</w:t>
+      </w:r>
+      <w:r>
+        <w:t xml:space="preserve"> </w:t>
+      </w:r>
+      <w:r>
+        <w:t xml:space="preserve">on the image already</w:t>
+      </w:r>
+      <w:r>
+        <w:t xml:space="preserve"> </w:t>
+      </w:r>
+      <w:r>
+        <w:t xml:space="preserve">in</w:t>
+      </w:r>
+      <w:r>
+        <w:t xml:space="preserve"> </w:t>
+      </w:r>
+      <w:r>
+        <w:rPr>
+          <w:rStyle w:val="VerbatimChar"/>
+        </w:rPr>
+        <w:t xml:space="preserve">ISRAM</w:t>
+      </w:r>
+      <w:r>
+        <w:t xml:space="preserve">.</w:t>
+      </w:r>
+    </w:p>
+    <w:bookmarkEnd w:id="31"/>
+    <w:bookmarkStart w:id="32" w:name="uart0-configuration"/>
+    <w:p>
+      <w:pPr>
+        <w:pStyle w:val="Heading1"/>
+      </w:pPr>
+      <w:r>
+        <w:t xml:space="preserve">5. UART0 configuration</w:t>
+      </w:r>
+    </w:p>
+    <w:p>
+      <w:pPr>
+        <w:pStyle w:val="FirstParagraph"/>
+      </w:pPr>
+      <w:r>
+        <w:rPr>
+          <w:rStyle w:val="VerbatimChar"/>
+        </w:rPr>
+        <w:t xml:space="preserve">UART0</w:t>
+      </w:r>
+      <w:r>
+        <w:t xml:space="preserve"> </w:t>
+      </w:r>
+      <w:r>
+        <w:t xml:space="preserve">is</w:t>
+      </w:r>
+      <w:r>
+        <w:t xml:space="preserve"> </w:t>
+      </w:r>
+      <w:r>
+        <w:rPr>
+          <w:rStyle w:val="VerbatimChar"/>
+        </w:rPr>
+        <w:t xml:space="preserve">pulp-platform/apb_uart</w:t>
+      </w:r>
+      <w:r>
+        <w:t xml:space="preserve"> </w:t>
+      </w:r>
+      <w:r>
+        <w:t xml:space="preserve">around</w:t>
+      </w:r>
+      <w:r>
+        <w:t xml:space="preserve"> </w:t>
+      </w:r>
+      <w:r>
+        <w:rPr>
+          <w:rStyle w:val="VerbatimChar"/>
+        </w:rPr>
+        <w:t xml:space="preserve">obi_uart</w:t>
+      </w:r>
+      <w:r>
+        <w:t xml:space="preserve">: 16550 registers at byte</w:t>
+      </w:r>
+      <w:r>
+        <w:t xml:space="preserve"> </w:t>
+      </w:r>
+      <w:r>
+        <w:t xml:space="preserve">offset 4 x</w:t>
+      </w:r>
+      <w:r>
+        <w:t xml:space="preserve"> </w:t>
+      </w:r>
+      <w:r>
+        <w:rPr>
+          <w:iCs/>
+          <w:i/>
+        </w:rPr>
+        <w:t xml:space="preserve">n</w:t>
+      </w:r>
+      <w:r>
+        <w:t xml:space="preserve">, 16-byte RX FIFO.</w:t>
+      </w:r>
+    </w:p>
+    <w:p>
+      <w:pPr>
+        <w:pStyle w:val="Tablecaption0"/>
+      </w:pPr>
+      <w:r>
+        <w:rPr>
+          <w:rStyle w:val="VerbatimChar"/>
+        </w:rPr>
+        <w:t xml:space="preserve">Table 5-1. UART0</w:t>
+      </w:r>
+      <w:r>
+        <w:t xml:space="preserve"> </w:t>
+      </w:r>
+      <w:r>
+        <w:t xml:space="preserve">registers used, base</w:t>
+      </w:r>
+      <w:r>
+        <w:t xml:space="preserve"> </w:t>
+      </w:r>
+      <w:r>
+        <w:rPr>
+          <w:rStyle w:val="VerbatimChar"/>
+        </w:rPr>
+        <w:t xml:space="preserve">0x8002_0000</w:t>
+      </w:r>
+    </w:p>
+    <w:tbl>
+      <w:tblPr>
+        <w:tblStyle w:val="TableGrid"/>
+        <w:tblW w:type="pct" w:w="5000"/>
+        <w:tblLook w:firstRow="1" w:lastRow="0" w:firstColumn="0" w:lastColumn="0" w:noHBand="0" w:noVBand="0" w:val="0020"/>
+        <w:jc w:val="start"/>
         <w:tblCaption w:val="UART0 registers used, base 0x8002_0000"/>
       </w:tblPr>
       <w:tblGrid>
@@ -2116,7 +3400,7 @@
       </w:tblGrid>
       <w:tr>
         <w:trPr>
-          <w:tblHeader w:val="on"/>
+          <w:tblHeader w:val="true"/>
         </w:trPr>
         <w:tc>
           <w:tcPr/>
@@ -2239,7 +3523,7 @@
               <w:t xml:space="preserve"> </w:t>
             </w:r>
             <w:r>
-              <w:t xml:space="preserve">= 11 while</w:t>
+              <w:t xml:space="preserve">= 65 while</w:t>
             </w:r>
             <w:r>
               <w:t xml:space="preserve"> </w:t>
@@ -2552,17 +3836,184 @@
         <w:pStyle w:val="BodyText"/>
       </w:pPr>
       <w:r>
-        <w:t xml:space="preserve">Divisor 11: 20 MHz / (16 x 11) = 113 636 baud, 1.36 % below 115 200, inside the</w:t>
-      </w:r>
-      <w:r>
-        <w:t xml:space="preserve"> </w:t>
-      </w:r>
-      <w:r>
-        <w:t xml:space="preserve">8N1 tolerance. One byte takes 88.0 µs, 1760 cycles.</w:t>
+        <w:t xml:space="preserve">Divisor 65: 20 MHz / (16 x 65) = 19 231 baud, 0.16 % above 19 200, a standard rate</w:t>
+      </w:r>
+      <w:r>
+        <w:t xml:space="preserve"> </w:t>
+      </w:r>
+      <w:r>
+        <w:t xml:space="preserve">on the PC. One byte takes 520 µs, 10 400 cycles. The low rate keeps a wide margin</w:t>
+      </w:r>
+      <w:r>
+        <w:t xml:space="preserve"> </w:t>
+      </w:r>
+      <w:r>
+        <w:t xml:space="preserve">against framing errors on the link.</w:t>
       </w:r>
     </w:p>
-    <w:bookmarkEnd w:id="37"/>
-    <w:bookmarkStart w:id="41" w:name="frame-format"/>
+    <w:p>
+      <w:pPr>
+        <w:pStyle w:val="BodyText"/>
+      </w:pPr>
+      <w:r>
+        <w:t xml:space="preserve">The ROM polls</w:t>
+      </w:r>
+      <w:r>
+        <w:t xml:space="preserve"> </w:t>
+      </w:r>
+      <w:r>
+        <w:rPr>
+          <w:rStyle w:val="VerbatimChar"/>
+        </w:rPr>
+        <w:t xml:space="preserve">UART0</w:t>
+      </w:r>
+      <w:r>
+        <w:t xml:space="preserve"> </w:t>
+      </w:r>
+      <w:r>
+        <w:t xml:space="preserve">and uses no interrupt. To receive, it reads</w:t>
+      </w:r>
+      <w:r>
+        <w:t xml:space="preserve"> </w:t>
+      </w:r>
+      <w:r>
+        <w:rPr>
+          <w:rStyle w:val="VerbatimChar"/>
+        </w:rPr>
+        <w:t xml:space="preserve">LSR</w:t>
+      </w:r>
+      <w:r>
+        <w:t xml:space="preserve"> </w:t>
+      </w:r>
+      <w:r>
+        <w:t xml:space="preserve">in a loop:</w:t>
+      </w:r>
+      <w:r>
+        <w:t xml:space="preserve"> </w:t>
+      </w:r>
+      <w:r>
+        <w:t xml:space="preserve">an error bit (1 to 3) set is a UART error; bit 0 set means a byte waits in</w:t>
+      </w:r>
+      <w:r>
+        <w:t xml:space="preserve"> </w:t>
+      </w:r>
+      <w:r>
+        <w:rPr>
+          <w:rStyle w:val="VerbatimChar"/>
+        </w:rPr>
+        <w:t xml:space="preserve">RBR</w:t>
+      </w:r>
+      <w:r>
+        <w:t xml:space="preserve">,</w:t>
+      </w:r>
+      <w:r>
+        <w:t xml:space="preserve"> </w:t>
+      </w:r>
+      <w:r>
+        <w:t xml:space="preserve">which it then reads; otherwise it reads</w:t>
+      </w:r>
+      <w:r>
+        <w:t xml:space="preserve"> </w:t>
+      </w:r>
+      <w:r>
+        <w:rPr>
+          <w:rStyle w:val="VerbatimChar"/>
+        </w:rPr>
+        <w:t xml:space="preserve">LSR</w:t>
+      </w:r>
+      <w:r>
+        <w:t xml:space="preserve"> </w:t>
+      </w:r>
+      <w:r>
+        <w:t xml:space="preserve">again. While it hunts</w:t>
+      </w:r>
+      <w:r>
+        <w:t xml:space="preserve"> </w:t>
+      </w:r>
+      <w:r>
+        <w:rPr>
+          <w:rStyle w:val="VerbatimChar"/>
+        </w:rPr>
+        <w:t xml:space="preserve">MAGIC</w:t>
+      </w:r>
+      <w:r>
+        <w:t xml:space="preserve"> </w:t>
+      </w:r>
+      <w:r>
+        <w:t xml:space="preserve">the</w:t>
+      </w:r>
+      <w:r>
+        <w:t xml:space="preserve"> </w:t>
+      </w:r>
+      <w:r>
+        <w:t xml:space="preserve">loop has no limit; after</w:t>
+      </w:r>
+      <w:r>
+        <w:t xml:space="preserve"> </w:t>
+      </w:r>
+      <w:r>
+        <w:rPr>
+          <w:rStyle w:val="VerbatimChar"/>
+        </w:rPr>
+        <w:t xml:space="preserve">MAGIC</w:t>
+      </w:r>
+      <w:r>
+        <w:t xml:space="preserve"> </w:t>
+      </w:r>
+      <w:r>
+        <w:t xml:space="preserve">it counts the polls against</w:t>
+      </w:r>
+      <w:r>
+        <w:t xml:space="preserve"> </w:t>
+      </w:r>
+      <w:r>
+        <w:rPr>
+          <w:rStyle w:val="VerbatimChar"/>
+        </w:rPr>
+        <w:t xml:space="preserve">RX_TIMEOUT</w:t>
+      </w:r>
+      <w:r>
+        <w:t xml:space="preserve"> </w:t>
+      </w:r>
+      <w:r>
+        <w:t xml:space="preserve">(7.3). To</w:t>
+      </w:r>
+      <w:r>
+        <w:t xml:space="preserve"> </w:t>
+      </w:r>
+      <w:r>
+        <w:t xml:space="preserve">send, it waits for</w:t>
+      </w:r>
+      <w:r>
+        <w:t xml:space="preserve"> </w:t>
+      </w:r>
+      <w:r>
+        <w:rPr>
+          <w:rStyle w:val="VerbatimChar"/>
+        </w:rPr>
+        <w:t xml:space="preserve">LSR.THRE</w:t>
+      </w:r>
+      <w:r>
+        <w:t xml:space="preserve"> </w:t>
+      </w:r>
+      <w:r>
+        <w:t xml:space="preserve">= 1 and writes</w:t>
+      </w:r>
+      <w:r>
+        <w:t xml:space="preserve"> </w:t>
+      </w:r>
+      <w:r>
+        <w:rPr>
+          <w:rStyle w:val="VerbatimChar"/>
+        </w:rPr>
+        <w:t xml:space="preserve">THR</w:t>
+      </w:r>
+      <w:r>
+        <w:t xml:space="preserve">.</w:t>
+      </w:r>
+    </w:p>
+    <w:bookmarkEnd w:id="32"/>
+    <w:bookmarkStart w:id="36" w:name="frame-format"/>
     <w:p>
       <w:pPr>
         <w:pStyle w:val="Heading1"/>
@@ -2581,18 +4032,18 @@
           <wp:inline>
             <wp:extent cx="5727700" cy="1067189"/>
             <wp:effectExtent b="0" l="0" r="0" t="0"/>
-            <wp:docPr descr="Boot frame; every field little-endian" title="" id="39" name="Picture"/>
+            <wp:docPr descr="Boot frame; every field little-endian" title="" id="34" name="Picture"/>
             <a:graphic>
               <a:graphicData uri="http://schemas.openxmlformats.org/drawingml/2006/picture">
                 <pic:pic>
                   <pic:nvPicPr>
-                    <pic:cNvPr descr="../figures/img/fig_boot_frame.png" id="40" name="Picture"/>
+                    <pic:cNvPr descr="../figures/img/fig_boot_frame.png" id="35" name="Picture"/>
                     <pic:cNvPicPr>
                       <a:picLocks noChangeArrowheads="1" noChangeAspect="1"/>
                     </pic:cNvPicPr>
                   </pic:nvPicPr>
                   <pic:blipFill>
-                    <a:blip r:embed="rId38"/>
+                    <a:blip r:embed="rId33"/>
                     <a:stretch>
                       <a:fillRect/>
                     </a:stretch>
@@ -2640,8 +4091,8 @@
       <w:tblPr>
         <w:tblStyle w:val="TableGrid"/>
         <w:tblW w:type="pct" w:w="5000"/>
-        <w:tblLayout w:type="fixed"/>
         <w:tblLook w:firstRow="1" w:lastRow="0" w:firstColumn="0" w:lastColumn="0" w:noHBand="0" w:noVBand="0" w:val="0020"/>
+        <w:jc w:val="start"/>
         <w:tblCaption w:val="Frame fields"/>
       </w:tblPr>
       <w:tblGrid>
@@ -2651,7 +4102,7 @@
       </w:tblGrid>
       <w:tr>
         <w:trPr>
-          <w:tblHeader w:val="on"/>
+          <w:tblHeader w:val="true"/>
         </w:trPr>
         <w:tc>
           <w:tcPr/>
@@ -2735,7 +4186,13 @@
               <w:t xml:space="preserve"> </w:t>
             </w:r>
             <w:r>
-              <w:t xml:space="preserve">‘Q’</w:t>
+              <w:t xml:space="preserve">‘</w:t>
+            </w:r>
+            <w:r>
+              <w:t xml:space="preserve">Q</w:t>
+            </w:r>
+            <w:r>
+              <w:t xml:space="preserve">’</w:t>
             </w:r>
             <w:r>
               <w:t xml:space="preserve">,</w:t>
@@ -2744,7 +4201,13 @@
               <w:t xml:space="preserve"> </w:t>
             </w:r>
             <w:r>
-              <w:t xml:space="preserve">‘S’</w:t>
+              <w:t xml:space="preserve">‘</w:t>
+            </w:r>
+            <w:r>
+              <w:t xml:space="preserve">S</w:t>
+            </w:r>
+            <w:r>
+              <w:t xml:space="preserve">’</w:t>
             </w:r>
             <w:r>
               <w:t xml:space="preserve">,</w:t>
@@ -2753,7 +4216,13 @@
               <w:t xml:space="preserve"> </w:t>
             </w:r>
             <w:r>
-              <w:t xml:space="preserve">‘O’</w:t>
+              <w:t xml:space="preserve">‘</w:t>
+            </w:r>
+            <w:r>
+              <w:t xml:space="preserve">O</w:t>
+            </w:r>
+            <w:r>
+              <w:t xml:space="preserve">’</w:t>
             </w:r>
             <w:r>
               <w:t xml:space="preserve">,</w:t>
@@ -2762,7 +4231,13 @@
               <w:t xml:space="preserve"> </w:t>
             </w:r>
             <w:r>
-              <w:t xml:space="preserve">‘C’</w:t>
+              <w:t xml:space="preserve">‘</w:t>
+            </w:r>
+            <w:r>
+              <w:t xml:space="preserve">C</w:t>
+            </w:r>
+            <w:r>
+              <w:t xml:space="preserve">’</w:t>
             </w:r>
             <w:r>
               <w:t xml:space="preserve"> </w:t>
@@ -3232,8 +4707,8 @@
         <w:t xml:space="preserve">. The ROM computes it bitwise.</w:t>
       </w:r>
     </w:p>
-    <w:bookmarkEnd w:id="41"/>
-    <w:bookmarkStart w:id="53" w:name="bootloader-behaviour"/>
+    <w:bookmarkEnd w:id="36"/>
+    <w:bookmarkStart w:id="48" w:name="bootloader-behaviour"/>
     <w:p>
       <w:pPr>
         <w:pStyle w:val="Heading1"/>
@@ -3250,20 +4725,20 @@
       <w:r>
         <w:drawing>
           <wp:inline>
-            <wp:extent cx="4572000" cy="5218912"/>
+            <wp:extent cx="3749040" cy="7127295"/>
             <wp:effectExtent b="0" l="0" r="0" t="0"/>
-            <wp:docPr descr="Bootloader flow" title="" id="43" name="Picture"/>
+            <wp:docPr descr="Bootloader flow" title="" id="38" name="Picture"/>
             <a:graphic>
               <a:graphicData uri="http://schemas.openxmlformats.org/drawingml/2006/picture">
                 <pic:pic>
                   <pic:nvPicPr>
-                    <pic:cNvPr descr="../figures/img/fig_boot_flow.png" id="44" name="Picture"/>
+                    <pic:cNvPr descr="../figures/img/fig_boot_flow.png" id="39" name="Picture"/>
                     <pic:cNvPicPr>
                       <a:picLocks noChangeArrowheads="1" noChangeAspect="1"/>
                     </pic:cNvPicPr>
                   </pic:nvPicPr>
                   <pic:blipFill>
-                    <a:blip r:embed="rId42"/>
+                    <a:blip r:embed="rId37"/>
                     <a:stretch>
                       <a:fillRect/>
                     </a:stretch>
@@ -3271,7 +4746,7 @@
                   <pic:spPr bwMode="auto">
                     <a:xfrm>
                       <a:off x="0" y="0"/>
-                      <a:ext cx="4572000" cy="5218912"/>
+                      <a:ext cx="3749040" cy="7127295"/>
                     </a:xfrm>
                     <a:prstGeom prst="rect">
                       <a:avLst/>
@@ -3299,7 +4774,1068 @@
         <w:t xml:space="preserve">Figure 7-1. Bootloader flow</w:t>
       </w:r>
     </w:p>
-    <w:bookmarkStart w:id="48" w:name="handshake"/>
+    <w:p>
+      <w:pPr>
+        <w:pStyle w:val="BodyText"/>
+      </w:pPr>
+      <w:r>
+        <w:t xml:space="preserve">Table 7-1 describes each step of Figure 7-1 and how each failure is found. Every</w:t>
+      </w:r>
+      <w:r>
+        <w:t xml:space="preserve"> </w:t>
+      </w:r>
+      <w:r>
+        <w:t xml:space="preserve">check is done by the bootloader in software;</w:t>
+      </w:r>
+      <w:r>
+        <w:t xml:space="preserve"> </w:t>
+      </w:r>
+      <w:r>
+        <w:rPr>
+          <w:rStyle w:val="VerbatimChar"/>
+        </w:rPr>
+        <w:t xml:space="preserve">UART0</w:t>
+      </w:r>
+      <w:r>
+        <w:t xml:space="preserve"> </w:t>
+      </w:r>
+      <w:r>
+        <w:t xml:space="preserve">only flags line errors in</w:t>
+      </w:r>
+      <w:r>
+        <w:t xml:space="preserve"> </w:t>
+      </w:r>
+      <w:r>
+        <w:rPr>
+          <w:rStyle w:val="VerbatimChar"/>
+        </w:rPr>
+        <w:t xml:space="preserve">LSR</w:t>
+      </w:r>
+      <w:r>
+        <w:t xml:space="preserve">.</w:t>
+      </w:r>
+    </w:p>
+    <w:p>
+      <w:pPr>
+        <w:pStyle w:val="Tablecaption0"/>
+      </w:pPr>
+      <w:r>
+        <w:t xml:space="preserve">Table 7-1. Steps of Figure 7-1</w:t>
+      </w:r>
+    </w:p>
+    <w:tbl>
+      <w:tblPr>
+        <w:tblStyle w:val="TableGrid"/>
+        <w:tblW w:type="pct" w:w="5000"/>
+        <w:tblLook w:firstRow="1" w:lastRow="0" w:firstColumn="0" w:lastColumn="0" w:noHBand="0" w:noVBand="0" w:val="0020"/>
+        <w:jc w:val="start"/>
+        <w:tblCaption w:val="Steps of Figure 7-1"/>
+      </w:tblPr>
+      <w:tblGrid>
+        <w:gridCol w:w="2640"/>
+        <w:gridCol w:w="2640"/>
+        <w:gridCol w:w="2640"/>
+      </w:tblGrid>
+      <w:tr>
+        <w:trPr>
+          <w:tblHeader w:val="true"/>
+        </w:trPr>
+        <w:tc>
+          <w:tcPr/>
+          <w:p>
+            <w:pPr>
+              <w:pStyle w:val="Compact"/>
+              <w:jc w:val="left"/>
+            </w:pPr>
+            <w:r>
+              <w:t xml:space="preserve">Step of Figure 7-1</w:t>
+            </w:r>
+          </w:p>
+        </w:tc>
+        <w:tc>
+          <w:tcPr/>
+          <w:p>
+            <w:pPr>
+              <w:pStyle w:val="Compact"/>
+              <w:jc w:val="left"/>
+            </w:pPr>
+            <w:r>
+              <w:t xml:space="preserve">What the ROM does</w:t>
+            </w:r>
+          </w:p>
+        </w:tc>
+        <w:tc>
+          <w:tcPr/>
+          <w:p>
+            <w:pPr>
+              <w:pStyle w:val="Compact"/>
+              <w:jc w:val="left"/>
+            </w:pPr>
+            <w:r>
+              <w:t xml:space="preserve">Failure detected, token</w:t>
+            </w:r>
+          </w:p>
+        </w:tc>
+      </w:tr>
+      <w:tr>
+        <w:tc>
+          <w:tcPr/>
+          <w:p>
+            <w:pPr>
+              <w:pStyle w:val="Compact"/>
+              <w:jc w:val="left"/>
+            </w:pPr>
+            <w:r>
+              <w:t xml:space="preserve">init UART0</w:t>
+            </w:r>
+          </w:p>
+        </w:tc>
+        <w:tc>
+          <w:tcPr/>
+          <w:p>
+            <w:pPr>
+              <w:pStyle w:val="Compact"/>
+              <w:jc w:val="left"/>
+            </w:pPr>
+            <w:r>
+              <w:t xml:space="preserve">Section 5.</w:t>
+            </w:r>
+          </w:p>
+        </w:tc>
+        <w:tc>
+          <w:tcPr/>
+          <w:p>
+            <w:pPr>
+              <w:pStyle w:val="Compact"/>
+              <w:jc w:val="left"/>
+            </w:pPr>
+            <w:r>
+              <w:t xml:space="preserve">–</w:t>
+            </w:r>
+          </w:p>
+        </w:tc>
+      </w:tr>
+      <w:tr>
+        <w:tc>
+          <w:tcPr/>
+          <w:p>
+            <w:pPr>
+              <w:pStyle w:val="Compact"/>
+              <w:jc w:val="left"/>
+            </w:pPr>
+            <w:r>
+              <w:t xml:space="preserve">waiting for each MAGIC byte from PC; last 4 bytes =</w:t>
+            </w:r>
+            <w:r>
+              <w:t xml:space="preserve"> </w:t>
+            </w:r>
+            <w:r>
+              <w:t xml:space="preserve">‘</w:t>
+            </w:r>
+            <w:r>
+              <w:t xml:space="preserve">Q</w:t>
+            </w:r>
+            <w:r>
+              <w:t xml:space="preserve">’</w:t>
+            </w:r>
+            <w:r>
+              <w:t xml:space="preserve"> </w:t>
+            </w:r>
+            <w:r>
+              <w:t xml:space="preserve">‘</w:t>
+            </w:r>
+            <w:r>
+              <w:t xml:space="preserve">S</w:t>
+            </w:r>
+            <w:r>
+              <w:t xml:space="preserve">’</w:t>
+            </w:r>
+            <w:r>
+              <w:t xml:space="preserve"> </w:t>
+            </w:r>
+            <w:r>
+              <w:t xml:space="preserve">‘</w:t>
+            </w:r>
+            <w:r>
+              <w:t xml:space="preserve">O</w:t>
+            </w:r>
+            <w:r>
+              <w:t xml:space="preserve">’</w:t>
+            </w:r>
+            <w:r>
+              <w:t xml:space="preserve"> </w:t>
+            </w:r>
+            <w:r>
+              <w:t xml:space="preserve">‘</w:t>
+            </w:r>
+            <w:r>
+              <w:t xml:space="preserve">C</w:t>
+            </w:r>
+            <w:r>
+              <w:t xml:space="preserve">’</w:t>
+            </w:r>
+            <w:r>
+              <w:t xml:space="preserve">?</w:t>
+            </w:r>
+          </w:p>
+        </w:tc>
+        <w:tc>
+          <w:tcPr/>
+          <w:p>
+            <w:pPr>
+              <w:pStyle w:val="Compact"/>
+              <w:jc w:val="left"/>
+            </w:pPr>
+            <w:r>
+              <w:t xml:space="preserve">Poll</w:t>
+            </w:r>
+            <w:r>
+              <w:t xml:space="preserve"> </w:t>
+            </w:r>
+            <w:r>
+              <w:rPr>
+                <w:rStyle w:val="VerbatimChar"/>
+              </w:rPr>
+              <w:t xml:space="preserve">LSR</w:t>
+            </w:r>
+            <w:r>
+              <w:t xml:space="preserve"> </w:t>
+            </w:r>
+            <w:r>
+              <w:t xml:space="preserve">with no time limit and shift each byte through a 4-byte window until it holds</w:t>
+            </w:r>
+            <w:r>
+              <w:t xml:space="preserve"> </w:t>
+            </w:r>
+            <w:r>
+              <w:rPr>
+                <w:rStyle w:val="VerbatimChar"/>
+              </w:rPr>
+              <w:t xml:space="preserve">MAGIC</w:t>
+            </w:r>
+            <w:r>
+              <w:t xml:space="preserve">. A byte with a UART error is dropped. Nothing is sent.</w:t>
+            </w:r>
+          </w:p>
+        </w:tc>
+        <w:tc>
+          <w:tcPr/>
+          <w:p>
+            <w:pPr>
+              <w:pStyle w:val="Compact"/>
+              <w:jc w:val="left"/>
+            </w:pPr>
+            <w:r>
+              <w:t xml:space="preserve">none</w:t>
+            </w:r>
+          </w:p>
+        </w:tc>
+      </w:tr>
+      <w:tr>
+        <w:tc>
+          <w:tcPr/>
+          <w:p>
+            <w:pPr>
+              <w:pStyle w:val="Compact"/>
+              <w:jc w:val="left"/>
+            </w:pPr>
+            <w:r>
+              <w:t xml:space="preserve">waiting for the next header byte</w:t>
+            </w:r>
+          </w:p>
+        </w:tc>
+        <w:tc>
+          <w:tcPr/>
+          <w:p>
+            <w:pPr>
+              <w:pStyle w:val="Compact"/>
+              <w:jc w:val="left"/>
+            </w:pPr>
+            <w:r>
+              <w:t xml:space="preserve">Poll</w:t>
+            </w:r>
+            <w:r>
+              <w:t xml:space="preserve"> </w:t>
+            </w:r>
+            <w:r>
+              <w:rPr>
+                <w:rStyle w:val="VerbatimChar"/>
+              </w:rPr>
+              <w:t xml:space="preserve">LSR</w:t>
+            </w:r>
+            <w:r>
+              <w:t xml:space="preserve"> </w:t>
+            </w:r>
+            <w:r>
+              <w:t xml:space="preserve">for the 16 bytes of</w:t>
+            </w:r>
+            <w:r>
+              <w:t xml:space="preserve"> </w:t>
+            </w:r>
+            <w:r>
+              <w:rPr>
+                <w:rStyle w:val="VerbatimChar"/>
+              </w:rPr>
+              <w:t xml:space="preserve">LENGTH</w:t>
+            </w:r>
+            <w:r>
+              <w:t xml:space="preserve">,</w:t>
+            </w:r>
+            <w:r>
+              <w:t xml:space="preserve"> </w:t>
+            </w:r>
+            <w:r>
+              <w:rPr>
+                <w:rStyle w:val="VerbatimChar"/>
+              </w:rPr>
+              <w:t xml:space="preserve">LOAD_ADDR</w:t>
+            </w:r>
+            <w:r>
+              <w:t xml:space="preserve">,</w:t>
+            </w:r>
+            <w:r>
+              <w:t xml:space="preserve"> </w:t>
+            </w:r>
+            <w:r>
+              <w:rPr>
+                <w:rStyle w:val="VerbatimChar"/>
+              </w:rPr>
+              <w:t xml:space="preserve">ENTRY</w:t>
+            </w:r>
+            <w:r>
+              <w:t xml:space="preserve"> </w:t>
+            </w:r>
+            <w:r>
+              <w:t xml:space="preserve">and</w:t>
+            </w:r>
+            <w:r>
+              <w:t xml:space="preserve"> </w:t>
+            </w:r>
+            <w:r>
+              <w:rPr>
+                <w:rStyle w:val="VerbatimChar"/>
+              </w:rPr>
+              <w:t xml:space="preserve">HDR_CRC</w:t>
+            </w:r>
+            <w:r>
+              <w:t xml:space="preserve">. A CRC32 runs over</w:t>
+            </w:r>
+            <w:r>
+              <w:t xml:space="preserve"> </w:t>
+            </w:r>
+            <w:r>
+              <w:rPr>
+                <w:rStyle w:val="VerbatimChar"/>
+              </w:rPr>
+              <w:t xml:space="preserve">MAGIC</w:t>
+            </w:r>
+            <w:r>
+              <w:t xml:space="preserve"> </w:t>
+            </w:r>
+            <w:r>
+              <w:t xml:space="preserve">and the three fields as they arrive.</w:t>
+            </w:r>
+          </w:p>
+        </w:tc>
+        <w:tc>
+          <w:tcPr/>
+          <w:p>
+            <w:pPr>
+              <w:pStyle w:val="Compact"/>
+              <w:jc w:val="left"/>
+            </w:pPr>
+            <w:r>
+              <w:t xml:space="preserve">–</w:t>
+            </w:r>
+          </w:p>
+        </w:tc>
+      </w:tr>
+      <w:tr>
+        <w:tc>
+          <w:tcPr/>
+          <w:p>
+            <w:pPr>
+              <w:pStyle w:val="Compact"/>
+              <w:jc w:val="left"/>
+            </w:pPr>
+            <w:r>
+              <w:t xml:space="preserve">UART error?</w:t>
+            </w:r>
+          </w:p>
+        </w:tc>
+        <w:tc>
+          <w:tcPr/>
+          <w:p>
+            <w:pPr>
+              <w:pStyle w:val="Compact"/>
+              <w:jc w:val="left"/>
+            </w:pPr>
+            <w:r>
+              <w:rPr>
+                <w:rStyle w:val="VerbatimChar"/>
+              </w:rPr>
+              <w:t xml:space="preserve">LSR</w:t>
+            </w:r>
+            <w:r>
+              <w:t xml:space="preserve"> </w:t>
+            </w:r>
+            <w:r>
+              <w:t xml:space="preserve">bit 1, 2 or 3 (overrun, parity, framing) is set when the byte is read.</w:t>
+            </w:r>
+          </w:p>
+        </w:tc>
+        <w:tc>
+          <w:tcPr/>
+          <w:p>
+            <w:pPr>
+              <w:pStyle w:val="Compact"/>
+              <w:jc w:val="left"/>
+            </w:pPr>
+            <w:r>
+              <w:t xml:space="preserve">yes:</w:t>
+            </w:r>
+            <w:r>
+              <w:t xml:space="preserve"> </w:t>
+            </w:r>
+            <w:r>
+              <w:rPr>
+                <w:rStyle w:val="VerbatimChar"/>
+              </w:rPr>
+              <w:t xml:space="preserve">FUAR</w:t>
+            </w:r>
+          </w:p>
+        </w:tc>
+      </w:tr>
+      <w:tr>
+        <w:tc>
+          <w:tcPr/>
+          <w:p>
+            <w:pPr>
+              <w:pStyle w:val="Compact"/>
+              <w:jc w:val="left"/>
+            </w:pPr>
+            <w:r>
+              <w:t xml:space="preserve">byte within RX_TIMEOUT polls?</w:t>
+            </w:r>
+          </w:p>
+        </w:tc>
+        <w:tc>
+          <w:tcPr/>
+          <w:p>
+            <w:pPr>
+              <w:pStyle w:val="Compact"/>
+              <w:jc w:val="left"/>
+            </w:pPr>
+            <w:r>
+              <w:t xml:space="preserve">The poll count restarts at every byte (7.3).</w:t>
+            </w:r>
+          </w:p>
+        </w:tc>
+        <w:tc>
+          <w:tcPr/>
+          <w:p>
+            <w:pPr>
+              <w:pStyle w:val="Compact"/>
+              <w:jc w:val="left"/>
+            </w:pPr>
+            <w:r>
+              <w:t xml:space="preserve">no:</w:t>
+            </w:r>
+            <w:r>
+              <w:t xml:space="preserve"> </w:t>
+            </w:r>
+            <w:r>
+              <w:rPr>
+                <w:rStyle w:val="VerbatimChar"/>
+              </w:rPr>
+              <w:t xml:space="preserve">FTMO</w:t>
+            </w:r>
+          </w:p>
+        </w:tc>
+      </w:tr>
+      <w:tr>
+        <w:tc>
+          <w:tcPr/>
+          <w:p>
+            <w:pPr>
+              <w:pStyle w:val="Compact"/>
+              <w:jc w:val="left"/>
+            </w:pPr>
+            <w:r>
+              <w:t xml:space="preserve">16 header bytes includes HDR_CRC received?</w:t>
+            </w:r>
+          </w:p>
+        </w:tc>
+        <w:tc>
+          <w:tcPr/>
+          <w:p>
+            <w:pPr>
+              <w:pStyle w:val="Compact"/>
+              <w:jc w:val="left"/>
+            </w:pPr>
+            <w:r>
+              <w:t xml:space="preserve">No: wait for the next header byte.</w:t>
+            </w:r>
+          </w:p>
+        </w:tc>
+        <w:tc>
+          <w:tcPr/>
+          <w:p>
+            <w:pPr>
+              <w:pStyle w:val="Compact"/>
+              <w:jc w:val="left"/>
+            </w:pPr>
+            <w:r>
+              <w:t xml:space="preserve">–</w:t>
+            </w:r>
+          </w:p>
+        </w:tc>
+      </w:tr>
+      <w:tr>
+        <w:tc>
+          <w:tcPr/>
+          <w:p>
+            <w:pPr>
+              <w:pStyle w:val="Compact"/>
+              <w:jc w:val="left"/>
+            </w:pPr>
+            <w:r>
+              <w:t xml:space="preserve">CRC32 = HDR_CRC?</w:t>
+            </w:r>
+          </w:p>
+        </w:tc>
+        <w:tc>
+          <w:tcPr/>
+          <w:p>
+            <w:pPr>
+              <w:pStyle w:val="Compact"/>
+              <w:jc w:val="left"/>
+            </w:pPr>
+            <w:r>
+              <w:t xml:space="preserve">Checked before the fields: with a wrong CRC they mean nothing.</w:t>
+            </w:r>
+          </w:p>
+        </w:tc>
+        <w:tc>
+          <w:tcPr/>
+          <w:p>
+            <w:pPr>
+              <w:pStyle w:val="Compact"/>
+              <w:jc w:val="left"/>
+            </w:pPr>
+            <w:r>
+              <w:t xml:space="preserve">no:</w:t>
+            </w:r>
+            <w:r>
+              <w:t xml:space="preserve"> </w:t>
+            </w:r>
+            <w:r>
+              <w:rPr>
+                <w:rStyle w:val="VerbatimChar"/>
+              </w:rPr>
+              <w:t xml:space="preserve">FHCR</w:t>
+            </w:r>
+          </w:p>
+        </w:tc>
+      </w:tr>
+      <w:tr>
+        <w:tc>
+          <w:tcPr/>
+          <w:p>
+            <w:pPr>
+              <w:pStyle w:val="Compact"/>
+              <w:jc w:val="left"/>
+            </w:pPr>
+            <w:r>
+              <w:t xml:space="preserve">fields in range?</w:t>
+            </w:r>
+          </w:p>
+        </w:tc>
+        <w:tc>
+          <w:tcPr/>
+          <w:p>
+            <w:pPr>
+              <w:pStyle w:val="Compact"/>
+              <w:jc w:val="left"/>
+            </w:pPr>
+            <w:r>
+              <w:rPr>
+                <w:rStyle w:val="VerbatimChar"/>
+              </w:rPr>
+              <w:t xml:space="preserve">LENGTH</w:t>
+            </w:r>
+            <w:r>
+              <w:t xml:space="preserve">,</w:t>
+            </w:r>
+            <w:r>
+              <w:t xml:space="preserve"> </w:t>
+            </w:r>
+            <w:r>
+              <w:rPr>
+                <w:rStyle w:val="VerbatimChar"/>
+              </w:rPr>
+              <w:t xml:space="preserve">LOAD_ADDR</w:t>
+            </w:r>
+            <w:r>
+              <w:t xml:space="preserve"> </w:t>
+            </w:r>
+            <w:r>
+              <w:t xml:space="preserve">and</w:t>
+            </w:r>
+            <w:r>
+              <w:t xml:space="preserve"> </w:t>
+            </w:r>
+            <w:r>
+              <w:rPr>
+                <w:rStyle w:val="VerbatimChar"/>
+              </w:rPr>
+              <w:t xml:space="preserve">ENTRY</w:t>
+            </w:r>
+            <w:r>
+              <w:t xml:space="preserve"> </w:t>
+            </w:r>
+            <w:r>
+              <w:t xml:space="preserve">against Table 6-1.</w:t>
+            </w:r>
+          </w:p>
+        </w:tc>
+        <w:tc>
+          <w:tcPr/>
+          <w:p>
+            <w:pPr>
+              <w:pStyle w:val="Compact"/>
+              <w:jc w:val="left"/>
+            </w:pPr>
+            <w:r>
+              <w:t xml:space="preserve">no:</w:t>
+            </w:r>
+            <w:r>
+              <w:t xml:space="preserve"> </w:t>
+            </w:r>
+            <w:r>
+              <w:rPr>
+                <w:rStyle w:val="VerbatimChar"/>
+              </w:rPr>
+              <w:t xml:space="preserve">FHDR</w:t>
+            </w:r>
+          </w:p>
+        </w:tc>
+      </w:tr>
+      <w:tr>
+        <w:tc>
+          <w:tcPr/>
+          <w:p>
+            <w:pPr>
+              <w:pStyle w:val="Compact"/>
+              <w:jc w:val="left"/>
+            </w:pPr>
+            <w:r>
+              <w:t xml:space="preserve">send ACKH</w:t>
+            </w:r>
+          </w:p>
+        </w:tc>
+        <w:tc>
+          <w:tcPr/>
+          <w:p>
+            <w:pPr>
+              <w:pStyle w:val="Compact"/>
+              <w:jc w:val="left"/>
+            </w:pPr>
+            <w:r>
+              <w:rPr>
+                <w:rStyle w:val="VerbatimChar"/>
+              </w:rPr>
+              <w:t xml:space="preserve">ISRAM</w:t>
+            </w:r>
+            <w:r>
+              <w:t xml:space="preserve"> </w:t>
+            </w:r>
+            <w:r>
+              <w:t xml:space="preserve">is written only after this token.</w:t>
+            </w:r>
+          </w:p>
+        </w:tc>
+        <w:tc>
+          <w:tcPr/>
+          <w:p>
+            <w:pPr>
+              <w:pStyle w:val="Compact"/>
+              <w:jc w:val="left"/>
+            </w:pPr>
+            <w:r>
+              <w:t xml:space="preserve">–</w:t>
+            </w:r>
+          </w:p>
+        </w:tc>
+      </w:tr>
+      <w:tr>
+        <w:tc>
+          <w:tcPr/>
+          <w:p>
+            <w:pPr>
+              <w:pStyle w:val="Compact"/>
+              <w:jc w:val="left"/>
+            </w:pPr>
+            <w:r>
+              <w:t xml:space="preserve">wait for the next payload byte</w:t>
+            </w:r>
+          </w:p>
+        </w:tc>
+        <w:tc>
+          <w:tcPr/>
+          <w:p>
+            <w:pPr>
+              <w:pStyle w:val="Compact"/>
+              <w:jc w:val="left"/>
+            </w:pPr>
+            <w:r>
+              <w:t xml:space="preserve">Every 4 payload bytes are written as one word to</w:t>
+            </w:r>
+            <w:r>
+              <w:t xml:space="preserve"> </w:t>
+            </w:r>
+            <w:r>
+              <w:rPr>
+                <w:rStyle w:val="VerbatimChar"/>
+              </w:rPr>
+              <w:t xml:space="preserve">ISRAM</w:t>
+            </w:r>
+            <w:r>
+              <w:t xml:space="preserve"> </w:t>
+            </w:r>
+            <w:r>
+              <w:t xml:space="preserve">from</w:t>
+            </w:r>
+            <w:r>
+              <w:t xml:space="preserve"> </w:t>
+            </w:r>
+            <w:r>
+              <w:rPr>
+                <w:rStyle w:val="VerbatimChar"/>
+              </w:rPr>
+              <w:t xml:space="preserve">LOAD_ADDR</w:t>
+            </w:r>
+            <w:r>
+              <w:t xml:space="preserve"> </w:t>
+            </w:r>
+            <w:r>
+              <w:t xml:space="preserve">and fed to a second CRC32. The 4 bytes of</w:t>
+            </w:r>
+            <w:r>
+              <w:t xml:space="preserve"> </w:t>
+            </w:r>
+            <w:r>
+              <w:rPr>
+                <w:rStyle w:val="VerbatimChar"/>
+              </w:rPr>
+              <w:t xml:space="preserve">PAY_CRC</w:t>
+            </w:r>
+            <w:r>
+              <w:t xml:space="preserve"> </w:t>
+            </w:r>
+            <w:r>
+              <w:t xml:space="preserve">are neither written nor fed.</w:t>
+            </w:r>
+          </w:p>
+        </w:tc>
+        <w:tc>
+          <w:tcPr/>
+          <w:p>
+            <w:pPr>
+              <w:pStyle w:val="Compact"/>
+              <w:jc w:val="left"/>
+            </w:pPr>
+            <w:r>
+              <w:t xml:space="preserve">–</w:t>
+            </w:r>
+          </w:p>
+        </w:tc>
+      </w:tr>
+      <w:tr>
+        <w:tc>
+          <w:tcPr/>
+          <w:p>
+            <w:pPr>
+              <w:pStyle w:val="Compact"/>
+              <w:jc w:val="left"/>
+            </w:pPr>
+            <w:r>
+              <w:t xml:space="preserve">UART error?, byte within RX_TIMEOUT polls?</w:t>
+            </w:r>
+          </w:p>
+        </w:tc>
+        <w:tc>
+          <w:tcPr/>
+          <w:p>
+            <w:pPr>
+              <w:pStyle w:val="Compact"/>
+              <w:jc w:val="left"/>
+            </w:pPr>
+            <w:r>
+              <w:t xml:space="preserve">As for the header.</w:t>
+            </w:r>
+          </w:p>
+        </w:tc>
+        <w:tc>
+          <w:tcPr/>
+          <w:p>
+            <w:pPr>
+              <w:pStyle w:val="Compact"/>
+              <w:jc w:val="left"/>
+            </w:pPr>
+            <w:r>
+              <w:rPr>
+                <w:rStyle w:val="VerbatimChar"/>
+              </w:rPr>
+              <w:t xml:space="preserve">FUAR</w:t>
+            </w:r>
+            <w:r>
+              <w:t xml:space="preserve">,</w:t>
+            </w:r>
+            <w:r>
+              <w:t xml:space="preserve"> </w:t>
+            </w:r>
+            <w:r>
+              <w:rPr>
+                <w:rStyle w:val="VerbatimChar"/>
+              </w:rPr>
+              <w:t xml:space="preserve">FTMO</w:t>
+            </w:r>
+          </w:p>
+        </w:tc>
+      </w:tr>
+      <w:tr>
+        <w:tc>
+          <w:tcPr/>
+          <w:p>
+            <w:pPr>
+              <w:pStyle w:val="Compact"/>
+              <w:jc w:val="left"/>
+            </w:pPr>
+            <w:r>
+              <w:t xml:space="preserve">LENGTH payload bytes and PAY_CRC received?</w:t>
+            </w:r>
+          </w:p>
+        </w:tc>
+        <w:tc>
+          <w:tcPr/>
+          <w:p>
+            <w:pPr>
+              <w:pStyle w:val="Compact"/>
+              <w:jc w:val="left"/>
+            </w:pPr>
+            <w:r>
+              <w:t xml:space="preserve">The loop bound only:</w:t>
+            </w:r>
+            <w:r>
+              <w:t xml:space="preserve"> </w:t>
+            </w:r>
+            <w:r>
+              <w:rPr>
+                <w:rStyle w:val="VerbatimChar"/>
+              </w:rPr>
+              <w:t xml:space="preserve">LENGTH</w:t>
+            </w:r>
+            <w:r>
+              <w:t xml:space="preserve"> </w:t>
+            </w:r>
+            <w:r>
+              <w:t xml:space="preserve">was checked with the header. No: wait for the next payload byte.</w:t>
+            </w:r>
+          </w:p>
+        </w:tc>
+        <w:tc>
+          <w:tcPr/>
+          <w:p>
+            <w:pPr>
+              <w:pStyle w:val="Compact"/>
+              <w:jc w:val="left"/>
+            </w:pPr>
+            <w:r>
+              <w:t xml:space="preserve">–</w:t>
+            </w:r>
+          </w:p>
+        </w:tc>
+      </w:tr>
+      <w:tr>
+        <w:tc>
+          <w:tcPr/>
+          <w:p>
+            <w:pPr>
+              <w:pStyle w:val="Compact"/>
+              <w:jc w:val="left"/>
+            </w:pPr>
+            <w:r>
+              <w:t xml:space="preserve">CRC32 = PAY_CRC?</w:t>
+            </w:r>
+          </w:p>
+        </w:tc>
+        <w:tc>
+          <w:tcPr/>
+          <w:p>
+            <w:pPr>
+              <w:pStyle w:val="Compact"/>
+              <w:jc w:val="left"/>
+            </w:pPr>
+            <w:r>
+              <w:rPr>
+                <w:rStyle w:val="VerbatimChar"/>
+              </w:rPr>
+              <w:t xml:space="preserve">PAY_CRC</w:t>
+            </w:r>
+            <w:r>
+              <w:t xml:space="preserve"> </w:t>
+            </w:r>
+            <w:r>
+              <w:t xml:space="preserve">is the CRC32 the PC computed over the payload; the ROM compares it with its own.</w:t>
+            </w:r>
+          </w:p>
+        </w:tc>
+        <w:tc>
+          <w:tcPr/>
+          <w:p>
+            <w:pPr>
+              <w:pStyle w:val="Compact"/>
+              <w:jc w:val="left"/>
+            </w:pPr>
+            <w:r>
+              <w:t xml:space="preserve">no:</w:t>
+            </w:r>
+            <w:r>
+              <w:t xml:space="preserve"> </w:t>
+            </w:r>
+            <w:r>
+              <w:rPr>
+                <w:rStyle w:val="VerbatimChar"/>
+              </w:rPr>
+              <w:t xml:space="preserve">FPCR</w:t>
+            </w:r>
+            <w:r>
+              <w:t xml:space="preserve">, no jump</w:t>
+            </w:r>
+          </w:p>
+        </w:tc>
+      </w:tr>
+      <w:tr>
+        <w:tc>
+          <w:tcPr/>
+          <w:p>
+            <w:pPr>
+              <w:pStyle w:val="Compact"/>
+              <w:jc w:val="left"/>
+            </w:pPr>
+            <w:r>
+              <w:t xml:space="preserve">send ACKP, jump to ENTRY</w:t>
+            </w:r>
+          </w:p>
+        </w:tc>
+        <w:tc>
+          <w:tcPr/>
+          <w:p>
+            <w:pPr>
+              <w:pStyle w:val="Compact"/>
+              <w:jc w:val="left"/>
+            </w:pPr>
+            <w:r>
+              <w:t xml:space="preserve">7.5.</w:t>
+            </w:r>
+          </w:p>
+        </w:tc>
+        <w:tc>
+          <w:tcPr/>
+          <w:p>
+            <w:pPr>
+              <w:pStyle w:val="Compact"/>
+              <w:jc w:val="left"/>
+            </w:pPr>
+            <w:r>
+              <w:t xml:space="preserve">–</w:t>
+            </w:r>
+          </w:p>
+        </w:tc>
+      </w:tr>
+      <w:tr>
+        <w:tc>
+          <w:tcPr/>
+          <w:p>
+            <w:pPr>
+              <w:pStyle w:val="Compact"/>
+              <w:jc w:val="left"/>
+            </w:pPr>
+            <w:r>
+              <w:t xml:space="preserve">send failure token, clear RX FIFO, discard bytes until quiet for DRAIN_IDLE, send QRDY</w:t>
+            </w:r>
+          </w:p>
+        </w:tc>
+        <w:tc>
+          <w:tcPr/>
+          <w:p>
+            <w:pPr>
+              <w:pStyle w:val="Compact"/>
+              <w:jc w:val="left"/>
+            </w:pPr>
+            <w:r>
+              <w:t xml:space="preserve">The token is sent in full first. Then the RX FIFO is cleared, bytes are discarded until the line has been quiet for</w:t>
+            </w:r>
+            <w:r>
+              <w:t xml:space="preserve"> </w:t>
+            </w:r>
+            <w:r>
+              <w:rPr>
+                <w:rStyle w:val="VerbatimChar"/>
+              </w:rPr>
+              <w:t xml:space="preserve">DRAIN_IDLE</w:t>
+            </w:r>
+            <w:r>
+              <w:t xml:space="preserve">,</w:t>
+            </w:r>
+            <w:r>
+              <w:t xml:space="preserve"> </w:t>
+            </w:r>
+            <w:r>
+              <w:rPr>
+                <w:rStyle w:val="VerbatimChar"/>
+              </w:rPr>
+              <w:t xml:space="preserve">QRDY</w:t>
+            </w:r>
+            <w:r>
+              <w:t xml:space="preserve"> </w:t>
+            </w:r>
+            <w:r>
+              <w:t xml:space="preserve">is sent, and the ROM waits for</w:t>
+            </w:r>
+            <w:r>
+              <w:t xml:space="preserve"> </w:t>
+            </w:r>
+            <w:r>
+              <w:rPr>
+                <w:rStyle w:val="VerbatimChar"/>
+              </w:rPr>
+              <w:t xml:space="preserve">MAGIC</w:t>
+            </w:r>
+            <w:r>
+              <w:t xml:space="preserve"> </w:t>
+            </w:r>
+            <w:r>
+              <w:t xml:space="preserve">again (7.2).</w:t>
+            </w:r>
+          </w:p>
+        </w:tc>
+        <w:tc>
+          <w:tcPr/>
+          <w:p>
+            <w:pPr>
+              <w:pStyle w:val="Compact"/>
+              <w:jc w:val="left"/>
+            </w:pPr>
+            <w:r>
+              <w:t xml:space="preserve">–</w:t>
+            </w:r>
+          </w:p>
+        </w:tc>
+      </w:tr>
+    </w:tbl>
+    <w:bookmarkStart w:id="43" w:name="handshake"/>
     <w:p>
       <w:pPr>
         <w:pStyle w:val="Heading2"/>
@@ -3318,18 +5854,18 @@
           <wp:inline>
             <wp:extent cx="5120640" cy="2515663"/>
             <wp:effectExtent b="0" l="0" r="0" t="0"/>
-            <wp:docPr descr="PC loader and boot ROM" title="" id="46" name="Picture"/>
+            <wp:docPr descr="PC loader and boot ROM" title="" id="41" name="Picture"/>
             <a:graphic>
               <a:graphicData uri="http://schemas.openxmlformats.org/drawingml/2006/picture">
                 <pic:pic>
                   <pic:nvPicPr>
-                    <pic:cNvPr descr="../figures/img/fig_boot_seq.png" id="47" name="Picture"/>
+                    <pic:cNvPr descr="../figures/img/fig_boot_seq.png" id="42" name="Picture"/>
                     <pic:cNvPicPr>
                       <a:picLocks noChangeArrowheads="1" noChangeAspect="1"/>
                     </pic:cNvPicPr>
                   </pic:nvPicPr>
                   <pic:blipFill>
-                    <a:blip r:embed="rId45"/>
+                    <a:blip r:embed="rId40"/>
                     <a:stretch>
                       <a:fillRect/>
                     </a:stretch>
@@ -3370,15 +5906,15 @@
         <w:pStyle w:val="Tablecaption0"/>
       </w:pPr>
       <w:r>
-        <w:t xml:space="preserve">Table 7-1. Tokens, 4 ASCII bytes, sent by the ROM</w:t>
+        <w:t xml:space="preserve">Table 7-2. Tokens, 4 ASCII bytes, sent by the ROM</w:t>
       </w:r>
     </w:p>
     <w:tbl>
       <w:tblPr>
         <w:tblStyle w:val="TableGrid"/>
         <w:tblW w:type="pct" w:w="5000"/>
-        <w:tblLayout w:type="fixed"/>
         <w:tblLook w:firstRow="1" w:lastRow="0" w:firstColumn="0" w:lastColumn="0" w:noHBand="0" w:noVBand="0" w:val="0020"/>
+        <w:jc w:val="start"/>
         <w:tblCaption w:val="Tokens, 4 ASCII bytes, sent by the ROM"/>
       </w:tblPr>
       <w:tblGrid>
@@ -3387,7 +5923,7 @@
       </w:tblGrid>
       <w:tr>
         <w:trPr>
-          <w:tblHeader w:val="on"/>
+          <w:tblHeader w:val="true"/>
         </w:trPr>
         <w:tc>
           <w:tcPr/>
@@ -3438,22 +5974,7 @@
               <w:jc w:val="left"/>
             </w:pPr>
             <w:r>
-              <w:t xml:space="preserve">after</w:t>
-            </w:r>
-            <w:r>
-              <w:t xml:space="preserve"> </w:t>
-            </w:r>
-            <w:r>
-              <w:rPr>
-                <w:rStyle w:val="VerbatimChar"/>
-              </w:rPr>
-              <w:t xml:space="preserve">UART0</w:t>
-            </w:r>
-            <w:r>
-              <w:t xml:space="preserve"> </w:t>
-            </w:r>
-            <w:r>
-              <w:t xml:space="preserve">initialisation, and after every failure once the line is drained</w:t>
+              <w:t xml:space="preserve">after every failure, once the line is drained; not after reset</w:t>
             </w:r>
           </w:p>
         </w:tc>
@@ -3767,7 +6288,16 @@
               <w:t xml:space="preserve"> </w:t>
             </w:r>
             <w:r>
-              <w:t xml:space="preserve">overrun, parity or framing error</w:t>
+              <w:t xml:space="preserve">overrun, parity or framing error, after</w:t>
+            </w:r>
+            <w:r>
+              <w:t xml:space="preserve"> </w:t>
+            </w:r>
+            <w:r>
+              <w:rPr>
+                <w:rStyle w:val="VerbatimChar"/>
+              </w:rPr>
+              <w:t xml:space="preserve">MAGIC</w:t>
             </w:r>
           </w:p>
         </w:tc>
@@ -3775,11 +6305,11 @@
     </w:tbl>
     <w:p>
       <w:pPr>
-        <w:pStyle w:val="Compact"/>
         <w:numPr>
           <w:ilvl w:val="0"/>
           <w:numId w:val="1002"/>
         </w:numPr>
+        <w:pStyle w:val="Compact"/>
         <w:jc w:val="left"/>
       </w:pPr>
       <w:r>
@@ -3788,11 +6318,11 @@
     </w:p>
     <w:p>
       <w:pPr>
-        <w:pStyle w:val="Compact"/>
         <w:numPr>
           <w:ilvl w:val="0"/>
           <w:numId w:val="1002"/>
         </w:numPr>
+        <w:pStyle w:val="Compact"/>
         <w:jc w:val="left"/>
       </w:pPr>
       <w:r>
@@ -3811,13 +6341,140 @@
         <w:t xml:space="preserve"> </w:t>
       </w:r>
       <w:r>
-        <w:t xml:space="preserve">get no reply, so line noise, or a PC that opens the port</w:t>
-      </w:r>
-      <w:r>
-        <w:t xml:space="preserve"> </w:t>
-      </w:r>
-      <w:r>
-        <w:t xml:space="preserve">after</w:t>
+        <w:t xml:space="preserve">get no reply, UART errors included, so line noise is</w:t>
+      </w:r>
+      <w:r>
+        <w:t xml:space="preserve"> </w:t>
+      </w:r>
+      <w:r>
+        <w:t xml:space="preserve">harmless. No token is sent after reset: the PC sends its frame without waiting.</w:t>
+      </w:r>
+      <w:r>
+        <w:t xml:space="preserve"> </w:t>
+      </w:r>
+      <w:r>
+        <w:t xml:space="preserve">If the frame starts before</w:t>
+      </w:r>
+      <w:r>
+        <w:t xml:space="preserve"> </w:t>
+      </w:r>
+      <w:r>
+        <w:rPr>
+          <w:rStyle w:val="VerbatimChar"/>
+        </w:rPr>
+        <w:t xml:space="preserve">UART0</w:t>
+      </w:r>
+      <w:r>
+        <w:t xml:space="preserve"> </w:t>
+      </w:r>
+      <w:r>
+        <w:t xml:space="preserve">is configured,</w:t>
+      </w:r>
+      <w:r>
+        <w:t xml:space="preserve"> </w:t>
+      </w:r>
+      <w:r>
+        <w:rPr>
+          <w:rStyle w:val="VerbatimChar"/>
+        </w:rPr>
+        <w:t xml:space="preserve">MAGIC</w:t>
+      </w:r>
+      <w:r>
+        <w:t xml:space="preserve"> </w:t>
+      </w:r>
+      <w:r>
+        <w:t xml:space="preserve">is missed, no</w:t>
+      </w:r>
+      <w:r>
+        <w:t xml:space="preserve"> </w:t>
+      </w:r>
+      <w:r>
+        <w:rPr>
+          <w:rStyle w:val="VerbatimChar"/>
+        </w:rPr>
+        <w:t xml:space="preserve">ACKH</w:t>
+      </w:r>
+      <w:r>
+        <w:t xml:space="preserve"> </w:t>
+      </w:r>
+      <w:r>
+        <w:t xml:space="preserve">comes back, and the PC resends after its 2 s wait.</w:t>
+      </w:r>
+    </w:p>
+    <w:p>
+      <w:pPr>
+        <w:numPr>
+          <w:ilvl w:val="0"/>
+          <w:numId w:val="1002"/>
+        </w:numPr>
+        <w:pStyle w:val="Compact"/>
+        <w:jc w:val="left"/>
+      </w:pPr>
+      <w:r>
+        <w:t xml:space="preserve">Nothing is written to</w:t>
+      </w:r>
+      <w:r>
+        <w:t xml:space="preserve"> </w:t>
+      </w:r>
+      <w:r>
+        <w:rPr>
+          <w:rStyle w:val="VerbatimChar"/>
+        </w:rPr>
+        <w:t xml:space="preserve">ISRAM</w:t>
+      </w:r>
+      <w:r>
+        <w:t xml:space="preserve"> </w:t>
+      </w:r>
+      <w:r>
+        <w:t xml:space="preserve">before</w:t>
+      </w:r>
+      <w:r>
+        <w:t xml:space="preserve"> </w:t>
+      </w:r>
+      <w:r>
+        <w:rPr>
+          <w:rStyle w:val="VerbatimChar"/>
+        </w:rPr>
+        <w:t xml:space="preserve">ACKH</w:t>
+      </w:r>
+      <w:r>
+        <w:t xml:space="preserve">.</w:t>
+      </w:r>
+    </w:p>
+    <w:bookmarkEnd w:id="43"/>
+    <w:bookmarkStart w:id="44" w:name="failure-and-retry"/>
+    <w:p>
+      <w:pPr>
+        <w:pStyle w:val="Heading2"/>
+      </w:pPr>
+      <w:r>
+        <w:t xml:space="preserve">7.2 Failure and retry</w:t>
+      </w:r>
+    </w:p>
+    <w:p>
+      <w:pPr>
+        <w:pStyle w:val="FirstParagraph"/>
+      </w:pPr>
+      <w:r>
+        <w:t xml:space="preserve">After a failure token the ROM clears its RX FIFO, discards bytes until the line</w:t>
+      </w:r>
+      <w:r>
+        <w:t xml:space="preserve"> </w:t>
+      </w:r>
+      <w:r>
+        <w:t xml:space="preserve">has been quiet for</w:t>
+      </w:r>
+      <w:r>
+        <w:t xml:space="preserve"> </w:t>
+      </w:r>
+      <w:r>
+        <w:rPr>
+          <w:rStyle w:val="VerbatimChar"/>
+        </w:rPr>
+        <w:t xml:space="preserve">DRAIN_IDLE</w:t>
+      </w:r>
+      <w:r>
+        <w:t xml:space="preserve">, sends</w:t>
       </w:r>
       <w:r>
         <w:t xml:space="preserve"> </w:t>
@@ -3829,20 +6486,16 @@
         <w:t xml:space="preserve">QRDY</w:t>
       </w:r>
       <w:r>
-        <w:t xml:space="preserve">, is harmless.</w:t>
-      </w:r>
-    </w:p>
-    <w:p>
-      <w:pPr>
-        <w:pStyle w:val="Compact"/>
-        <w:numPr>
-          <w:ilvl w:val="0"/>
-          <w:numId w:val="1002"/>
-        </w:numPr>
-        <w:jc w:val="left"/>
-      </w:pPr>
-      <w:r>
-        <w:t xml:space="preserve">Nothing is written to</w:t>
+        <w:t xml:space="preserve"> </w:t>
+      </w:r>
+      <w:r>
+        <w:t xml:space="preserve">and waits for a new frame; the PC</w:t>
+      </w:r>
+      <w:r>
+        <w:t xml:space="preserve"> </w:t>
+      </w:r>
+      <w:r>
+        <w:t xml:space="preserve">resends the whole frame. Words already in</w:t>
       </w:r>
       <w:r>
         <w:t xml:space="preserve"> </w:t>
@@ -3857,43 +6510,19 @@
         <w:t xml:space="preserve"> </w:t>
       </w:r>
       <w:r>
-        <w:t xml:space="preserve">before</w:t>
-      </w:r>
-      <w:r>
-        <w:t xml:space="preserve"> </w:t>
+        <w:t xml:space="preserve">are overwritten by the next one.</w:t>
+      </w:r>
+      <w:r>
+        <w:t xml:space="preserve"> </w:t>
+      </w:r>
+      <w:r>
+        <w:t xml:space="preserve">The watchdog is off after reset (</w:t>
       </w:r>
       <w:r>
         <w:rPr>
           <w:rStyle w:val="VerbatimChar"/>
         </w:rPr>
-        <w:t xml:space="preserve">ACKH</w:t>
-      </w:r>
-      <w:r>
-        <w:t xml:space="preserve">.</w:t>
-      </w:r>
-    </w:p>
-    <w:bookmarkEnd w:id="48"/>
-    <w:bookmarkStart w:id="49" w:name="failure-and-retry"/>
-    <w:p>
-      <w:pPr>
-        <w:pStyle w:val="Heading2"/>
-      </w:pPr>
-      <w:r>
-        <w:t xml:space="preserve">7.2 Failure and retry</w:t>
-      </w:r>
-    </w:p>
-    <w:p>
-      <w:pPr>
-        <w:pStyle w:val="FirstParagraph"/>
-      </w:pPr>
-      <w:r>
-        <w:t xml:space="preserve">After a failure token the ROM clears its RX FIFO, discards bytes until the line</w:t>
-      </w:r>
-      <w:r>
-        <w:t xml:space="preserve"> </w:t>
-      </w:r>
-      <w:r>
-        <w:t xml:space="preserve">has been quiet for</w:t>
+        <w:t xml:space="preserve">aon_timer</w:t>
       </w:r>
       <w:r>
         <w:t xml:space="preserve"> </w:t>
@@ -3902,10 +6531,19 @@
         <w:rPr>
           <w:rStyle w:val="VerbatimChar"/>
         </w:rPr>
-        <w:t xml:space="preserve">DRAIN_IDLE</w:t>
-      </w:r>
-      <w:r>
-        <w:t xml:space="preserve">, sends</w:t>
+        <w:t xml:space="preserve">WDOG_CTRL</w:t>
+      </w:r>
+      <w:r>
+        <w:t xml:space="preserve"> </w:t>
+      </w:r>
+      <w:r>
+        <w:t xml:space="preserve">resets to 0), so a</w:t>
+      </w:r>
+      <w:r>
+        <w:t xml:space="preserve"> </w:t>
+      </w:r>
+      <w:r>
+        <w:t xml:space="preserve">download that never completes waits for the PC or a reset. The PC waits for</w:t>
       </w:r>
       <w:r>
         <w:t xml:space="preserve"> </w:t>
@@ -3920,65 +6558,29 @@
         <w:t xml:space="preserve"> </w:t>
       </w:r>
       <w:r>
-        <w:t xml:space="preserve">and waits for a new frame; the PC</w:t>
-      </w:r>
-      <w:r>
-        <w:t xml:space="preserve"> </w:t>
-      </w:r>
-      <w:r>
-        <w:t xml:space="preserve">resends the whole frame. Words already in</w:t>
-      </w:r>
-      <w:r>
-        <w:t xml:space="preserve"> </w:t>
-      </w:r>
-      <w:r>
-        <w:rPr>
-          <w:rStyle w:val="VerbatimChar"/>
-        </w:rPr>
-        <w:t xml:space="preserve">ISRAM</w:t>
-      </w:r>
-      <w:r>
-        <w:t xml:space="preserve"> </w:t>
-      </w:r>
-      <w:r>
-        <w:t xml:space="preserve">are overwritten by the next one.</w:t>
-      </w:r>
-      <w:r>
-        <w:t xml:space="preserve"> </w:t>
-      </w:r>
-      <w:r>
-        <w:t xml:space="preserve">The watchdog is off after reset (</w:t>
-      </w:r>
-      <w:r>
-        <w:rPr>
-          <w:rStyle w:val="VerbatimChar"/>
-        </w:rPr>
-        <w:t xml:space="preserve">aon_timer</w:t>
-      </w:r>
-      <w:r>
-        <w:t xml:space="preserve"> </w:t>
-      </w:r>
-      <w:r>
-        <w:rPr>
-          <w:rStyle w:val="VerbatimChar"/>
-        </w:rPr>
-        <w:t xml:space="preserve">WDOG_CTRL</w:t>
-      </w:r>
-      <w:r>
-        <w:t xml:space="preserve"> </w:t>
-      </w:r>
-      <w:r>
-        <w:t xml:space="preserve">resets to 0), so a</w:t>
-      </w:r>
-      <w:r>
-        <w:t xml:space="preserve"> </w:t>
-      </w:r>
-      <w:r>
-        <w:t xml:space="preserve">download that never completes waits for the PC or a reset.</w:t>
+        <w:t xml:space="preserve">before it resends, so no byte of the new frame is lost in the drain. The PC</w:t>
+      </w:r>
+      <w:r>
+        <w:t xml:space="preserve"> </w:t>
+      </w:r>
+      <w:r>
+        <w:t xml:space="preserve">stops sending as soon as it reads a failure token: it sends the payload in chunks</w:t>
+      </w:r>
+      <w:r>
+        <w:t xml:space="preserve"> </w:t>
+      </w:r>
+      <w:r>
+        <w:t xml:space="preserve">and checks for a token between them, so the ROM does not drain the rest of a bad</w:t>
+      </w:r>
+      <w:r>
+        <w:t xml:space="preserve"> </w:t>
+      </w:r>
+      <w:r>
+        <w:t xml:space="preserve">frame.</w:t>
       </w:r>
     </w:p>
-    <w:bookmarkEnd w:id="49"/>
-    <w:bookmarkStart w:id="50" w:name="timeouts"/>
+    <w:bookmarkEnd w:id="44"/>
+    <w:bookmarkStart w:id="45" w:name="timeouts"/>
     <w:p>
       <w:pPr>
         <w:pStyle w:val="Heading2"/>
@@ -4007,13 +6609,25 @@
         <w:t xml:space="preserve"> </w:t>
       </w:r>
       <w:r>
-        <w:t xml:space="preserve">polls, each an APB</w:t>
-      </w:r>
-      <w:r>
-        <w:t xml:space="preserve"> </w:t>
-      </w:r>
-      <w:r>
-        <w:t xml:space="preserve">read estimated at 10 cycles or more.</w:t>
+        <w:t xml:space="preserve">polls. A poll is at</w:t>
+      </w:r>
+      <w:r>
+        <w:t xml:space="preserve"> </w:t>
+      </w:r>
+      <w:r>
+        <w:t xml:space="preserve">least one APB read, and an APB transfer takes at least 2 cycles, so Table 7-3 gives</w:t>
+      </w:r>
+      <w:r>
+        <w:t xml:space="preserve"> </w:t>
+      </w:r>
+      <w:r>
+        <w:t xml:space="preserve">minimum times only. The exact time per poll depends on the bus path and is not</w:t>
+      </w:r>
+      <w:r>
+        <w:t xml:space="preserve"> </w:t>
+      </w:r>
+      <w:r>
+        <w:t xml:space="preserve">specified.</w:t>
       </w:r>
     </w:p>
     <w:p>
@@ -4021,15 +6635,15 @@
         <w:pStyle w:val="Tablecaption0"/>
       </w:pPr>
       <w:r>
-        <w:t xml:space="preserve">Table 7-2. Timeouts</w:t>
+        <w:t xml:space="preserve">Table 7-3. Timeouts</w:t>
       </w:r>
     </w:p>
     <w:tbl>
       <w:tblPr>
         <w:tblStyle w:val="TableGrid"/>
         <w:tblW w:type="pct" w:w="5000"/>
-        <w:tblLayout w:type="fixed"/>
         <w:tblLook w:firstRow="1" w:lastRow="0" w:firstColumn="0" w:lastColumn="0" w:noHBand="0" w:noVBand="0" w:val="0020"/>
+        <w:jc w:val="start"/>
         <w:tblCaption w:val="Timeouts"/>
       </w:tblPr>
       <w:tblGrid>
@@ -4040,7 +6654,7 @@
       </w:tblGrid>
       <w:tr>
         <w:trPr>
-          <w:tblHeader w:val="on"/>
+          <w:tblHeader w:val="true"/>
         </w:trPr>
         <w:tc>
           <w:tcPr/>
@@ -4074,7 +6688,7 @@
               <w:jc w:val="left"/>
             </w:pPr>
             <w:r>
-              <w:t xml:space="preserve">At 10 cycles per poll</w:t>
+              <w:t xml:space="preserve">Minimum, at 2 cycles per poll</w:t>
             </w:r>
           </w:p>
         </w:tc>
@@ -4115,19 +6729,19 @@
               <w:jc w:val="right"/>
             </w:pPr>
             <w:r>
-              <w:t xml:space="preserve">200 000</w:t>
-            </w:r>
-          </w:p>
-        </w:tc>
-        <w:tc>
-          <w:tcPr/>
-          <w:p>
-            <w:pPr>
-              <w:pStyle w:val="Compact"/>
-              <w:jc w:val="left"/>
-            </w:pPr>
-            <w:r>
-              <w:t xml:space="preserve">100 ms</w:t>
+              <w:t xml:space="preserve">1 000 000</w:t>
+            </w:r>
+          </w:p>
+        </w:tc>
+        <w:tc>
+          <w:tcPr/>
+          <w:p>
+            <w:pPr>
+              <w:pStyle w:val="Compact"/>
+              <w:jc w:val="left"/>
+            </w:pPr>
+            <w:r>
+              <w:t xml:space="preserve">100 ms, 192 byte times</w:t>
             </w:r>
           </w:p>
         </w:tc>
@@ -4177,19 +6791,19 @@
               <w:jc w:val="right"/>
             </w:pPr>
             <w:r>
-              <w:t xml:space="preserve">20 000</w:t>
-            </w:r>
-          </w:p>
-        </w:tc>
-        <w:tc>
-          <w:tcPr/>
-          <w:p>
-            <w:pPr>
-              <w:pStyle w:val="Compact"/>
-              <w:jc w:val="left"/>
-            </w:pPr>
-            <w:r>
-              <w:t xml:space="preserve">10 ms</w:t>
+              <w:t xml:space="preserve">500 000</w:t>
+            </w:r>
+          </w:p>
+        </w:tc>
+        <w:tc>
+          <w:tcPr/>
+          <w:p>
+            <w:pPr>
+              <w:pStyle w:val="Compact"/>
+              <w:jc w:val="left"/>
+            </w:pPr>
+            <w:r>
+              <w:t xml:space="preserve">50 ms, 96 byte times</w:t>
             </w:r>
           </w:p>
         </w:tc>
@@ -4289,11 +6903,38 @@
         <w:t xml:space="preserve">ACKP</w:t>
       </w:r>
       <w:r>
-        <w:t xml:space="preserve">, so the counts need no tuning.</w:t>
+        <w:t xml:space="preserve">, so the counts need no tuning. The margins cover gaps in</w:t>
+      </w:r>
+      <w:r>
+        <w:t xml:space="preserve"> </w:t>
+      </w:r>
+      <w:r>
+        <w:t xml:space="preserve">the PC stream from the operating system and the USB-serial adapter.</w:t>
+      </w:r>
+      <w:r>
+        <w:t xml:space="preserve"> </w:t>
+      </w:r>
+      <w:r>
+        <w:rPr>
+          <w:rStyle w:val="VerbatimChar"/>
+        </w:rPr>
+        <w:t xml:space="preserve">RX_TIMEOUT</w:t>
+      </w:r>
+      <w:r>
+        <w:t xml:space="preserve"> </w:t>
+      </w:r>
+      <w:r>
+        <w:t xml:space="preserve">must stay below the PC’s 2 s wait, so a poll must take fewer than 40 cycles; the</w:t>
+      </w:r>
+      <w:r>
+        <w:t xml:space="preserve"> </w:t>
+      </w:r>
+      <w:r>
+        <w:t xml:space="preserve">time per poll is measured in simulation (10).</w:t>
       </w:r>
     </w:p>
-    <w:bookmarkEnd w:id="50"/>
-    <w:bookmarkStart w:id="51" w:name="writing-isram"/>
+    <w:bookmarkEnd w:id="45"/>
+    <w:bookmarkStart w:id="46" w:name="writing-isram"/>
     <w:p>
       <w:pPr>
         <w:pStyle w:val="Heading2"/>
@@ -4310,8 +6951,8 @@
         <w:t xml:space="preserve">The payload is written one 32-bit word per four received bytes.</w:t>
       </w:r>
     </w:p>
-    <w:bookmarkEnd w:id="51"/>
-    <w:bookmarkStart w:id="52" w:name="jump"/>
+    <w:bookmarkEnd w:id="46"/>
+    <w:bookmarkStart w:id="47" w:name="jump"/>
     <w:p>
       <w:pPr>
         <w:pStyle w:val="Heading2"/>
@@ -4400,9 +7041,9 @@
         <w:t xml:space="preserve">. It does not return.</w:t>
       </w:r>
     </w:p>
-    <w:bookmarkEnd w:id="52"/>
-    <w:bookmarkEnd w:id="53"/>
-    <w:bookmarkStart w:id="54" w:name="bootloader-image"/>
+    <w:bookmarkEnd w:id="47"/>
+    <w:bookmarkEnd w:id="48"/>
+    <w:bookmarkStart w:id="49" w:name="bootloader-image"/>
     <w:p>
       <w:pPr>
         <w:pStyle w:val="Heading1"/>
@@ -4423,8 +7064,8 @@
       <w:tblPr>
         <w:tblStyle w:val="TableGrid"/>
         <w:tblW w:type="pct" w:w="5000"/>
-        <w:tblLayout w:type="fixed"/>
         <w:tblLook w:firstRow="1" w:lastRow="0" w:firstColumn="0" w:lastColumn="0" w:noHBand="0" w:noVBand="0" w:val="0020"/>
+        <w:jc w:val="start"/>
         <w:tblCaption w:val="Limits, enforced by the build"/>
       </w:tblPr>
       <w:tblGrid>
@@ -4434,7 +7075,7 @@
       </w:tblGrid>
       <w:tr>
         <w:trPr>
-          <w:tblHeader w:val="on"/>
+          <w:tblHeader w:val="true"/>
         </w:trPr>
         <w:tc>
           <w:tcPr/>
@@ -4668,11 +7309,11 @@
     </w:tbl>
     <w:p>
       <w:pPr>
-        <w:pStyle w:val="Compact"/>
         <w:numPr>
           <w:ilvl w:val="0"/>
           <w:numId w:val="1003"/>
         </w:numPr>
+        <w:pStyle w:val="Compact"/>
         <w:jc w:val="left"/>
       </w:pPr>
       <w:r>
@@ -4774,11 +7415,11 @@
     </w:p>
     <w:p>
       <w:pPr>
-        <w:pStyle w:val="Compact"/>
         <w:numPr>
           <w:ilvl w:val="0"/>
           <w:numId w:val="1003"/>
         </w:numPr>
+        <w:pStyle w:val="Compact"/>
         <w:jc w:val="left"/>
       </w:pPr>
       <w:r>
@@ -4833,8 +7474,8 @@
       <w:tblPr>
         <w:tblStyle w:val="TableGrid"/>
         <w:tblW w:type="pct" w:w="5000"/>
-        <w:tblLayout w:type="fixed"/>
         <w:tblLook w:firstRow="1" w:lastRow="0" w:firstColumn="0" w:lastColumn="0" w:noHBand="0" w:noVBand="0" w:val="0020"/>
+        <w:jc w:val="start"/>
         <w:tblCaption w:val="Source, design/rom/boot/"/>
       </w:tblPr>
       <w:tblGrid>
@@ -4843,7 +7484,7 @@
       </w:tblGrid>
       <w:tr>
         <w:trPr>
-          <w:tblHeader w:val="on"/>
+          <w:tblHeader w:val="true"/>
         </w:trPr>
         <w:tc>
           <w:tcPr/>
@@ -5044,6 +7685,18 @@
               <w:t xml:space="preserve">make test</w:t>
             </w:r>
             <w:r>
+              <w:t xml:space="preserve">,</w:t>
+            </w:r>
+            <w:r>
+              <w:t xml:space="preserve"> </w:t>
+            </w:r>
+            <w:r>
+              <w:rPr>
+                <w:rStyle w:val="VerbatimChar"/>
+              </w:rPr>
+              <w:t xml:space="preserve">make test-serial</w:t>
+            </w:r>
+            <w:r>
               <w:t xml:space="preserve">; output</w:t>
             </w:r>
             <w:r>
@@ -5162,7 +7815,7 @@
               <w:jc w:val="left"/>
             </w:pPr>
             <w:r>
-              <w:t xml:space="preserve">Sends a frame over a serial port and follows the handshake, with retries</w:t>
+              <w:t xml:space="preserve">Sends a frame over a serial port at 19 200 baud and follows the handshake: the payload in chunks, stopped at a failure token, then a retry</w:t>
             </w:r>
           </w:p>
         </w:tc>
@@ -5229,9 +7882,71 @@
           </w:p>
         </w:tc>
       </w:tr>
+      <w:tr>
+        <w:tc>
+          <w:tcPr/>
+          <w:p>
+            <w:pPr>
+              <w:pStyle w:val="Compact"/>
+              <w:jc w:val="left"/>
+            </w:pPr>
+            <w:r>
+              <w:rPr>
+                <w:rStyle w:val="VerbatimChar"/>
+              </w:rPr>
+              <w:t xml:space="preserve">tools/test_serial_link.py</w:t>
+            </w:r>
+          </w:p>
+        </w:tc>
+        <w:tc>
+          <w:tcPr/>
+          <w:p>
+            <w:pPr>
+              <w:pStyle w:val="Compact"/>
+              <w:jc w:val="left"/>
+            </w:pPr>
+            <w:r>
+              <w:t xml:space="preserve">The loader command line through</w:t>
+            </w:r>
+            <w:r>
+              <w:t xml:space="preserve"> </w:t>
+            </w:r>
+            <w:r>
+              <w:rPr>
+                <w:rStyle w:val="VerbatimChar"/>
+              </w:rPr>
+              <w:t xml:space="preserve">pyserial</w:t>
+            </w:r>
+            <w:r>
+              <w:t xml:space="preserve"> </w:t>
+            </w:r>
+            <w:r>
+              <w:t xml:space="preserve">(</w:t>
+            </w:r>
+            <w:r>
+              <w:rPr>
+                <w:rStyle w:val="VerbatimChar"/>
+              </w:rPr>
+              <w:t xml:space="preserve">socket://</w:t>
+            </w:r>
+            <w:r>
+              <w:t xml:space="preserve">) against the model (</w:t>
+            </w:r>
+            <w:r>
+              <w:rPr>
+                <w:rStyle w:val="VerbatimChar"/>
+              </w:rPr>
+              <w:t xml:space="preserve">make test-serial</w:t>
+            </w:r>
+            <w:r>
+              <w:t xml:space="preserve">)</w:t>
+            </w:r>
+          </w:p>
+        </w:tc>
+      </w:tr>
     </w:tbl>
-    <w:bookmarkEnd w:id="54"/>
-    <w:bookmarkStart w:id="55" w:name="application-contract"/>
+    <w:bookmarkEnd w:id="49"/>
+    <w:bookmarkStart w:id="50" w:name="application-contract"/>
     <w:p>
       <w:pPr>
         <w:pStyle w:val="Heading1"/>
@@ -5242,11 +7957,11 @@
     </w:p>
     <w:p>
       <w:pPr>
-        <w:pStyle w:val="Compact"/>
         <w:numPr>
           <w:ilvl w:val="0"/>
           <w:numId w:val="1004"/>
         </w:numPr>
+        <w:pStyle w:val="Compact"/>
         <w:jc w:val="left"/>
       </w:pPr>
       <w:r>
@@ -5282,11 +7997,11 @@
     </w:p>
     <w:p>
       <w:pPr>
-        <w:pStyle w:val="Compact"/>
         <w:numPr>
           <w:ilvl w:val="0"/>
           <w:numId w:val="1004"/>
         </w:numPr>
+        <w:pStyle w:val="Compact"/>
         <w:jc w:val="left"/>
       </w:pPr>
       <w:r>
@@ -5397,11 +8112,11 @@
     </w:p>
     <w:p>
       <w:pPr>
-        <w:pStyle w:val="Compact"/>
         <w:numPr>
           <w:ilvl w:val="0"/>
           <w:numId w:val="1004"/>
         </w:numPr>
+        <w:pStyle w:val="Compact"/>
         <w:jc w:val="left"/>
       </w:pPr>
       <w:r>
@@ -5422,11 +8137,11 @@
     </w:p>
     <w:p>
       <w:pPr>
-        <w:pStyle w:val="Compact"/>
         <w:numPr>
           <w:ilvl w:val="0"/>
           <w:numId w:val="1004"/>
         </w:numPr>
+        <w:pStyle w:val="Compact"/>
         <w:jc w:val="left"/>
       </w:pPr>
       <w:r>
@@ -5445,7 +8160,7 @@
         <w:t xml:space="preserve"> </w:t>
       </w:r>
       <w:r>
-        <w:t xml:space="preserve">configured (113 636 baud 8N1, FIFOs on, interrupts off, transmitter</w:t>
+        <w:t xml:space="preserve">configured (19 231 baud 8N1, FIFOs on, interrupts off, transmitter</w:t>
       </w:r>
       <w:r>
         <w:t xml:space="preserve"> </w:t>
@@ -5468,11 +8183,11 @@
     </w:p>
     <w:p>
       <w:pPr>
-        <w:pStyle w:val="Compact"/>
         <w:numPr>
           <w:ilvl w:val="0"/>
           <w:numId w:val="1004"/>
         </w:numPr>
+        <w:pStyle w:val="Compact"/>
         <w:jc w:val="left"/>
       </w:pPr>
       <w:r>
@@ -5520,11 +8235,11 @@
         <w:pStyle w:val="FirstParagraph"/>
       </w:pPr>
       <w:r>
-        <w:t xml:space="preserve">Download time: 60 KiB in 5.4 s, 22 KiB in 2.0 s.</w:t>
+        <w:t xml:space="preserve">Download time at 19 231 baud: 60 KiB in about 32 s, 22 KiB in about 11.7 s.</w:t>
       </w:r>
     </w:p>
-    <w:bookmarkEnd w:id="55"/>
-    <w:bookmarkStart w:id="56" w:name="requirements-on-others-and-open-items"/>
+    <w:bookmarkEnd w:id="50"/>
+    <w:bookmarkStart w:id="51" w:name="requirements-on-others-and-open-items"/>
     <w:p>
       <w:pPr>
         <w:pStyle w:val="Heading1"/>
@@ -5545,8 +8260,8 @@
       <w:tblPr>
         <w:tblStyle w:val="TableGrid"/>
         <w:tblW w:type="pct" w:w="5000"/>
-        <w:tblLayout w:type="fixed"/>
         <w:tblLook w:firstRow="1" w:lastRow="0" w:firstColumn="0" w:lastColumn="0" w:noHBand="0" w:noVBand="0" w:val="0020"/>
+        <w:jc w:val="start"/>
         <w:tblCaption w:val="Requirements on other owners"/>
       </w:tblPr>
       <w:tblGrid>
@@ -5556,7 +8271,7 @@
       </w:tblGrid>
       <w:tr>
         <w:trPr>
-          <w:tblHeader w:val="on"/>
+          <w:tblHeader w:val="true"/>
         </w:trPr>
         <w:tc>
           <w:tcPr/>
@@ -5687,11 +8402,47 @@
         <w:t xml:space="preserve"> </w:t>
       </w:r>
       <w:r>
-        <w:t xml:space="preserve">is not yet in the repository. ROM owner.</w:t>
+        <w:t xml:space="preserve">is in PR #51 (</w:t>
+      </w:r>
+      <w:r>
+        <w:rPr>
+          <w:rStyle w:val="VerbatimChar"/>
+        </w:rPr>
+        <w:t xml:space="preserve">feat/rom-wrapper</w:t>
+      </w:r>
+      <w:r>
+        <w:t xml:space="preserve">), not yet merged. ROM</w:t>
+      </w:r>
+      <w:r>
+        <w:t xml:space="preserve"> </w:t>
+      </w:r>
+      <w:r>
+        <w:t xml:space="preserve">owner. Time per</w:t>
+      </w:r>
+      <w:r>
+        <w:t xml:space="preserve"> </w:t>
+      </w:r>
+      <w:r>
+        <w:rPr>
+          <w:rStyle w:val="VerbatimChar"/>
+        </w:rPr>
+        <w:t xml:space="preserve">LSR</w:t>
+      </w:r>
+      <w:r>
+        <w:t xml:space="preserve"> </w:t>
+      </w:r>
+      <w:r>
+        <w:t xml:space="preserve">poll, measured in simulation, to replace the minimums of</w:t>
+      </w:r>
+      <w:r>
+        <w:t xml:space="preserve"> </w:t>
+      </w:r>
+      <w:r>
+        <w:t xml:space="preserve">Table 7-3. ROM owner.</w:t>
       </w:r>
     </w:p>
-    <w:bookmarkEnd w:id="56"/>
-    <w:bookmarkStart w:id="57" w:name="verification"/>
+    <w:bookmarkEnd w:id="51"/>
+    <w:bookmarkStart w:id="52" w:name="verification"/>
     <w:p>
       <w:pPr>
         <w:pStyle w:val="Heading1"/>
@@ -5702,11 +8453,11 @@
     </w:p>
     <w:p>
       <w:pPr>
-        <w:pStyle w:val="Compact"/>
         <w:numPr>
           <w:ilvl w:val="0"/>
           <w:numId w:val="1005"/>
         </w:numPr>
+        <w:pStyle w:val="Compact"/>
         <w:jc w:val="left"/>
       </w:pPr>
       <w:r>
@@ -5719,7 +8470,318 @@
         <w:t xml:space="preserve"> </w:t>
       </w:r>
       <w:r>
-        <w:t xml:space="preserve">After each reset source the ROM sends</w:t>
+        <w:t xml:space="preserve">After each reset source the ROM sends no token and accepts a correct</w:t>
+      </w:r>
+      <w:r>
+        <w:t xml:space="preserve"> </w:t>
+      </w:r>
+      <w:r>
+        <w:t xml:space="preserve">frame:</w:t>
+      </w:r>
+      <w:r>
+        <w:t xml:space="preserve"> </w:t>
+      </w:r>
+      <w:r>
+        <w:rPr>
+          <w:rStyle w:val="VerbatimChar"/>
+        </w:rPr>
+        <w:t xml:space="preserve">ACKH</w:t>
+      </w:r>
+      <w:r>
+        <w:t xml:space="preserve">,</w:t>
+      </w:r>
+      <w:r>
+        <w:t xml:space="preserve"> </w:t>
+      </w:r>
+      <w:r>
+        <w:rPr>
+          <w:rStyle w:val="VerbatimChar"/>
+        </w:rPr>
+        <w:t xml:space="preserve">ACKP</w:t>
+      </w:r>
+      <w:r>
+        <w:t xml:space="preserve">, then execution at</w:t>
+      </w:r>
+      <w:r>
+        <w:t xml:space="preserve"> </w:t>
+      </w:r>
+      <w:r>
+        <w:rPr>
+          <w:rStyle w:val="VerbatimChar"/>
+        </w:rPr>
+        <w:t xml:space="preserve">ENTRY</w:t>
+      </w:r>
+      <w:r>
+        <w:t xml:space="preserve">.</w:t>
+      </w:r>
+    </w:p>
+    <w:p>
+      <w:pPr>
+        <w:numPr>
+          <w:ilvl w:val="0"/>
+          <w:numId w:val="1005"/>
+        </w:numPr>
+        <w:pStyle w:val="Compact"/>
+        <w:jc w:val="left"/>
+      </w:pPr>
+      <w:r>
+        <w:rPr>
+          <w:rStyle w:val="VerbatimChar"/>
+        </w:rPr>
+        <w:t xml:space="preserve">BOOT_002</w:t>
+      </w:r>
+      <w:r>
+        <w:t xml:space="preserve"> </w:t>
+      </w:r>
+      <w:r>
+        <w:t xml:space="preserve">Bytes before</w:t>
+      </w:r>
+      <w:r>
+        <w:t xml:space="preserve"> </w:t>
+      </w:r>
+      <w:r>
+        <w:rPr>
+          <w:rStyle w:val="VerbatimChar"/>
+        </w:rPr>
+        <w:t xml:space="preserve">MAGIC</w:t>
+      </w:r>
+      <w:r>
+        <w:t xml:space="preserve">, UART errors included, get no reply.</w:t>
+      </w:r>
+    </w:p>
+    <w:p>
+      <w:pPr>
+        <w:numPr>
+          <w:ilvl w:val="0"/>
+          <w:numId w:val="1005"/>
+        </w:numPr>
+        <w:pStyle w:val="Compact"/>
+        <w:jc w:val="left"/>
+      </w:pPr>
+      <w:r>
+        <w:rPr>
+          <w:rStyle w:val="VerbatimChar"/>
+        </w:rPr>
+        <w:t xml:space="preserve">BOOT_003</w:t>
+      </w:r>
+      <w:r>
+        <w:t xml:space="preserve"> </w:t>
+      </w:r>
+      <w:r>
+        <w:t xml:space="preserve">A wrong</w:t>
+      </w:r>
+      <w:r>
+        <w:t xml:space="preserve"> </w:t>
+      </w:r>
+      <w:r>
+        <w:rPr>
+          <w:rStyle w:val="VerbatimChar"/>
+        </w:rPr>
+        <w:t xml:space="preserve">HDR_CRC</w:t>
+      </w:r>
+      <w:r>
+        <w:t xml:space="preserve"> </w:t>
+      </w:r>
+      <w:r>
+        <w:t xml:space="preserve">gives</w:t>
+      </w:r>
+      <w:r>
+        <w:t xml:space="preserve"> </w:t>
+      </w:r>
+      <w:r>
+        <w:rPr>
+          <w:rStyle w:val="VerbatimChar"/>
+        </w:rPr>
+        <w:t xml:space="preserve">FHCR</w:t>
+      </w:r>
+      <w:r>
+        <w:t xml:space="preserve">, a field out of range gives</w:t>
+      </w:r>
+      <w:r>
+        <w:t xml:space="preserve"> </w:t>
+      </w:r>
+      <w:r>
+        <w:rPr>
+          <w:rStyle w:val="VerbatimChar"/>
+        </w:rPr>
+        <w:t xml:space="preserve">FHDR</w:t>
+      </w:r>
+      <w:r>
+        <w:t xml:space="preserve">;</w:t>
+      </w:r>
+      <w:r>
+        <w:t xml:space="preserve"> </w:t>
+      </w:r>
+      <w:r>
+        <w:t xml:space="preserve">neither writes</w:t>
+      </w:r>
+      <w:r>
+        <w:t xml:space="preserve"> </w:t>
+      </w:r>
+      <w:r>
+        <w:rPr>
+          <w:rStyle w:val="VerbatimChar"/>
+        </w:rPr>
+        <w:t xml:space="preserve">ISRAM</w:t>
+      </w:r>
+      <w:r>
+        <w:t xml:space="preserve">.</w:t>
+      </w:r>
+    </w:p>
+    <w:p>
+      <w:pPr>
+        <w:numPr>
+          <w:ilvl w:val="0"/>
+          <w:numId w:val="1005"/>
+        </w:numPr>
+        <w:pStyle w:val="Compact"/>
+        <w:jc w:val="left"/>
+      </w:pPr>
+      <w:r>
+        <w:rPr>
+          <w:rStyle w:val="VerbatimChar"/>
+        </w:rPr>
+        <w:t xml:space="preserve">BOOT_004</w:t>
+      </w:r>
+      <w:r>
+        <w:t xml:space="preserve"> </w:t>
+      </w:r>
+      <w:r>
+        <w:t xml:space="preserve">A wrong</w:t>
+      </w:r>
+      <w:r>
+        <w:t xml:space="preserve"> </w:t>
+      </w:r>
+      <w:r>
+        <w:rPr>
+          <w:rStyle w:val="VerbatimChar"/>
+        </w:rPr>
+        <w:t xml:space="preserve">PAY_CRC</w:t>
+      </w:r>
+      <w:r>
+        <w:t xml:space="preserve"> </w:t>
+      </w:r>
+      <w:r>
+        <w:t xml:space="preserve">gives</w:t>
+      </w:r>
+      <w:r>
+        <w:t xml:space="preserve"> </w:t>
+      </w:r>
+      <w:r>
+        <w:rPr>
+          <w:rStyle w:val="VerbatimChar"/>
+        </w:rPr>
+        <w:t xml:space="preserve">FPCR</w:t>
+      </w:r>
+      <w:r>
+        <w:t xml:space="preserve"> </w:t>
+      </w:r>
+      <w:r>
+        <w:t xml:space="preserve">and no jump.</w:t>
+      </w:r>
+    </w:p>
+    <w:p>
+      <w:pPr>
+        <w:numPr>
+          <w:ilvl w:val="0"/>
+          <w:numId w:val="1005"/>
+        </w:numPr>
+        <w:pStyle w:val="Compact"/>
+        <w:jc w:val="left"/>
+      </w:pPr>
+      <w:r>
+        <w:rPr>
+          <w:rStyle w:val="VerbatimChar"/>
+        </w:rPr>
+        <w:t xml:space="preserve">BOOT_005</w:t>
+      </w:r>
+      <w:r>
+        <w:t xml:space="preserve"> </w:t>
+      </w:r>
+      <w:r>
+        <w:t xml:space="preserve">A gap longer than</w:t>
+      </w:r>
+      <w:r>
+        <w:t xml:space="preserve"> </w:t>
+      </w:r>
+      <w:r>
+        <w:rPr>
+          <w:rStyle w:val="VerbatimChar"/>
+        </w:rPr>
+        <w:t xml:space="preserve">RX_TIMEOUT</w:t>
+      </w:r>
+      <w:r>
+        <w:t xml:space="preserve"> </w:t>
+      </w:r>
+      <w:r>
+        <w:t xml:space="preserve">after</w:t>
+      </w:r>
+      <w:r>
+        <w:t xml:space="preserve"> </w:t>
+      </w:r>
+      <w:r>
+        <w:rPr>
+          <w:rStyle w:val="VerbatimChar"/>
+        </w:rPr>
+        <w:t xml:space="preserve">MAGIC</w:t>
+      </w:r>
+      <w:r>
+        <w:t xml:space="preserve"> </w:t>
+      </w:r>
+      <w:r>
+        <w:t xml:space="preserve">gives</w:t>
+      </w:r>
+      <w:r>
+        <w:t xml:space="preserve"> </w:t>
+      </w:r>
+      <w:r>
+        <w:rPr>
+          <w:rStyle w:val="VerbatimChar"/>
+        </w:rPr>
+        <w:t xml:space="preserve">FTMO</w:t>
+      </w:r>
+      <w:r>
+        <w:t xml:space="preserve">; a UART error</w:t>
+      </w:r>
+      <w:r>
+        <w:t xml:space="preserve"> </w:t>
+      </w:r>
+      <w:r>
+        <w:t xml:space="preserve">gives</w:t>
+      </w:r>
+      <w:r>
+        <w:t xml:space="preserve"> </w:t>
+      </w:r>
+      <w:r>
+        <w:rPr>
+          <w:rStyle w:val="VerbatimChar"/>
+        </w:rPr>
+        <w:t xml:space="preserve">FUAR</w:t>
+      </w:r>
+      <w:r>
+        <w:t xml:space="preserve">.</w:t>
+      </w:r>
+    </w:p>
+    <w:p>
+      <w:pPr>
+        <w:numPr>
+          <w:ilvl w:val="0"/>
+          <w:numId w:val="1005"/>
+        </w:numPr>
+        <w:pStyle w:val="Compact"/>
+        <w:jc w:val="left"/>
+      </w:pPr>
+      <w:r>
+        <w:rPr>
+          <w:rStyle w:val="VerbatimChar"/>
+        </w:rPr>
+        <w:t xml:space="preserve">BOOT_006</w:t>
+      </w:r>
+      <w:r>
+        <w:t xml:space="preserve"> </w:t>
+      </w:r>
+      <w:r>
+        <w:t xml:space="preserve">After every failure the ROM sends</w:t>
       </w:r>
       <w:r>
         <w:t xml:space="preserve"> </w:t>
@@ -5734,25 +8796,29 @@
         <w:t xml:space="preserve"> </w:t>
       </w:r>
       <w:r>
-        <w:t xml:space="preserve">and accepts a correct</w:t>
-      </w:r>
-      <w:r>
-        <w:t xml:space="preserve"> </w:t>
-      </w:r>
-      <w:r>
-        <w:t xml:space="preserve">frame:</w:t>
-      </w:r>
-      <w:r>
-        <w:t xml:space="preserve"> </w:t>
-      </w:r>
+        <w:t xml:space="preserve">and accepts a resent frame.</w:t>
+      </w:r>
+    </w:p>
+    <w:p>
+      <w:pPr>
+        <w:numPr>
+          <w:ilvl w:val="0"/>
+          <w:numId w:val="1005"/>
+        </w:numPr>
+        <w:pStyle w:val="Compact"/>
+        <w:jc w:val="left"/>
+      </w:pPr>
       <w:r>
         <w:rPr>
           <w:rStyle w:val="VerbatimChar"/>
         </w:rPr>
-        <w:t xml:space="preserve">ACKH</w:t>
-      </w:r>
-      <w:r>
-        <w:t xml:space="preserve">,</w:t>
+        <w:t xml:space="preserve">BOOT_007</w:t>
+      </w:r>
+      <w:r>
+        <w:t xml:space="preserve"> </w:t>
+      </w:r>
+      <w:r>
+        <w:t xml:space="preserve">After</w:t>
       </w:r>
       <w:r>
         <w:t xml:space="preserve"> </w:t>
@@ -5764,7 +8830,7 @@
         <w:t xml:space="preserve">ACKP</w:t>
       </w:r>
       <w:r>
-        <w:t xml:space="preserve">, then execution at</w:t>
+        <w:t xml:space="preserve">,</w:t>
       </w:r>
       <w:r>
         <w:t xml:space="preserve"> </w:t>
@@ -5773,392 +8839,59 @@
         <w:rPr>
           <w:rStyle w:val="VerbatimChar"/>
         </w:rPr>
-        <w:t xml:space="preserve">ENTRY</w:t>
-      </w:r>
-      <w:r>
-        <w:t xml:space="preserve">.</w:t>
+        <w:t xml:space="preserve">ISRAM</w:t>
+      </w:r>
+      <w:r>
+        <w:t xml:space="preserve"> </w:t>
+      </w:r>
+      <w:r>
+        <w:t xml:space="preserve">from</w:t>
+      </w:r>
+      <w:r>
+        <w:t xml:space="preserve"> </w:t>
+      </w:r>
+      <w:r>
+        <w:rPr>
+          <w:rStyle w:val="VerbatimChar"/>
+        </w:rPr>
+        <w:t xml:space="preserve">LOAD_ADDR</w:t>
+      </w:r>
+      <w:r>
+        <w:t xml:space="preserve"> </w:t>
+      </w:r>
+      <w:r>
+        <w:t xml:space="preserve">equals the payload word for word.</w:t>
       </w:r>
     </w:p>
     <w:p>
       <w:pPr>
-        <w:pStyle w:val="Compact"/>
         <w:numPr>
           <w:ilvl w:val="0"/>
           <w:numId w:val="1005"/>
         </w:numPr>
+        <w:pStyle w:val="Compact"/>
         <w:jc w:val="left"/>
       </w:pPr>
       <w:r>
         <w:rPr>
           <w:rStyle w:val="VerbatimChar"/>
         </w:rPr>
-        <w:t xml:space="preserve">BOOT_002</w:t>
-      </w:r>
-      <w:r>
-        <w:t xml:space="preserve"> </w:t>
-      </w:r>
-      <w:r>
-        <w:t xml:space="preserve">Bytes before</w:t>
-      </w:r>
-      <w:r>
-        <w:t xml:space="preserve"> </w:t>
-      </w:r>
-      <w:r>
-        <w:rPr>
-          <w:rStyle w:val="VerbatimChar"/>
-        </w:rPr>
-        <w:t xml:space="preserve">MAGIC</w:t>
-      </w:r>
-      <w:r>
-        <w:t xml:space="preserve"> </w:t>
-      </w:r>
-      <w:r>
-        <w:t xml:space="preserve">get no reply.</w:t>
+        <w:t xml:space="preserve">BOOT_008</w:t>
+      </w:r>
+      <w:r>
+        <w:t xml:space="preserve"> </w:t>
+      </w:r>
+      <w:r>
+        <w:t xml:space="preserve">The build fails when a limit of Table 8-1 is broken.</w:t>
       </w:r>
     </w:p>
     <w:p>
       <w:pPr>
-        <w:pStyle w:val="Compact"/>
         <w:numPr>
           <w:ilvl w:val="0"/>
           <w:numId w:val="1005"/>
         </w:numPr>
-        <w:jc w:val="left"/>
-      </w:pPr>
-      <w:r>
-        <w:rPr>
-          <w:rStyle w:val="VerbatimChar"/>
-        </w:rPr>
-        <w:t xml:space="preserve">BOOT_003</w:t>
-      </w:r>
-      <w:r>
-        <w:t xml:space="preserve"> </w:t>
-      </w:r>
-      <w:r>
-        <w:t xml:space="preserve">A wrong</w:t>
-      </w:r>
-      <w:r>
-        <w:t xml:space="preserve"> </w:t>
-      </w:r>
-      <w:r>
-        <w:rPr>
-          <w:rStyle w:val="VerbatimChar"/>
-        </w:rPr>
-        <w:t xml:space="preserve">HDR_CRC</w:t>
-      </w:r>
-      <w:r>
-        <w:t xml:space="preserve"> </w:t>
-      </w:r>
-      <w:r>
-        <w:t xml:space="preserve">gives</w:t>
-      </w:r>
-      <w:r>
-        <w:t xml:space="preserve"> </w:t>
-      </w:r>
-      <w:r>
-        <w:rPr>
-          <w:rStyle w:val="VerbatimChar"/>
-        </w:rPr>
-        <w:t xml:space="preserve">FHCR</w:t>
-      </w:r>
-      <w:r>
-        <w:t xml:space="preserve">, a field out of range gives</w:t>
-      </w:r>
-      <w:r>
-        <w:t xml:space="preserve"> </w:t>
-      </w:r>
-      <w:r>
-        <w:rPr>
-          <w:rStyle w:val="VerbatimChar"/>
-        </w:rPr>
-        <w:t xml:space="preserve">FHDR</w:t>
-      </w:r>
-      <w:r>
-        <w:t xml:space="preserve">;</w:t>
-      </w:r>
-      <w:r>
-        <w:t xml:space="preserve"> </w:t>
-      </w:r>
-      <w:r>
-        <w:t xml:space="preserve">neither writes</w:t>
-      </w:r>
-      <w:r>
-        <w:t xml:space="preserve"> </w:t>
-      </w:r>
-      <w:r>
-        <w:rPr>
-          <w:rStyle w:val="VerbatimChar"/>
-        </w:rPr>
-        <w:t xml:space="preserve">ISRAM</w:t>
-      </w:r>
-      <w:r>
-        <w:t xml:space="preserve">.</w:t>
-      </w:r>
-    </w:p>
-    <w:p>
-      <w:pPr>
         <w:pStyle w:val="Compact"/>
-        <w:numPr>
-          <w:ilvl w:val="0"/>
-          <w:numId w:val="1005"/>
-        </w:numPr>
-        <w:jc w:val="left"/>
-      </w:pPr>
-      <w:r>
-        <w:rPr>
-          <w:rStyle w:val="VerbatimChar"/>
-        </w:rPr>
-        <w:t xml:space="preserve">BOOT_004</w:t>
-      </w:r>
-      <w:r>
-        <w:t xml:space="preserve"> </w:t>
-      </w:r>
-      <w:r>
-        <w:t xml:space="preserve">A wrong</w:t>
-      </w:r>
-      <w:r>
-        <w:t xml:space="preserve"> </w:t>
-      </w:r>
-      <w:r>
-        <w:rPr>
-          <w:rStyle w:val="VerbatimChar"/>
-        </w:rPr>
-        <w:t xml:space="preserve">PAY_CRC</w:t>
-      </w:r>
-      <w:r>
-        <w:t xml:space="preserve"> </w:t>
-      </w:r>
-      <w:r>
-        <w:t xml:space="preserve">gives</w:t>
-      </w:r>
-      <w:r>
-        <w:t xml:space="preserve"> </w:t>
-      </w:r>
-      <w:r>
-        <w:rPr>
-          <w:rStyle w:val="VerbatimChar"/>
-        </w:rPr>
-        <w:t xml:space="preserve">FPCR</w:t>
-      </w:r>
-      <w:r>
-        <w:t xml:space="preserve"> </w:t>
-      </w:r>
-      <w:r>
-        <w:t xml:space="preserve">and no jump.</w:t>
-      </w:r>
-    </w:p>
-    <w:p>
-      <w:pPr>
-        <w:pStyle w:val="Compact"/>
-        <w:numPr>
-          <w:ilvl w:val="0"/>
-          <w:numId w:val="1005"/>
-        </w:numPr>
-        <w:jc w:val="left"/>
-      </w:pPr>
-      <w:r>
-        <w:rPr>
-          <w:rStyle w:val="VerbatimChar"/>
-        </w:rPr>
-        <w:t xml:space="preserve">BOOT_005</w:t>
-      </w:r>
-      <w:r>
-        <w:t xml:space="preserve"> </w:t>
-      </w:r>
-      <w:r>
-        <w:t xml:space="preserve">A gap longer than</w:t>
-      </w:r>
-      <w:r>
-        <w:t xml:space="preserve"> </w:t>
-      </w:r>
-      <w:r>
-        <w:rPr>
-          <w:rStyle w:val="VerbatimChar"/>
-        </w:rPr>
-        <w:t xml:space="preserve">RX_TIMEOUT</w:t>
-      </w:r>
-      <w:r>
-        <w:t xml:space="preserve"> </w:t>
-      </w:r>
-      <w:r>
-        <w:t xml:space="preserve">after</w:t>
-      </w:r>
-      <w:r>
-        <w:t xml:space="preserve"> </w:t>
-      </w:r>
-      <w:r>
-        <w:rPr>
-          <w:rStyle w:val="VerbatimChar"/>
-        </w:rPr>
-        <w:t xml:space="preserve">MAGIC</w:t>
-      </w:r>
-      <w:r>
-        <w:t xml:space="preserve"> </w:t>
-      </w:r>
-      <w:r>
-        <w:t xml:space="preserve">gives</w:t>
-      </w:r>
-      <w:r>
-        <w:t xml:space="preserve"> </w:t>
-      </w:r>
-      <w:r>
-        <w:rPr>
-          <w:rStyle w:val="VerbatimChar"/>
-        </w:rPr>
-        <w:t xml:space="preserve">FTMO</w:t>
-      </w:r>
-      <w:r>
-        <w:t xml:space="preserve">; a UART error</w:t>
-      </w:r>
-      <w:r>
-        <w:t xml:space="preserve"> </w:t>
-      </w:r>
-      <w:r>
-        <w:t xml:space="preserve">gives</w:t>
-      </w:r>
-      <w:r>
-        <w:t xml:space="preserve"> </w:t>
-      </w:r>
-      <w:r>
-        <w:rPr>
-          <w:rStyle w:val="VerbatimChar"/>
-        </w:rPr>
-        <w:t xml:space="preserve">FUAR</w:t>
-      </w:r>
-      <w:r>
-        <w:t xml:space="preserve">.</w:t>
-      </w:r>
-    </w:p>
-    <w:p>
-      <w:pPr>
-        <w:pStyle w:val="Compact"/>
-        <w:numPr>
-          <w:ilvl w:val="0"/>
-          <w:numId w:val="1005"/>
-        </w:numPr>
-        <w:jc w:val="left"/>
-      </w:pPr>
-      <w:r>
-        <w:rPr>
-          <w:rStyle w:val="VerbatimChar"/>
-        </w:rPr>
-        <w:t xml:space="preserve">BOOT_006</w:t>
-      </w:r>
-      <w:r>
-        <w:t xml:space="preserve"> </w:t>
-      </w:r>
-      <w:r>
-        <w:t xml:space="preserve">After every failure the ROM sends</w:t>
-      </w:r>
-      <w:r>
-        <w:t xml:space="preserve"> </w:t>
-      </w:r>
-      <w:r>
-        <w:rPr>
-          <w:rStyle w:val="VerbatimChar"/>
-        </w:rPr>
-        <w:t xml:space="preserve">QRDY</w:t>
-      </w:r>
-      <w:r>
-        <w:t xml:space="preserve"> </w:t>
-      </w:r>
-      <w:r>
-        <w:t xml:space="preserve">and accepts a resent frame.</w:t>
-      </w:r>
-    </w:p>
-    <w:p>
-      <w:pPr>
-        <w:pStyle w:val="Compact"/>
-        <w:numPr>
-          <w:ilvl w:val="0"/>
-          <w:numId w:val="1005"/>
-        </w:numPr>
-        <w:jc w:val="left"/>
-      </w:pPr>
-      <w:r>
-        <w:rPr>
-          <w:rStyle w:val="VerbatimChar"/>
-        </w:rPr>
-        <w:t xml:space="preserve">BOOT_007</w:t>
-      </w:r>
-      <w:r>
-        <w:t xml:space="preserve"> </w:t>
-      </w:r>
-      <w:r>
-        <w:t xml:space="preserve">After</w:t>
-      </w:r>
-      <w:r>
-        <w:t xml:space="preserve"> </w:t>
-      </w:r>
-      <w:r>
-        <w:rPr>
-          <w:rStyle w:val="VerbatimChar"/>
-        </w:rPr>
-        <w:t xml:space="preserve">ACKP</w:t>
-      </w:r>
-      <w:r>
-        <w:t xml:space="preserve">,</w:t>
-      </w:r>
-      <w:r>
-        <w:t xml:space="preserve"> </w:t>
-      </w:r>
-      <w:r>
-        <w:rPr>
-          <w:rStyle w:val="VerbatimChar"/>
-        </w:rPr>
-        <w:t xml:space="preserve">ISRAM</w:t>
-      </w:r>
-      <w:r>
-        <w:t xml:space="preserve"> </w:t>
-      </w:r>
-      <w:r>
-        <w:t xml:space="preserve">from</w:t>
-      </w:r>
-      <w:r>
-        <w:t xml:space="preserve"> </w:t>
-      </w:r>
-      <w:r>
-        <w:rPr>
-          <w:rStyle w:val="VerbatimChar"/>
-        </w:rPr>
-        <w:t xml:space="preserve">LOAD_ADDR</w:t>
-      </w:r>
-      <w:r>
-        <w:t xml:space="preserve"> </w:t>
-      </w:r>
-      <w:r>
-        <w:t xml:space="preserve">equals the payload word for word.</w:t>
-      </w:r>
-    </w:p>
-    <w:p>
-      <w:pPr>
-        <w:pStyle w:val="Compact"/>
-        <w:numPr>
-          <w:ilvl w:val="0"/>
-          <w:numId w:val="1005"/>
-        </w:numPr>
-        <w:jc w:val="left"/>
-      </w:pPr>
-      <w:r>
-        <w:rPr>
-          <w:rStyle w:val="VerbatimChar"/>
-        </w:rPr>
-        <w:t xml:space="preserve">BOOT_008</w:t>
-      </w:r>
-      <w:r>
-        <w:t xml:space="preserve"> </w:t>
-      </w:r>
-      <w:r>
-        <w:t xml:space="preserve">The build fails when a limit of Table 8-1 is broken.</w:t>
-      </w:r>
-    </w:p>
-    <w:p>
-      <w:pPr>
-        <w:pStyle w:val="Compact"/>
-        <w:numPr>
-          <w:ilvl w:val="0"/>
-          <w:numId w:val="1005"/>
-        </w:numPr>
         <w:jc w:val="left"/>
       </w:pPr>
       <w:r>
@@ -6198,8 +8931,8 @@
         <w:t xml:space="preserve">for every token.</w:t>
       </w:r>
     </w:p>
-    <w:bookmarkEnd w:id="57"/>
-    <w:bookmarkStart w:id="58" w:name="appendix-a.-acronyms"/>
+    <w:bookmarkEnd w:id="52"/>
+    <w:bookmarkStart w:id="53" w:name="appendix-a.-acronyms"/>
     <w:p>
       <w:pPr>
         <w:pStyle w:val="Heading1"/>
@@ -6221,6 +8954,7 @@
         <w:tblStyle w:val="TableGrid"/>
         <w:tblW w:type="auto" w:w="0"/>
         <w:tblLook w:firstRow="1" w:lastRow="0" w:firstColumn="0" w:lastColumn="0" w:noHBand="0" w:noVBand="0" w:val="0020"/>
+        <w:jc w:val="start"/>
         <w:tblCaption w:val="Acronyms"/>
       </w:tblPr>
       <w:tblGrid>
@@ -6229,7 +8963,7 @@
       </w:tblGrid>
       <w:tr>
         <w:trPr>
-          <w:tblHeader w:val="on"/>
+          <w:tblHeader w:val="true"/>
         </w:trPr>
         <w:tc>
           <w:tcPr/>
@@ -6370,8 +9104,8 @@
         </w:tc>
       </w:tr>
     </w:tbl>
-    <w:bookmarkEnd w:id="58"/>
-    <w:bookmarkStart w:id="59" w:name="appendix-b.-first-review"/>
+    <w:bookmarkEnd w:id="53"/>
+    <w:bookmarkStart w:id="54" w:name="appendix-b.-first-review"/>
     <w:p>
       <w:pPr>
         <w:pStyle w:val="Heading1"/>
@@ -6392,8 +9126,8 @@
       <w:tblPr>
         <w:tblStyle w:val="TableGrid"/>
         <w:tblW w:type="pct" w:w="5000"/>
-        <w:tblLayout w:type="fixed"/>
         <w:tblLook w:firstRow="1" w:lastRow="0" w:firstColumn="0" w:lastColumn="0" w:noHBand="0" w:noVBand="0" w:val="0020"/>
+        <w:jc w:val="start"/>
         <w:tblCaption w:val="First review"/>
       </w:tblPr>
       <w:tblGrid>
@@ -6403,7 +9137,7 @@
       </w:tblGrid>
       <w:tr>
         <w:trPr>
-          <w:tblHeader w:val="on"/>
+          <w:tblHeader w:val="true"/>
         </w:trPr>
         <w:tc>
           <w:tcPr/>
@@ -6687,7 +9421,13 @@
               <w:t xml:space="preserve"> </w:t>
             </w:r>
             <w:r>
-              <w:t xml:space="preserve">“APB slave 9”</w:t>
+              <w:t xml:space="preserve">“</w:t>
+            </w:r>
+            <w:r>
+              <w:t xml:space="preserve">APB slave 9</w:t>
+            </w:r>
+            <w:r>
+              <w:t xml:space="preserve">”</w:t>
             </w:r>
           </w:p>
         </w:tc>
@@ -6787,7 +9527,13 @@
               <w:t xml:space="preserve"> </w:t>
             </w:r>
             <w:r>
-              <w:t xml:space="preserve">“no byte-strobe path”</w:t>
+              <w:t xml:space="preserve">“</w:t>
+            </w:r>
+            <w:r>
+              <w:t xml:space="preserve">no byte-strobe path</w:t>
+            </w:r>
+            <w:r>
+              <w:t xml:space="preserve">”</w:t>
             </w:r>
           </w:p>
         </w:tc>
@@ -6833,17 +9579,363 @@
             </w:r>
             <w:r>
               <w:t xml:space="preserve">7.3); reason removed</w:t>
+            </w:r>
+          </w:p>
+        </w:tc>
+      </w:tr>
+      <w:tr>
+        <w:tc>
+          <w:tcPr/>
+          <w:p>
+            <w:pPr>
+              <w:pStyle w:val="Compact"/>
+              <w:jc w:val="left"/>
+            </w:pPr>
+            <w:r>
+              <w:t xml:space="preserve">Figure 4-1: show the CPU release</w:t>
+            </w:r>
+          </w:p>
+        </w:tc>
+        <w:tc>
+          <w:tcPr/>
+          <w:p>
+            <w:pPr>
+              <w:pStyle w:val="Compact"/>
+              <w:jc w:val="left"/>
+            </w:pPr>
+            <w:r>
+              <w:t xml:space="preserve">Quan (mentor), 29/09</w:t>
+            </w:r>
+          </w:p>
+        </w:tc>
+        <w:tc>
+          <w:tcPr/>
+          <w:p>
+            <w:pPr>
+              <w:pStyle w:val="Compact"/>
+              <w:jc w:val="left"/>
+            </w:pPr>
+            <w:r>
+              <w:t xml:space="preserve">Figure 4-1, Table 4-2</w:t>
+            </w:r>
+          </w:p>
+        </w:tc>
+      </w:tr>
+      <w:tr>
+        <w:tc>
+          <w:tcPr/>
+          <w:p>
+            <w:pPr>
+              <w:pStyle w:val="Compact"/>
+              <w:jc w:val="left"/>
+            </w:pPr>
+            <w:r>
+              <w:t xml:space="preserve">Leave out of the MAS any parameter or step that is not known</w:t>
+            </w:r>
+          </w:p>
+        </w:tc>
+        <w:tc>
+          <w:tcPr/>
+          <w:p>
+            <w:pPr>
+              <w:pStyle w:val="Compact"/>
+              <w:jc w:val="left"/>
+            </w:pPr>
+            <w:r>
+              <w:t xml:space="preserve">Quan (mentor), 29/09</w:t>
+            </w:r>
+          </w:p>
+        </w:tc>
+        <w:tc>
+          <w:tcPr/>
+          <w:p>
+            <w:pPr>
+              <w:pStyle w:val="Compact"/>
+              <w:jc w:val="left"/>
+            </w:pPr>
+            <w:r>
+              <w:t xml:space="preserve">7.3: timeouts as minimums</w:t>
+            </w:r>
+          </w:p>
+        </w:tc>
+      </w:tr>
+      <w:tr>
+        <w:tc>
+          <w:tcPr/>
+          <w:p>
+            <w:pPr>
+              <w:pStyle w:val="Compact"/>
+              <w:jc w:val="left"/>
+            </w:pPr>
+            <w:r>
+              <w:t xml:space="preserve">Polling for the PC data not defined;</w:t>
+            </w:r>
+            <w:r>
+              <w:t xml:space="preserve"> </w:t>
+            </w:r>
+            <w:r>
+              <w:rPr>
+                <w:rStyle w:val="VerbatimChar"/>
+              </w:rPr>
+              <w:t xml:space="preserve">QRDY</w:t>
+            </w:r>
+            <w:r>
+              <w:t xml:space="preserve"> </w:t>
+            </w:r>
+            <w:r>
+              <w:t xml:space="preserve">after reset not needed</w:t>
+            </w:r>
+          </w:p>
+        </w:tc>
+        <w:tc>
+          <w:tcPr/>
+          <w:p>
+            <w:pPr>
+              <w:pStyle w:val="Compact"/>
+              <w:jc w:val="left"/>
+            </w:pPr>
+            <w:r>
+              <w:t xml:space="preserve">Quan (mentor), 29/09</w:t>
+            </w:r>
+          </w:p>
+        </w:tc>
+        <w:tc>
+          <w:tcPr/>
+          <w:p>
+            <w:pPr>
+              <w:pStyle w:val="Compact"/>
+              <w:jc w:val="left"/>
+            </w:pPr>
+            <w:r>
+              <w:t xml:space="preserve">5: polling; 7.1: no</w:t>
+            </w:r>
+            <w:r>
+              <w:t xml:space="preserve"> </w:t>
+            </w:r>
+            <w:r>
+              <w:rPr>
+                <w:rStyle w:val="VerbatimChar"/>
+              </w:rPr>
+              <w:t xml:space="preserve">QRDY</w:t>
+            </w:r>
+            <w:r>
+              <w:t xml:space="preserve"> </w:t>
+            </w:r>
+            <w:r>
+              <w:t xml:space="preserve">after reset, kept after a failure</w:t>
+            </w:r>
+          </w:p>
+        </w:tc>
+      </w:tr>
+      <w:tr>
+        <w:tc>
+          <w:tcPr/>
+          <w:p>
+            <w:pPr>
+              <w:pStyle w:val="Compact"/>
+              <w:jc w:val="left"/>
+            </w:pPr>
+            <w:r>
+              <w:t xml:space="preserve">“</w:t>
+            </w:r>
+            <w:r>
+              <w:t xml:space="preserve">ACKP sent?</w:t>
+            </w:r>
+            <w:r>
+              <w:t xml:space="preserve">”</w:t>
+            </w:r>
+            <w:r>
+              <w:t xml:space="preserve"> </w:t>
+            </w:r>
+            <w:r>
+              <w:t xml:space="preserve">should test the CRC</w:t>
+            </w:r>
+          </w:p>
+        </w:tc>
+        <w:tc>
+          <w:tcPr/>
+          <w:p>
+            <w:pPr>
+              <w:pStyle w:val="Compact"/>
+              <w:jc w:val="left"/>
+            </w:pPr>
+            <w:r>
+              <w:t xml:space="preserve">Quan (mentor), 29/09</w:t>
+            </w:r>
+          </w:p>
+        </w:tc>
+        <w:tc>
+          <w:tcPr/>
+          <w:p>
+            <w:pPr>
+              <w:pStyle w:val="Compact"/>
+              <w:jc w:val="left"/>
+            </w:pPr>
+            <w:r>
+              <w:t xml:space="preserve">Figure 4-1: CRC pass?</w:t>
+            </w:r>
+          </w:p>
+        </w:tc>
+      </w:tr>
+      <w:tr>
+        <w:tc>
+          <w:tcPr/>
+          <w:p>
+            <w:pPr>
+              <w:pStyle w:val="Compact"/>
+              <w:jc w:val="left"/>
+            </w:pPr>
+            <w:r>
+              <w:t xml:space="preserve">How does the CPU run the image loaded over JTAG if it starts in the ROM?</w:t>
+            </w:r>
+          </w:p>
+        </w:tc>
+        <w:tc>
+          <w:tcPr/>
+          <w:p>
+            <w:pPr>
+              <w:pStyle w:val="Compact"/>
+              <w:jc w:val="left"/>
+            </w:pPr>
+            <w:r>
+              <w:t xml:space="preserve">Quan (mentor), 29/09</w:t>
+            </w:r>
+          </w:p>
+        </w:tc>
+        <w:tc>
+          <w:tcPr/>
+          <w:p>
+            <w:pPr>
+              <w:pStyle w:val="Compact"/>
+              <w:jc w:val="left"/>
+            </w:pPr>
+            <w:r>
+              <w:t xml:space="preserve">4: hardware boot address mux; the ROM does not run</w:t>
+            </w:r>
+          </w:p>
+        </w:tc>
+      </w:tr>
+      <w:tr>
+        <w:tc>
+          <w:tcPr/>
+          <w:p>
+            <w:pPr>
+              <w:pStyle w:val="Compact"/>
+              <w:jc w:val="left"/>
+            </w:pPr>
+            <w:r>
+              <w:t xml:space="preserve">Baud rate down to about 10 000–20 000</w:t>
+            </w:r>
+          </w:p>
+        </w:tc>
+        <w:tc>
+          <w:tcPr/>
+          <w:p>
+            <w:pPr>
+              <w:pStyle w:val="Compact"/>
+              <w:jc w:val="left"/>
+            </w:pPr>
+            <w:r>
+              <w:t xml:space="preserve">Quan (mentor), 29/09</w:t>
+            </w:r>
+          </w:p>
+        </w:tc>
+        <w:tc>
+          <w:tcPr/>
+          <w:p>
+            <w:pPr>
+              <w:pStyle w:val="Compact"/>
+              <w:jc w:val="left"/>
+            </w:pPr>
+            <w:r>
+              <w:t xml:space="preserve">5: 19 200</w:t>
+            </w:r>
+          </w:p>
+        </w:tc>
+      </w:tr>
+      <w:tr>
+        <w:tc>
+          <w:tcPr/>
+          <w:p>
+            <w:pPr>
+              <w:pStyle w:val="Compact"/>
+              <w:jc w:val="left"/>
+            </w:pPr>
+            <w:r>
+              <w:t xml:space="preserve">Figure 7-1: how each failure is detected and reported</w:t>
+            </w:r>
+          </w:p>
+        </w:tc>
+        <w:tc>
+          <w:tcPr/>
+          <w:p>
+            <w:pPr>
+              <w:pStyle w:val="Compact"/>
+              <w:jc w:val="left"/>
+            </w:pPr>
+            <w:r>
+              <w:t xml:space="preserve">Quan (mentor), 29/09</w:t>
+            </w:r>
+          </w:p>
+        </w:tc>
+        <w:tc>
+          <w:tcPr/>
+          <w:p>
+            <w:pPr>
+              <w:pStyle w:val="Compact"/>
+              <w:jc w:val="left"/>
+            </w:pPr>
+            <w:r>
+              <w:t xml:space="preserve">Table 7-1</w:t>
+            </w:r>
+          </w:p>
+        </w:tc>
+      </w:tr>
+      <w:tr>
+        <w:tc>
+          <w:tcPr/>
+          <w:p>
+            <w:pPr>
+              <w:pStyle w:val="Compact"/>
+              <w:jc w:val="left"/>
+            </w:pPr>
+            <w:r>
+              <w:t xml:space="preserve">Describe every step of Figures 4-1 and 7-1</w:t>
+            </w:r>
+          </w:p>
+        </w:tc>
+        <w:tc>
+          <w:tcPr/>
+          <w:p>
+            <w:pPr>
+              <w:pStyle w:val="Compact"/>
+              <w:jc w:val="left"/>
+            </w:pPr>
+            <w:r>
+              <w:t xml:space="preserve">Quan (mentor), 29/09</w:t>
+            </w:r>
+          </w:p>
+        </w:tc>
+        <w:tc>
+          <w:tcPr/>
+          <w:p>
+            <w:pPr>
+              <w:pStyle w:val="Compact"/>
+              <w:jc w:val="left"/>
+            </w:pPr>
+            <w:r>
+              <w:t xml:space="preserve">Tables 4-2, 7-1</w:t>
             </w:r>
           </w:p>
         </w:tc>
       </w:tr>
     </w:tbl>
-    <w:bookmarkEnd w:id="59"/>
+    <w:bookmarkEnd w:id="54"/>
     <w:sectPr>
-      <w:headerReference r:id="rId11" w:type="default"/>
-      <w:footerReference r:id="rId12" w:type="even"/>
-      <w:footerReference r:id="rId13" w:type="default"/>
-      <w:footerReference r:id="rId14" w:type="first"/>
+      <w:headerReference r:id="rId9" w:type="default"/>
+      <w:footerReference r:id="rId11" w:type="even"/>
+      <w:footerReference r:id="rId10" w:type="default"/>
+      <w:footerReference r:id="rId13" w:type="first"/>
       <w:pgSz w:code="9" w:h="16838" w:w="11906"/>
       <w:pgMar w:bottom="1440" w:footer="288" w:gutter="0" w:header="432" w:left="1440" w:right="1440" w:top="1440"/>
       <w:pgNumType w:fmt="lowerRoman" w:start="1"/>
@@ -7077,7 +10169,7 @@
       <w:rPr>
         <w:szCs w:val="26"/>
       </w:rPr>
-      <w:t>V3.0</w:t>
+      <w:t>V3.1</w:t>
     </w:r>
     <w:r>
       <w:rPr>
@@ -8651,14 +11743,14 @@
     </w:lvl>
   </w:abstractNum>
   <w:abstractNum w:abstractNumId="990">
-    <w:nsid w:val="0000A990"/>
+    <w:nsid w:val="A990"/>
     <w:multiLevelType w:val="multilevel"/>
     <w:lvl w:ilvl="0">
       <w:numFmt w:val="bullet"/>
       <w:lvlText w:val=" "/>
       <w:lvlJc w:val="left"/>
       <w:pPr>
-        <w:ind w:left="720" w:hanging="360"/>
+        <w:ind w:left="720" w:hanging="480"/>
       </w:pPr>
     </w:lvl>
     <w:lvl w:ilvl="1">
@@ -8666,7 +11758,7 @@
       <w:lvlText w:val=" "/>
       <w:lvlJc w:val="left"/>
       <w:pPr>
-        <w:ind w:left="1440" w:hanging="360"/>
+        <w:ind w:left="1440" w:hanging="480"/>
       </w:pPr>
     </w:lvl>
     <w:lvl w:ilvl="2">
@@ -8674,7 +11766,7 @@
       <w:lvlText w:val=" "/>
       <w:lvlJc w:val="left"/>
       <w:pPr>
-        <w:ind w:left="2160" w:hanging="360"/>
+        <w:ind w:left="2160" w:hanging="480"/>
       </w:pPr>
     </w:lvl>
     <w:lvl w:ilvl="3">
@@ -8682,7 +11774,7 @@
       <w:lvlText w:val=" "/>
       <w:lvlJc w:val="left"/>
       <w:pPr>
-        <w:ind w:left="2880" w:hanging="360"/>
+        <w:ind w:left="2880" w:hanging="480"/>
       </w:pPr>
     </w:lvl>
     <w:lvl w:ilvl="4">
@@ -8690,7 +11782,7 @@
       <w:lvlText w:val=" "/>
       <w:lvlJc w:val="left"/>
       <w:pPr>
-        <w:ind w:left="3600" w:hanging="360"/>
+        <w:ind w:left="3600" w:hanging="480"/>
       </w:pPr>
     </w:lvl>
     <w:lvl w:ilvl="5">
@@ -8698,7 +11790,7 @@
       <w:lvlText w:val=" "/>
       <w:lvlJc w:val="left"/>
       <w:pPr>
-        <w:ind w:left="4320" w:hanging="360"/>
+        <w:ind w:left="4320" w:hanging="480"/>
       </w:pPr>
     </w:lvl>
     <w:lvl w:ilvl="6">
@@ -8706,7 +11798,7 @@
       <w:lvlText w:val=" "/>
       <w:lvlJc w:val="left"/>
       <w:pPr>
-        <w:ind w:left="5040" w:hanging="360"/>
+        <w:ind w:left="5040" w:hanging="480"/>
       </w:pPr>
     </w:lvl>
     <w:lvl w:ilvl="7">
@@ -8714,7 +11806,7 @@
       <w:lvlText w:val=" "/>
       <w:lvlJc w:val="left"/>
       <w:pPr>
-        <w:ind w:left="5760" w:hanging="360"/>
+        <w:ind w:left="5760" w:hanging="480"/>
       </w:pPr>
     </w:lvl>
     <w:lvl w:ilvl="8">
@@ -8722,115 +11814,88 @@
       <w:lvlText w:val=" "/>
       <w:lvlJc w:val="left"/>
       <w:pPr>
-        <w:ind w:left="6480" w:hanging="360"/>
+        <w:ind w:left="6480" w:hanging="480"/>
       </w:pPr>
     </w:lvl>
   </w:abstractNum>
   <w:abstractNum w:abstractNumId="991">
-    <w:nsid w:val="0000A991"/>
+    <w:nsid w:val="A991"/>
     <w:multiLevelType w:val="multilevel"/>
     <w:lvl w:ilvl="0">
       <w:numFmt w:val="bullet"/>
-      <w:lvlText w:val=""/>
+      <w:lvlText w:val="•"/>
       <w:lvlJc w:val="left"/>
       <w:pPr>
-        <w:ind w:left="720" w:hanging="360"/>
-      </w:pPr>
-      <w:rPr>
-        <w:rFonts w:ascii="Symbol" w:hAnsi="Symbol" w:cs="Symbol" w:hint="default"/>
-      </w:rPr>
+        <w:ind w:left="720" w:hanging="480"/>
+      </w:pPr>
     </w:lvl>
     <w:lvl w:ilvl="1">
       <w:numFmt w:val="bullet"/>
-      <w:lvlText w:val="o"/>
+      <w:lvlText w:val="–"/>
       <w:lvlJc w:val="left"/>
       <w:pPr>
-        <w:ind w:left="1440" w:hanging="360"/>
-      </w:pPr>
-      <w:rPr>
-        <w:rFonts w:ascii="Courier New" w:hAnsi="Courier New" w:cs="Courier New" w:hint="default"/>
-      </w:rPr>
+        <w:ind w:left="1440" w:hanging="480"/>
+      </w:pPr>
     </w:lvl>
     <w:lvl w:ilvl="2">
       <w:numFmt w:val="bullet"/>
-      <w:lvlText w:val=""/>
+      <w:lvlText w:val="•"/>
       <w:lvlJc w:val="left"/>
       <w:pPr>
-        <w:ind w:left="2160" w:hanging="360"/>
-      </w:pPr>
-      <w:rPr>
-        <w:rFonts w:ascii="Wingdings" w:hAnsi="Wingdings" w:cs="Wingdings" w:hint="default"/>
-      </w:rPr>
+        <w:ind w:left="2160" w:hanging="480"/>
+      </w:pPr>
     </w:lvl>
     <w:lvl w:ilvl="3">
       <w:numFmt w:val="bullet"/>
-      <w:lvlText w:val=""/>
+      <w:lvlText w:val="–"/>
       <w:lvlJc w:val="left"/>
       <w:pPr>
-        <w:ind w:left="2880" w:hanging="360"/>
-      </w:pPr>
-      <w:rPr>
-        <w:rFonts w:ascii="Symbol" w:hAnsi="Symbol" w:cs="Symbol" w:hint="default"/>
-      </w:rPr>
+        <w:ind w:left="2880" w:hanging="480"/>
+      </w:pPr>
     </w:lvl>
     <w:lvl w:ilvl="4">
       <w:numFmt w:val="bullet"/>
-      <w:lvlText w:val="o"/>
+      <w:lvlText w:val="•"/>
       <w:lvlJc w:val="left"/>
       <w:pPr>
-        <w:ind w:left="3600" w:hanging="360"/>
-      </w:pPr>
-      <w:rPr>
-        <w:rFonts w:ascii="Courier New" w:hAnsi="Courier New" w:cs="Courier New" w:hint="default"/>
-      </w:rPr>
+        <w:ind w:left="3600" w:hanging="480"/>
+      </w:pPr>
     </w:lvl>
     <w:lvl w:ilvl="5">
       <w:numFmt w:val="bullet"/>
-      <w:lvlText w:val=""/>
+      <w:lvlText w:val="–"/>
       <w:lvlJc w:val="left"/>
       <w:pPr>
-        <w:ind w:left="4320" w:hanging="360"/>
-      </w:pPr>
-      <w:rPr>
-        <w:rFonts w:ascii="Wingdings" w:hAnsi="Wingdings" w:cs="Wingdings" w:hint="default"/>
-      </w:rPr>
+        <w:ind w:left="4320" w:hanging="480"/>
+      </w:pPr>
     </w:lvl>
     <w:lvl w:ilvl="6">
       <w:numFmt w:val="bullet"/>
-      <w:lvlText w:val=""/>
+      <w:lvlText w:val="•"/>
       <w:lvlJc w:val="left"/>
       <w:pPr>
-        <w:ind w:left="5040" w:hanging="360"/>
-      </w:pPr>
-      <w:rPr>
-        <w:rFonts w:ascii="Symbol" w:hAnsi="Symbol" w:cs="Symbol" w:hint="default"/>
-      </w:rPr>
+        <w:ind w:left="5040" w:hanging="480"/>
+      </w:pPr>
     </w:lvl>
     <w:lvl w:ilvl="7">
       <w:numFmt w:val="bullet"/>
-      <w:lvlText w:val="o"/>
+      <w:lvlText w:val="–"/>
       <w:lvlJc w:val="left"/>
       <w:pPr>
-        <w:ind w:left="5760" w:hanging="360"/>
-      </w:pPr>
-      <w:rPr>
-        <w:rFonts w:ascii="Courier New" w:hAnsi="Courier New" w:cs="Courier New" w:hint="default"/>
-      </w:rPr>
+        <w:ind w:left="5760" w:hanging="480"/>
+      </w:pPr>
     </w:lvl>
     <w:lvl w:ilvl="8">
       <w:numFmt w:val="bullet"/>
-      <w:lvlText w:val=""/>
+      <w:lvlText w:val="•"/>
       <w:lvlJc w:val="left"/>
       <w:pPr>
-        <w:ind w:left="6480" w:hanging="360"/>
-      </w:pPr>
-      <w:rPr>
-        <w:rFonts w:ascii="Wingdings" w:hAnsi="Wingdings" w:cs="Wingdings" w:hint="default"/>
-      </w:rPr>
+        <w:ind w:left="6480" w:hanging="480"/>
+      </w:pPr>
     </w:lvl>
   </w:abstractNum>
   <w:abstractNum w:abstractNumId="99411">
-    <w:nsid w:val="00A99411"/>
+    <w:nsid w:val="A99411"/>
     <w:multiLevelType w:val="multilevel"/>
     <w:lvl w:ilvl="0">
       <w:start w:val="1"/>
@@ -8838,7 +11903,7 @@
       <w:lvlText w:val="%1."/>
       <w:lvlJc w:val="left"/>
       <w:pPr>
-        <w:ind w:left="720" w:hanging="360"/>
+        <w:ind w:left="720" w:hanging="480"/>
       </w:pPr>
     </w:lvl>
     <w:lvl w:ilvl="1">
@@ -8847,7 +11912,7 @@
       <w:lvlText w:val="%2."/>
       <w:lvlJc w:val="left"/>
       <w:pPr>
-        <w:ind w:left="1440" w:hanging="360"/>
+        <w:ind w:left="1440" w:hanging="480"/>
       </w:pPr>
     </w:lvl>
     <w:lvl w:ilvl="2">
@@ -8856,7 +11921,7 @@
       <w:lvlText w:val="%3."/>
       <w:lvlJc w:val="left"/>
       <w:pPr>
-        <w:ind w:left="2160" w:hanging="360"/>
+        <w:ind w:left="2160" w:hanging="480"/>
       </w:pPr>
     </w:lvl>
     <w:lvl w:ilvl="3">
@@ -8865,7 +11930,7 @@
       <w:lvlText w:val="%4."/>
       <w:lvlJc w:val="left"/>
       <w:pPr>
-        <w:ind w:left="2880" w:hanging="360"/>
+        <w:ind w:left="2880" w:hanging="480"/>
       </w:pPr>
     </w:lvl>
     <w:lvl w:ilvl="4">
@@ -8874,7 +11939,7 @@
       <w:lvlText w:val="%5."/>
       <w:lvlJc w:val="left"/>
       <w:pPr>
-        <w:ind w:left="3600" w:hanging="360"/>
+        <w:ind w:left="3600" w:hanging="480"/>
       </w:pPr>
     </w:lvl>
     <w:lvl w:ilvl="5">
@@ -8883,7 +11948,7 @@
       <w:lvlText w:val="%6."/>
       <w:lvlJc w:val="left"/>
       <w:pPr>
-        <w:ind w:left="4320" w:hanging="360"/>
+        <w:ind w:left="4320" w:hanging="480"/>
       </w:pPr>
     </w:lvl>
     <w:lvl w:ilvl="6">
@@ -8892,7 +11957,7 @@
       <w:lvlText w:val="%7."/>
       <w:lvlJc w:val="left"/>
       <w:pPr>
-        <w:ind w:left="5040" w:hanging="360"/>
+        <w:ind w:left="5040" w:hanging="480"/>
       </w:pPr>
     </w:lvl>
     <w:lvl w:ilvl="7">
@@ -8901,7 +11966,7 @@
       <w:lvlText w:val="%8."/>
       <w:lvlJc w:val="left"/>
       <w:pPr>
-        <w:ind w:left="5760" w:hanging="360"/>
+        <w:ind w:left="5760" w:hanging="480"/>
       </w:pPr>
     </w:lvl>
     <w:lvl w:ilvl="8">
@@ -8910,7 +11975,7 @@
       <w:lvlText w:val="%9."/>
       <w:lvlJc w:val="left"/>
       <w:pPr>
-        <w:ind w:left="6480" w:hanging="360"/>
+        <w:ind w:left="6480" w:hanging="480"/>
       </w:pPr>
     </w:lvl>
   </w:abstractNum>
@@ -11473,8 +14538,8 @@
     <w:name w:val="KeywordTok"/>
     <w:basedOn w:val="VerbatimChar"/>
     <w:rPr>
+      <w:color w:val="007020"/>
       <w:b/>
-      <w:color w:val="007020"/>
     </w:rPr>
   </w:style>
   <w:style w:type="character" w:customStyle="1" w:styleId="DataTypeTok">
@@ -11551,42 +14616,42 @@
     <w:name w:val="ImportTok"/>
     <w:basedOn w:val="VerbatimChar"/>
     <w:rPr>
+      <w:color w:val="008000"/>
       <w:b/>
-      <w:color w:val="008000"/>
     </w:rPr>
   </w:style>
   <w:style w:type="character" w:customStyle="1" w:styleId="CommentTok">
     <w:name w:val="CommentTok"/>
     <w:basedOn w:val="VerbatimChar"/>
     <w:rPr>
+      <w:color w:val="60a0b0"/>
       <w:i/>
-      <w:color w:val="60a0b0"/>
     </w:rPr>
   </w:style>
   <w:style w:type="character" w:customStyle="1" w:styleId="DocumentationTok">
     <w:name w:val="DocumentationTok"/>
     <w:basedOn w:val="VerbatimChar"/>
     <w:rPr>
+      <w:color w:val="ba2121"/>
       <w:i/>
-      <w:color w:val="ba2121"/>
     </w:rPr>
   </w:style>
   <w:style w:type="character" w:customStyle="1" w:styleId="AnnotationTok">
     <w:name w:val="AnnotationTok"/>
     <w:basedOn w:val="VerbatimChar"/>
     <w:rPr>
+      <w:color w:val="60a0b0"/>
       <w:b/>
       <w:i/>
-      <w:color w:val="60a0b0"/>
     </w:rPr>
   </w:style>
   <w:style w:type="character" w:customStyle="1" w:styleId="CommentVarTok">
     <w:name w:val="CommentVarTok"/>
     <w:basedOn w:val="VerbatimChar"/>
     <w:rPr>
+      <w:color w:val="60a0b0"/>
       <w:b/>
       <w:i/>
-      <w:color w:val="60a0b0"/>
     </w:rPr>
   </w:style>
   <w:style w:type="character" w:customStyle="1" w:styleId="OtherTok">
@@ -11614,8 +14679,8 @@
     <w:name w:val="ControlFlowTok"/>
     <w:basedOn w:val="VerbatimChar"/>
     <w:rPr>
+      <w:color w:val="007020"/>
       <w:b/>
-      <w:color w:val="007020"/>
     </w:rPr>
   </w:style>
   <w:style w:type="character" w:customStyle="1" w:styleId="OperatorTok">
@@ -11660,34 +14725,34 @@
     <w:name w:val="InformationTok"/>
     <w:basedOn w:val="VerbatimChar"/>
     <w:rPr>
+      <w:color w:val="60a0b0"/>
       <w:b/>
       <w:i/>
-      <w:color w:val="60a0b0"/>
     </w:rPr>
   </w:style>
   <w:style w:type="character" w:customStyle="1" w:styleId="WarningTok">
     <w:name w:val="WarningTok"/>
     <w:basedOn w:val="VerbatimChar"/>
     <w:rPr>
+      <w:color w:val="60a0b0"/>
       <w:b/>
       <w:i/>
-      <w:color w:val="60a0b0"/>
     </w:rPr>
   </w:style>
   <w:style w:type="character" w:customStyle="1" w:styleId="AlertTok">
     <w:name w:val="AlertTok"/>
     <w:basedOn w:val="VerbatimChar"/>
     <w:rPr>
+      <w:color w:val="ff0000"/>
       <w:b/>
-      <w:color w:val="ff0000"/>
     </w:rPr>
   </w:style>
   <w:style w:type="character" w:customStyle="1" w:styleId="ErrorTok">
     <w:name w:val="ErrorTok"/>
     <w:basedOn w:val="VerbatimChar"/>
     <w:rPr>
+      <w:color w:val="ff0000"/>
       <w:b/>
-      <w:color w:val="ff0000"/>
     </w:rPr>
   </w:style>
   <w:style w:type="character" w:customStyle="1" w:styleId="NormalTok">

--- a/doc/specs/docx/QNSC_BOOT_SPEC.docx
+++ b/doc/specs/docx/QNSC_BOOT_SPEC.docx
@@ -39,7 +39,7 @@
         <w:t xml:space="preserve"> </w:t>
       </w:r>
       <w:r>
-        <w:t xml:space="preserve">V3.1</w:t>
+        <w:t xml:space="preserve">V3.2</w:t>
       </w:r>
     </w:p>
     <w:p>
@@ -425,6 +425,185 @@
               <w:jc w:val="left"/>
             </w:pPr>
             <w:r>
+              <w:t xml:space="preserve">V3.2</w:t>
+            </w:r>
+          </w:p>
+        </w:tc>
+        <w:tc>
+          <w:tcPr/>
+          <w:p>
+            <w:pPr>
+              <w:pStyle w:val="Compact"/>
+              <w:jc w:val="left"/>
+            </w:pPr>
+            <w:r>
+              <w:t xml:space="preserve">2026-10-09</w:t>
+            </w:r>
+          </w:p>
+        </w:tc>
+        <w:tc>
+          <w:tcPr/>
+          <w:p>
+            <w:pPr>
+              <w:pStyle w:val="Compact"/>
+              <w:jc w:val="left"/>
+            </w:pPr>
+            <w:r>
+              <w:t xml:space="preserve">Nguyen Hao Nam</w:t>
+            </w:r>
+          </w:p>
+        </w:tc>
+        <w:tc>
+          <w:tcPr/>
+          <w:p>
+            <w:pPr>
+              <w:pStyle w:val="Compact"/>
+              <w:jc w:val="left"/>
+            </w:pPr>
+            <w:r>
+              <w:t xml:space="preserve">–</w:t>
+            </w:r>
+          </w:p>
+        </w:tc>
+        <w:tc>
+          <w:tcPr/>
+          <w:p>
+            <w:pPr>
+              <w:pStyle w:val="Compact"/>
+              <w:jc w:val="left"/>
+            </w:pPr>
+            <w:r>
+              <w:t xml:space="preserve">Mentor review of V3.1 (Appendix B):</w:t>
+            </w:r>
+            <w:r>
+              <w:t xml:space="preserve"> </w:t>
+            </w:r>
+            <w:r>
+              <w:rPr>
+                <w:rStyle w:val="VerbatimChar"/>
+              </w:rPr>
+              <w:t xml:space="preserve">ENTRY</w:t>
+            </w:r>
+            <w:r>
+              <w:t xml:space="preserve"> </w:t>
+            </w:r>
+            <w:r>
+              <w:t xml:space="preserve">dropped from the header, for the same entry as debug boot;</w:t>
+            </w:r>
+            <w:r>
+              <w:t xml:space="preserve"> </w:t>
+            </w:r>
+            <w:r>
+              <w:rPr>
+                <w:rStyle w:val="VerbatimChar"/>
+              </w:rPr>
+              <w:t xml:space="preserve">LOAD_ADDR</w:t>
+            </w:r>
+            <w:r>
+              <w:t xml:space="preserve"> </w:t>
+            </w:r>
+            <w:r>
+              <w:t xml:space="preserve">dropped with it, so the payload always goes to</w:t>
+            </w:r>
+            <w:r>
+              <w:t xml:space="preserve"> </w:t>
+            </w:r>
+            <w:r>
+              <w:rPr>
+                <w:rStyle w:val="VerbatimChar"/>
+              </w:rPr>
+              <w:t xml:space="preserve">0x2000_1000</w:t>
+            </w:r>
+            <w:r>
+              <w:t xml:space="preserve"> </w:t>
+            </w:r>
+            <w:r>
+              <w:t xml:space="preserve">and the ROM jumps to</w:t>
+            </w:r>
+            <w:r>
+              <w:t xml:space="preserve"> </w:t>
+            </w:r>
+            <w:r>
+              <w:rPr>
+                <w:rStyle w:val="VerbatimChar"/>
+              </w:rPr>
+              <w:t xml:space="preserve">0x2000_1080</w:t>
+            </w:r>
+            <w:r>
+              <w:t xml:space="preserve">; header 12 bytes;</w:t>
+            </w:r>
+            <w:r>
+              <w:t xml:space="preserve"> </w:t>
+            </w:r>
+            <w:r>
+              <w:rPr>
+                <w:rStyle w:val="VerbatimChar"/>
+              </w:rPr>
+              <w:t xml:space="preserve">LENGTH</w:t>
+            </w:r>
+            <w:r>
+              <w:t xml:space="preserve"> </w:t>
+            </w:r>
+            <w:r>
+              <w:t xml:space="preserve">132 to 61 440;</w:t>
+            </w:r>
+            <w:r>
+              <w:t xml:space="preserve"> </w:t>
+            </w:r>
+            <w:r>
+              <w:rPr>
+                <w:rStyle w:val="VerbatimChar"/>
+              </w:rPr>
+              <w:t xml:space="preserve">FUAR</w:t>
+            </w:r>
+            <w:r>
+              <w:t xml:space="preserve"> </w:t>
+            </w:r>
+            <w:r>
+              <w:t xml:space="preserve">dropped and the UART error bits no longer read, since a CRC or the timeout catches every UART error; Figure 4-1 redrawn (two</w:t>
+            </w:r>
+            <w:r>
+              <w:t xml:space="preserve"> </w:t>
+            </w:r>
+            <w:r>
+              <w:rPr>
+                <w:rStyle w:val="VerbatimChar"/>
+              </w:rPr>
+              <w:t xml:space="preserve">SCRC</w:t>
+            </w:r>
+            <w:r>
+              <w:t xml:space="preserve"> </w:t>
+            </w:r>
+            <w:r>
+              <w:t xml:space="preserve">steps, the</w:t>
+            </w:r>
+            <w:r>
+              <w:t xml:space="preserve"> </w:t>
+            </w:r>
+            <w:r>
+              <w:rPr>
+                <w:rStyle w:val="VerbatimChar"/>
+              </w:rPr>
+              <w:t xml:space="preserve">DBG_EN</w:t>
+            </w:r>
+            <w:r>
+              <w:t xml:space="preserve"> </w:t>
+            </w:r>
+            <w:r>
+              <w:t xml:space="preserve">pin, no CRC test) and Table 4-2 with it</w:t>
+            </w:r>
+          </w:p>
+        </w:tc>
+      </w:tr>
+      <w:tr>
+        <w:tc>
+          <w:tcPr/>
+          <w:p>
+            <w:pPr>
+              <w:pStyle w:val="Compact"/>
+              <w:jc w:val="left"/>
+            </w:pPr>
+            <w:r>
               <w:t xml:space="preserve">V3.1</w:t>
             </w:r>
           </w:p>
@@ -849,7 +1028,7 @@
         <w:jc w:val="left"/>
       </w:pPr>
       <w:r>
-        <w:t xml:space="preserve">Frame: 20-byte header with its own CRC, payload, payload CRC – 6.</w:t>
+        <w:t xml:space="preserve">Frame: 12-byte header with its own CRC, payload, payload CRC – 6.</w:t>
       </w:r>
     </w:p>
     <w:p>
@@ -903,7 +1082,7 @@
         <w:jc w:val="left"/>
       </w:pPr>
       <w:r>
-        <w:t xml:space="preserve">Application up to 60 KiB, from</w:t>
+        <w:t xml:space="preserve">Application up to 60 KiB, loaded at</w:t>
       </w:r>
       <w:r>
         <w:t xml:space="preserve"> </w:t>
@@ -918,7 +1097,25 @@
         <w:t xml:space="preserve"> </w:t>
       </w:r>
       <w:r>
-        <w:t xml:space="preserve">– 9.</w:t>
+        <w:t xml:space="preserve">and entered at</w:t>
+      </w:r>
+      <w:r>
+        <w:t xml:space="preserve"> </w:t>
+      </w:r>
+      <w:r>
+        <w:rPr>
+          <w:rStyle w:val="VerbatimChar"/>
+        </w:rPr>
+        <w:t xml:space="preserve">0x2000_1080</w:t>
+      </w:r>
+      <w:r>
+        <w:t xml:space="preserve">,</w:t>
+      </w:r>
+      <w:r>
+        <w:t xml:space="preserve"> </w:t>
+      </w:r>
+      <w:r>
+        <w:t xml:space="preserve">the same as in debug boot – 9.</w:t>
       </w:r>
     </w:p>
     <w:bookmarkEnd w:id="23"/>
@@ -1573,7 +1770,7 @@
       <w:r>
         <w:drawing>
           <wp:inline>
-            <wp:extent cx="5727700" cy="4341791"/>
+            <wp:extent cx="5727700" cy="4233517"/>
             <wp:effectExtent b="0" l="0" r="0" t="0"/>
             <wp:docPr descr="Reset to application" title="" id="29" name="Picture"/>
             <a:graphic>
@@ -1594,7 +1791,7 @@
                   <pic:spPr bwMode="auto">
                     <a:xfrm>
                       <a:off x="0" y="0"/>
-                      <a:ext cx="5727700" cy="4341791"/>
+                      <a:ext cx="5727700" cy="4233517"/>
                     </a:xfrm>
                     <a:prstGeom prst="rect">
                       <a:avLst/>
@@ -2121,7 +2318,7 @@
               <w:rPr>
                 <w:rStyle w:val="VerbatimChar"/>
               </w:rPr>
-              <w:t xml:space="preserve">ENTRY</w:t>
+              <w:t xml:space="preserve">0x2000_1080</w:t>
             </w:r>
           </w:p>
         </w:tc>
@@ -2386,19 +2583,19 @@
               <w:jc w:val="left"/>
             </w:pPr>
             <w:r>
-              <w:t xml:space="preserve">Reset: POR, WDT bite or SW_RST</w:t>
-            </w:r>
-          </w:p>
-        </w:tc>
-        <w:tc>
-          <w:tcPr/>
-          <w:p>
-            <w:pPr>
-              <w:pStyle w:val="Compact"/>
-              <w:jc w:val="left"/>
-            </w:pPr>
-            <w:r>
-              <w:t xml:space="preserve">Any of the three resets the chip. Only POR makes</w:t>
+              <w:t xml:space="preserve">Power on</w:t>
+            </w:r>
+          </w:p>
+        </w:tc>
+        <w:tc>
+          <w:tcPr/>
+          <w:p>
+            <w:pPr>
+              <w:pStyle w:val="Compact"/>
+              <w:jc w:val="left"/>
+            </w:pPr>
+            <w:r>
+              <w:t xml:space="preserve">The power-on reset. A WDT bite or SW_RST resets the chip too and enters at the next step; only POR makes</w:t>
             </w:r>
             <w:r>
               <w:t xml:space="preserve"> </w:t>
@@ -2448,7 +2645,7 @@
               <w:jc w:val="left"/>
             </w:pPr>
             <w:r>
-              <w:t xml:space="preserve">SCRC: chip reset, then power-up</w:t>
+              <w:t xml:space="preserve">SCRC: hold the whole chip in reset, clock the IPs</w:t>
             </w:r>
           </w:p>
         </w:tc>
@@ -2490,7 +2687,7 @@
               <w:t xml:space="preserve"> </w:t>
             </w:r>
             <w:r>
-              <w:t xml:space="preserve">runs the CRM program, in this order: (1) starts the clocks of the peripherals that</w:t>
+              <w:t xml:space="preserve">runs the CRM program, which first starts the clocks of the peripherals that</w:t>
             </w:r>
             <w:r>
               <w:t xml:space="preserve"> </w:t>
@@ -2505,22 +2702,7 @@
               <w:t xml:space="preserve"> </w:t>
             </w:r>
             <w:r>
-              <w:t xml:space="preserve">asks for, after reset every peripheral except TIMER1; (2) at least 3 cycles later, releases the reset of every domain except the CPU; (3) at least 16 cycles later, opens the APB guards of the peripherals whose clock runs, the TIMER1 guard staying closed; (4) last, releases the CPU reset. Register values:</w:t>
-            </w:r>
-            <w:r>
-              <w:t xml:space="preserve"> </w:t>
-            </w:r>
-            <w:r>
-              <w:rPr>
-                <w:rStyle w:val="VerbatimChar"/>
-              </w:rPr>
-              <w:t xml:space="preserve">QNSC_SCRC_MAS</w:t>
-            </w:r>
-            <w:r>
-              <w:t xml:space="preserve"> </w:t>
-            </w:r>
-            <w:r>
-              <w:t xml:space="preserve">7.5.</w:t>
+              <w:t xml:space="preserve">asks for: after reset, every peripheral except TIMER1.</w:t>
             </w:r>
           </w:p>
         </w:tc>
@@ -2555,55 +2737,85 @@
               <w:jc w:val="left"/>
             </w:pPr>
             <w:r>
-              <w:t xml:space="preserve">DBG_EN captured = 1?</w:t>
-            </w:r>
-          </w:p>
-        </w:tc>
-        <w:tc>
-          <w:tcPr/>
-          <w:p>
-            <w:pPr>
-              <w:pStyle w:val="Compact"/>
-              <w:jc w:val="left"/>
-            </w:pPr>
-            <w:r>
-              <w:t xml:space="preserve">Decided by hardware, not by the ROM.</w:t>
-            </w:r>
-            <w:r>
-              <w:t xml:space="preserve"> </w:t>
-            </w:r>
-            <w:r>
-              <w:rPr>
-                <w:rStyle w:val="VerbatimChar"/>
-              </w:rPr>
-              <w:t xml:space="preserve">SYSDBG</w:t>
-            </w:r>
-            <w:r>
-              <w:t xml:space="preserve"> </w:t>
-            </w:r>
-            <w:r>
-              <w:t xml:space="preserve">reads the DBG_EN pin once after power-on. The value decides whether the CPU starts in the ROM (0) or in ISRAM (1), and whether the debugger may hold the CPU in reset. A WDT bite or SW_RST does not read the pin again.</w:t>
-            </w:r>
-          </w:p>
-        </w:tc>
-        <w:tc>
-          <w:tcPr/>
-          <w:p>
-            <w:pPr>
-              <w:pStyle w:val="Compact"/>
-              <w:jc w:val="left"/>
-            </w:pPr>
-            <w:r>
-              <w:rPr>
-                <w:rStyle w:val="VerbatimChar"/>
-              </w:rPr>
-              <w:t xml:space="preserve">QNSC_SYSDBG_MAS</w:t>
-            </w:r>
-            <w:r>
-              <w:t xml:space="preserve"> </w:t>
-            </w:r>
-            <w:r>
-              <w:t xml:space="preserve">7.1</w:t>
+              <w:t xml:space="preserve">SCRC: release the reset of every IP except the CPU</w:t>
+            </w:r>
+          </w:p>
+        </w:tc>
+        <w:tc>
+          <w:tcPr/>
+          <w:p>
+            <w:pPr>
+              <w:pStyle w:val="Compact"/>
+              <w:jc w:val="left"/>
+            </w:pPr>
+            <w:r>
+              <w:t xml:space="preserve">At least 3 cycles later</w:t>
+            </w:r>
+            <w:r>
+              <w:t xml:space="preserve"> </w:t>
+            </w:r>
+            <w:r>
+              <w:rPr>
+                <w:rStyle w:val="VerbatimChar"/>
+              </w:rPr>
+              <w:t xml:space="preserve">MCPU</w:t>
+            </w:r>
+            <w:r>
+              <w:t xml:space="preserve"> </w:t>
+            </w:r>
+            <w:r>
+              <w:t xml:space="preserve">releases the reset of every domain except the CPU. At least 16 cycles after that it opens the APB guards of the peripherals whose clock runs, the TIMER1 guard staying closed, so</w:t>
+            </w:r>
+            <w:r>
+              <w:t xml:space="preserve"> </w:t>
+            </w:r>
+            <w:r>
+              <w:rPr>
+                <w:rStyle w:val="VerbatimChar"/>
+              </w:rPr>
+              <w:t xml:space="preserve">UART0</w:t>
+            </w:r>
+            <w:r>
+              <w:t xml:space="preserve"> </w:t>
+            </w:r>
+            <w:r>
+              <w:t xml:space="preserve">is reachable before the CPU runs. Register values:</w:t>
+            </w:r>
+            <w:r>
+              <w:t xml:space="preserve"> </w:t>
+            </w:r>
+            <w:r>
+              <w:rPr>
+                <w:rStyle w:val="VerbatimChar"/>
+              </w:rPr>
+              <w:t xml:space="preserve">QNSC_SCRC_MAS</w:t>
+            </w:r>
+            <w:r>
+              <w:t xml:space="preserve"> </w:t>
+            </w:r>
+            <w:r>
+              <w:t xml:space="preserve">7.5.</w:t>
+            </w:r>
+          </w:p>
+        </w:tc>
+        <w:tc>
+          <w:tcPr/>
+          <w:p>
+            <w:pPr>
+              <w:pStyle w:val="Compact"/>
+              <w:jc w:val="left"/>
+            </w:pPr>
+            <w:r>
+              <w:rPr>
+                <w:rStyle w:val="VerbatimChar"/>
+              </w:rPr>
+              <w:t xml:space="preserve">QNSC_SCRC_MAS</w:t>
+            </w:r>
+            <w:r>
+              <w:t xml:space="preserve"> </w:t>
+            </w:r>
+            <w:r>
+              <w:t xml:space="preserve">7.5</w:t>
             </w:r>
           </w:p>
         </w:tc>
@@ -2617,34 +2829,19 @@
               <w:jc w:val="left"/>
             </w:pPr>
             <w:r>
-              <w:t xml:space="preserve">SCRC release CPU (DBG_EN = 0)</w:t>
-            </w:r>
-          </w:p>
-        </w:tc>
-        <w:tc>
-          <w:tcPr/>
-          <w:p>
-            <w:pPr>
-              <w:pStyle w:val="Compact"/>
-              <w:jc w:val="left"/>
-            </w:pPr>
-            <w:r>
-              <w:t xml:space="preserve">The CPU leaves reset only when</w:t>
-            </w:r>
-            <w:r>
-              <w:t xml:space="preserve"> </w:t>
-            </w:r>
-            <w:r>
-              <w:rPr>
-                <w:rStyle w:val="VerbatimChar"/>
-              </w:rPr>
-              <w:t xml:space="preserve">SCRC</w:t>
-            </w:r>
-            <w:r>
-              <w:t xml:space="preserve"> </w:t>
-            </w:r>
-            <w:r>
-              <w:t xml:space="preserve">has released it and</w:t>
+              <w:t xml:space="preserve">DBG_EN pin = 1?</w:t>
+            </w:r>
+          </w:p>
+        </w:tc>
+        <w:tc>
+          <w:tcPr/>
+          <w:p>
+            <w:pPr>
+              <w:pStyle w:val="Compact"/>
+              <w:jc w:val="left"/>
+            </w:pPr>
+            <w:r>
+              <w:t xml:space="preserve">Decided by hardware, not by the ROM.</w:t>
             </w:r>
             <w:r>
               <w:t xml:space="preserve"> </w:t>
@@ -2659,89 +2856,17 @@
               <w:t xml:space="preserve"> </w:t>
             </w:r>
             <w:r>
-              <w:t xml:space="preserve">no longer holds it. With</w:t>
-            </w:r>
-            <w:r>
-              <w:t xml:space="preserve"> </w:t>
-            </w:r>
-            <w:r>
-              <w:rPr>
-                <w:rStyle w:val="VerbatimChar"/>
-              </w:rPr>
-              <w:t xml:space="preserve">DBG_EN</w:t>
-            </w:r>
-            <w:r>
-              <w:t xml:space="preserve"> </w:t>
-            </w:r>
-            <w:r>
-              <w:t xml:space="preserve">= 0,</w:t>
-            </w:r>
-            <w:r>
-              <w:t xml:space="preserve"> </w:t>
-            </w:r>
-            <w:r>
-              <w:rPr>
-                <w:rStyle w:val="VerbatimChar"/>
-              </w:rPr>
-              <w:t xml:space="preserve">SYSDBG</w:t>
-            </w:r>
-            <w:r>
-              <w:t xml:space="preserve"> </w:t>
-            </w:r>
-            <w:r>
-              <w:t xml:space="preserve">lets go as soon as it has captured</w:t>
-            </w:r>
-            <w:r>
-              <w:t xml:space="preserve"> </w:t>
-            </w:r>
-            <w:r>
-              <w:rPr>
-                <w:rStyle w:val="VerbatimChar"/>
-              </w:rPr>
-              <w:t xml:space="preserve">DBG_EN</w:t>
-            </w:r>
-            <w:r>
-              <w:t xml:space="preserve">, so the CPU starts when</w:t>
-            </w:r>
-            <w:r>
-              <w:t xml:space="preserve"> </w:t>
-            </w:r>
-            <w:r>
-              <w:rPr>
-                <w:rStyle w:val="VerbatimChar"/>
-              </w:rPr>
-              <w:t xml:space="preserve">SCRC</w:t>
-            </w:r>
-            <w:r>
-              <w:t xml:space="preserve"> </w:t>
-            </w:r>
-            <w:r>
-              <w:t xml:space="preserve">releases it, with the boot address already pointing at the ROM.</w:t>
-            </w:r>
-          </w:p>
-        </w:tc>
-        <w:tc>
-          <w:tcPr/>
-          <w:p>
-            <w:pPr>
-              <w:pStyle w:val="Compact"/>
-              <w:jc w:val="left"/>
-            </w:pPr>
-            <w:r>
-              <w:rPr>
-                <w:rStyle w:val="VerbatimChar"/>
-              </w:rPr>
-              <w:t xml:space="preserve">QNSC_SCRC_MAS</w:t>
-            </w:r>
-            <w:r>
-              <w:t xml:space="preserve"> </w:t>
-            </w:r>
-            <w:r>
-              <w:t xml:space="preserve">7.8,</w:t>
-            </w:r>
-            <w:r>
-              <w:t xml:space="preserve"> </w:t>
-            </w:r>
+              <w:t xml:space="preserve">reads the DBG_EN pin once after power-on. The value decides whether the CPU starts in the ROM (0) or in ISRAM (1), and whether the debugger may hold the CPU in reset. A WDT bite or SW_RST does not read the pin again.</w:t>
+            </w:r>
+          </w:p>
+        </w:tc>
+        <w:tc>
+          <w:tcPr/>
+          <w:p>
+            <w:pPr>
+              <w:pStyle w:val="Compact"/>
+              <w:jc w:val="left"/>
+            </w:pPr>
             <w:r>
               <w:rPr>
                 <w:rStyle w:val="VerbatimChar"/>
@@ -2766,79 +2891,157 @@
               <w:jc w:val="left"/>
             </w:pPr>
             <w:r>
-              <w:t xml:space="preserve">Ibex fetches 0x0000_0080 (ROM)</w:t>
-            </w:r>
-          </w:p>
-        </w:tc>
-        <w:tc>
-          <w:tcPr/>
-          <w:p>
-            <w:pPr>
-              <w:pStyle w:val="Compact"/>
-              <w:jc w:val="left"/>
-            </w:pPr>
-            <w:r>
-              <w:t xml:space="preserve">Ibex starts at its boot address + 0x80:</w:t>
-            </w:r>
-            <w:r>
-              <w:t xml:space="preserve"> </w:t>
-            </w:r>
-            <w:r>
-              <w:rPr>
-                <w:rStyle w:val="VerbatimChar"/>
-              </w:rPr>
-              <w:t xml:space="preserve">0x0000_0080</w:t>
-            </w:r>
-            <w:r>
-              <w:t xml:space="preserve"> </w:t>
-            </w:r>
-            <w:r>
-              <w:t xml:space="preserve">in the ROM. The start-up code points the stack at the top of DSRAM,</w:t>
-            </w:r>
-            <w:r>
-              <w:t xml:space="preserve"> </w:t>
-            </w:r>
-            <w:r>
-              <w:rPr>
-                <w:rStyle w:val="VerbatimChar"/>
-              </w:rPr>
-              <w:t xml:space="preserve">0x3000_8000</w:t>
-            </w:r>
-            <w:r>
-              <w:t xml:space="preserve">, and calls the bootloader,</w:t>
-            </w:r>
-            <w:r>
-              <w:t xml:space="preserve"> </w:t>
-            </w:r>
-            <w:r>
-              <w:rPr>
-                <w:rStyle w:val="VerbatimChar"/>
-              </w:rPr>
-              <w:t xml:space="preserve">boot_main</w:t>
-            </w:r>
-            <w:r>
-              <w:t xml:space="preserve">.</w:t>
-            </w:r>
-          </w:p>
-        </w:tc>
-        <w:tc>
-          <w:tcPr/>
-          <w:p>
-            <w:pPr>
-              <w:pStyle w:val="Compact"/>
-              <w:jc w:val="left"/>
-            </w:pPr>
-            <w:r>
-              <w:rPr>
-                <w:rStyle w:val="VerbatimChar"/>
-              </w:rPr>
-              <w:t xml:space="preserve">QNSC_ROM_MAS</w:t>
-            </w:r>
-            <w:r>
-              <w:t xml:space="preserve"> </w:t>
-            </w:r>
-            <w:r>
-              <w:t xml:space="preserve">6, section 8</w:t>
+              <w:t xml:space="preserve">SCRC releases the CPU reset (DBG_EN = 0)</w:t>
+            </w:r>
+          </w:p>
+        </w:tc>
+        <w:tc>
+          <w:tcPr/>
+          <w:p>
+            <w:pPr>
+              <w:pStyle w:val="Compact"/>
+              <w:jc w:val="left"/>
+            </w:pPr>
+            <w:r>
+              <w:t xml:space="preserve">Last,</w:t>
+            </w:r>
+            <w:r>
+              <w:t xml:space="preserve"> </w:t>
+            </w:r>
+            <w:r>
+              <w:rPr>
+                <w:rStyle w:val="VerbatimChar"/>
+              </w:rPr>
+              <w:t xml:space="preserve">MCPU</w:t>
+            </w:r>
+            <w:r>
+              <w:t xml:space="preserve"> </w:t>
+            </w:r>
+            <w:r>
+              <w:t xml:space="preserve">releases the CPU reset. The CPU leaves reset only when</w:t>
+            </w:r>
+            <w:r>
+              <w:t xml:space="preserve"> </w:t>
+            </w:r>
+            <w:r>
+              <w:rPr>
+                <w:rStyle w:val="VerbatimChar"/>
+              </w:rPr>
+              <w:t xml:space="preserve">SCRC</w:t>
+            </w:r>
+            <w:r>
+              <w:t xml:space="preserve"> </w:t>
+            </w:r>
+            <w:r>
+              <w:t xml:space="preserve">has released it and</w:t>
+            </w:r>
+            <w:r>
+              <w:t xml:space="preserve"> </w:t>
+            </w:r>
+            <w:r>
+              <w:rPr>
+                <w:rStyle w:val="VerbatimChar"/>
+              </w:rPr>
+              <w:t xml:space="preserve">SYSDBG</w:t>
+            </w:r>
+            <w:r>
+              <w:t xml:space="preserve"> </w:t>
+            </w:r>
+            <w:r>
+              <w:t xml:space="preserve">no longer holds it. With</w:t>
+            </w:r>
+            <w:r>
+              <w:t xml:space="preserve"> </w:t>
+            </w:r>
+            <w:r>
+              <w:rPr>
+                <w:rStyle w:val="VerbatimChar"/>
+              </w:rPr>
+              <w:t xml:space="preserve">DBG_EN</w:t>
+            </w:r>
+            <w:r>
+              <w:t xml:space="preserve"> </w:t>
+            </w:r>
+            <w:r>
+              <w:t xml:space="preserve">= 0,</w:t>
+            </w:r>
+            <w:r>
+              <w:t xml:space="preserve"> </w:t>
+            </w:r>
+            <w:r>
+              <w:rPr>
+                <w:rStyle w:val="VerbatimChar"/>
+              </w:rPr>
+              <w:t xml:space="preserve">SYSDBG</w:t>
+            </w:r>
+            <w:r>
+              <w:t xml:space="preserve"> </w:t>
+            </w:r>
+            <w:r>
+              <w:t xml:space="preserve">lets go as soon as it has captured</w:t>
+            </w:r>
+            <w:r>
+              <w:t xml:space="preserve"> </w:t>
+            </w:r>
+            <w:r>
+              <w:rPr>
+                <w:rStyle w:val="VerbatimChar"/>
+              </w:rPr>
+              <w:t xml:space="preserve">DBG_EN</w:t>
+            </w:r>
+            <w:r>
+              <w:t xml:space="preserve">, so the CPU starts when</w:t>
+            </w:r>
+            <w:r>
+              <w:t xml:space="preserve"> </w:t>
+            </w:r>
+            <w:r>
+              <w:rPr>
+                <w:rStyle w:val="VerbatimChar"/>
+              </w:rPr>
+              <w:t xml:space="preserve">SCRC</w:t>
+            </w:r>
+            <w:r>
+              <w:t xml:space="preserve"> </w:t>
+            </w:r>
+            <w:r>
+              <w:t xml:space="preserve">releases it, with the boot address already pointing at the ROM.</w:t>
+            </w:r>
+          </w:p>
+        </w:tc>
+        <w:tc>
+          <w:tcPr/>
+          <w:p>
+            <w:pPr>
+              <w:pStyle w:val="Compact"/>
+              <w:jc w:val="left"/>
+            </w:pPr>
+            <w:r>
+              <w:rPr>
+                <w:rStyle w:val="VerbatimChar"/>
+              </w:rPr>
+              <w:t xml:space="preserve">QNSC_SCRC_MAS</w:t>
+            </w:r>
+            <w:r>
+              <w:t xml:space="preserve"> </w:t>
+            </w:r>
+            <w:r>
+              <w:t xml:space="preserve">7.5, 7.8,</w:t>
+            </w:r>
+            <w:r>
+              <w:t xml:space="preserve"> </w:t>
+            </w:r>
+            <w:r>
+              <w:rPr>
+                <w:rStyle w:val="VerbatimChar"/>
+              </w:rPr>
+              <w:t xml:space="preserve">QNSC_SYSDBG_MAS</w:t>
+            </w:r>
+            <w:r>
+              <w:t xml:space="preserve"> </w:t>
+            </w:r>
+            <w:r>
+              <w:t xml:space="preserve">7.1</w:t>
             </w:r>
           </w:p>
         </w:tc>
@@ -2852,31 +3055,79 @@
               <w:jc w:val="left"/>
             </w:pPr>
             <w:r>
-              <w:t xml:space="preserve">init UART0</w:t>
-            </w:r>
-          </w:p>
-        </w:tc>
-        <w:tc>
-          <w:tcPr/>
-          <w:p>
-            <w:pPr>
-              <w:pStyle w:val="Compact"/>
-              <w:jc w:val="left"/>
-            </w:pPr>
-            <w:r>
-              <w:t xml:space="preserve">Sets 19 200 baud, 8 data bits, no parity and 1 stop bit, turns the FIFOs on and the interrupts off (section 5). The ROM starts listening for MAGIC at once.</w:t>
-            </w:r>
-          </w:p>
-        </w:tc>
-        <w:tc>
-          <w:tcPr/>
-          <w:p>
-            <w:pPr>
-              <w:pStyle w:val="Compact"/>
-              <w:jc w:val="left"/>
-            </w:pPr>
-            <w:r>
-              <w:t xml:space="preserve">5</w:t>
+              <w:t xml:space="preserve">Ibex fetches 0x0000_0080 (ROM)</w:t>
+            </w:r>
+          </w:p>
+        </w:tc>
+        <w:tc>
+          <w:tcPr/>
+          <w:p>
+            <w:pPr>
+              <w:pStyle w:val="Compact"/>
+              <w:jc w:val="left"/>
+            </w:pPr>
+            <w:r>
+              <w:t xml:space="preserve">Ibex starts at its boot address + 0x80:</w:t>
+            </w:r>
+            <w:r>
+              <w:t xml:space="preserve"> </w:t>
+            </w:r>
+            <w:r>
+              <w:rPr>
+                <w:rStyle w:val="VerbatimChar"/>
+              </w:rPr>
+              <w:t xml:space="preserve">0x0000_0080</w:t>
+            </w:r>
+            <w:r>
+              <w:t xml:space="preserve"> </w:t>
+            </w:r>
+            <w:r>
+              <w:t xml:space="preserve">in the ROM. The start-up code points the stack at the top of DSRAM,</w:t>
+            </w:r>
+            <w:r>
+              <w:t xml:space="preserve"> </w:t>
+            </w:r>
+            <w:r>
+              <w:rPr>
+                <w:rStyle w:val="VerbatimChar"/>
+              </w:rPr>
+              <w:t xml:space="preserve">0x3000_8000</w:t>
+            </w:r>
+            <w:r>
+              <w:t xml:space="preserve">, and calls the bootloader,</w:t>
+            </w:r>
+            <w:r>
+              <w:t xml:space="preserve"> </w:t>
+            </w:r>
+            <w:r>
+              <w:rPr>
+                <w:rStyle w:val="VerbatimChar"/>
+              </w:rPr>
+              <w:t xml:space="preserve">boot_main</w:t>
+            </w:r>
+            <w:r>
+              <w:t xml:space="preserve">.</w:t>
+            </w:r>
+          </w:p>
+        </w:tc>
+        <w:tc>
+          <w:tcPr/>
+          <w:p>
+            <w:pPr>
+              <w:pStyle w:val="Compact"/>
+              <w:jc w:val="left"/>
+            </w:pPr>
+            <w:r>
+              <w:rPr>
+                <w:rStyle w:val="VerbatimChar"/>
+              </w:rPr>
+              <w:t xml:space="preserve">QNSC_ROM_MAS</w:t>
+            </w:r>
+            <w:r>
+              <w:t xml:space="preserve"> </w:t>
+            </w:r>
+            <w:r>
+              <w:t xml:space="preserve">6, section 8</w:t>
             </w:r>
           </w:p>
         </w:tc>
@@ -2890,31 +3141,31 @@
               <w:jc w:val="left"/>
             </w:pPr>
             <w:r>
-              <w:t xml:space="preserve">download frame to ISRAM</w:t>
-            </w:r>
-          </w:p>
-        </w:tc>
-        <w:tc>
-          <w:tcPr/>
-          <w:p>
-            <w:pPr>
-              <w:pStyle w:val="Compact"/>
-              <w:jc w:val="left"/>
-            </w:pPr>
-            <w:r>
-              <w:t xml:space="preserve">Receive and check the frame, Figure 7-1 and Table 7-1.</w:t>
-            </w:r>
-          </w:p>
-        </w:tc>
-        <w:tc>
-          <w:tcPr/>
-          <w:p>
-            <w:pPr>
-              <w:pStyle w:val="Compact"/>
-              <w:jc w:val="left"/>
-            </w:pPr>
-            <w:r>
-              <w:t xml:space="preserve">7</w:t>
+              <w:t xml:space="preserve">init UART0</w:t>
+            </w:r>
+          </w:p>
+        </w:tc>
+        <w:tc>
+          <w:tcPr/>
+          <w:p>
+            <w:pPr>
+              <w:pStyle w:val="Compact"/>
+              <w:jc w:val="left"/>
+            </w:pPr>
+            <w:r>
+              <w:t xml:space="preserve">Sets 19 200 baud, 8 data bits, no parity and 1 stop bit, turns the FIFOs on and the interrupts off (section 5). The ROM starts listening for MAGIC at once.</w:t>
+            </w:r>
+          </w:p>
+        </w:tc>
+        <w:tc>
+          <w:tcPr/>
+          <w:p>
+            <w:pPr>
+              <w:pStyle w:val="Compact"/>
+              <w:jc w:val="left"/>
+            </w:pPr>
+            <w:r>
+              <w:t xml:space="preserve">5</w:t>
             </w:r>
           </w:p>
         </w:tc>
@@ -2928,31 +3179,58 @@
               <w:jc w:val="left"/>
             </w:pPr>
             <w:r>
-              <w:t xml:space="preserve">CRC pass?</w:t>
-            </w:r>
-          </w:p>
-        </w:tc>
-        <w:tc>
-          <w:tcPr/>
-          <w:p>
-            <w:pPr>
-              <w:pStyle w:val="Compact"/>
-              <w:jc w:val="left"/>
-            </w:pPr>
-            <w:r>
-              <w:t xml:space="preserve">Yes when both CRCs match, the header CRC and the payload CRC, and every other check of Figure 7-1 passes. If not: the ROM sends a failure token, empties the line and sends QRDY; the PC resends the whole frame.</w:t>
-            </w:r>
-          </w:p>
-        </w:tc>
-        <w:tc>
-          <w:tcPr/>
-          <w:p>
-            <w:pPr>
-              <w:pStyle w:val="Compact"/>
-              <w:jc w:val="left"/>
-            </w:pPr>
-            <w:r>
-              <w:t xml:space="preserve">7.2</w:t>
+              <w:t xml:space="preserve">receive the frame from the PC over UART0 and write it to 0x2000_1000 (ISRAM)</w:t>
+            </w:r>
+          </w:p>
+        </w:tc>
+        <w:tc>
+          <w:tcPr/>
+          <w:p>
+            <w:pPr>
+              <w:pStyle w:val="Compact"/>
+              <w:jc w:val="left"/>
+            </w:pPr>
+            <w:r>
+              <w:t xml:space="preserve">Receive and check the frame, Figure 7-1 and Table 7-1. The step ends when the header CRC,</w:t>
+            </w:r>
+            <w:r>
+              <w:t xml:space="preserve"> </w:t>
+            </w:r>
+            <w:r>
+              <w:rPr>
+                <w:rStyle w:val="VerbatimChar"/>
+              </w:rPr>
+              <w:t xml:space="preserve">LENGTH</w:t>
+            </w:r>
+            <w:r>
+              <w:t xml:space="preserve"> </w:t>
+            </w:r>
+            <w:r>
+              <w:t xml:space="preserve">and the payload CRC all pass. On any failure the ROM sends a failure token, empties the line and sends</w:t>
+            </w:r>
+            <w:r>
+              <w:t xml:space="preserve"> </w:t>
+            </w:r>
+            <w:r>
+              <w:rPr>
+                <w:rStyle w:val="VerbatimChar"/>
+              </w:rPr>
+              <w:t xml:space="preserve">QRDY</w:t>
+            </w:r>
+            <w:r>
+              <w:t xml:space="preserve">, and the PC resends the whole frame.</w:t>
+            </w:r>
+          </w:p>
+        </w:tc>
+        <w:tc>
+          <w:tcPr/>
+          <w:p>
+            <w:pPr>
+              <w:pStyle w:val="Compact"/>
+              <w:jc w:val="left"/>
+            </w:pPr>
+            <w:r>
+              <w:t xml:space="preserve">7</w:t>
             </w:r>
           </w:p>
         </w:tc>
@@ -2966,19 +3244,55 @@
               <w:jc w:val="left"/>
             </w:pPr>
             <w:r>
-              <w:t xml:space="preserve">jump to ENTRY</w:t>
-            </w:r>
-          </w:p>
-        </w:tc>
-        <w:tc>
-          <w:tcPr/>
-          <w:p>
-            <w:pPr>
-              <w:pStyle w:val="Compact"/>
-              <w:jc w:val="left"/>
-            </w:pPr>
-            <w:r>
-              <w:t xml:space="preserve">The ROM sends ACKP, waits until the token has fully left UART0, clears the instruction prefetch and jumps to ENTRY.</w:t>
+              <w:t xml:space="preserve">jump to 0x2000_1080 (ISRAM)</w:t>
+            </w:r>
+          </w:p>
+        </w:tc>
+        <w:tc>
+          <w:tcPr/>
+          <w:p>
+            <w:pPr>
+              <w:pStyle w:val="Compact"/>
+              <w:jc w:val="left"/>
+            </w:pPr>
+            <w:r>
+              <w:t xml:space="preserve">The ROM sends</w:t>
+            </w:r>
+            <w:r>
+              <w:t xml:space="preserve"> </w:t>
+            </w:r>
+            <w:r>
+              <w:rPr>
+                <w:rStyle w:val="VerbatimChar"/>
+              </w:rPr>
+              <w:t xml:space="preserve">ACKP</w:t>
+            </w:r>
+            <w:r>
+              <w:t xml:space="preserve">, waits until the token has fully left</w:t>
+            </w:r>
+            <w:r>
+              <w:t xml:space="preserve"> </w:t>
+            </w:r>
+            <w:r>
+              <w:rPr>
+                <w:rStyle w:val="VerbatimChar"/>
+              </w:rPr>
+              <w:t xml:space="preserve">UART0</w:t>
+            </w:r>
+            <w:r>
+              <w:t xml:space="preserve">, clears the instruction prefetch and jumps to</w:t>
+            </w:r>
+            <w:r>
+              <w:t xml:space="preserve"> </w:t>
+            </w:r>
+            <w:r>
+              <w:rPr>
+                <w:rStyle w:val="VerbatimChar"/>
+              </w:rPr>
+              <w:t xml:space="preserve">0x2000_1080</w:t>
+            </w:r>
+            <w:r>
+              <w:t xml:space="preserve">, where Ibex starts in debug boot too.</w:t>
             </w:r>
           </w:p>
         </w:tc>
@@ -3004,64 +3318,31 @@
               <w:jc w:val="left"/>
             </w:pPr>
             <w:r>
-              <w:t xml:space="preserve">SYSDBG holds the CPU (DBG_EN = 1)</w:t>
-            </w:r>
-          </w:p>
-        </w:tc>
-        <w:tc>
-          <w:tcPr/>
-          <w:p>
-            <w:pPr>
-              <w:pStyle w:val="Compact"/>
-              <w:jc w:val="left"/>
-            </w:pPr>
-            <w:r>
-              <w:rPr>
-                <w:rStyle w:val="VerbatimChar"/>
-              </w:rPr>
-              <w:t xml:space="preserve">SYSDBG</w:t>
-            </w:r>
-            <w:r>
-              <w:t xml:space="preserve"> </w:t>
-            </w:r>
-            <w:r>
-              <w:t xml:space="preserve">keeps the CPU in reset while</w:t>
-            </w:r>
-            <w:r>
-              <w:t xml:space="preserve"> </w:t>
-            </w:r>
-            <w:r>
-              <w:rPr>
-                <w:rStyle w:val="VerbatimChar"/>
-              </w:rPr>
-              <w:t xml:space="preserve">SCRC</w:t>
-            </w:r>
-            <w:r>
-              <w:t xml:space="preserve"> </w:t>
-            </w:r>
-            <w:r>
-              <w:t xml:space="preserve">releases everything else. Meanwhile the host writes the debug program and the application image into ISRAM over JTAG.</w:t>
-            </w:r>
-          </w:p>
-        </w:tc>
-        <w:tc>
-          <w:tcPr/>
-          <w:p>
-            <w:pPr>
-              <w:pStyle w:val="Compact"/>
-              <w:jc w:val="left"/>
-            </w:pPr>
-            <w:r>
-              <w:rPr>
-                <w:rStyle w:val="VerbatimChar"/>
-              </w:rPr>
-              <w:t xml:space="preserve">QNSC_SYSDBG_MAS</w:t>
-            </w:r>
-            <w:r>
-              <w:t xml:space="preserve"> </w:t>
-            </w:r>
-            <w:r>
-              <w:t xml:space="preserve">7.2</w:t>
+              <w:t xml:space="preserve">application runs from ISRAM</w:t>
+            </w:r>
+          </w:p>
+        </w:tc>
+        <w:tc>
+          <w:tcPr/>
+          <w:p>
+            <w:pPr>
+              <w:pStyle w:val="Compact"/>
+              <w:jc w:val="left"/>
+            </w:pPr>
+            <w:r>
+              <w:t xml:space="preserve">Section 9.</w:t>
+            </w:r>
+          </w:p>
+        </w:tc>
+        <w:tc>
+          <w:tcPr/>
+          <w:p>
+            <w:pPr>
+              <w:pStyle w:val="Compact"/>
+              <w:jc w:val="left"/>
+            </w:pPr>
+            <w:r>
+              <w:t xml:space="preserve">9</w:t>
             </w:r>
           </w:p>
         </w:tc>
@@ -3075,7 +3356,129 @@
               <w:jc w:val="left"/>
             </w:pPr>
             <w:r>
-              <w:t xml:space="preserve">SYSDBG release CPU</w:t>
+              <w:t xml:space="preserve">SYSDBG holds the CPU in reset, the debug program is loaded to 0x2000_1000 (ISRAM) over JTAG (DBG_EN = 1)</w:t>
+            </w:r>
+          </w:p>
+        </w:tc>
+        <w:tc>
+          <w:tcPr/>
+          <w:p>
+            <w:pPr>
+              <w:pStyle w:val="Compact"/>
+              <w:jc w:val="left"/>
+            </w:pPr>
+            <w:r>
+              <w:rPr>
+                <w:rStyle w:val="VerbatimChar"/>
+              </w:rPr>
+              <w:t xml:space="preserve">CPUHOLD</w:t>
+            </w:r>
+            <w:r>
+              <w:t xml:space="preserve"> </w:t>
+            </w:r>
+            <w:r>
+              <w:t xml:space="preserve">is 1 after power-on, so</w:t>
+            </w:r>
+            <w:r>
+              <w:t xml:space="preserve"> </w:t>
+            </w:r>
+            <w:r>
+              <w:rPr>
+                <w:rStyle w:val="VerbatimChar"/>
+              </w:rPr>
+              <w:t xml:space="preserve">SYSDBG</w:t>
+            </w:r>
+            <w:r>
+              <w:t xml:space="preserve"> </w:t>
+            </w:r>
+            <w:r>
+              <w:t xml:space="preserve">keeps the CPU in reset while</w:t>
+            </w:r>
+            <w:r>
+              <w:t xml:space="preserve"> </w:t>
+            </w:r>
+            <w:r>
+              <w:rPr>
+                <w:rStyle w:val="VerbatimChar"/>
+              </w:rPr>
+              <w:t xml:space="preserve">SCRC</w:t>
+            </w:r>
+            <w:r>
+              <w:t xml:space="preserve"> </w:t>
+            </w:r>
+            <w:r>
+              <w:t xml:space="preserve">releases everything else, the CPU reset included. Meanwhile the host writes, over JTAG, the debug window</w:t>
+            </w:r>
+            <w:r>
+              <w:t xml:space="preserve"> </w:t>
+            </w:r>
+            <w:r>
+              <w:rPr>
+                <w:rStyle w:val="VerbatimChar"/>
+              </w:rPr>
+              <w:t xml:space="preserve">0x2000_0000</w:t>
+            </w:r>
+            <w:r>
+              <w:t xml:space="preserve">–</w:t>
+            </w:r>
+            <w:r>
+              <w:rPr>
+                <w:rStyle w:val="VerbatimChar"/>
+              </w:rPr>
+              <w:t xml:space="preserve">0x2000_0FFF</w:t>
+            </w:r>
+            <w:r>
+              <w:t xml:space="preserve"> </w:t>
+            </w:r>
+            <w:r>
+              <w:t xml:space="preserve">and the program image from</w:t>
+            </w:r>
+            <w:r>
+              <w:t xml:space="preserve"> </w:t>
+            </w:r>
+            <w:r>
+              <w:rPr>
+                <w:rStyle w:val="VerbatimChar"/>
+              </w:rPr>
+              <w:t xml:space="preserve">0x2000_1000</w:t>
+            </w:r>
+            <w:r>
+              <w:t xml:space="preserve">.</w:t>
+            </w:r>
+          </w:p>
+        </w:tc>
+        <w:tc>
+          <w:tcPr/>
+          <w:p>
+            <w:pPr>
+              <w:pStyle w:val="Compact"/>
+              <w:jc w:val="left"/>
+            </w:pPr>
+            <w:r>
+              <w:rPr>
+                <w:rStyle w:val="VerbatimChar"/>
+              </w:rPr>
+              <w:t xml:space="preserve">QNSC_SYSDBG_MAS</w:t>
+            </w:r>
+            <w:r>
+              <w:t xml:space="preserve"> </w:t>
+            </w:r>
+            <w:r>
+              <w:t xml:space="preserve">7.1, 7.2, 7.8</w:t>
+            </w:r>
+          </w:p>
+        </w:tc>
+      </w:tr>
+      <w:tr>
+        <w:tc>
+          <w:tcPr/>
+          <w:p>
+            <w:pPr>
+              <w:pStyle w:val="Compact"/>
+              <w:jc w:val="left"/>
+            </w:pPr>
+            <w:r>
+              <w:t xml:space="preserve">SYSDBG releases the CPU reset</w:t>
             </w:r>
           </w:p>
         </w:tc>
@@ -3804,7 +4207,7 @@
               <w:jc w:val="left"/>
             </w:pPr>
             <w:r>
-              <w:t xml:space="preserve">bit 0 data ready; bits 1–3 overrun, parity, framing; bit 5</w:t>
+              <w:t xml:space="preserve">bit 0 data ready; bit 5</w:t>
             </w:r>
             <w:r>
               <w:t xml:space="preserve"> </w:t>
@@ -3826,6 +4229,9 @@
                 <w:rStyle w:val="VerbatimChar"/>
               </w:rPr>
               <w:t xml:space="preserve">TEMT</w:t>
+            </w:r>
+            <w:r>
+              <w:t xml:space="preserve">. Bits 1–3, the line errors, are not read</w:t>
             </w:r>
           </w:p>
         </w:tc>
@@ -3892,7 +4298,7 @@
         <w:t xml:space="preserve"> </w:t>
       </w:r>
       <w:r>
-        <w:t xml:space="preserve">an error bit (1 to 3) set is a UART error; bit 0 set means a byte waits in</w:t>
+        <w:t xml:space="preserve">bit 0 set means a byte waits in</w:t>
       </w:r>
       <w:r>
         <w:t xml:space="preserve"> </w:t>
@@ -3904,13 +4310,7 @@
         <w:t xml:space="preserve">RBR</w:t>
       </w:r>
       <w:r>
-        <w:t xml:space="preserve">,</w:t>
-      </w:r>
-      <w:r>
-        <w:t xml:space="preserve"> </w:t>
-      </w:r>
-      <w:r>
-        <w:t xml:space="preserve">which it then reads; otherwise it reads</w:t>
+        <w:t xml:space="preserve">, which it then reads; otherwise it reads</w:t>
       </w:r>
       <w:r>
         <w:t xml:space="preserve"> </w:t>
@@ -3940,13 +4340,7 @@
         <w:t xml:space="preserve"> </w:t>
       </w:r>
       <w:r>
-        <w:t xml:space="preserve">the</w:t>
-      </w:r>
-      <w:r>
-        <w:t xml:space="preserve"> </w:t>
-      </w:r>
-      <w:r>
-        <w:t xml:space="preserve">loop has no limit; after</w:t>
+        <w:t xml:space="preserve">the loop has no limit; after</w:t>
       </w:r>
       <w:r>
         <w:t xml:space="preserve"> </w:t>
@@ -3961,7 +4355,13 @@
         <w:t xml:space="preserve"> </w:t>
       </w:r>
       <w:r>
-        <w:t xml:space="preserve">it counts the polls against</w:t>
+        <w:t xml:space="preserve">it counts the</w:t>
+      </w:r>
+      <w:r>
+        <w:t xml:space="preserve"> </w:t>
+      </w:r>
+      <w:r>
+        <w:t xml:space="preserve">polls against</w:t>
       </w:r>
       <w:r>
         <w:t xml:space="preserve"> </w:t>
@@ -3976,13 +4376,7 @@
         <w:t xml:space="preserve"> </w:t>
       </w:r>
       <w:r>
-        <w:t xml:space="preserve">(7.3). To</w:t>
-      </w:r>
-      <w:r>
-        <w:t xml:space="preserve"> </w:t>
-      </w:r>
-      <w:r>
-        <w:t xml:space="preserve">send, it waits for</w:t>
+        <w:t xml:space="preserve">(7.3). To send, it waits for</w:t>
       </w:r>
       <w:r>
         <w:t xml:space="preserve"> </w:t>
@@ -4012,6 +4406,68 @@
         <w:t xml:space="preserve">.</w:t>
       </w:r>
     </w:p>
+    <w:p>
+      <w:pPr>
+        <w:pStyle w:val="BodyText"/>
+      </w:pPr>
+      <w:r>
+        <w:t xml:space="preserve">The ROM ignores the line error bits. With 8N1 there is no parity error. A byte</w:t>
+      </w:r>
+      <w:r>
+        <w:t xml:space="preserve"> </w:t>
+      </w:r>
+      <w:r>
+        <w:t xml:space="preserve">received with a framing error is kept as it is and fails a CRC (</w:t>
+      </w:r>
+      <w:r>
+        <w:rPr>
+          <w:rStyle w:val="VerbatimChar"/>
+        </w:rPr>
+        <w:t xml:space="preserve">FHCR</w:t>
+      </w:r>
+      <w:r>
+        <w:t xml:space="preserve"> </w:t>
+      </w:r>
+      <w:r>
+        <w:t xml:space="preserve">or</w:t>
+      </w:r>
+      <w:r>
+        <w:t xml:space="preserve"> </w:t>
+      </w:r>
+      <w:r>
+        <w:rPr>
+          <w:rStyle w:val="VerbatimChar"/>
+        </w:rPr>
+        <w:t xml:space="preserve">FPCR</w:t>
+      </w:r>
+      <w:r>
+        <w:t xml:space="preserve">).</w:t>
+      </w:r>
+      <w:r>
+        <w:t xml:space="preserve"> </w:t>
+      </w:r>
+      <w:r>
+        <w:t xml:space="preserve">A byte lost to an overrun leaves the frame one byte short, so the ROM waits for a</w:t>
+      </w:r>
+      <w:r>
+        <w:t xml:space="preserve"> </w:t>
+      </w:r>
+      <w:r>
+        <w:t xml:space="preserve">byte that never comes and sends</w:t>
+      </w:r>
+      <w:r>
+        <w:t xml:space="preserve"> </w:t>
+      </w:r>
+      <w:r>
+        <w:rPr>
+          <w:rStyle w:val="VerbatimChar"/>
+        </w:rPr>
+        <w:t xml:space="preserve">FTMO</w:t>
+      </w:r>
+      <w:r>
+        <w:t xml:space="preserve">. Either way the PC resends the frame.</w:t>
+      </w:r>
+    </w:p>
     <w:bookmarkEnd w:id="32"/>
     <w:bookmarkStart w:id="36" w:name="frame-format"/>
     <w:p>
@@ -4030,7 +4486,7 @@
       <w:r>
         <w:drawing>
           <wp:inline>
-            <wp:extent cx="5727700" cy="1067189"/>
+            <wp:extent cx="5727700" cy="1396568"/>
             <wp:effectExtent b="0" l="0" r="0" t="0"/>
             <wp:docPr descr="Boot frame; every field little-endian" title="" id="34" name="Picture"/>
             <a:graphic>
@@ -4051,7 +4507,7 @@
                   <pic:spPr bwMode="auto">
                     <a:xfrm>
                       <a:off x="0" y="0"/>
-                      <a:ext cx="5727700" cy="1067189"/>
+                      <a:ext cx="5727700" cy="1396568"/>
                     </a:xfrm>
                     <a:prstGeom prst="rect">
                       <a:avLst/>
@@ -4287,7 +4743,7 @@
               <w:jc w:val="left"/>
             </w:pPr>
             <w:r>
-              <w:t xml:space="preserve">multiple of 4, 4 to 61 440</w:t>
+              <w:t xml:space="preserve">multiple of 4, 132 to 61 440</w:t>
             </w:r>
           </w:p>
         </w:tc>
@@ -4319,70 +4775,37 @@
               <w:rPr>
                 <w:rStyle w:val="VerbatimChar"/>
               </w:rPr>
-              <w:t xml:space="preserve">LOAD_ADDR</w:t>
-            </w:r>
-          </w:p>
-        </w:tc>
-        <w:tc>
-          <w:tcPr/>
-          <w:p>
-            <w:pPr>
-              <w:pStyle w:val="Compact"/>
-              <w:jc w:val="left"/>
-            </w:pPr>
-            <w:r>
-              <w:t xml:space="preserve">multiple of 4, &gt;=</w:t>
-            </w:r>
-            <w:r>
-              <w:t xml:space="preserve"> </w:t>
-            </w:r>
-            <w:r>
-              <w:rPr>
-                <w:rStyle w:val="VerbatimChar"/>
-              </w:rPr>
-              <w:t xml:space="preserve">0x2000_1000</w:t>
-            </w:r>
-            <w:r>
-              <w:t xml:space="preserve">,</w:t>
-            </w:r>
-            <w:r>
-              <w:t xml:space="preserve"> </w:t>
-            </w:r>
-            <w:r>
-              <w:rPr>
-                <w:rStyle w:val="VerbatimChar"/>
-              </w:rPr>
-              <w:t xml:space="preserve">LOAD_ADDR</w:t>
-            </w:r>
-            <w:r>
-              <w:t xml:space="preserve"> </w:t>
-            </w:r>
-            <w:r>
-              <w:t xml:space="preserve">+</w:t>
-            </w:r>
-            <w:r>
-              <w:t xml:space="preserve"> </w:t>
-            </w:r>
-            <w:r>
-              <w:rPr>
-                <w:rStyle w:val="VerbatimChar"/>
-              </w:rPr>
-              <w:t xml:space="preserve">LENGTH</w:t>
-            </w:r>
-            <w:r>
-              <w:t xml:space="preserve"> </w:t>
-            </w:r>
-            <w:r>
-              <w:t xml:space="preserve">&lt;=</w:t>
-            </w:r>
-            <w:r>
-              <w:t xml:space="preserve"> </w:t>
-            </w:r>
-            <w:r>
-              <w:rPr>
-                <w:rStyle w:val="VerbatimChar"/>
-              </w:rPr>
-              <w:t xml:space="preserve">0x2001_0000</w:t>
+              <w:t xml:space="preserve">HDR_CRC</w:t>
+            </w:r>
+          </w:p>
+        </w:tc>
+        <w:tc>
+          <w:tcPr/>
+          <w:p>
+            <w:pPr>
+              <w:pStyle w:val="Compact"/>
+              <w:jc w:val="left"/>
+            </w:pPr>
+            <w:r>
+              <w:t xml:space="preserve">CRC32 of bytes</w:t>
+            </w:r>
+            <w:r>
+              <w:t xml:space="preserve"> </w:t>
+            </w:r>
+            <w:r>
+              <w:rPr>
+                <w:rStyle w:val="VerbatimChar"/>
+              </w:rPr>
+              <w:t xml:space="preserve">0x00</w:t>
+            </w:r>
+            <w:r>
+              <w:t xml:space="preserve">–</w:t>
+            </w:r>
+            <w:r>
+              <w:rPr>
+                <w:rStyle w:val="VerbatimChar"/>
+              </w:rPr>
+              <w:t xml:space="preserve">0x07</w:t>
             </w:r>
           </w:p>
         </w:tc>
@@ -4414,73 +4837,52 @@
               <w:rPr>
                 <w:rStyle w:val="VerbatimChar"/>
               </w:rPr>
-              <w:t xml:space="preserve">ENTRY</w:t>
-            </w:r>
-          </w:p>
-        </w:tc>
-        <w:tc>
-          <w:tcPr/>
-          <w:p>
-            <w:pPr>
-              <w:pStyle w:val="Compact"/>
-              <w:jc w:val="left"/>
-            </w:pPr>
-            <w:r>
-              <w:t xml:space="preserve">even,</w:t>
-            </w:r>
-            <w:r>
-              <w:t xml:space="preserve"> </w:t>
-            </w:r>
-            <w:r>
-              <w:rPr>
-                <w:rStyle w:val="VerbatimChar"/>
-              </w:rPr>
-              <w:t xml:space="preserve">LOAD_ADDR</w:t>
-            </w:r>
-            <w:r>
-              <w:t xml:space="preserve"> </w:t>
-            </w:r>
-            <w:r>
-              <w:t xml:space="preserve">&lt;=</w:t>
-            </w:r>
-            <w:r>
-              <w:t xml:space="preserve"> </w:t>
-            </w:r>
-            <w:r>
-              <w:rPr>
-                <w:rStyle w:val="VerbatimChar"/>
-              </w:rPr>
-              <w:t xml:space="preserve">ENTRY</w:t>
-            </w:r>
-            <w:r>
-              <w:t xml:space="preserve"> </w:t>
-            </w:r>
-            <w:r>
-              <w:t xml:space="preserve">&lt;</w:t>
-            </w:r>
-            <w:r>
-              <w:t xml:space="preserve"> </w:t>
-            </w:r>
-            <w:r>
-              <w:rPr>
-                <w:rStyle w:val="VerbatimChar"/>
-              </w:rPr>
-              <w:t xml:space="preserve">LOAD_ADDR</w:t>
-            </w:r>
-            <w:r>
-              <w:t xml:space="preserve"> </w:t>
-            </w:r>
-            <w:r>
-              <w:t xml:space="preserve">+</w:t>
-            </w:r>
-            <w:r>
-              <w:t xml:space="preserve"> </w:t>
-            </w:r>
+              <w:t xml:space="preserve">PAYLOAD</w:t>
+            </w:r>
+          </w:p>
+        </w:tc>
+        <w:tc>
+          <w:tcPr/>
+          <w:p>
+            <w:pPr>
+              <w:pStyle w:val="Compact"/>
+              <w:jc w:val="left"/>
+            </w:pPr>
             <w:r>
               <w:rPr>
                 <w:rStyle w:val="VerbatimChar"/>
               </w:rPr>
               <w:t xml:space="preserve">LENGTH</w:t>
+            </w:r>
+            <w:r>
+              <w:t xml:space="preserve"> </w:t>
+            </w:r>
+            <w:r>
+              <w:t xml:space="preserve">bytes of the application binary, zero-padded by the PC; written to</w:t>
+            </w:r>
+            <w:r>
+              <w:t xml:space="preserve"> </w:t>
+            </w:r>
+            <w:r>
+              <w:rPr>
+                <w:rStyle w:val="VerbatimChar"/>
+              </w:rPr>
+              <w:t xml:space="preserve">ISRAM</w:t>
+            </w:r>
+            <w:r>
+              <w:t xml:space="preserve"> </w:t>
+            </w:r>
+            <w:r>
+              <w:t xml:space="preserve">from</w:t>
+            </w:r>
+            <w:r>
+              <w:t xml:space="preserve"> </w:t>
+            </w:r>
+            <w:r>
+              <w:rPr>
+                <w:rStyle w:val="VerbatimChar"/>
+              </w:rPr>
+              <w:t xml:space="preserve">0x2000_1000</w:t>
             </w:r>
           </w:p>
         </w:tc>
@@ -4497,122 +4899,7 @@
               <w:rPr>
                 <w:rStyle w:val="VerbatimChar"/>
               </w:rPr>
-              <w:t xml:space="preserve">0x10</w:t>
-            </w:r>
-          </w:p>
-        </w:tc>
-        <w:tc>
-          <w:tcPr/>
-          <w:p>
-            <w:pPr>
-              <w:pStyle w:val="Compact"/>
-              <w:jc w:val="left"/>
-            </w:pPr>
-            <w:r>
-              <w:rPr>
-                <w:rStyle w:val="VerbatimChar"/>
-              </w:rPr>
-              <w:t xml:space="preserve">HDR_CRC</w:t>
-            </w:r>
-          </w:p>
-        </w:tc>
-        <w:tc>
-          <w:tcPr/>
-          <w:p>
-            <w:pPr>
-              <w:pStyle w:val="Compact"/>
-              <w:jc w:val="left"/>
-            </w:pPr>
-            <w:r>
-              <w:t xml:space="preserve">CRC32 of bytes</w:t>
-            </w:r>
-            <w:r>
-              <w:t xml:space="preserve"> </w:t>
-            </w:r>
-            <w:r>
-              <w:rPr>
-                <w:rStyle w:val="VerbatimChar"/>
-              </w:rPr>
-              <w:t xml:space="preserve">0x00</w:t>
-            </w:r>
-            <w:r>
-              <w:t xml:space="preserve">–</w:t>
-            </w:r>
-            <w:r>
-              <w:rPr>
-                <w:rStyle w:val="VerbatimChar"/>
-              </w:rPr>
-              <w:t xml:space="preserve">0x0F</w:t>
-            </w:r>
-          </w:p>
-        </w:tc>
-      </w:tr>
-      <w:tr>
-        <w:tc>
-          <w:tcPr/>
-          <w:p>
-            <w:pPr>
-              <w:pStyle w:val="Compact"/>
-              <w:jc w:val="left"/>
-            </w:pPr>
-            <w:r>
-              <w:rPr>
-                <w:rStyle w:val="VerbatimChar"/>
-              </w:rPr>
-              <w:t xml:space="preserve">0x14</w:t>
-            </w:r>
-          </w:p>
-        </w:tc>
-        <w:tc>
-          <w:tcPr/>
-          <w:p>
-            <w:pPr>
-              <w:pStyle w:val="Compact"/>
-              <w:jc w:val="left"/>
-            </w:pPr>
-            <w:r>
-              <w:rPr>
-                <w:rStyle w:val="VerbatimChar"/>
-              </w:rPr>
-              <w:t xml:space="preserve">PAYLOAD</w:t>
-            </w:r>
-          </w:p>
-        </w:tc>
-        <w:tc>
-          <w:tcPr/>
-          <w:p>
-            <w:pPr>
-              <w:pStyle w:val="Compact"/>
-              <w:jc w:val="left"/>
-            </w:pPr>
-            <w:r>
-              <w:rPr>
-                <w:rStyle w:val="VerbatimChar"/>
-              </w:rPr>
-              <w:t xml:space="preserve">LENGTH</w:t>
-            </w:r>
-            <w:r>
-              <w:t xml:space="preserve"> </w:t>
-            </w:r>
-            <w:r>
-              <w:t xml:space="preserve">bytes of the application binary, zero-padded by the PC</w:t>
-            </w:r>
-          </w:p>
-        </w:tc>
-      </w:tr>
-      <w:tr>
-        <w:tc>
-          <w:tcPr/>
-          <w:p>
-            <w:pPr>
-              <w:pStyle w:val="Compact"/>
-              <w:jc w:val="left"/>
-            </w:pPr>
-            <w:r>
-              <w:rPr>
-                <w:rStyle w:val="VerbatimChar"/>
-              </w:rPr>
-              <w:t xml:space="preserve">0x14</w:t>
+              <w:t xml:space="preserve">0x0C</w:t>
             </w:r>
             <w:r>
               <w:t xml:space="preserve"> </w:t>
@@ -4669,6 +4956,128 @@
         </w:tc>
       </w:tr>
     </w:tbl>
+    <w:p>
+      <w:pPr>
+        <w:pStyle w:val="BodyText"/>
+      </w:pPr>
+      <w:r>
+        <w:t xml:space="preserve">The frame carries no address. The payload always goes to</w:t>
+      </w:r>
+      <w:r>
+        <w:t xml:space="preserve"> </w:t>
+      </w:r>
+      <w:r>
+        <w:rPr>
+          <w:rStyle w:val="VerbatimChar"/>
+        </w:rPr>
+        <w:t xml:space="preserve">0x2000_1000</w:t>
+      </w:r>
+      <w:r>
+        <w:t xml:space="preserve"> </w:t>
+      </w:r>
+      <w:r>
+        <w:t xml:space="preserve">and the ROM</w:t>
+      </w:r>
+      <w:r>
+        <w:t xml:space="preserve"> </w:t>
+      </w:r>
+      <w:r>
+        <w:t xml:space="preserve">always jumps to</w:t>
+      </w:r>
+      <w:r>
+        <w:t xml:space="preserve"> </w:t>
+      </w:r>
+      <w:r>
+        <w:rPr>
+          <w:rStyle w:val="VerbatimChar"/>
+        </w:rPr>
+        <w:t xml:space="preserve">0x2000_1080</w:t>
+      </w:r>
+      <w:r>
+        <w:t xml:space="preserve">: the addresses at which debug boot loads and starts</w:t>
+      </w:r>
+      <w:r>
+        <w:t xml:space="preserve"> </w:t>
+      </w:r>
+      <w:r>
+        <w:t xml:space="preserve">an image (</w:t>
+      </w:r>
+      <w:r>
+        <w:rPr>
+          <w:rStyle w:val="VerbatimChar"/>
+        </w:rPr>
+        <w:t xml:space="preserve">QNSC_SYSDBG_MAS</w:t>
+      </w:r>
+      <w:r>
+        <w:t xml:space="preserve"> </w:t>
+      </w:r>
+      <w:r>
+        <w:t xml:space="preserve">7.2), so one image serves both modes.</w:t>
+      </w:r>
+      <w:r>
+        <w:t xml:space="preserve"> </w:t>
+      </w:r>
+      <w:r>
+        <w:rPr>
+          <w:rStyle w:val="VerbatimChar"/>
+        </w:rPr>
+        <w:t xml:space="preserve">LENGTH</w:t>
+      </w:r>
+      <w:r>
+        <w:t xml:space="preserve"> </w:t>
+      </w:r>
+      <w:r>
+        <w:t xml:space="preserve">is at</w:t>
+      </w:r>
+      <w:r>
+        <w:t xml:space="preserve"> </w:t>
+      </w:r>
+      <w:r>
+        <w:t xml:space="preserve">least 132 so that the image reaches the first instruction at</w:t>
+      </w:r>
+      <w:r>
+        <w:t xml:space="preserve"> </w:t>
+      </w:r>
+      <w:r>
+        <w:rPr>
+          <w:rStyle w:val="VerbatimChar"/>
+        </w:rPr>
+        <w:t xml:space="preserve">0x2000_1080</w:t>
+      </w:r>
+      <w:r>
+        <w:t xml:space="preserve">, and at</w:t>
+      </w:r>
+      <w:r>
+        <w:t xml:space="preserve"> </w:t>
+      </w:r>
+      <w:r>
+        <w:t xml:space="preserve">most 61 440 so that it ends inside</w:t>
+      </w:r>
+      <w:r>
+        <w:t xml:space="preserve"> </w:t>
+      </w:r>
+      <w:r>
+        <w:rPr>
+          <w:rStyle w:val="VerbatimChar"/>
+        </w:rPr>
+        <w:t xml:space="preserve">ISRAM</w:t>
+      </w:r>
+      <w:r>
+        <w:t xml:space="preserve">, at</w:t>
+      </w:r>
+      <w:r>
+        <w:t xml:space="preserve"> </w:t>
+      </w:r>
+      <w:r>
+        <w:rPr>
+          <w:rStyle w:val="VerbatimChar"/>
+        </w:rPr>
+        <w:t xml:space="preserve">0x2001_0000</w:t>
+      </w:r>
+      <w:r>
+        <w:t xml:space="preserve">.</w:t>
+      </w:r>
+    </w:p>
     <w:p>
       <w:pPr>
         <w:pStyle w:val="BodyText"/>
@@ -4725,7 +5134,7 @@
       <w:r>
         <w:drawing>
           <wp:inline>
-            <wp:extent cx="3749040" cy="7127295"/>
+            <wp:extent cx="3749040" cy="6200335"/>
             <wp:effectExtent b="0" l="0" r="0" t="0"/>
             <wp:docPr descr="Bootloader flow" title="" id="38" name="Picture"/>
             <a:graphic>
@@ -4746,7 +5155,7 @@
                   <pic:spPr bwMode="auto">
                     <a:xfrm>
                       <a:off x="0" y="0"/>
-                      <a:ext cx="3749040" cy="7127295"/>
+                      <a:ext cx="3749040" cy="6200335"/>
                     </a:xfrm>
                     <a:prstGeom prst="rect">
                       <a:avLst/>
@@ -4785,34 +5194,7 @@
         <w:t xml:space="preserve"> </w:t>
       </w:r>
       <w:r>
-        <w:t xml:space="preserve">check is done by the bootloader in software;</w:t>
-      </w:r>
-      <w:r>
-        <w:t xml:space="preserve"> </w:t>
-      </w:r>
-      <w:r>
-        <w:rPr>
-          <w:rStyle w:val="VerbatimChar"/>
-        </w:rPr>
-        <w:t xml:space="preserve">UART0</w:t>
-      </w:r>
-      <w:r>
-        <w:t xml:space="preserve"> </w:t>
-      </w:r>
-      <w:r>
-        <w:t xml:space="preserve">only flags line errors in</w:t>
-      </w:r>
-      <w:r>
-        <w:t xml:space="preserve"> </w:t>
-      </w:r>
-      <w:r>
-        <w:rPr>
-          <w:rStyle w:val="VerbatimChar"/>
-        </w:rPr>
-        <w:t xml:space="preserve">LSR</w:t>
-      </w:r>
-      <w:r>
-        <w:t xml:space="preserve">.</w:t>
+        <w:t xml:space="preserve">check is done by the bootloader in software.</w:t>
       </w:r>
     </w:p>
     <w:p>
@@ -5014,7 +5396,7 @@
               <w:t xml:space="preserve">MAGIC</w:t>
             </w:r>
             <w:r>
-              <w:t xml:space="preserve">. A byte with a UART error is dropped. Nothing is sent.</w:t>
+              <w:t xml:space="preserve">. Nothing is sent.</w:t>
             </w:r>
           </w:p>
         </w:tc>
@@ -5040,7 +5422,7 @@
               <w:jc w:val="left"/>
             </w:pPr>
             <w:r>
-              <w:t xml:space="preserve">waiting for the next header byte</w:t>
+              <w:t xml:space="preserve">waiting for the next header byte: LENGTH, HDR_CRC</w:t>
             </w:r>
           </w:p>
         </w:tc>
@@ -5067,7 +5449,7 @@
               <w:t xml:space="preserve"> </w:t>
             </w:r>
             <w:r>
-              <w:t xml:space="preserve">for the 16 bytes of</w:t>
+              <w:t xml:space="preserve">for the 8 bytes of</w:t>
             </w:r>
             <w:r>
               <w:t xml:space="preserve"> </w:t>
@@ -5079,30 +5461,6 @@
               <w:t xml:space="preserve">LENGTH</w:t>
             </w:r>
             <w:r>
-              <w:t xml:space="preserve">,</w:t>
-            </w:r>
-            <w:r>
-              <w:t xml:space="preserve"> </w:t>
-            </w:r>
-            <w:r>
-              <w:rPr>
-                <w:rStyle w:val="VerbatimChar"/>
-              </w:rPr>
-              <w:t xml:space="preserve">LOAD_ADDR</w:t>
-            </w:r>
-            <w:r>
-              <w:t xml:space="preserve">,</w:t>
-            </w:r>
-            <w:r>
-              <w:t xml:space="preserve"> </w:t>
-            </w:r>
-            <w:r>
-              <w:rPr>
-                <w:rStyle w:val="VerbatimChar"/>
-              </w:rPr>
-              <w:t xml:space="preserve">ENTRY</w:t>
-            </w:r>
-            <w:r>
               <w:t xml:space="preserve"> </w:t>
             </w:r>
             <w:r>
@@ -5133,7 +5491,22 @@
               <w:t xml:space="preserve"> </w:t>
             </w:r>
             <w:r>
-              <w:t xml:space="preserve">and the three fields as they arrive.</w:t>
+              <w:t xml:space="preserve">and</w:t>
+            </w:r>
+            <w:r>
+              <w:t xml:space="preserve"> </w:t>
+            </w:r>
+            <w:r>
+              <w:rPr>
+                <w:rStyle w:val="VerbatimChar"/>
+              </w:rPr>
+              <w:t xml:space="preserve">LENGTH</w:t>
+            </w:r>
+            <w:r>
+              <w:t xml:space="preserve"> </w:t>
+            </w:r>
+            <w:r>
+              <w:t xml:space="preserve">as they arrive.</w:t>
             </w:r>
           </w:p>
         </w:tc>
@@ -5159,49 +5532,40 @@
               <w:jc w:val="left"/>
             </w:pPr>
             <w:r>
-              <w:t xml:space="preserve">UART error?</w:t>
-            </w:r>
-          </w:p>
-        </w:tc>
-        <w:tc>
-          <w:tcPr/>
-          <w:p>
-            <w:pPr>
-              <w:pStyle w:val="Compact"/>
-              <w:jc w:val="left"/>
-            </w:pPr>
-            <w:r>
-              <w:rPr>
-                <w:rStyle w:val="VerbatimChar"/>
-              </w:rPr>
-              <w:t xml:space="preserve">LSR</w:t>
-            </w:r>
-            <w:r>
-              <w:t xml:space="preserve"> </w:t>
-            </w:r>
-            <w:r>
-              <w:t xml:space="preserve">bit 1, 2 or 3 (overrun, parity, framing) is set when the byte is read.</w:t>
-            </w:r>
-          </w:p>
-        </w:tc>
-        <w:tc>
-          <w:tcPr/>
-          <w:p>
-            <w:pPr>
-              <w:pStyle w:val="Compact"/>
-              <w:jc w:val="left"/>
-            </w:pPr>
-            <w:r>
-              <w:t xml:space="preserve">yes:</w:t>
-            </w:r>
-            <w:r>
-              <w:t xml:space="preserve"> </w:t>
-            </w:r>
-            <w:r>
-              <w:rPr>
-                <w:rStyle w:val="VerbatimChar"/>
-              </w:rPr>
-              <w:t xml:space="preserve">FUAR</w:t>
+              <w:t xml:space="preserve">new byte within RX_TIMEOUT polls?</w:t>
+            </w:r>
+          </w:p>
+        </w:tc>
+        <w:tc>
+          <w:tcPr/>
+          <w:p>
+            <w:pPr>
+              <w:pStyle w:val="Compact"/>
+              <w:jc w:val="left"/>
+            </w:pPr>
+            <w:r>
+              <w:t xml:space="preserve">The poll count restarts at every byte (7.3).</w:t>
+            </w:r>
+          </w:p>
+        </w:tc>
+        <w:tc>
+          <w:tcPr/>
+          <w:p>
+            <w:pPr>
+              <w:pStyle w:val="Compact"/>
+              <w:jc w:val="left"/>
+            </w:pPr>
+            <w:r>
+              <w:t xml:space="preserve">no:</w:t>
+            </w:r>
+            <w:r>
+              <w:t xml:space="preserve"> </w:t>
+            </w:r>
+            <w:r>
+              <w:rPr>
+                <w:rStyle w:val="VerbatimChar"/>
+              </w:rPr>
+              <w:t xml:space="preserve">FTMO</w:t>
             </w:r>
           </w:p>
         </w:tc>
@@ -5215,40 +5579,31 @@
               <w:jc w:val="left"/>
             </w:pPr>
             <w:r>
-              <w:t xml:space="preserve">byte within RX_TIMEOUT polls?</w:t>
-            </w:r>
-          </w:p>
-        </w:tc>
-        <w:tc>
-          <w:tcPr/>
-          <w:p>
-            <w:pPr>
-              <w:pStyle w:val="Compact"/>
-              <w:jc w:val="left"/>
-            </w:pPr>
-            <w:r>
-              <w:t xml:space="preserve">The poll count restarts at every byte (7.3).</w:t>
-            </w:r>
-          </w:p>
-        </w:tc>
-        <w:tc>
-          <w:tcPr/>
-          <w:p>
-            <w:pPr>
-              <w:pStyle w:val="Compact"/>
-              <w:jc w:val="left"/>
-            </w:pPr>
-            <w:r>
-              <w:t xml:space="preserve">no:</w:t>
-            </w:r>
-            <w:r>
-              <w:t xml:space="preserve"> </w:t>
-            </w:r>
-            <w:r>
-              <w:rPr>
-                <w:rStyle w:val="VerbatimChar"/>
-              </w:rPr>
-              <w:t xml:space="preserve">FTMO</w:t>
+              <w:t xml:space="preserve">8 header bytes received?</w:t>
+            </w:r>
+          </w:p>
+        </w:tc>
+        <w:tc>
+          <w:tcPr/>
+          <w:p>
+            <w:pPr>
+              <w:pStyle w:val="Compact"/>
+              <w:jc w:val="left"/>
+            </w:pPr>
+            <w:r>
+              <w:t xml:space="preserve">No: wait for the next header byte.</w:t>
+            </w:r>
+          </w:p>
+        </w:tc>
+        <w:tc>
+          <w:tcPr/>
+          <w:p>
+            <w:pPr>
+              <w:pStyle w:val="Compact"/>
+              <w:jc w:val="left"/>
+            </w:pPr>
+            <w:r>
+              <w:t xml:space="preserve">–</w:t>
             </w:r>
           </w:p>
         </w:tc>
@@ -5262,31 +5617,52 @@
               <w:jc w:val="left"/>
             </w:pPr>
             <w:r>
-              <w:t xml:space="preserve">16 header bytes includes HDR_CRC received?</w:t>
-            </w:r>
-          </w:p>
-        </w:tc>
-        <w:tc>
-          <w:tcPr/>
-          <w:p>
-            <w:pPr>
-              <w:pStyle w:val="Compact"/>
-              <w:jc w:val="left"/>
-            </w:pPr>
-            <w:r>
-              <w:t xml:space="preserve">No: wait for the next header byte.</w:t>
-            </w:r>
-          </w:p>
-        </w:tc>
-        <w:tc>
-          <w:tcPr/>
-          <w:p>
-            <w:pPr>
-              <w:pStyle w:val="Compact"/>
-              <w:jc w:val="left"/>
-            </w:pPr>
-            <w:r>
-              <w:t xml:space="preserve">–</w:t>
+              <w:t xml:space="preserve">CRC32 = HDR_CRC?</w:t>
+            </w:r>
+          </w:p>
+        </w:tc>
+        <w:tc>
+          <w:tcPr/>
+          <w:p>
+            <w:pPr>
+              <w:pStyle w:val="Compact"/>
+              <w:jc w:val="left"/>
+            </w:pPr>
+            <w:r>
+              <w:t xml:space="preserve">Checked before</w:t>
+            </w:r>
+            <w:r>
+              <w:t xml:space="preserve"> </w:t>
+            </w:r>
+            <w:r>
+              <w:rPr>
+                <w:rStyle w:val="VerbatimChar"/>
+              </w:rPr>
+              <w:t xml:space="preserve">LENGTH</w:t>
+            </w:r>
+            <w:r>
+              <w:t xml:space="preserve">: with a wrong CRC its value means nothing.</w:t>
+            </w:r>
+          </w:p>
+        </w:tc>
+        <w:tc>
+          <w:tcPr/>
+          <w:p>
+            <w:pPr>
+              <w:pStyle w:val="Compact"/>
+              <w:jc w:val="left"/>
+            </w:pPr>
+            <w:r>
+              <w:t xml:space="preserve">no:</w:t>
+            </w:r>
+            <w:r>
+              <w:t xml:space="preserve"> </w:t>
+            </w:r>
+            <w:r>
+              <w:rPr>
+                <w:rStyle w:val="VerbatimChar"/>
+              </w:rPr>
+              <w:t xml:space="preserve">FHCR</w:t>
             </w:r>
           </w:p>
         </w:tc>
@@ -5300,19 +5676,61 @@
               <w:jc w:val="left"/>
             </w:pPr>
             <w:r>
-              <w:t xml:space="preserve">CRC32 = HDR_CRC?</w:t>
-            </w:r>
-          </w:p>
-        </w:tc>
-        <w:tc>
-          <w:tcPr/>
-          <w:p>
-            <w:pPr>
-              <w:pStyle w:val="Compact"/>
-              <w:jc w:val="left"/>
-            </w:pPr>
-            <w:r>
-              <w:t xml:space="preserve">Checked before the fields: with a wrong CRC they mean nothing.</w:t>
+              <w:t xml:space="preserve">LENGTH valid?</w:t>
+            </w:r>
+          </w:p>
+        </w:tc>
+        <w:tc>
+          <w:tcPr/>
+          <w:p>
+            <w:pPr>
+              <w:pStyle w:val="Compact"/>
+              <w:jc w:val="left"/>
+            </w:pPr>
+            <w:r>
+              <w:t xml:space="preserve">The CRC only shows that the bytes arrived as the PC sent them, not that the value makes sense.</w:t>
+            </w:r>
+            <w:r>
+              <w:t xml:space="preserve"> </w:t>
+            </w:r>
+            <w:r>
+              <w:rPr>
+                <w:rStyle w:val="VerbatimChar"/>
+              </w:rPr>
+              <w:t xml:space="preserve">LENGTH</w:t>
+            </w:r>
+            <w:r>
+              <w:t xml:space="preserve"> </w:t>
+            </w:r>
+            <w:r>
+              <w:t xml:space="preserve">must be a multiple of 4 and 132 to 61 440 (Table 6-1), so the payload reaches</w:t>
+            </w:r>
+            <w:r>
+              <w:t xml:space="preserve"> </w:t>
+            </w:r>
+            <w:r>
+              <w:rPr>
+                <w:rStyle w:val="VerbatimChar"/>
+              </w:rPr>
+              <w:t xml:space="preserve">0x2000_1080</w:t>
+            </w:r>
+            <w:r>
+              <w:t xml:space="preserve"> </w:t>
+            </w:r>
+            <w:r>
+              <w:t xml:space="preserve">and stays inside</w:t>
+            </w:r>
+            <w:r>
+              <w:t xml:space="preserve"> </w:t>
+            </w:r>
+            <w:r>
+              <w:rPr>
+                <w:rStyle w:val="VerbatimChar"/>
+              </w:rPr>
+              <w:t xml:space="preserve">ISRAM</w:t>
+            </w:r>
+            <w:r>
+              <w:t xml:space="preserve">.</w:t>
             </w:r>
           </w:p>
         </w:tc>
@@ -5333,7 +5751,7 @@
               <w:rPr>
                 <w:rStyle w:val="VerbatimChar"/>
               </w:rPr>
-              <w:t xml:space="preserve">FHCR</w:t>
+              <w:t xml:space="preserve">FHDR</w:t>
             </w:r>
           </w:p>
         </w:tc>
@@ -5347,76 +5765,40 @@
               <w:jc w:val="left"/>
             </w:pPr>
             <w:r>
-              <w:t xml:space="preserve">fields in range?</w:t>
-            </w:r>
-          </w:p>
-        </w:tc>
-        <w:tc>
-          <w:tcPr/>
-          <w:p>
-            <w:pPr>
-              <w:pStyle w:val="Compact"/>
-              <w:jc w:val="left"/>
-            </w:pPr>
-            <w:r>
-              <w:rPr>
-                <w:rStyle w:val="VerbatimChar"/>
-              </w:rPr>
-              <w:t xml:space="preserve">LENGTH</w:t>
-            </w:r>
-            <w:r>
-              <w:t xml:space="preserve">,</w:t>
-            </w:r>
-            <w:r>
-              <w:t xml:space="preserve"> </w:t>
-            </w:r>
-            <w:r>
-              <w:rPr>
-                <w:rStyle w:val="VerbatimChar"/>
-              </w:rPr>
-              <w:t xml:space="preserve">LOAD_ADDR</w:t>
-            </w:r>
-            <w:r>
-              <w:t xml:space="preserve"> </w:t>
-            </w:r>
-            <w:r>
-              <w:t xml:space="preserve">and</w:t>
-            </w:r>
-            <w:r>
-              <w:t xml:space="preserve"> </w:t>
-            </w:r>
-            <w:r>
-              <w:rPr>
-                <w:rStyle w:val="VerbatimChar"/>
-              </w:rPr>
-              <w:t xml:space="preserve">ENTRY</w:t>
-            </w:r>
-            <w:r>
-              <w:t xml:space="preserve"> </w:t>
-            </w:r>
-            <w:r>
-              <w:t xml:space="preserve">against Table 6-1.</w:t>
-            </w:r>
-          </w:p>
-        </w:tc>
-        <w:tc>
-          <w:tcPr/>
-          <w:p>
-            <w:pPr>
-              <w:pStyle w:val="Compact"/>
-              <w:jc w:val="left"/>
-            </w:pPr>
-            <w:r>
-              <w:t xml:space="preserve">no:</w:t>
-            </w:r>
-            <w:r>
-              <w:t xml:space="preserve"> </w:t>
-            </w:r>
-            <w:r>
-              <w:rPr>
-                <w:rStyle w:val="VerbatimChar"/>
-              </w:rPr>
-              <w:t xml:space="preserve">FHDR</w:t>
+              <w:t xml:space="preserve">send ACKH</w:t>
+            </w:r>
+          </w:p>
+        </w:tc>
+        <w:tc>
+          <w:tcPr/>
+          <w:p>
+            <w:pPr>
+              <w:pStyle w:val="Compact"/>
+              <w:jc w:val="left"/>
+            </w:pPr>
+            <w:r>
+              <w:rPr>
+                <w:rStyle w:val="VerbatimChar"/>
+              </w:rPr>
+              <w:t xml:space="preserve">ISRAM</w:t>
+            </w:r>
+            <w:r>
+              <w:t xml:space="preserve"> </w:t>
+            </w:r>
+            <w:r>
+              <w:t xml:space="preserve">is written only after this token.</w:t>
+            </w:r>
+          </w:p>
+        </w:tc>
+        <w:tc>
+          <w:tcPr/>
+          <w:p>
+            <w:pPr>
+              <w:pStyle w:val="Compact"/>
+              <w:jc w:val="left"/>
+            </w:pPr>
+            <w:r>
+              <w:t xml:space="preserve">–</w:t>
             </w:r>
           </w:p>
         </w:tc>
@@ -5430,17 +5812,23 @@
               <w:jc w:val="left"/>
             </w:pPr>
             <w:r>
-              <w:t xml:space="preserve">send ACKH</w:t>
-            </w:r>
-          </w:p>
-        </w:tc>
-        <w:tc>
-          <w:tcPr/>
-          <w:p>
-            <w:pPr>
-              <w:pStyle w:val="Compact"/>
-              <w:jc w:val="left"/>
-            </w:pPr>
+              <w:t xml:space="preserve">waiting for the next payload or PAY_CRC byte; write the payload to 0x2000_1000 (ISRAM)</w:t>
+            </w:r>
+          </w:p>
+        </w:tc>
+        <w:tc>
+          <w:tcPr/>
+          <w:p>
+            <w:pPr>
+              <w:pStyle w:val="Compact"/>
+              <w:jc w:val="left"/>
+            </w:pPr>
+            <w:r>
+              <w:t xml:space="preserve">Every 4 payload bytes are written as one word to</w:t>
+            </w:r>
+            <w:r>
+              <w:t xml:space="preserve"> </w:t>
+            </w:r>
             <w:r>
               <w:rPr>
                 <w:rStyle w:val="VerbatimChar"/>
@@ -5448,10 +5836,34 @@
               <w:t xml:space="preserve">ISRAM</w:t>
             </w:r>
             <w:r>
-              <w:t xml:space="preserve"> </w:t>
-            </w:r>
-            <w:r>
-              <w:t xml:space="preserve">is written only after this token.</w:t>
+              <w:t xml:space="preserve">, the first at</w:t>
+            </w:r>
+            <w:r>
+              <w:t xml:space="preserve"> </w:t>
+            </w:r>
+            <w:r>
+              <w:rPr>
+                <w:rStyle w:val="VerbatimChar"/>
+              </w:rPr>
+              <w:t xml:space="preserve">0x2000_1000</w:t>
+            </w:r>
+            <w:r>
+              <w:t xml:space="preserve">, and fed to a second CRC32. The 4 bytes of</w:t>
+            </w:r>
+            <w:r>
+              <w:t xml:space="preserve"> </w:t>
+            </w:r>
+            <w:r>
+              <w:rPr>
+                <w:rStyle w:val="VerbatimChar"/>
+              </w:rPr>
+              <w:t xml:space="preserve">PAY_CRC</w:t>
+            </w:r>
+            <w:r>
+              <w:t xml:space="preserve"> </w:t>
+            </w:r>
+            <w:r>
+              <w:t xml:space="preserve">are neither written nor fed.</w:t>
             </w:r>
           </w:p>
         </w:tc>
@@ -5477,76 +5889,40 @@
               <w:jc w:val="left"/>
             </w:pPr>
             <w:r>
-              <w:t xml:space="preserve">wait for the next payload byte</w:t>
-            </w:r>
-          </w:p>
-        </w:tc>
-        <w:tc>
-          <w:tcPr/>
-          <w:p>
-            <w:pPr>
-              <w:pStyle w:val="Compact"/>
-              <w:jc w:val="left"/>
-            </w:pPr>
-            <w:r>
-              <w:t xml:space="preserve">Every 4 payload bytes are written as one word to</w:t>
-            </w:r>
-            <w:r>
-              <w:t xml:space="preserve"> </w:t>
-            </w:r>
-            <w:r>
-              <w:rPr>
-                <w:rStyle w:val="VerbatimChar"/>
-              </w:rPr>
-              <w:t xml:space="preserve">ISRAM</w:t>
-            </w:r>
-            <w:r>
-              <w:t xml:space="preserve"> </w:t>
-            </w:r>
-            <w:r>
-              <w:t xml:space="preserve">from</w:t>
-            </w:r>
-            <w:r>
-              <w:t xml:space="preserve"> </w:t>
-            </w:r>
-            <w:r>
-              <w:rPr>
-                <w:rStyle w:val="VerbatimChar"/>
-              </w:rPr>
-              <w:t xml:space="preserve">LOAD_ADDR</w:t>
-            </w:r>
-            <w:r>
-              <w:t xml:space="preserve"> </w:t>
-            </w:r>
-            <w:r>
-              <w:t xml:space="preserve">and fed to a second CRC32. The 4 bytes of</w:t>
-            </w:r>
-            <w:r>
-              <w:t xml:space="preserve"> </w:t>
-            </w:r>
-            <w:r>
-              <w:rPr>
-                <w:rStyle w:val="VerbatimChar"/>
-              </w:rPr>
-              <w:t xml:space="preserve">PAY_CRC</w:t>
-            </w:r>
-            <w:r>
-              <w:t xml:space="preserve"> </w:t>
-            </w:r>
-            <w:r>
-              <w:t xml:space="preserve">are neither written nor fed.</w:t>
-            </w:r>
-          </w:p>
-        </w:tc>
-        <w:tc>
-          <w:tcPr/>
-          <w:p>
-            <w:pPr>
-              <w:pStyle w:val="Compact"/>
-              <w:jc w:val="left"/>
-            </w:pPr>
-            <w:r>
-              <w:t xml:space="preserve">–</w:t>
+              <w:t xml:space="preserve">new byte within RX_TIMEOUT polls?</w:t>
+            </w:r>
+          </w:p>
+        </w:tc>
+        <w:tc>
+          <w:tcPr/>
+          <w:p>
+            <w:pPr>
+              <w:pStyle w:val="Compact"/>
+              <w:jc w:val="left"/>
+            </w:pPr>
+            <w:r>
+              <w:t xml:space="preserve">As for the header.</w:t>
+            </w:r>
+          </w:p>
+        </w:tc>
+        <w:tc>
+          <w:tcPr/>
+          <w:p>
+            <w:pPr>
+              <w:pStyle w:val="Compact"/>
+              <w:jc w:val="left"/>
+            </w:pPr>
+            <w:r>
+              <w:t xml:space="preserve">no:</w:t>
+            </w:r>
+            <w:r>
+              <w:t xml:space="preserve"> </w:t>
+            </w:r>
+            <w:r>
+              <w:rPr>
+                <w:rStyle w:val="VerbatimChar"/>
+              </w:rPr>
+              <w:t xml:space="preserve">FTMO</w:t>
             </w:r>
           </w:p>
         </w:tc>
@@ -5560,46 +5936,58 @@
               <w:jc w:val="left"/>
             </w:pPr>
             <w:r>
-              <w:t xml:space="preserve">UART error?, byte within RX_TIMEOUT polls?</w:t>
-            </w:r>
-          </w:p>
-        </w:tc>
-        <w:tc>
-          <w:tcPr/>
-          <w:p>
-            <w:pPr>
-              <w:pStyle w:val="Compact"/>
-              <w:jc w:val="left"/>
-            </w:pPr>
-            <w:r>
-              <w:t xml:space="preserve">As for the header.</w:t>
-            </w:r>
-          </w:p>
-        </w:tc>
-        <w:tc>
-          <w:tcPr/>
-          <w:p>
-            <w:pPr>
-              <w:pStyle w:val="Compact"/>
-              <w:jc w:val="left"/>
-            </w:pPr>
-            <w:r>
-              <w:rPr>
-                <w:rStyle w:val="VerbatimChar"/>
-              </w:rPr>
-              <w:t xml:space="preserve">FUAR</w:t>
-            </w:r>
-            <w:r>
-              <w:t xml:space="preserve">,</w:t>
-            </w:r>
-            <w:r>
-              <w:t xml:space="preserve"> </w:t>
-            </w:r>
-            <w:r>
-              <w:rPr>
-                <w:rStyle w:val="VerbatimChar"/>
-              </w:rPr>
-              <w:t xml:space="preserve">FTMO</w:t>
+              <w:t xml:space="preserve">all payload and PAY_CRC bytes received?</w:t>
+            </w:r>
+          </w:p>
+        </w:tc>
+        <w:tc>
+          <w:tcPr/>
+          <w:p>
+            <w:pPr>
+              <w:pStyle w:val="Compact"/>
+              <w:jc w:val="left"/>
+            </w:pPr>
+            <w:r>
+              <w:t xml:space="preserve">The loop bound only:</w:t>
+            </w:r>
+            <w:r>
+              <w:t xml:space="preserve"> </w:t>
+            </w:r>
+            <w:r>
+              <w:rPr>
+                <w:rStyle w:val="VerbatimChar"/>
+              </w:rPr>
+              <w:t xml:space="preserve">LENGTH</w:t>
+            </w:r>
+            <w:r>
+              <w:t xml:space="preserve"> </w:t>
+            </w:r>
+            <w:r>
+              <w:t xml:space="preserve">payload bytes, then 4 bytes of</w:t>
+            </w:r>
+            <w:r>
+              <w:t xml:space="preserve"> </w:t>
+            </w:r>
+            <w:r>
+              <w:rPr>
+                <w:rStyle w:val="VerbatimChar"/>
+              </w:rPr>
+              <w:t xml:space="preserve">PAY_CRC</w:t>
+            </w:r>
+            <w:r>
+              <w:t xml:space="preserve">. No: wait for the next byte.</w:t>
+            </w:r>
+          </w:p>
+        </w:tc>
+        <w:tc>
+          <w:tcPr/>
+          <w:p>
+            <w:pPr>
+              <w:pStyle w:val="Compact"/>
+              <w:jc w:val="left"/>
+            </w:pPr>
+            <w:r>
+              <w:t xml:space="preserve">–</w:t>
             </w:r>
           </w:p>
         </w:tc>
@@ -5613,46 +6001,52 @@
               <w:jc w:val="left"/>
             </w:pPr>
             <w:r>
-              <w:t xml:space="preserve">LENGTH payload bytes and PAY_CRC received?</w:t>
-            </w:r>
-          </w:p>
-        </w:tc>
-        <w:tc>
-          <w:tcPr/>
-          <w:p>
-            <w:pPr>
-              <w:pStyle w:val="Compact"/>
-              <w:jc w:val="left"/>
-            </w:pPr>
-            <w:r>
-              <w:t xml:space="preserve">The loop bound only:</w:t>
-            </w:r>
-            <w:r>
-              <w:t xml:space="preserve"> </w:t>
-            </w:r>
-            <w:r>
-              <w:rPr>
-                <w:rStyle w:val="VerbatimChar"/>
-              </w:rPr>
-              <w:t xml:space="preserve">LENGTH</w:t>
-            </w:r>
-            <w:r>
-              <w:t xml:space="preserve"> </w:t>
-            </w:r>
-            <w:r>
-              <w:t xml:space="preserve">was checked with the header. No: wait for the next payload byte.</w:t>
-            </w:r>
-          </w:p>
-        </w:tc>
-        <w:tc>
-          <w:tcPr/>
-          <w:p>
-            <w:pPr>
-              <w:pStyle w:val="Compact"/>
-              <w:jc w:val="left"/>
-            </w:pPr>
-            <w:r>
-              <w:t xml:space="preserve">–</w:t>
+              <w:t xml:space="preserve">CRC32 = PAY_CRC?</w:t>
+            </w:r>
+          </w:p>
+        </w:tc>
+        <w:tc>
+          <w:tcPr/>
+          <w:p>
+            <w:pPr>
+              <w:pStyle w:val="Compact"/>
+              <w:jc w:val="left"/>
+            </w:pPr>
+            <w:r>
+              <w:rPr>
+                <w:rStyle w:val="VerbatimChar"/>
+              </w:rPr>
+              <w:t xml:space="preserve">PAY_CRC</w:t>
+            </w:r>
+            <w:r>
+              <w:t xml:space="preserve"> </w:t>
+            </w:r>
+            <w:r>
+              <w:t xml:space="preserve">is the CRC32 the PC computed over the payload; the ROM compares it with its own.</w:t>
+            </w:r>
+          </w:p>
+        </w:tc>
+        <w:tc>
+          <w:tcPr/>
+          <w:p>
+            <w:pPr>
+              <w:pStyle w:val="Compact"/>
+              <w:jc w:val="left"/>
+            </w:pPr>
+            <w:r>
+              <w:t xml:space="preserve">no:</w:t>
+            </w:r>
+            <w:r>
+              <w:t xml:space="preserve"> </w:t>
+            </w:r>
+            <w:r>
+              <w:rPr>
+                <w:rStyle w:val="VerbatimChar"/>
+              </w:rPr>
+              <w:t xml:space="preserve">FPCR</w:t>
+            </w:r>
+            <w:r>
+              <w:t xml:space="preserve">, no jump</w:t>
             </w:r>
           </w:p>
         </w:tc>
@@ -5666,52 +6060,31 @@
               <w:jc w:val="left"/>
             </w:pPr>
             <w:r>
-              <w:t xml:space="preserve">CRC32 = PAY_CRC?</w:t>
-            </w:r>
-          </w:p>
-        </w:tc>
-        <w:tc>
-          <w:tcPr/>
-          <w:p>
-            <w:pPr>
-              <w:pStyle w:val="Compact"/>
-              <w:jc w:val="left"/>
-            </w:pPr>
-            <w:r>
-              <w:rPr>
-                <w:rStyle w:val="VerbatimChar"/>
-              </w:rPr>
-              <w:t xml:space="preserve">PAY_CRC</w:t>
-            </w:r>
-            <w:r>
-              <w:t xml:space="preserve"> </w:t>
-            </w:r>
-            <w:r>
-              <w:t xml:space="preserve">is the CRC32 the PC computed over the payload; the ROM compares it with its own.</w:t>
-            </w:r>
-          </w:p>
-        </w:tc>
-        <w:tc>
-          <w:tcPr/>
-          <w:p>
-            <w:pPr>
-              <w:pStyle w:val="Compact"/>
-              <w:jc w:val="left"/>
-            </w:pPr>
-            <w:r>
-              <w:t xml:space="preserve">no:</w:t>
-            </w:r>
-            <w:r>
-              <w:t xml:space="preserve"> </w:t>
-            </w:r>
-            <w:r>
-              <w:rPr>
-                <w:rStyle w:val="VerbatimChar"/>
-              </w:rPr>
-              <w:t xml:space="preserve">FPCR</w:t>
-            </w:r>
-            <w:r>
-              <w:t xml:space="preserve">, no jump</w:t>
+              <w:t xml:space="preserve">send ACKP, jump to 0x2000_1080 (ISRAM)</w:t>
+            </w:r>
+          </w:p>
+        </w:tc>
+        <w:tc>
+          <w:tcPr/>
+          <w:p>
+            <w:pPr>
+              <w:pStyle w:val="Compact"/>
+              <w:jc w:val="left"/>
+            </w:pPr>
+            <w:r>
+              <w:t xml:space="preserve">7.5.</w:t>
+            </w:r>
+          </w:p>
+        </w:tc>
+        <w:tc>
+          <w:tcPr/>
+          <w:p>
+            <w:pPr>
+              <w:pStyle w:val="Compact"/>
+              <w:jc w:val="left"/>
+            </w:pPr>
+            <w:r>
+              <w:t xml:space="preserve">–</w:t>
             </w:r>
           </w:p>
         </w:tc>
@@ -5725,45 +6098,7 @@
               <w:jc w:val="left"/>
             </w:pPr>
             <w:r>
-              <w:t xml:space="preserve">send ACKP, jump to ENTRY</w:t>
-            </w:r>
-          </w:p>
-        </w:tc>
-        <w:tc>
-          <w:tcPr/>
-          <w:p>
-            <w:pPr>
-              <w:pStyle w:val="Compact"/>
-              <w:jc w:val="left"/>
-            </w:pPr>
-            <w:r>
-              <w:t xml:space="preserve">7.5.</w:t>
-            </w:r>
-          </w:p>
-        </w:tc>
-        <w:tc>
-          <w:tcPr/>
-          <w:p>
-            <w:pPr>
-              <w:pStyle w:val="Compact"/>
-              <w:jc w:val="left"/>
-            </w:pPr>
-            <w:r>
-              <w:t xml:space="preserve">–</w:t>
-            </w:r>
-          </w:p>
-        </w:tc>
-      </w:tr>
-      <w:tr>
-        <w:tc>
-          <w:tcPr/>
-          <w:p>
-            <w:pPr>
-              <w:pStyle w:val="Compact"/>
-              <w:jc w:val="left"/>
-            </w:pPr>
-            <w:r>
-              <w:t xml:space="preserve">send failure token, clear RX FIFO, discard bytes until quiet for DRAIN_IDLE, send QRDY</w:t>
+              <w:t xml:space="preserve">send failure token, clear RX FIFO, discard bytes until quiet for DRAIN_IDLE polls, send QRDY</w:t>
             </w:r>
           </w:p>
         </w:tc>
@@ -6018,7 +6353,22 @@
               <w:t xml:space="preserve"> </w:t>
             </w:r>
             <w:r>
-              <w:t xml:space="preserve">correct, every field in range</w:t>
+              <w:t xml:space="preserve">correct,</w:t>
+            </w:r>
+            <w:r>
+              <w:t xml:space="preserve"> </w:t>
+            </w:r>
+            <w:r>
+              <w:rPr>
+                <w:rStyle w:val="VerbatimChar"/>
+              </w:rPr>
+              <w:t xml:space="preserve">LENGTH</w:t>
+            </w:r>
+            <w:r>
+              <w:t xml:space="preserve"> </w:t>
+            </w:r>
+            <w:r>
+              <w:t xml:space="preserve">in range</w:t>
             </w:r>
           </w:p>
         </w:tc>
@@ -6129,33 +6479,6 @@
               <w:t xml:space="preserve">LENGTH</w:t>
             </w:r>
             <w:r>
-              <w:t xml:space="preserve">,</w:t>
-            </w:r>
-            <w:r>
-              <w:t xml:space="preserve"> </w:t>
-            </w:r>
-            <w:r>
-              <w:rPr>
-                <w:rStyle w:val="VerbatimChar"/>
-              </w:rPr>
-              <w:t xml:space="preserve">LOAD_ADDR</w:t>
-            </w:r>
-            <w:r>
-              <w:t xml:space="preserve"> </w:t>
-            </w:r>
-            <w:r>
-              <w:t xml:space="preserve">or</w:t>
-            </w:r>
-            <w:r>
-              <w:t xml:space="preserve"> </w:t>
-            </w:r>
-            <w:r>
-              <w:rPr>
-                <w:rStyle w:val="VerbatimChar"/>
-              </w:rPr>
-              <w:t xml:space="preserve">ENTRY</w:t>
-            </w:r>
-            <w:r>
               <w:t xml:space="preserve"> </w:t>
             </w:r>
             <w:r>
@@ -6242,53 +6565,6 @@
             </w:r>
             <w:r>
               <w:t xml:space="preserve">between two bytes after</w:t>
-            </w:r>
-            <w:r>
-              <w:t xml:space="preserve"> </w:t>
-            </w:r>
-            <w:r>
-              <w:rPr>
-                <w:rStyle w:val="VerbatimChar"/>
-              </w:rPr>
-              <w:t xml:space="preserve">MAGIC</w:t>
-            </w:r>
-          </w:p>
-        </w:tc>
-      </w:tr>
-      <w:tr>
-        <w:tc>
-          <w:tcPr/>
-          <w:p>
-            <w:pPr>
-              <w:pStyle w:val="Compact"/>
-              <w:jc w:val="left"/>
-            </w:pPr>
-            <w:r>
-              <w:rPr>
-                <w:rStyle w:val="VerbatimChar"/>
-              </w:rPr>
-              <w:t xml:space="preserve">FUAR</w:t>
-            </w:r>
-          </w:p>
-        </w:tc>
-        <w:tc>
-          <w:tcPr/>
-          <w:p>
-            <w:pPr>
-              <w:pStyle w:val="Compact"/>
-              <w:jc w:val="left"/>
-            </w:pPr>
-            <w:r>
-              <w:rPr>
-                <w:rStyle w:val="VerbatimChar"/>
-              </w:rPr>
-              <w:t xml:space="preserve">LSR</w:t>
-            </w:r>
-            <w:r>
-              <w:t xml:space="preserve"> </w:t>
-            </w:r>
-            <w:r>
-              <w:t xml:space="preserve">overrun, parity or framing error, after</w:t>
             </w:r>
             <w:r>
               <w:t xml:space="preserve"> </w:t>
@@ -6341,13 +6617,7 @@
         <w:t xml:space="preserve"> </w:t>
       </w:r>
       <w:r>
-        <w:t xml:space="preserve">get no reply, UART errors included, so line noise is</w:t>
-      </w:r>
-      <w:r>
-        <w:t xml:space="preserve"> </w:t>
-      </w:r>
-      <w:r>
-        <w:t xml:space="preserve">harmless. No token is sent after reset: the PC sends its frame without waiting.</w:t>
+        <w:t xml:space="preserve">get no reply, so line noise is harmless. No token is sent after reset: the PC sends its frame without waiting.</w:t>
       </w:r>
       <w:r>
         <w:t xml:space="preserve"> </w:t>
@@ -6439,6 +6709,34 @@
       </w:r>
       <w:r>
         <w:t xml:space="preserve">.</w:t>
+      </w:r>
+    </w:p>
+    <w:p>
+      <w:pPr>
+        <w:numPr>
+          <w:ilvl w:val="0"/>
+          <w:numId w:val="1002"/>
+        </w:numPr>
+        <w:pStyle w:val="Compact"/>
+        <w:jc w:val="left"/>
+      </w:pPr>
+      <w:r>
+        <w:t xml:space="preserve">No token reports a UART error: a CRC failure or</w:t>
+      </w:r>
+      <w:r>
+        <w:t xml:space="preserve"> </w:t>
+      </w:r>
+      <w:r>
+        <w:rPr>
+          <w:rStyle w:val="VerbatimChar"/>
+        </w:rPr>
+        <w:t xml:space="preserve">FTMO</w:t>
+      </w:r>
+      <w:r>
+        <w:t xml:space="preserve"> </w:t>
+      </w:r>
+      <w:r>
+        <w:t xml:space="preserve">reports it (5).</w:t>
       </w:r>
     </w:p>
     <w:bookmarkEnd w:id="43"/>
@@ -7035,7 +7333,7 @@
         <w:rPr>
           <w:rStyle w:val="VerbatimChar"/>
         </w:rPr>
-        <w:t xml:space="preserve">ENTRY</w:t>
+        <w:t xml:space="preserve">0x2000_1080</w:t>
       </w:r>
       <w:r>
         <w:t xml:space="preserve">. It does not return.</w:t>
@@ -7735,58 +8033,16 @@
               <w:jc w:val="left"/>
             </w:pPr>
             <w:r>
-              <w:t xml:space="preserve">Packs an application binary into a frame;</w:t>
-            </w:r>
-            <w:r>
-              <w:t xml:space="preserve"> </w:t>
-            </w:r>
-            <w:r>
-              <w:rPr>
-                <w:rStyle w:val="VerbatimChar"/>
-              </w:rPr>
-              <w:t xml:space="preserve">--load</w:t>
-            </w:r>
-            <w:r>
-              <w:t xml:space="preserve"> </w:t>
-            </w:r>
-            <w:r>
-              <w:t xml:space="preserve">default</w:t>
-            </w:r>
-            <w:r>
-              <w:t xml:space="preserve"> </w:t>
-            </w:r>
-            <w:r>
-              <w:rPr>
-                <w:rStyle w:val="VerbatimChar"/>
-              </w:rPr>
-              <w:t xml:space="preserve">0x2000_1000</w:t>
-            </w:r>
-            <w:r>
-              <w:t xml:space="preserve">,</w:t>
-            </w:r>
-            <w:r>
-              <w:t xml:space="preserve"> </w:t>
-            </w:r>
-            <w:r>
-              <w:rPr>
-                <w:rStyle w:val="VerbatimChar"/>
-              </w:rPr>
-              <w:t xml:space="preserve">--entry</w:t>
-            </w:r>
-            <w:r>
-              <w:t xml:space="preserve"> </w:t>
-            </w:r>
-            <w:r>
-              <w:t xml:space="preserve">default load +</w:t>
-            </w:r>
-            <w:r>
-              <w:t xml:space="preserve"> </w:t>
-            </w:r>
-            <w:r>
-              <w:rPr>
-                <w:rStyle w:val="VerbatimChar"/>
-              </w:rPr>
-              <w:t xml:space="preserve">0x80</w:t>
+              <w:t xml:space="preserve">Packs an application binary into a frame: pads it to a multiple of 4 and sets</w:t>
+            </w:r>
+            <w:r>
+              <w:t xml:space="preserve"> </w:t>
+            </w:r>
+            <w:r>
+              <w:rPr>
+                <w:rStyle w:val="VerbatimChar"/>
+              </w:rPr>
+              <w:t xml:space="preserve">LENGTH</w:t>
             </w:r>
           </w:p>
         </w:tc>
@@ -7974,25 +8230,10 @@
         <w:rPr>
           <w:rStyle w:val="VerbatimChar"/>
         </w:rPr>
-        <w:t xml:space="preserve">LOAD_ADDR</w:t>
-      </w:r>
-      <w:r>
-        <w:t xml:space="preserve"> </w:t>
-      </w:r>
-      <w:r>
-        <w:t xml:space="preserve">&gt;=</w:t>
-      </w:r>
-      <w:r>
-        <w:t xml:space="preserve"> </w:t>
-      </w:r>
-      <w:r>
-        <w:rPr>
-          <w:rStyle w:val="VerbatimChar"/>
-        </w:rPr>
         <w:t xml:space="preserve">0x2000_1000</w:t>
       </w:r>
       <w:r>
-        <w:t xml:space="preserve">.</w:t>
+        <w:t xml:space="preserve">, 132 bytes to 60 KiB.</w:t>
       </w:r>
     </w:p>
     <w:p>
@@ -8014,7 +8255,7 @@
         <w:rPr>
           <w:rStyle w:val="VerbatimChar"/>
         </w:rPr>
-        <w:t xml:space="preserve">LOAD_ADDR</w:t>
+        <w:t xml:space="preserve">0x2000_1000</w:t>
       </w:r>
       <w:r>
         <w:t xml:space="preserve"> </w:t>
@@ -8059,55 +8300,10 @@
         <w:rPr>
           <w:rStyle w:val="VerbatimChar"/>
         </w:rPr>
-        <w:t xml:space="preserve">LOAD_ADDR</w:t>
-      </w:r>
-      <w:r>
-        <w:t xml:space="preserve"> </w:t>
-      </w:r>
-      <w:r>
-        <w:t xml:space="preserve">+</w:t>
-      </w:r>
-      <w:r>
-        <w:t xml:space="preserve"> </w:t>
-      </w:r>
-      <w:r>
-        <w:rPr>
-          <w:rStyle w:val="VerbatimChar"/>
-        </w:rPr>
-        <w:t xml:space="preserve">0x80</w:t>
-      </w:r>
-      <w:r>
-        <w:t xml:space="preserve">, so</w:t>
-      </w:r>
-      <w:r>
-        <w:t xml:space="preserve"> </w:t>
-      </w:r>
-      <w:r>
-        <w:rPr>
-          <w:rStyle w:val="VerbatimChar"/>
-        </w:rPr>
-        <w:t xml:space="preserve">ENTRY</w:t>
-      </w:r>
-      <w:r>
-        <w:t xml:space="preserve"> </w:t>
-      </w:r>
-      <w:r>
-        <w:t xml:space="preserve">=</w:t>
-      </w:r>
-      <w:r>
-        <w:t xml:space="preserve"> </w:t>
-      </w:r>
-      <w:r>
-        <w:rPr>
-          <w:rStyle w:val="VerbatimChar"/>
-        </w:rPr>
         <w:t xml:space="preserve">0x2000_1080</w:t>
       </w:r>
       <w:r>
-        <w:t xml:space="preserve"> </w:t>
-      </w:r>
-      <w:r>
-        <w:t xml:space="preserve">by default.</w:t>
+        <w:t xml:space="preserve">. The same image then runs in debug boot.</w:t>
       </w:r>
     </w:p>
     <w:p>
@@ -8509,7 +8705,7 @@
         <w:rPr>
           <w:rStyle w:val="VerbatimChar"/>
         </w:rPr>
-        <w:t xml:space="preserve">ENTRY</w:t>
+        <w:t xml:space="preserve">0x2000_1080</w:t>
       </w:r>
       <w:r>
         <w:t xml:space="preserve">.</w:t>
@@ -8546,7 +8742,10 @@
         <w:t xml:space="preserve">MAGIC</w:t>
       </w:r>
       <w:r>
-        <w:t xml:space="preserve">, UART errors included, get no reply.</w:t>
+        <w:t xml:space="preserve"> </w:t>
+      </w:r>
+      <w:r>
+        <w:t xml:space="preserve">get no reply.</w:t>
       </w:r>
     </w:p>
     <w:p>
@@ -8595,7 +8794,22 @@
         <w:t xml:space="preserve">FHCR</w:t>
       </w:r>
       <w:r>
-        <w:t xml:space="preserve">, a field out of range gives</w:t>
+        <w:t xml:space="preserve">, a</w:t>
+      </w:r>
+      <w:r>
+        <w:t xml:space="preserve"> </w:t>
+      </w:r>
+      <w:r>
+        <w:rPr>
+          <w:rStyle w:val="VerbatimChar"/>
+        </w:rPr>
+        <w:t xml:space="preserve">LENGTH</w:t>
+      </w:r>
+      <w:r>
+        <w:t xml:space="preserve"> </w:t>
+      </w:r>
+      <w:r>
+        <w:t xml:space="preserve">out of range gives</w:t>
       </w:r>
       <w:r>
         <w:t xml:space="preserve"> </w:t>
@@ -8741,13 +8955,13 @@
         <w:t xml:space="preserve">FTMO</w:t>
       </w:r>
       <w:r>
-        <w:t xml:space="preserve">; a UART error</w:t>
-      </w:r>
-      <w:r>
-        <w:t xml:space="preserve"> </w:t>
-      </w:r>
-      <w:r>
-        <w:t xml:space="preserve">gives</w:t>
+        <w:t xml:space="preserve">; a byte</w:t>
+      </w:r>
+      <w:r>
+        <w:t xml:space="preserve"> </w:t>
+      </w:r>
+      <w:r>
+        <w:t xml:space="preserve">changed on the line gives</w:t>
       </w:r>
       <w:r>
         <w:t xml:space="preserve"> </w:t>
@@ -8756,7 +8970,34 @@
         <w:rPr>
           <w:rStyle w:val="VerbatimChar"/>
         </w:rPr>
-        <w:t xml:space="preserve">FUAR</w:t>
+        <w:t xml:space="preserve">FHCR</w:t>
+      </w:r>
+      <w:r>
+        <w:t xml:space="preserve"> </w:t>
+      </w:r>
+      <w:r>
+        <w:t xml:space="preserve">or</w:t>
+      </w:r>
+      <w:r>
+        <w:t xml:space="preserve"> </w:t>
+      </w:r>
+      <w:r>
+        <w:rPr>
+          <w:rStyle w:val="VerbatimChar"/>
+        </w:rPr>
+        <w:t xml:space="preserve">FPCR</w:t>
+      </w:r>
+      <w:r>
+        <w:t xml:space="preserve">, a byte lost gives</w:t>
+      </w:r>
+      <w:r>
+        <w:t xml:space="preserve"> </w:t>
+      </w:r>
+      <w:r>
+        <w:rPr>
+          <w:rStyle w:val="VerbatimChar"/>
+        </w:rPr>
+        <w:t xml:space="preserve">FTMO</w:t>
       </w:r>
       <w:r>
         <w:t xml:space="preserve">.</w:t>
@@ -8854,7 +9095,7 @@
         <w:rPr>
           <w:rStyle w:val="VerbatimChar"/>
         </w:rPr>
-        <w:t xml:space="preserve">LOAD_ADDR</w:t>
+        <w:t xml:space="preserve">0x2000_1000</w:t>
       </w:r>
       <w:r>
         <w:t xml:space="preserve"> </w:t>
@@ -9324,7 +9565,7 @@
               <w:jc w:val="left"/>
             </w:pPr>
             <w:r>
-              <w:t xml:space="preserve">DECISIONS</w:t>
+              <w:t xml:space="preserve">DECISIONS; both removed in V3.2</w:t>
             </w:r>
           </w:p>
         </w:tc>
@@ -9772,7 +10013,7 @@
               <w:jc w:val="left"/>
             </w:pPr>
             <w:r>
-              <w:t xml:space="preserve">Figure 4-1: CRC pass?</w:t>
+              <w:t xml:space="preserve">Figure 7-1: CRC32 = PAY_CRC? before ACKP; V3.2 Figure 4-1 no longer repeats it</w:t>
             </w:r>
           </w:p>
         </w:tc>
@@ -9925,6 +10166,92 @@
             </w:pPr>
             <w:r>
               <w:t xml:space="preserve">Tables 4-2, 7-1</w:t>
+            </w:r>
+          </w:p>
+        </w:tc>
+      </w:tr>
+      <w:tr>
+        <w:tc>
+          <w:tcPr/>
+          <w:p>
+            <w:pPr>
+              <w:pStyle w:val="Compact"/>
+              <w:jc w:val="left"/>
+            </w:pPr>
+            <w:r>
+              <w:t xml:space="preserve">Drop</w:t>
+            </w:r>
+            <w:r>
+              <w:t xml:space="preserve"> </w:t>
+            </w:r>
+            <w:r>
+              <w:rPr>
+                <w:rStyle w:val="VerbatimChar"/>
+              </w:rPr>
+              <w:t xml:space="preserve">ENTRY</w:t>
+            </w:r>
+            <w:r>
+              <w:t xml:space="preserve"> </w:t>
+            </w:r>
+            <w:r>
+              <w:t xml:space="preserve">from the header, to match debug boot</w:t>
+            </w:r>
+          </w:p>
+        </w:tc>
+        <w:tc>
+          <w:tcPr/>
+          <w:p>
+            <w:pPr>
+              <w:pStyle w:val="Compact"/>
+              <w:jc w:val="left"/>
+            </w:pPr>
+            <w:r>
+              <w:t xml:space="preserve">Quan (mentor), V3.1 review</w:t>
+            </w:r>
+          </w:p>
+        </w:tc>
+        <w:tc>
+          <w:tcPr/>
+          <w:p>
+            <w:pPr>
+              <w:pStyle w:val="Compact"/>
+              <w:jc w:val="left"/>
+            </w:pPr>
+            <w:r>
+              <w:t xml:space="preserve">6: no</w:t>
+            </w:r>
+            <w:r>
+              <w:t xml:space="preserve"> </w:t>
+            </w:r>
+            <w:r>
+              <w:rPr>
+                <w:rStyle w:val="VerbatimChar"/>
+              </w:rPr>
+              <w:t xml:space="preserve">ENTRY</w:t>
+            </w:r>
+            <w:r>
+              <w:t xml:space="preserve">, no</w:t>
+            </w:r>
+            <w:r>
+              <w:t xml:space="preserve"> </w:t>
+            </w:r>
+            <w:r>
+              <w:rPr>
+                <w:rStyle w:val="VerbatimChar"/>
+              </w:rPr>
+              <w:t xml:space="preserve">LOAD_ADDR</w:t>
+            </w:r>
+            <w:r>
+              <w:t xml:space="preserve">; the ROM jumps to</w:t>
+            </w:r>
+            <w:r>
+              <w:t xml:space="preserve"> </w:t>
+            </w:r>
+            <w:r>
+              <w:rPr>
+                <w:rStyle w:val="VerbatimChar"/>
+              </w:rPr>
+              <w:t xml:space="preserve">0x2000_1080</w:t>
             </w:r>
           </w:p>
         </w:tc>
@@ -10169,7 +10496,7 @@
       <w:rPr>
         <w:szCs w:val="26"/>
       </w:rPr>
-      <w:t>V3.1</w:t>
+      <w:t>V3.2</w:t>
     </w:r>
     <w:r>
       <w:rPr>

--- a/doc/specs/docx/QNSC_BOOT_SPEC.docx
+++ b/doc/specs/docx/QNSC_BOOT_SPEC.docx
@@ -39,7 +39,7 @@
         <w:t xml:space="preserve"> </w:t>
       </w:r>
       <w:r>
-        <w:t xml:space="preserve">V3.2</w:t>
+        <w:t xml:space="preserve">V3.3</w:t>
       </w:r>
     </w:p>
     <w:p>
@@ -121,7 +121,7 @@
             <w:jc w:val="left"/>
           </w:pPr>
           <w:r>
-            <w:t xml:space="preserve">Table 3-1. Memory map, regions behind APB_M8 and AXI_M0 and AXI_M1 and AXI_M2</w:t>
+            <w:t xml:space="preserve">Table 3-1. Memory map, regions behind APB_M1 and APB_M8 and AXI_M0 and AXI_M1 and AXI_M2</w:t>
           </w:r>
         </w:p>
         <w:p>
@@ -425,6 +425,224 @@
               <w:jc w:val="left"/>
             </w:pPr>
             <w:r>
+              <w:t xml:space="preserve">V3.3</w:t>
+            </w:r>
+          </w:p>
+        </w:tc>
+        <w:tc>
+          <w:tcPr/>
+          <w:p>
+            <w:pPr>
+              <w:pStyle w:val="Compact"/>
+              <w:jc w:val="left"/>
+            </w:pPr>
+            <w:r>
+              <w:t xml:space="preserve">2026-10-12</w:t>
+            </w:r>
+          </w:p>
+        </w:tc>
+        <w:tc>
+          <w:tcPr/>
+          <w:p>
+            <w:pPr>
+              <w:pStyle w:val="Compact"/>
+              <w:jc w:val="left"/>
+            </w:pPr>
+            <w:r>
+              <w:t xml:space="preserve">Nguyen Hao Nam</w:t>
+            </w:r>
+          </w:p>
+        </w:tc>
+        <w:tc>
+          <w:tcPr/>
+          <w:p>
+            <w:pPr>
+              <w:pStyle w:val="Compact"/>
+              <w:jc w:val="left"/>
+            </w:pPr>
+            <w:r>
+              <w:t xml:space="preserve">–</w:t>
+            </w:r>
+          </w:p>
+        </w:tc>
+        <w:tc>
+          <w:tcPr/>
+          <w:p>
+            <w:pPr>
+              <w:pStyle w:val="Compact"/>
+              <w:jc w:val="left"/>
+            </w:pPr>
+            <w:r>
+              <w:t xml:space="preserve">Mentor’s debug boot flow of 12/10 (Appendix B): the ROM loads the debug program too, over</w:t>
+            </w:r>
+            <w:r>
+              <w:t xml:space="preserve"> </w:t>
+            </w:r>
+            <w:r>
+              <w:rPr>
+                <w:rStyle w:val="VerbatimChar"/>
+              </w:rPr>
+              <w:t xml:space="preserve">UART0</w:t>
+            </w:r>
+            <w:r>
+              <w:t xml:space="preserve">; JTAG no longer loads the image or holds the CPU, and the boot address mux is gone, so both modes run the ROM; header 16 bytes with</w:t>
+            </w:r>
+            <w:r>
+              <w:t xml:space="preserve"> </w:t>
+            </w:r>
+            <w:r>
+              <w:rPr>
+                <w:rStyle w:val="VerbatimChar"/>
+              </w:rPr>
+              <w:t xml:space="preserve">DEBUG_PROG</w:t>
+            </w:r>
+            <w:r>
+              <w:t xml:space="preserve"> </w:t>
+            </w:r>
+            <w:r>
+              <w:t xml:space="preserve">(</w:t>
+            </w:r>
+            <w:r>
+              <w:rPr>
+                <w:rStyle w:val="VerbatimChar"/>
+              </w:rPr>
+              <w:t xml:space="preserve">0x55</w:t>
+            </w:r>
+            <w:r>
+              <w:t xml:space="preserve">: a 4 096-byte debug program and its</w:t>
+            </w:r>
+            <w:r>
+              <w:t xml:space="preserve"> </w:t>
+            </w:r>
+            <w:r>
+              <w:rPr>
+                <w:rStyle w:val="VerbatimChar"/>
+              </w:rPr>
+              <w:t xml:space="preserve">DBG_CRC</w:t>
+            </w:r>
+            <w:r>
+              <w:t xml:space="preserve"> </w:t>
+            </w:r>
+            <w:r>
+              <w:t xml:space="preserve">follow the header and go to</w:t>
+            </w:r>
+            <w:r>
+              <w:t xml:space="preserve"> </w:t>
+            </w:r>
+            <w:r>
+              <w:rPr>
+                <w:rStyle w:val="VerbatimChar"/>
+              </w:rPr>
+              <w:t xml:space="preserve">0x2000_0000</w:t>
+            </w:r>
+            <w:r>
+              <w:t xml:space="preserve">;</w:t>
+            </w:r>
+            <w:r>
+              <w:t xml:space="preserve"> </w:t>
+            </w:r>
+            <w:r>
+              <w:rPr>
+                <w:rStyle w:val="VerbatimChar"/>
+              </w:rPr>
+              <w:t xml:space="preserve">0xAA</w:t>
+            </w:r>
+            <w:r>
+              <w:t xml:space="preserve">: none); tokens</w:t>
+            </w:r>
+            <w:r>
+              <w:t xml:space="preserve"> </w:t>
+            </w:r>
+            <w:r>
+              <w:rPr>
+                <w:rStyle w:val="VerbatimChar"/>
+              </w:rPr>
+              <w:t xml:space="preserve">ACKD</w:t>
+            </w:r>
+            <w:r>
+              <w:t xml:space="preserve"> </w:t>
+            </w:r>
+            <w:r>
+              <w:t xml:space="preserve">and</w:t>
+            </w:r>
+            <w:r>
+              <w:t xml:space="preserve"> </w:t>
+            </w:r>
+            <w:r>
+              <w:rPr>
+                <w:rStyle w:val="VerbatimChar"/>
+              </w:rPr>
+              <w:t xml:space="preserve">FDCR</w:t>
+            </w:r>
+            <w:r>
+              <w:t xml:space="preserve">; after</w:t>
+            </w:r>
+            <w:r>
+              <w:t xml:space="preserve"> </w:t>
+            </w:r>
+            <w:r>
+              <w:rPr>
+                <w:rStyle w:val="VerbatimChar"/>
+              </w:rPr>
+              <w:t xml:space="preserve">ACKP</w:t>
+            </w:r>
+            <w:r>
+              <w:t xml:space="preserve"> </w:t>
+            </w:r>
+            <w:r>
+              <w:t xml:space="preserve">the ROM waits while</w:t>
+            </w:r>
+            <w:r>
+              <w:t xml:space="preserve"> </w:t>
+            </w:r>
+            <w:r>
+              <w:rPr>
+                <w:rStyle w:val="VerbatimChar"/>
+              </w:rPr>
+              <w:t xml:space="preserve">SYSCSR</w:t>
+            </w:r>
+            <w:r>
+              <w:t xml:space="preserve"> </w:t>
+            </w:r>
+            <w:r>
+              <w:rPr>
+                <w:rStyle w:val="VerbatimChar"/>
+              </w:rPr>
+              <w:t xml:space="preserve">DBG_BOOT.dbg_en</w:t>
+            </w:r>
+            <w:r>
+              <w:t xml:space="preserve"> </w:t>
+            </w:r>
+            <w:r>
+              <w:t xml:space="preserve">= 1, which the</w:t>
+            </w:r>
+            <w:r>
+              <w:t xml:space="preserve"> </w:t>
+            </w:r>
+            <w:r>
+              <w:rPr>
+                <w:rStyle w:val="VerbatimChar"/>
+              </w:rPr>
+              <w:t xml:space="preserve">DBG_EN</w:t>
+            </w:r>
+            <w:r>
+              <w:t xml:space="preserve"> </w:t>
+            </w:r>
+            <w:r>
+              <w:t xml:space="preserve">pin sets and the host clears over JTAG; Figures 4-1, 6-1, 7-1, 7-2 redrawn and Tables 4-2, 7-1 with them</w:t>
+            </w:r>
+          </w:p>
+        </w:tc>
+      </w:tr>
+      <w:tr>
+        <w:tc>
+          <w:tcPr/>
+          <w:p>
+            <w:pPr>
+              <w:pStyle w:val="Compact"/>
+              <w:jc w:val="left"/>
+            </w:pPr>
+            <w:r>
               <w:t xml:space="preserve">V3.2</w:t>
             </w:r>
           </w:p>
@@ -876,19 +1094,25 @@
         <w:t xml:space="preserve">UART0</w:t>
       </w:r>
       <w:r>
-        <w:t xml:space="preserve">, checks it, and jumps to it. This specification is the</w:t>
-      </w:r>
-      <w:r>
-        <w:t xml:space="preserve"> </w:t>
-      </w:r>
-      <w:r>
-        <w:t xml:space="preserve">bootloader, the frame and handshake between it and the PC loader, and what the</w:t>
-      </w:r>
-      <w:r>
-        <w:t xml:space="preserve"> </w:t>
-      </w:r>
-      <w:r>
-        <w:t xml:space="preserve">application can rely on.</w:t>
+        <w:t xml:space="preserve">, checks it, and jumps to it. In debug boot it also</w:t>
+      </w:r>
+      <w:r>
+        <w:t xml:space="preserve"> </w:t>
+      </w:r>
+      <w:r>
+        <w:t xml:space="preserve">downloads a debug program, and waits for the debugger before it jumps. This</w:t>
+      </w:r>
+      <w:r>
+        <w:t xml:space="preserve"> </w:t>
+      </w:r>
+      <w:r>
+        <w:t xml:space="preserve">specification is the bootloader, the frame and handshake between it and the PC</w:t>
+      </w:r>
+      <w:r>
+        <w:t xml:space="preserve"> </w:t>
+      </w:r>
+      <w:r>
+        <w:t xml:space="preserve">loader, and what the application can rely on.</w:t>
       </w:r>
     </w:p>
     <w:p>
@@ -923,7 +1147,7 @@
         <w:t xml:space="preserve"> </w:t>
       </w:r>
       <w:r>
-        <w:t xml:space="preserve">(reset and release order) and</w:t>
+        <w:t xml:space="preserve">(reset and release order),</w:t>
       </w:r>
       <w:r>
         <w:t xml:space="preserve"> </w:t>
@@ -932,13 +1156,52 @@
         <w:rPr>
           <w:rStyle w:val="VerbatimChar"/>
         </w:rPr>
+        <w:t xml:space="preserve">QNSC_SYSCSR_MAS</w:t>
+      </w:r>
+      <w:r>
+        <w:t xml:space="preserve"> </w:t>
+      </w:r>
+      <w:r>
+        <w:t xml:space="preserve">(</w:t>
+      </w:r>
+      <w:r>
+        <w:rPr>
+          <w:rStyle w:val="VerbatimChar"/>
+        </w:rPr>
+        <w:t xml:space="preserve">DBG_BOOT</w:t>
+      </w:r>
+      <w:r>
+        <w:t xml:space="preserve">, the</w:t>
+      </w:r>
+      <w:r>
+        <w:t xml:space="preserve"> </w:t>
+      </w:r>
+      <w:r>
+        <w:rPr>
+          <w:rStyle w:val="VerbatimChar"/>
+        </w:rPr>
+        <w:t xml:space="preserve">DBG_EN</w:t>
+      </w:r>
+      <w:r>
+        <w:t xml:space="preserve"> </w:t>
+      </w:r>
+      <w:r>
+        <w:t xml:space="preserve">pin) and</w:t>
+      </w:r>
+      <w:r>
+        <w:t xml:space="preserve"> </w:t>
+      </w:r>
+      <w:r>
+        <w:rPr>
+          <w:rStyle w:val="VerbatimChar"/>
+        </w:rPr>
         <w:t xml:space="preserve">QNSC_SYSDBG_MAS</w:t>
       </w:r>
       <w:r>
         <w:t xml:space="preserve"> </w:t>
       </w:r>
       <w:r>
-        <w:t xml:space="preserve">(debug boot).</w:t>
+        <w:t xml:space="preserve">(the JTAG access to the chip).</w:t>
       </w:r>
     </w:p>
     <w:p>
@@ -993,7 +1256,7 @@
         <w:jc w:val="left"/>
       </w:pPr>
       <w:r>
-        <w:t xml:space="preserve">The same flow after every reset: power-on, watchdog, software – 4.</w:t>
+        <w:t xml:space="preserve">The same flow after every reset, in both modes: power-on, watchdog, software – 4.</w:t>
       </w:r>
     </w:p>
     <w:p>
@@ -1028,7 +1291,13 @@
         <w:jc w:val="left"/>
       </w:pPr>
       <w:r>
-        <w:t xml:space="preserve">Frame: 12-byte header with its own CRC, payload, payload CRC – 6.</w:t>
+        <w:t xml:space="preserve">Frame: 16-byte header with its own CRC; an optional 4 096-byte debug program</w:t>
+      </w:r>
+      <w:r>
+        <w:t xml:space="preserve"> </w:t>
+      </w:r>
+      <w:r>
+        <w:t xml:space="preserve">with its own CRC; payload, payload CRC – 6.</w:t>
       </w:r>
     </w:p>
     <w:p>
@@ -1109,13 +1378,77 @@
         <w:t xml:space="preserve">0x2000_1080</w:t>
       </w:r>
       <w:r>
-        <w:t xml:space="preserve">,</w:t>
-      </w:r>
-      <w:r>
-        <w:t xml:space="preserve"> </w:t>
-      </w:r>
-      <w:r>
-        <w:t xml:space="preserve">the same as in debug boot – 9.</w:t>
+        <w:t xml:space="preserve">;</w:t>
+      </w:r>
+      <w:r>
+        <w:t xml:space="preserve"> </w:t>
+      </w:r>
+      <w:r>
+        <w:t xml:space="preserve">debug program up to 4 KiB, loaded at</w:t>
+      </w:r>
+      <w:r>
+        <w:t xml:space="preserve"> </w:t>
+      </w:r>
+      <w:r>
+        <w:rPr>
+          <w:rStyle w:val="VerbatimChar"/>
+        </w:rPr>
+        <w:t xml:space="preserve">0x2000_0000</w:t>
+      </w:r>
+      <w:r>
+        <w:t xml:space="preserve"> </w:t>
+      </w:r>
+      <w:r>
+        <w:t xml:space="preserve">– 9.</w:t>
+      </w:r>
+    </w:p>
+    <w:p>
+      <w:pPr>
+        <w:numPr>
+          <w:ilvl w:val="0"/>
+          <w:numId w:val="1001"/>
+        </w:numPr>
+        <w:pStyle w:val="Compact"/>
+        <w:jc w:val="left"/>
+      </w:pPr>
+      <w:r>
+        <w:t xml:space="preserve">Debug boot: with the</w:t>
+      </w:r>
+      <w:r>
+        <w:t xml:space="preserve"> </w:t>
+      </w:r>
+      <w:r>
+        <w:rPr>
+          <w:rStyle w:val="VerbatimChar"/>
+        </w:rPr>
+        <w:t xml:space="preserve">DBG_EN</w:t>
+      </w:r>
+      <w:r>
+        <w:t xml:space="preserve"> </w:t>
+      </w:r>
+      <w:r>
+        <w:t xml:space="preserve">pin at 1 the ROM waits after</w:t>
+      </w:r>
+      <w:r>
+        <w:t xml:space="preserve"> </w:t>
+      </w:r>
+      <w:r>
+        <w:rPr>
+          <w:rStyle w:val="VerbatimChar"/>
+        </w:rPr>
+        <w:t xml:space="preserve">ACKP</w:t>
+      </w:r>
+      <w:r>
+        <w:t xml:space="preserve"> </w:t>
+      </w:r>
+      <w:r>
+        <w:t xml:space="preserve">until the host</w:t>
+      </w:r>
+      <w:r>
+        <w:t xml:space="preserve"> </w:t>
+      </w:r>
+      <w:r>
+        <w:t xml:space="preserve">releases it over JTAG; the CPU runs the whole time – 7.5.</w:t>
       </w:r>
     </w:p>
     <w:bookmarkEnd w:id="23"/>
@@ -1136,7 +1469,7 @@
       <w:r>
         <w:drawing>
           <wp:inline>
-            <wp:extent cx="5727700" cy="1961049"/>
+            <wp:extent cx="5727700" cy="2192715"/>
             <wp:effectExtent b="0" l="0" r="0" t="0"/>
             <wp:docPr descr="Blocks on the boot path" title="" id="25" name="Picture"/>
             <a:graphic>
@@ -1157,7 +1490,7 @@
                   <pic:spPr bwMode="auto">
                     <a:xfrm>
                       <a:off x="0" y="0"/>
-                      <a:ext cx="5727700" cy="1961049"/>
+                      <a:ext cx="5727700" cy="2192715"/>
                     </a:xfrm>
                     <a:prstGeom prst="rect">
                       <a:avLst/>
@@ -1190,7 +1523,7 @@
         <w:pStyle w:val="Tablecaption0"/>
       </w:pPr>
       <w:r>
-        <w:t xml:space="preserve">Table 3-1. Memory map, regions behind APB_M8 and AXI_M0 and AXI_M1 and AXI_M2</w:t>
+        <w:t xml:space="preserve">Table 3-1. Memory map, regions behind APB_M1 and APB_M8 and AXI_M0 and AXI_M1 and AXI_M2</w:t>
       </w:r>
     </w:p>
     <w:tbl>
@@ -1199,7 +1532,7 @@
         <w:tblW w:type="pct" w:w="5000"/>
         <w:tblLook w:firstRow="1" w:lastRow="0" w:firstColumn="0" w:lastColumn="0" w:noHBand="0" w:noVBand="0" w:val="0020"/>
         <w:jc w:val="start"/>
-        <w:tblCaption w:val="Memory map, regions behind APB_M8 and AXI_M0 and AXI_M1 and AXI_M2"/>
+        <w:tblCaption w:val="Memory map, regions behind APB_M1 and APB_M8 and AXI_M0 and AXI_M1 and AXI_M2"/>
       </w:tblPr>
       <w:tblGrid>
         <w:gridCol w:w="1320"/>
@@ -1618,6 +1951,83 @@
               <w:rPr>
                 <w:rStyle w:val="VerbatimChar"/>
               </w:rPr>
+              <w:t xml:space="preserve">0x80004000</w:t>
+            </w:r>
+          </w:p>
+        </w:tc>
+        <w:tc>
+          <w:tcPr/>
+          <w:p>
+            <w:pPr>
+              <w:pStyle w:val="Compact"/>
+              <w:jc w:val="left"/>
+            </w:pPr>
+            <w:r>
+              <w:t xml:space="preserve">16 KiB</w:t>
+            </w:r>
+          </w:p>
+        </w:tc>
+        <w:tc>
+          <w:tcPr/>
+          <w:p>
+            <w:pPr>
+              <w:pStyle w:val="Compact"/>
+              <w:jc w:val="left"/>
+            </w:pPr>
+            <w:r>
+              <w:rPr>
+                <w:rStyle w:val="VerbatimChar"/>
+              </w:rPr>
+              <w:t xml:space="preserve">syscsr</w:t>
+            </w:r>
+          </w:p>
+        </w:tc>
+        <w:tc>
+          <w:tcPr/>
+          <w:p>
+            <w:pPr>
+              <w:pStyle w:val="Compact"/>
+              <w:jc w:val="left"/>
+            </w:pPr>
+            <w:r>
+              <w:t xml:space="preserve">APB_M1</w:t>
+            </w:r>
+          </w:p>
+        </w:tc>
+        <w:tc>
+          <w:tcPr/>
+          <w:p>
+            <w:pPr>
+              <w:pStyle w:val="Compact"/>
+              <w:jc w:val="left"/>
+            </w:pPr>
+            <w:r>
+              <w:t xml:space="preserve">peripheral</w:t>
+            </w:r>
+          </w:p>
+        </w:tc>
+        <w:tc>
+          <w:tcPr/>
+          <w:p>
+            <w:pPr>
+              <w:pStyle w:val="Compact"/>
+              <w:jc w:val="left"/>
+            </w:pPr>
+          </w:p>
+        </w:tc>
+      </w:tr>
+      <w:tr>
+        <w:tc>
+          <w:tcPr/>
+          <w:p>
+            <w:pPr>
+              <w:pStyle w:val="Compact"/>
+              <w:jc w:val="left"/>
+            </w:pPr>
+            <w:r>
+              <w:rPr>
+                <w:rStyle w:val="VerbatimChar"/>
+              </w:rPr>
               <w:t xml:space="preserve">0x80020000</w:t>
             </w:r>
           </w:p>
@@ -1737,7 +2147,7 @@
         <w:t xml:space="preserve">0x2000_1000</w:t>
       </w:r>
       <w:r>
-        <w:t xml:space="preserve">, and accesses no peripheral other than</w:t>
+        <w:t xml:space="preserve">, or from</w:t>
       </w:r>
       <w:r>
         <w:t xml:space="preserve"> </w:t>
@@ -1746,10 +2156,58 @@
         <w:rPr>
           <w:rStyle w:val="VerbatimChar"/>
         </w:rPr>
+        <w:t xml:space="preserve">0x2000_0000</w:t>
+      </w:r>
+      <w:r>
+        <w:t xml:space="preserve"> </w:t>
+      </w:r>
+      <w:r>
+        <w:t xml:space="preserve">when the frame carries a debug program,</w:t>
+      </w:r>
+      <w:r>
+        <w:t xml:space="preserve"> </w:t>
+      </w:r>
+      <w:r>
+        <w:t xml:space="preserve">and accesses no peripheral other than</w:t>
+      </w:r>
+      <w:r>
+        <w:t xml:space="preserve"> </w:t>
+      </w:r>
+      <w:r>
+        <w:rPr>
+          <w:rStyle w:val="VerbatimChar"/>
+        </w:rPr>
         <w:t xml:space="preserve">UART0</w:t>
       </w:r>
       <w:r>
-        <w:t xml:space="preserve">.</w:t>
+        <w:t xml:space="preserve"> </w:t>
+      </w:r>
+      <w:r>
+        <w:t xml:space="preserve">and one register of</w:t>
+      </w:r>
+      <w:r>
+        <w:t xml:space="preserve"> </w:t>
+      </w:r>
+      <w:r>
+        <w:rPr>
+          <w:rStyle w:val="VerbatimChar"/>
+        </w:rPr>
+        <w:t xml:space="preserve">SYSCSR</w:t>
+      </w:r>
+      <w:r>
+        <w:t xml:space="preserve">,</w:t>
+      </w:r>
+      <w:r>
+        <w:t xml:space="preserve"> </w:t>
+      </w:r>
+      <w:r>
+        <w:rPr>
+          <w:rStyle w:val="VerbatimChar"/>
+        </w:rPr>
+        <w:t xml:space="preserve">DBG_BOOT</w:t>
+      </w:r>
+      <w:r>
+        <w:t xml:space="preserve">, which it only reads.</w:t>
       </w:r>
     </w:p>
     <w:bookmarkEnd w:id="27"/>
@@ -1770,7 +2228,7 @@
       <w:r>
         <w:drawing>
           <wp:inline>
-            <wp:extent cx="5727700" cy="4233517"/>
+            <wp:extent cx="5727700" cy="4450065"/>
             <wp:effectExtent b="0" l="0" r="0" t="0"/>
             <wp:docPr descr="Reset to application" title="" id="29" name="Picture"/>
             <a:graphic>
@@ -1791,7 +2249,7 @@
                   <pic:spPr bwMode="auto">
                     <a:xfrm>
                       <a:off x="0" y="0"/>
-                      <a:ext cx="5727700" cy="4233517"/>
+                      <a:ext cx="5727700" cy="4450065"/>
                     </a:xfrm>
                     <a:prstGeom prst="rect">
                       <a:avLst/>
@@ -2060,64 +2518,70 @@
               <w:jc w:val="left"/>
             </w:pPr>
             <w:r>
-              <w:t xml:space="preserve">3. Mode</w:t>
-            </w:r>
-          </w:p>
-        </w:tc>
-        <w:tc>
-          <w:tcPr/>
-          <w:p>
-            <w:pPr>
-              <w:pStyle w:val="Compact"/>
-              <w:jc w:val="left"/>
-            </w:pPr>
-            <w:r>
-              <w:rPr>
-                <w:rStyle w:val="VerbatimChar"/>
-              </w:rPr>
-              <w:t xml:space="preserve">SYSDBG</w:t>
-            </w:r>
-          </w:p>
-        </w:tc>
-        <w:tc>
-          <w:tcPr/>
-          <w:p>
-            <w:pPr>
-              <w:pStyle w:val="Compact"/>
-              <w:jc w:val="left"/>
-            </w:pPr>
-            <w:r>
-              <w:rPr>
-                <w:rStyle w:val="VerbatimChar"/>
-              </w:rPr>
-              <w:t xml:space="preserve">QNSC_SYSDBG_MAS</w:t>
-            </w:r>
-            <w:r>
-              <w:t xml:space="preserve"> </w:t>
-            </w:r>
-            <w:r>
-              <w:t xml:space="preserve">7.1</w:t>
-            </w:r>
-          </w:p>
-        </w:tc>
-        <w:tc>
-          <w:tcPr/>
-          <w:p>
-            <w:pPr>
-              <w:pStyle w:val="Compact"/>
-              <w:jc w:val="left"/>
-            </w:pPr>
-            <w:r>
-              <w:rPr>
-                <w:rStyle w:val="VerbatimChar"/>
-              </w:rPr>
-              <w:t xml:space="preserve">o_dbg_cpu_hold</w:t>
-            </w:r>
-            <w:r>
-              <w:t xml:space="preserve"> </w:t>
-            </w:r>
-            <w:r>
-              <w:t xml:space="preserve">= 0</w:t>
+              <w:t xml:space="preserve">3. ROM start</w:t>
+            </w:r>
+          </w:p>
+        </w:tc>
+        <w:tc>
+          <w:tcPr/>
+          <w:p>
+            <w:pPr>
+              <w:pStyle w:val="Compact"/>
+              <w:jc w:val="left"/>
+            </w:pPr>
+            <w:r>
+              <w:t xml:space="preserve">Ibex,</w:t>
+            </w:r>
+            <w:r>
+              <w:t xml:space="preserve"> </w:t>
+            </w:r>
+            <w:r>
+              <w:rPr>
+                <w:rStyle w:val="VerbatimChar"/>
+              </w:rPr>
+              <w:t xml:space="preserve">crt0.S</w:t>
+            </w:r>
+          </w:p>
+        </w:tc>
+        <w:tc>
+          <w:tcPr/>
+          <w:p>
+            <w:pPr>
+              <w:pStyle w:val="Compact"/>
+              <w:jc w:val="left"/>
+            </w:pPr>
+            <w:r>
+              <w:rPr>
+                <w:rStyle w:val="VerbatimChar"/>
+              </w:rPr>
+              <w:t xml:space="preserve">QNSC_ROM_MAS</w:t>
+            </w:r>
+            <w:r>
+              <w:t xml:space="preserve"> </w:t>
+            </w:r>
+            <w:r>
+              <w:t xml:space="preserve">6, section 8</w:t>
+            </w:r>
+          </w:p>
+        </w:tc>
+        <w:tc>
+          <w:tcPr/>
+          <w:p>
+            <w:pPr>
+              <w:pStyle w:val="Compact"/>
+              <w:jc w:val="left"/>
+            </w:pPr>
+            <w:r>
+              <w:rPr>
+                <w:rStyle w:val="VerbatimChar"/>
+              </w:rPr>
+              <w:t xml:space="preserve">boot_main</w:t>
+            </w:r>
+            <w:r>
+              <w:t xml:space="preserve"> </w:t>
+            </w:r>
+            <w:r>
+              <w:t xml:space="preserve">called</w:t>
             </w:r>
           </w:p>
         </w:tc>
@@ -2131,70 +2595,58 @@
               <w:jc w:val="left"/>
             </w:pPr>
             <w:r>
-              <w:t xml:space="preserve">4. ROM start</w:t>
-            </w:r>
-          </w:p>
-        </w:tc>
-        <w:tc>
-          <w:tcPr/>
-          <w:p>
-            <w:pPr>
-              <w:pStyle w:val="Compact"/>
-              <w:jc w:val="left"/>
-            </w:pPr>
-            <w:r>
-              <w:t xml:space="preserve">Ibex,</w:t>
-            </w:r>
-            <w:r>
-              <w:t xml:space="preserve"> </w:t>
-            </w:r>
-            <w:r>
-              <w:rPr>
-                <w:rStyle w:val="VerbatimChar"/>
-              </w:rPr>
-              <w:t xml:space="preserve">crt0.S</w:t>
-            </w:r>
-          </w:p>
-        </w:tc>
-        <w:tc>
-          <w:tcPr/>
-          <w:p>
-            <w:pPr>
-              <w:pStyle w:val="Compact"/>
-              <w:jc w:val="left"/>
-            </w:pPr>
-            <w:r>
-              <w:rPr>
-                <w:rStyle w:val="VerbatimChar"/>
-              </w:rPr>
-              <w:t xml:space="preserve">QNSC_ROM_MAS</w:t>
-            </w:r>
-            <w:r>
-              <w:t xml:space="preserve"> </w:t>
-            </w:r>
-            <w:r>
-              <w:t xml:space="preserve">6, section 8</w:t>
-            </w:r>
-          </w:p>
-        </w:tc>
-        <w:tc>
-          <w:tcPr/>
-          <w:p>
-            <w:pPr>
-              <w:pStyle w:val="Compact"/>
-              <w:jc w:val="left"/>
-            </w:pPr>
-            <w:r>
-              <w:rPr>
-                <w:rStyle w:val="VerbatimChar"/>
-              </w:rPr>
-              <w:t xml:space="preserve">boot_main</w:t>
-            </w:r>
-            <w:r>
-              <w:t xml:space="preserve"> </w:t>
-            </w:r>
-            <w:r>
-              <w:t xml:space="preserve">called</w:t>
+              <w:t xml:space="preserve">4. Download</w:t>
+            </w:r>
+          </w:p>
+        </w:tc>
+        <w:tc>
+          <w:tcPr/>
+          <w:p>
+            <w:pPr>
+              <w:pStyle w:val="Compact"/>
+              <w:jc w:val="left"/>
+            </w:pPr>
+            <w:r>
+              <w:t xml:space="preserve">bootloader</w:t>
+            </w:r>
+          </w:p>
+        </w:tc>
+        <w:tc>
+          <w:tcPr/>
+          <w:p>
+            <w:pPr>
+              <w:pStyle w:val="Compact"/>
+              <w:jc w:val="left"/>
+            </w:pPr>
+            <w:r>
+              <w:t xml:space="preserve">section 7</w:t>
+            </w:r>
+          </w:p>
+        </w:tc>
+        <w:tc>
+          <w:tcPr/>
+          <w:p>
+            <w:pPr>
+              <w:pStyle w:val="Compact"/>
+              <w:jc w:val="left"/>
+            </w:pPr>
+            <w:r>
+              <w:t xml:space="preserve">every CRC passes,</w:t>
+            </w:r>
+            <w:r>
+              <w:t xml:space="preserve"> </w:t>
+            </w:r>
+            <w:r>
+              <w:rPr>
+                <w:rStyle w:val="VerbatimChar"/>
+              </w:rPr>
+              <w:t xml:space="preserve">ACKP</w:t>
+            </w:r>
+            <w:r>
+              <w:t xml:space="preserve"> </w:t>
+            </w:r>
+            <w:r>
+              <w:t xml:space="preserve">sent</w:t>
             </w:r>
           </w:p>
         </w:tc>
@@ -2208,58 +2660,52 @@
               <w:jc w:val="left"/>
             </w:pPr>
             <w:r>
-              <w:t xml:space="preserve">5. Download</w:t>
-            </w:r>
-          </w:p>
-        </w:tc>
-        <w:tc>
-          <w:tcPr/>
-          <w:p>
-            <w:pPr>
-              <w:pStyle w:val="Compact"/>
-              <w:jc w:val="left"/>
-            </w:pPr>
-            <w:r>
-              <w:t xml:space="preserve">bootloader</w:t>
-            </w:r>
-          </w:p>
-        </w:tc>
-        <w:tc>
-          <w:tcPr/>
-          <w:p>
-            <w:pPr>
-              <w:pStyle w:val="Compact"/>
-              <w:jc w:val="left"/>
-            </w:pPr>
-            <w:r>
-              <w:t xml:space="preserve">section 7</w:t>
-            </w:r>
-          </w:p>
-        </w:tc>
-        <w:tc>
-          <w:tcPr/>
-          <w:p>
-            <w:pPr>
-              <w:pStyle w:val="Compact"/>
-              <w:jc w:val="left"/>
-            </w:pPr>
-            <w:r>
-              <w:t xml:space="preserve">both CRCs pass,</w:t>
-            </w:r>
-            <w:r>
-              <w:t xml:space="preserve"> </w:t>
-            </w:r>
-            <w:r>
-              <w:rPr>
-                <w:rStyle w:val="VerbatimChar"/>
-              </w:rPr>
-              <w:t xml:space="preserve">ACKP</w:t>
-            </w:r>
-            <w:r>
-              <w:t xml:space="preserve"> </w:t>
-            </w:r>
-            <w:r>
-              <w:t xml:space="preserve">sent</w:t>
+              <w:t xml:space="preserve">5. Debug wait</w:t>
+            </w:r>
+          </w:p>
+        </w:tc>
+        <w:tc>
+          <w:tcPr/>
+          <w:p>
+            <w:pPr>
+              <w:pStyle w:val="Compact"/>
+              <w:jc w:val="left"/>
+            </w:pPr>
+            <w:r>
+              <w:t xml:space="preserve">bootloader, host</w:t>
+            </w:r>
+          </w:p>
+        </w:tc>
+        <w:tc>
+          <w:tcPr/>
+          <w:p>
+            <w:pPr>
+              <w:pStyle w:val="Compact"/>
+              <w:jc w:val="left"/>
+            </w:pPr>
+            <w:r>
+              <w:t xml:space="preserve">7.5</w:t>
+            </w:r>
+          </w:p>
+        </w:tc>
+        <w:tc>
+          <w:tcPr/>
+          <w:p>
+            <w:pPr>
+              <w:pStyle w:val="Compact"/>
+              <w:jc w:val="left"/>
+            </w:pPr>
+            <w:r>
+              <w:rPr>
+                <w:rStyle w:val="VerbatimChar"/>
+              </w:rPr>
+              <w:t xml:space="preserve">DBG_BOOT.dbg_en</w:t>
+            </w:r>
+            <w:r>
+              <w:t xml:space="preserve"> </w:t>
+            </w:r>
+            <w:r>
+              <w:t xml:space="preserve">reads 0</w:t>
             </w:r>
           </w:p>
         </w:tc>
@@ -2329,7 +2775,7 @@
         <w:pStyle w:val="BodyText"/>
       </w:pPr>
       <w:r>
-        <w:t xml:space="preserve">With</w:t>
+        <w:t xml:space="preserve">Both modes run the same stages. The</w:t>
       </w:r>
       <w:r>
         <w:t xml:space="preserve"> </w:t>
@@ -2344,7 +2790,19 @@
         <w:t xml:space="preserve"> </w:t>
       </w:r>
       <w:r>
-        <w:t xml:space="preserve">= 1 stages 4 to 6 do not run.</w:t>
+        <w:t xml:space="preserve">pin does not change where the CPU</w:t>
+      </w:r>
+      <w:r>
+        <w:t xml:space="preserve"> </w:t>
+      </w:r>
+      <w:r>
+        <w:t xml:space="preserve">starts and does not hold it in reset: the CPU always starts in the ROM, and the</w:t>
+      </w:r>
+      <w:r>
+        <w:t xml:space="preserve"> </w:t>
+      </w:r>
+      <w:r>
+        <w:t xml:space="preserve">pin only makes the ROM wait at stage 5.</w:t>
       </w:r>
       <w:r>
         <w:t xml:space="preserve"> </w:t>
@@ -2353,13 +2811,19 @@
         <w:rPr>
           <w:rStyle w:val="VerbatimChar"/>
         </w:rPr>
-        <w:t xml:space="preserve">SYSDBG</w:t>
-      </w:r>
-      <w:r>
-        <w:t xml:space="preserve"> </w:t>
-      </w:r>
-      <w:r>
-        <w:t xml:space="preserve">captures</w:t>
+        <w:t xml:space="preserve">SYSCSR</w:t>
+      </w:r>
+      <w:r>
+        <w:t xml:space="preserve"> </w:t>
+      </w:r>
+      <w:r>
+        <w:t xml:space="preserve">passes the pin through two</w:t>
+      </w:r>
+      <w:r>
+        <w:t xml:space="preserve"> </w:t>
+      </w:r>
+      <w:r>
+        <w:t xml:space="preserve">flip-flops into</w:t>
       </w:r>
       <w:r>
         <w:t xml:space="preserve"> </w:t>
@@ -2368,19 +2832,16 @@
         <w:rPr>
           <w:rStyle w:val="VerbatimChar"/>
         </w:rPr>
-        <w:t xml:space="preserve">DBG_EN</w:t>
-      </w:r>
-      <w:r>
-        <w:t xml:space="preserve"> </w:t>
-      </w:r>
-      <w:r>
-        <w:t xml:space="preserve">once after</w:t>
-      </w:r>
-      <w:r>
-        <w:t xml:space="preserve"> </w:t>
-      </w:r>
-      <w:r>
-        <w:t xml:space="preserve">power-on, and the captured</w:t>
+        <w:t xml:space="preserve">DBG_BOOT.dbg_en</w:t>
+      </w:r>
+      <w:r>
+        <w:t xml:space="preserve">, which the ROM reads; the host clears it by</w:t>
+      </w:r>
+      <w:r>
+        <w:t xml:space="preserve"> </w:t>
+      </w:r>
+      <w:r>
+        <w:t xml:space="preserve">writing</w:t>
       </w:r>
       <w:r>
         <w:t xml:space="preserve"> </w:t>
@@ -2389,22 +2850,40 @@
         <w:rPr>
           <w:rStyle w:val="VerbatimChar"/>
         </w:rPr>
-        <w:t xml:space="preserve">o_dbg_en</w:t>
-      </w:r>
-      <w:r>
-        <w:t xml:space="preserve"> </w:t>
-      </w:r>
-      <w:r>
-        <w:t xml:space="preserve">switches the Ibex</w:t>
-      </w:r>
-      <w:r>
-        <w:t xml:space="preserve"> </w:t>
+        <w:t xml:space="preserve">DBG_BOOT.dbg_en_mask</w:t>
+      </w:r>
+      <w:r>
+        <w:t xml:space="preserve"> </w:t>
+      </w:r>
+      <w:r>
+        <w:t xml:space="preserve">= 1 over JTAG (</w:t>
       </w:r>
       <w:r>
         <w:rPr>
           <w:rStyle w:val="VerbatimChar"/>
         </w:rPr>
-        <w:t xml:space="preserve">boot_addr_i</w:t>
+        <w:t xml:space="preserve">QNSC_SYSCSR_MAS</w:t>
+      </w:r>
+      <w:r>
+        <w:t xml:space="preserve"> </w:t>
+      </w:r>
+      <w:r>
+        <w:t xml:space="preserve">7.5). The debug</w:t>
+      </w:r>
+      <w:r>
+        <w:t xml:space="preserve"> </w:t>
+      </w:r>
+      <w:r>
+        <w:t xml:space="preserve">program, if the frame carries one, is in</w:t>
+      </w:r>
+      <w:r>
+        <w:t xml:space="preserve"> </w:t>
+      </w:r>
+      <w:r>
+        <w:rPr>
+          <w:rStyle w:val="VerbatimChar"/>
+        </w:rPr>
+        <w:t xml:space="preserve">ISRAM</w:t>
       </w:r>
       <w:r>
         <w:t xml:space="preserve"> </w:t>
@@ -2419,97 +2898,19 @@
         <w:rPr>
           <w:rStyle w:val="VerbatimChar"/>
         </w:rPr>
-        <w:t xml:space="preserve">0x0000_0000</w:t>
-      </w:r>
-      <w:r>
-        <w:t xml:space="preserve"> </w:t>
-      </w:r>
-      <w:r>
-        <w:t xml:space="preserve">to</w:t>
-      </w:r>
-      <w:r>
-        <w:t xml:space="preserve"> </w:t>
-      </w:r>
-      <w:r>
-        <w:rPr>
-          <w:rStyle w:val="VerbatimChar"/>
-        </w:rPr>
-        <w:t xml:space="preserve">0x2000_1000</w:t>
-      </w:r>
-      <w:r>
-        <w:t xml:space="preserve"> </w:t>
-      </w:r>
-      <w:r>
-        <w:t xml:space="preserve">in hardware. The ROM never reads</w:t>
-      </w:r>
-      <w:r>
-        <w:t xml:space="preserve"> </w:t>
-      </w:r>
-      <w:r>
-        <w:rPr>
-          <w:rStyle w:val="VerbatimChar"/>
-        </w:rPr>
-        <w:t xml:space="preserve">DBG_EN</w:t>
-      </w:r>
-      <w:r>
-        <w:t xml:space="preserve">; in debug</w:t>
-      </w:r>
-      <w:r>
-        <w:t xml:space="preserve"> </w:t>
-      </w:r>
-      <w:r>
-        <w:t xml:space="preserve">boot it executes no instruction. The host loads the image through</w:t>
-      </w:r>
-      <w:r>
-        <w:t xml:space="preserve"> </w:t>
-      </w:r>
-      <w:r>
-        <w:rPr>
-          <w:rStyle w:val="VerbatimChar"/>
-        </w:rPr>
-        <w:t xml:space="preserve">SYSDBG</w:t>
-      </w:r>
-      <w:r>
-        <w:t xml:space="preserve">,</w:t>
-      </w:r>
-      <w:r>
-        <w:t xml:space="preserve"> </w:t>
-      </w:r>
-      <w:r>
-        <w:t xml:space="preserve">releases the CPU, and the CPU starts at</w:t>
-      </w:r>
-      <w:r>
-        <w:t xml:space="preserve"> </w:t>
-      </w:r>
-      <w:r>
-        <w:rPr>
-          <w:rStyle w:val="VerbatimChar"/>
-        </w:rPr>
-        <w:t xml:space="preserve">0x2000_1080</w:t>
-      </w:r>
-      <w:r>
-        <w:t xml:space="preserve"> </w:t>
-      </w:r>
-      <w:r>
-        <w:t xml:space="preserve">(</w:t>
-      </w:r>
-      <w:r>
-        <w:rPr>
-          <w:rStyle w:val="VerbatimChar"/>
-        </w:rPr>
-        <w:t xml:space="preserve">QNSC_SYSDBG_MAS</w:t>
-      </w:r>
-      <w:r>
-        <w:t xml:space="preserve"> </w:t>
-      </w:r>
-      <w:r>
-        <w:t xml:space="preserve">7.1, 7.2).</w:t>
-      </w:r>
-      <w:r>
-        <w:t xml:space="preserve"> </w:t>
-      </w:r>
-      <w:r>
-        <w:t xml:space="preserve">The layout of section 9 is the same in both modes, so one image serves both.</w:t>
+        <w:t xml:space="preserve">0x2000_0000</w:t>
+      </w:r>
+      <w:r>
+        <w:t xml:space="preserve"> </w:t>
+      </w:r>
+      <w:r>
+        <w:t xml:space="preserve">before the</w:t>
+      </w:r>
+      <w:r>
+        <w:t xml:space="preserve"> </w:t>
+      </w:r>
+      <w:r>
+        <w:t xml:space="preserve">wait starts, so the host can halt the CPU into it at any time.</w:t>
       </w:r>
     </w:p>
     <w:p>
@@ -2595,22 +2996,7 @@
               <w:jc w:val="left"/>
             </w:pPr>
             <w:r>
-              <w:t xml:space="preserve">The power-on reset. A WDT bite or SW_RST resets the chip too and enters at the next step; only POR makes</w:t>
-            </w:r>
-            <w:r>
-              <w:t xml:space="preserve"> </w:t>
-            </w:r>
-            <w:r>
-              <w:rPr>
-                <w:rStyle w:val="VerbatimChar"/>
-              </w:rPr>
-              <w:t xml:space="preserve">SYSDBG</w:t>
-            </w:r>
-            <w:r>
-              <w:t xml:space="preserve"> </w:t>
-            </w:r>
-            <w:r>
-              <w:t xml:space="preserve">read the DBG_EN pin again and put the CPU hold back on.</w:t>
+              <w:t xml:space="preserve">The power-on reset. A WDT bite or SW_RST resets the chip too and enters at the next step.</w:t>
             </w:r>
           </w:p>
         </w:tc>
@@ -2829,55 +3215,55 @@
               <w:jc w:val="left"/>
             </w:pPr>
             <w:r>
-              <w:t xml:space="preserve">DBG_EN pin = 1?</w:t>
-            </w:r>
-          </w:p>
-        </w:tc>
-        <w:tc>
-          <w:tcPr/>
-          <w:p>
-            <w:pPr>
-              <w:pStyle w:val="Compact"/>
-              <w:jc w:val="left"/>
-            </w:pPr>
-            <w:r>
-              <w:t xml:space="preserve">Decided by hardware, not by the ROM.</w:t>
-            </w:r>
-            <w:r>
-              <w:t xml:space="preserve"> </w:t>
-            </w:r>
-            <w:r>
-              <w:rPr>
-                <w:rStyle w:val="VerbatimChar"/>
-              </w:rPr>
-              <w:t xml:space="preserve">SYSDBG</w:t>
-            </w:r>
-            <w:r>
-              <w:t xml:space="preserve"> </w:t>
-            </w:r>
-            <w:r>
-              <w:t xml:space="preserve">reads the DBG_EN pin once after power-on. The value decides whether the CPU starts in the ROM (0) or in ISRAM (1), and whether the debugger may hold the CPU in reset. A WDT bite or SW_RST does not read the pin again.</w:t>
-            </w:r>
-          </w:p>
-        </w:tc>
-        <w:tc>
-          <w:tcPr/>
-          <w:p>
-            <w:pPr>
-              <w:pStyle w:val="Compact"/>
-              <w:jc w:val="left"/>
-            </w:pPr>
-            <w:r>
-              <w:rPr>
-                <w:rStyle w:val="VerbatimChar"/>
-              </w:rPr>
-              <w:t xml:space="preserve">QNSC_SYSDBG_MAS</w:t>
-            </w:r>
-            <w:r>
-              <w:t xml:space="preserve"> </w:t>
-            </w:r>
-            <w:r>
-              <w:t xml:space="preserve">7.1</w:t>
+              <w:t xml:space="preserve">SCRC releases the CPU reset</w:t>
+            </w:r>
+          </w:p>
+        </w:tc>
+        <w:tc>
+          <w:tcPr/>
+          <w:p>
+            <w:pPr>
+              <w:pStyle w:val="Compact"/>
+              <w:jc w:val="left"/>
+            </w:pPr>
+            <w:r>
+              <w:t xml:space="preserve">Last,</w:t>
+            </w:r>
+            <w:r>
+              <w:t xml:space="preserve"> </w:t>
+            </w:r>
+            <w:r>
+              <w:rPr>
+                <w:rStyle w:val="VerbatimChar"/>
+              </w:rPr>
+              <w:t xml:space="preserve">MCPU</w:t>
+            </w:r>
+            <w:r>
+              <w:t xml:space="preserve"> </w:t>
+            </w:r>
+            <w:r>
+              <w:t xml:space="preserve">releases the CPU reset, in both modes.</w:t>
+            </w:r>
+          </w:p>
+        </w:tc>
+        <w:tc>
+          <w:tcPr/>
+          <w:p>
+            <w:pPr>
+              <w:pStyle w:val="Compact"/>
+              <w:jc w:val="left"/>
+            </w:pPr>
+            <w:r>
+              <w:rPr>
+                <w:rStyle w:val="VerbatimChar"/>
+              </w:rPr>
+              <w:t xml:space="preserve">QNSC_SCRC_MAS</w:t>
+            </w:r>
+            <w:r>
+              <w:t xml:space="preserve"> </w:t>
+            </w:r>
+            <w:r>
+              <w:t xml:space="preserve">7.5</w:t>
             </w:r>
           </w:p>
         </w:tc>
@@ -2891,157 +3277,79 @@
               <w:jc w:val="left"/>
             </w:pPr>
             <w:r>
-              <w:t xml:space="preserve">SCRC releases the CPU reset (DBG_EN = 0)</w:t>
-            </w:r>
-          </w:p>
-        </w:tc>
-        <w:tc>
-          <w:tcPr/>
-          <w:p>
-            <w:pPr>
-              <w:pStyle w:val="Compact"/>
-              <w:jc w:val="left"/>
-            </w:pPr>
-            <w:r>
-              <w:t xml:space="preserve">Last,</w:t>
-            </w:r>
-            <w:r>
-              <w:t xml:space="preserve"> </w:t>
-            </w:r>
-            <w:r>
-              <w:rPr>
-                <w:rStyle w:val="VerbatimChar"/>
-              </w:rPr>
-              <w:t xml:space="preserve">MCPU</w:t>
-            </w:r>
-            <w:r>
-              <w:t xml:space="preserve"> </w:t>
-            </w:r>
-            <w:r>
-              <w:t xml:space="preserve">releases the CPU reset. The CPU leaves reset only when</w:t>
-            </w:r>
-            <w:r>
-              <w:t xml:space="preserve"> </w:t>
-            </w:r>
-            <w:r>
-              <w:rPr>
-                <w:rStyle w:val="VerbatimChar"/>
-              </w:rPr>
-              <w:t xml:space="preserve">SCRC</w:t>
-            </w:r>
-            <w:r>
-              <w:t xml:space="preserve"> </w:t>
-            </w:r>
-            <w:r>
-              <w:t xml:space="preserve">has released it and</w:t>
-            </w:r>
-            <w:r>
-              <w:t xml:space="preserve"> </w:t>
-            </w:r>
-            <w:r>
-              <w:rPr>
-                <w:rStyle w:val="VerbatimChar"/>
-              </w:rPr>
-              <w:t xml:space="preserve">SYSDBG</w:t>
-            </w:r>
-            <w:r>
-              <w:t xml:space="preserve"> </w:t>
-            </w:r>
-            <w:r>
-              <w:t xml:space="preserve">no longer holds it. With</w:t>
-            </w:r>
-            <w:r>
-              <w:t xml:space="preserve"> </w:t>
-            </w:r>
-            <w:r>
-              <w:rPr>
-                <w:rStyle w:val="VerbatimChar"/>
-              </w:rPr>
-              <w:t xml:space="preserve">DBG_EN</w:t>
-            </w:r>
-            <w:r>
-              <w:t xml:space="preserve"> </w:t>
-            </w:r>
-            <w:r>
-              <w:t xml:space="preserve">= 0,</w:t>
-            </w:r>
-            <w:r>
-              <w:t xml:space="preserve"> </w:t>
-            </w:r>
-            <w:r>
-              <w:rPr>
-                <w:rStyle w:val="VerbatimChar"/>
-              </w:rPr>
-              <w:t xml:space="preserve">SYSDBG</w:t>
-            </w:r>
-            <w:r>
-              <w:t xml:space="preserve"> </w:t>
-            </w:r>
-            <w:r>
-              <w:t xml:space="preserve">lets go as soon as it has captured</w:t>
-            </w:r>
-            <w:r>
-              <w:t xml:space="preserve"> </w:t>
-            </w:r>
-            <w:r>
-              <w:rPr>
-                <w:rStyle w:val="VerbatimChar"/>
-              </w:rPr>
-              <w:t xml:space="preserve">DBG_EN</w:t>
-            </w:r>
-            <w:r>
-              <w:t xml:space="preserve">, so the CPU starts when</w:t>
-            </w:r>
-            <w:r>
-              <w:t xml:space="preserve"> </w:t>
-            </w:r>
-            <w:r>
-              <w:rPr>
-                <w:rStyle w:val="VerbatimChar"/>
-              </w:rPr>
-              <w:t xml:space="preserve">SCRC</w:t>
-            </w:r>
-            <w:r>
-              <w:t xml:space="preserve"> </w:t>
-            </w:r>
-            <w:r>
-              <w:t xml:space="preserve">releases it, with the boot address already pointing at the ROM.</w:t>
-            </w:r>
-          </w:p>
-        </w:tc>
-        <w:tc>
-          <w:tcPr/>
-          <w:p>
-            <w:pPr>
-              <w:pStyle w:val="Compact"/>
-              <w:jc w:val="left"/>
-            </w:pPr>
-            <w:r>
-              <w:rPr>
-                <w:rStyle w:val="VerbatimChar"/>
-              </w:rPr>
-              <w:t xml:space="preserve">QNSC_SCRC_MAS</w:t>
-            </w:r>
-            <w:r>
-              <w:t xml:space="preserve"> </w:t>
-            </w:r>
-            <w:r>
-              <w:t xml:space="preserve">7.5, 7.8,</w:t>
-            </w:r>
-            <w:r>
-              <w:t xml:space="preserve"> </w:t>
-            </w:r>
-            <w:r>
-              <w:rPr>
-                <w:rStyle w:val="VerbatimChar"/>
-              </w:rPr>
-              <w:t xml:space="preserve">QNSC_SYSDBG_MAS</w:t>
-            </w:r>
-            <w:r>
-              <w:t xml:space="preserve"> </w:t>
-            </w:r>
-            <w:r>
-              <w:t xml:space="preserve">7.1</w:t>
+              <w:t xml:space="preserve">Ibex fetches 0x0000_0080 (ROM)</w:t>
+            </w:r>
+          </w:p>
+        </w:tc>
+        <w:tc>
+          <w:tcPr/>
+          <w:p>
+            <w:pPr>
+              <w:pStyle w:val="Compact"/>
+              <w:jc w:val="left"/>
+            </w:pPr>
+            <w:r>
+              <w:t xml:space="preserve">Ibex starts at its boot address + 0x80:</w:t>
+            </w:r>
+            <w:r>
+              <w:t xml:space="preserve"> </w:t>
+            </w:r>
+            <w:r>
+              <w:rPr>
+                <w:rStyle w:val="VerbatimChar"/>
+              </w:rPr>
+              <w:t xml:space="preserve">0x0000_0080</w:t>
+            </w:r>
+            <w:r>
+              <w:t xml:space="preserve"> </w:t>
+            </w:r>
+            <w:r>
+              <w:t xml:space="preserve">in the ROM. The start-up code points the stack at the top of DSRAM,</w:t>
+            </w:r>
+            <w:r>
+              <w:t xml:space="preserve"> </w:t>
+            </w:r>
+            <w:r>
+              <w:rPr>
+                <w:rStyle w:val="VerbatimChar"/>
+              </w:rPr>
+              <w:t xml:space="preserve">0x3000_8000</w:t>
+            </w:r>
+            <w:r>
+              <w:t xml:space="preserve">, and calls the bootloader,</w:t>
+            </w:r>
+            <w:r>
+              <w:t xml:space="preserve"> </w:t>
+            </w:r>
+            <w:r>
+              <w:rPr>
+                <w:rStyle w:val="VerbatimChar"/>
+              </w:rPr>
+              <w:t xml:space="preserve">boot_main</w:t>
+            </w:r>
+            <w:r>
+              <w:t xml:space="preserve">.</w:t>
+            </w:r>
+          </w:p>
+        </w:tc>
+        <w:tc>
+          <w:tcPr/>
+          <w:p>
+            <w:pPr>
+              <w:pStyle w:val="Compact"/>
+              <w:jc w:val="left"/>
+            </w:pPr>
+            <w:r>
+              <w:rPr>
+                <w:rStyle w:val="VerbatimChar"/>
+              </w:rPr>
+              <w:t xml:space="preserve">QNSC_ROM_MAS</w:t>
+            </w:r>
+            <w:r>
+              <w:t xml:space="preserve"> </w:t>
+            </w:r>
+            <w:r>
+              <w:t xml:space="preserve">6, section 8</w:t>
             </w:r>
           </w:p>
         </w:tc>
@@ -3055,79 +3363,31 @@
               <w:jc w:val="left"/>
             </w:pPr>
             <w:r>
-              <w:t xml:space="preserve">Ibex fetches 0x0000_0080 (ROM)</w:t>
-            </w:r>
-          </w:p>
-        </w:tc>
-        <w:tc>
-          <w:tcPr/>
-          <w:p>
-            <w:pPr>
-              <w:pStyle w:val="Compact"/>
-              <w:jc w:val="left"/>
-            </w:pPr>
-            <w:r>
-              <w:t xml:space="preserve">Ibex starts at its boot address + 0x80:</w:t>
-            </w:r>
-            <w:r>
-              <w:t xml:space="preserve"> </w:t>
-            </w:r>
-            <w:r>
-              <w:rPr>
-                <w:rStyle w:val="VerbatimChar"/>
-              </w:rPr>
-              <w:t xml:space="preserve">0x0000_0080</w:t>
-            </w:r>
-            <w:r>
-              <w:t xml:space="preserve"> </w:t>
-            </w:r>
-            <w:r>
-              <w:t xml:space="preserve">in the ROM. The start-up code points the stack at the top of DSRAM,</w:t>
-            </w:r>
-            <w:r>
-              <w:t xml:space="preserve"> </w:t>
-            </w:r>
-            <w:r>
-              <w:rPr>
-                <w:rStyle w:val="VerbatimChar"/>
-              </w:rPr>
-              <w:t xml:space="preserve">0x3000_8000</w:t>
-            </w:r>
-            <w:r>
-              <w:t xml:space="preserve">, and calls the bootloader,</w:t>
-            </w:r>
-            <w:r>
-              <w:t xml:space="preserve"> </w:t>
-            </w:r>
-            <w:r>
-              <w:rPr>
-                <w:rStyle w:val="VerbatimChar"/>
-              </w:rPr>
-              <w:t xml:space="preserve">boot_main</w:t>
-            </w:r>
-            <w:r>
-              <w:t xml:space="preserve">.</w:t>
-            </w:r>
-          </w:p>
-        </w:tc>
-        <w:tc>
-          <w:tcPr/>
-          <w:p>
-            <w:pPr>
-              <w:pStyle w:val="Compact"/>
-              <w:jc w:val="left"/>
-            </w:pPr>
-            <w:r>
-              <w:rPr>
-                <w:rStyle w:val="VerbatimChar"/>
-              </w:rPr>
-              <w:t xml:space="preserve">QNSC_ROM_MAS</w:t>
-            </w:r>
-            <w:r>
-              <w:t xml:space="preserve"> </w:t>
-            </w:r>
-            <w:r>
-              <w:t xml:space="preserve">6, section 8</w:t>
+              <w:t xml:space="preserve">init UART0</w:t>
+            </w:r>
+          </w:p>
+        </w:tc>
+        <w:tc>
+          <w:tcPr/>
+          <w:p>
+            <w:pPr>
+              <w:pStyle w:val="Compact"/>
+              <w:jc w:val="left"/>
+            </w:pPr>
+            <w:r>
+              <w:t xml:space="preserve">Sets 19 200 baud, 8 data bits, no parity and 1 stop bit, turns the FIFOs on and the interrupts off (section 5). The ROM starts listening for MAGIC at once.</w:t>
+            </w:r>
+          </w:p>
+        </w:tc>
+        <w:tc>
+          <w:tcPr/>
+          <w:p>
+            <w:pPr>
+              <w:pStyle w:val="Compact"/>
+              <w:jc w:val="left"/>
+            </w:pPr>
+            <w:r>
+              <w:t xml:space="preserve">5</w:t>
             </w:r>
           </w:p>
         </w:tc>
@@ -3141,31 +3401,67 @@
               <w:jc w:val="left"/>
             </w:pPr>
             <w:r>
-              <w:t xml:space="preserve">init UART0</w:t>
-            </w:r>
-          </w:p>
-        </w:tc>
-        <w:tc>
-          <w:tcPr/>
-          <w:p>
-            <w:pPr>
-              <w:pStyle w:val="Compact"/>
-              <w:jc w:val="left"/>
-            </w:pPr>
-            <w:r>
-              <w:t xml:space="preserve">Sets 19 200 baud, 8 data bits, no parity and 1 stop bit, turns the FIFOs on and the interrupts off (section 5). The ROM starts listening for MAGIC at once.</w:t>
-            </w:r>
-          </w:p>
-        </w:tc>
-        <w:tc>
-          <w:tcPr/>
-          <w:p>
-            <w:pPr>
-              <w:pStyle w:val="Compact"/>
-              <w:jc w:val="left"/>
-            </w:pPr>
-            <w:r>
-              <w:t xml:space="preserve">5</w:t>
+              <w:t xml:space="preserve">receive the frame from the PC over UART0: DEBUG_PAYLOAD to 0x2000_0000 (only when DEBUG_PROG = 0x55), PAYLOAD to 0x2000_1000</w:t>
+            </w:r>
+          </w:p>
+        </w:tc>
+        <w:tc>
+          <w:tcPr/>
+          <w:p>
+            <w:pPr>
+              <w:pStyle w:val="Compact"/>
+              <w:jc w:val="left"/>
+            </w:pPr>
+            <w:r>
+              <w:t xml:space="preserve">Receive and check the frame, Figure 7-1 and Table 7-1. The step ends when the header CRC,</w:t>
+            </w:r>
+            <w:r>
+              <w:t xml:space="preserve"> </w:t>
+            </w:r>
+            <w:r>
+              <w:rPr>
+                <w:rStyle w:val="VerbatimChar"/>
+              </w:rPr>
+              <w:t xml:space="preserve">LENGTH</w:t>
+            </w:r>
+            <w:r>
+              <w:t xml:space="preserve">,</w:t>
+            </w:r>
+            <w:r>
+              <w:t xml:space="preserve"> </w:t>
+            </w:r>
+            <w:r>
+              <w:rPr>
+                <w:rStyle w:val="VerbatimChar"/>
+              </w:rPr>
+              <w:t xml:space="preserve">DEBUG_PROG</w:t>
+            </w:r>
+            <w:r>
+              <w:t xml:space="preserve">, the debug program CRC if there is one, and the payload CRC all pass. On any failure the ROM sends a failure token, empties the line and sends</w:t>
+            </w:r>
+            <w:r>
+              <w:t xml:space="preserve"> </w:t>
+            </w:r>
+            <w:r>
+              <w:rPr>
+                <w:rStyle w:val="VerbatimChar"/>
+              </w:rPr>
+              <w:t xml:space="preserve">QRDY</w:t>
+            </w:r>
+            <w:r>
+              <w:t xml:space="preserve">, and the PC resends the whole frame.</w:t>
+            </w:r>
+          </w:p>
+        </w:tc>
+        <w:tc>
+          <w:tcPr/>
+          <w:p>
+            <w:pPr>
+              <w:pStyle w:val="Compact"/>
+              <w:jc w:val="left"/>
+            </w:pPr>
+            <w:r>
+              <w:t xml:space="preserve">7</w:t>
             </w:r>
           </w:p>
         </w:tc>
@@ -3179,58 +3475,109 @@
               <w:jc w:val="left"/>
             </w:pPr>
             <w:r>
-              <w:t xml:space="preserve">receive the frame from the PC over UART0 and write it to 0x2000_1000 (ISRAM)</w:t>
-            </w:r>
-          </w:p>
-        </w:tc>
-        <w:tc>
-          <w:tcPr/>
-          <w:p>
-            <w:pPr>
-              <w:pStyle w:val="Compact"/>
-              <w:jc w:val="left"/>
-            </w:pPr>
-            <w:r>
-              <w:t xml:space="preserve">Receive and check the frame, Figure 7-1 and Table 7-1. The step ends when the header CRC,</w:t>
-            </w:r>
-            <w:r>
-              <w:t xml:space="preserve"> </w:t>
-            </w:r>
-            <w:r>
-              <w:rPr>
-                <w:rStyle w:val="VerbatimChar"/>
-              </w:rPr>
-              <w:t xml:space="preserve">LENGTH</w:t>
-            </w:r>
-            <w:r>
-              <w:t xml:space="preserve"> </w:t>
-            </w:r>
-            <w:r>
-              <w:t xml:space="preserve">and the payload CRC all pass. On any failure the ROM sends a failure token, empties the line and sends</w:t>
-            </w:r>
-            <w:r>
-              <w:t xml:space="preserve"> </w:t>
-            </w:r>
-            <w:r>
-              <w:rPr>
-                <w:rStyle w:val="VerbatimChar"/>
-              </w:rPr>
-              <w:t xml:space="preserve">QRDY</w:t>
-            </w:r>
-            <w:r>
-              <w:t xml:space="preserve">, and the PC resends the whole frame.</w:t>
-            </w:r>
-          </w:p>
-        </w:tc>
-        <w:tc>
-          <w:tcPr/>
-          <w:p>
-            <w:pPr>
-              <w:pStyle w:val="Compact"/>
-              <w:jc w:val="left"/>
-            </w:pPr>
-            <w:r>
-              <w:t xml:space="preserve">7</w:t>
+              <w:t xml:space="preserve">SYSCSR.DBG_EN = 1?</w:t>
+            </w:r>
+          </w:p>
+        </w:tc>
+        <w:tc>
+          <w:tcPr/>
+          <w:p>
+            <w:pPr>
+              <w:pStyle w:val="Compact"/>
+              <w:jc w:val="left"/>
+            </w:pPr>
+            <w:r>
+              <w:t xml:space="preserve">The ROM reads</w:t>
+            </w:r>
+            <w:r>
+              <w:t xml:space="preserve"> </w:t>
+            </w:r>
+            <w:r>
+              <w:rPr>
+                <w:rStyle w:val="VerbatimChar"/>
+              </w:rPr>
+              <w:t xml:space="preserve">SYSCSR</w:t>
+            </w:r>
+            <w:r>
+              <w:t xml:space="preserve"> </w:t>
+            </w:r>
+            <w:r>
+              <w:rPr>
+                <w:rStyle w:val="VerbatimChar"/>
+              </w:rPr>
+              <w:t xml:space="preserve">DBG_BOOT</w:t>
+            </w:r>
+            <w:r>
+              <w:t xml:space="preserve">. Bit 0,</w:t>
+            </w:r>
+            <w:r>
+              <w:t xml:space="preserve"> </w:t>
+            </w:r>
+            <w:r>
+              <w:rPr>
+                <w:rStyle w:val="VerbatimChar"/>
+              </w:rPr>
+              <w:t xml:space="preserve">dbg_en</w:t>
+            </w:r>
+            <w:r>
+              <w:t xml:space="preserve">, is the</w:t>
+            </w:r>
+            <w:r>
+              <w:t xml:space="preserve"> </w:t>
+            </w:r>
+            <w:r>
+              <w:rPr>
+                <w:rStyle w:val="VerbatimChar"/>
+              </w:rPr>
+              <w:t xml:space="preserve">DBG_EN</w:t>
+            </w:r>
+            <w:r>
+              <w:t xml:space="preserve"> </w:t>
+            </w:r>
+            <w:r>
+              <w:t xml:space="preserve">pin through two flip-flops, forced to 0 once the host has written</w:t>
+            </w:r>
+            <w:r>
+              <w:t xml:space="preserve"> </w:t>
+            </w:r>
+            <w:r>
+              <w:rPr>
+                <w:rStyle w:val="VerbatimChar"/>
+              </w:rPr>
+              <w:t xml:space="preserve">dbg_en_mask</w:t>
+            </w:r>
+            <w:r>
+              <w:t xml:space="preserve"> </w:t>
+            </w:r>
+            <w:r>
+              <w:t xml:space="preserve">= 1.</w:t>
+            </w:r>
+          </w:p>
+        </w:tc>
+        <w:tc>
+          <w:tcPr/>
+          <w:p>
+            <w:pPr>
+              <w:pStyle w:val="Compact"/>
+              <w:jc w:val="left"/>
+            </w:pPr>
+            <w:r>
+              <w:t xml:space="preserve">7.5,</w:t>
+            </w:r>
+            <w:r>
+              <w:t xml:space="preserve"> </w:t>
+            </w:r>
+            <w:r>
+              <w:rPr>
+                <w:rStyle w:val="VerbatimChar"/>
+              </w:rPr>
+              <w:t xml:space="preserve">QNSC_SYSCSR_MAS</w:t>
+            </w:r>
+            <w:r>
+              <w:t xml:space="preserve"> </w:t>
+            </w:r>
+            <w:r>
+              <w:t xml:space="preserve">7.5</w:t>
             </w:r>
           </w:p>
         </w:tc>
@@ -3244,55 +3591,109 @@
               <w:jc w:val="left"/>
             </w:pPr>
             <w:r>
-              <w:t xml:space="preserve">jump to 0x2000_1080 (ISRAM)</w:t>
-            </w:r>
-          </w:p>
-        </w:tc>
-        <w:tc>
-          <w:tcPr/>
-          <w:p>
-            <w:pPr>
-              <w:pStyle w:val="Compact"/>
-              <w:jc w:val="left"/>
-            </w:pPr>
-            <w:r>
-              <w:t xml:space="preserve">The ROM sends</w:t>
-            </w:r>
-            <w:r>
-              <w:t xml:space="preserve"> </w:t>
-            </w:r>
-            <w:r>
-              <w:rPr>
-                <w:rStyle w:val="VerbatimChar"/>
-              </w:rPr>
-              <w:t xml:space="preserve">ACKP</w:t>
-            </w:r>
-            <w:r>
-              <w:t xml:space="preserve">, waits until the token has fully left</w:t>
-            </w:r>
-            <w:r>
-              <w:t xml:space="preserve"> </w:t>
-            </w:r>
-            <w:r>
-              <w:rPr>
-                <w:rStyle w:val="VerbatimChar"/>
-              </w:rPr>
-              <w:t xml:space="preserve">UART0</w:t>
-            </w:r>
-            <w:r>
-              <w:t xml:space="preserve">, clears the instruction prefetch and jumps to</w:t>
-            </w:r>
-            <w:r>
-              <w:t xml:space="preserve"> </w:t>
-            </w:r>
-            <w:r>
-              <w:rPr>
-                <w:rStyle w:val="VerbatimChar"/>
-              </w:rPr>
-              <w:t xml:space="preserve">0x2000_1080</w:t>
-            </w:r>
-            <w:r>
-              <w:t xml:space="preserve">, where Ibex starts in debug boot too.</w:t>
+              <w:t xml:space="preserve">CPU polling: read SYSCSR.DBG_EN again (1: debug boot)</w:t>
+            </w:r>
+          </w:p>
+        </w:tc>
+        <w:tc>
+          <w:tcPr/>
+          <w:p>
+            <w:pPr>
+              <w:pStyle w:val="Compact"/>
+              <w:jc w:val="left"/>
+            </w:pPr>
+            <w:r>
+              <w:t xml:space="preserve">The ROM reads</w:t>
+            </w:r>
+            <w:r>
+              <w:t xml:space="preserve"> </w:t>
+            </w:r>
+            <w:r>
+              <w:rPr>
+                <w:rStyle w:val="VerbatimChar"/>
+              </w:rPr>
+              <w:t xml:space="preserve">DBG_BOOT</w:t>
+            </w:r>
+            <w:r>
+              <w:t xml:space="preserve"> </w:t>
+            </w:r>
+            <w:r>
+              <w:t xml:space="preserve">in a loop. The CPU is not held in reset: it runs this loop, so the host can halt it into the debug program at</w:t>
+            </w:r>
+            <w:r>
+              <w:t xml:space="preserve"> </w:t>
+            </w:r>
+            <w:r>
+              <w:rPr>
+                <w:rStyle w:val="VerbatimChar"/>
+              </w:rPr>
+              <w:t xml:space="preserve">0x2000_0000</w:t>
+            </w:r>
+            <w:r>
+              <w:t xml:space="preserve"> </w:t>
+            </w:r>
+            <w:r>
+              <w:t xml:space="preserve">at any time. The host ends the wait by writing</w:t>
+            </w:r>
+            <w:r>
+              <w:t xml:space="preserve"> </w:t>
+            </w:r>
+            <w:r>
+              <w:rPr>
+                <w:rStyle w:val="VerbatimChar"/>
+              </w:rPr>
+              <w:t xml:space="preserve">DBG_BOOT.dbg_en_mask</w:t>
+            </w:r>
+            <w:r>
+              <w:t xml:space="preserve"> </w:t>
+            </w:r>
+            <w:r>
+              <w:t xml:space="preserve">= 1 through the</w:t>
+            </w:r>
+            <w:r>
+              <w:t xml:space="preserve"> </w:t>
+            </w:r>
+            <w:r>
+              <w:rPr>
+                <w:rStyle w:val="VerbatimChar"/>
+              </w:rPr>
+              <w:t xml:space="preserve">SYSDBG</w:t>
+            </w:r>
+            <w:r>
+              <w:t xml:space="preserve"> </w:t>
+            </w:r>
+            <w:r>
+              <w:t xml:space="preserve">bus master. With</w:t>
+            </w:r>
+            <w:r>
+              <w:t xml:space="preserve"> </w:t>
+            </w:r>
+            <w:r>
+              <w:rPr>
+                <w:rStyle w:val="VerbatimChar"/>
+              </w:rPr>
+              <w:t xml:space="preserve">DEBUG_PROG</w:t>
+            </w:r>
+            <w:r>
+              <w:t xml:space="preserve"> </w:t>
+            </w:r>
+            <w:r>
+              <w:t xml:space="preserve">=</w:t>
+            </w:r>
+            <w:r>
+              <w:t xml:space="preserve"> </w:t>
+            </w:r>
+            <w:r>
+              <w:rPr>
+                <w:rStyle w:val="VerbatimChar"/>
+              </w:rPr>
+              <w:t xml:space="preserve">0xAA</w:t>
+            </w:r>
+            <w:r>
+              <w:t xml:space="preserve"> </w:t>
+            </w:r>
+            <w:r>
+              <w:t xml:space="preserve">the ROM waits all the same and sends no token.</w:t>
             </w:r>
           </w:p>
         </w:tc>
@@ -3318,31 +3719,43 @@
               <w:jc w:val="left"/>
             </w:pPr>
             <w:r>
-              <w:t xml:space="preserve">application runs from ISRAM</w:t>
-            </w:r>
-          </w:p>
-        </w:tc>
-        <w:tc>
-          <w:tcPr/>
-          <w:p>
-            <w:pPr>
-              <w:pStyle w:val="Compact"/>
-              <w:jc w:val="left"/>
-            </w:pPr>
-            <w:r>
-              <w:t xml:space="preserve">Section 9.</w:t>
-            </w:r>
-          </w:p>
-        </w:tc>
-        <w:tc>
-          <w:tcPr/>
-          <w:p>
-            <w:pPr>
-              <w:pStyle w:val="Compact"/>
-              <w:jc w:val="left"/>
-            </w:pPr>
-            <w:r>
-              <w:t xml:space="preserve">9</w:t>
+              <w:t xml:space="preserve">jump to 0x2000_1080 (ISRAM) (0: normal boot)</w:t>
+            </w:r>
+          </w:p>
+        </w:tc>
+        <w:tc>
+          <w:tcPr/>
+          <w:p>
+            <w:pPr>
+              <w:pStyle w:val="Compact"/>
+              <w:jc w:val="left"/>
+            </w:pPr>
+            <w:r>
+              <w:t xml:space="preserve">The ROM clears the instruction prefetch and jumps to</w:t>
+            </w:r>
+            <w:r>
+              <w:t xml:space="preserve"> </w:t>
+            </w:r>
+            <w:r>
+              <w:rPr>
+                <w:rStyle w:val="VerbatimChar"/>
+              </w:rPr>
+              <w:t xml:space="preserve">0x2000_1080</w:t>
+            </w:r>
+            <w:r>
+              <w:t xml:space="preserve">.</w:t>
+            </w:r>
+          </w:p>
+        </w:tc>
+        <w:tc>
+          <w:tcPr/>
+          <w:p>
+            <w:pPr>
+              <w:pStyle w:val="Compact"/>
+              <w:jc w:val="left"/>
+            </w:pPr>
+            <w:r>
+              <w:t xml:space="preserve">7.5</w:t>
             </w:r>
           </w:p>
         </w:tc>
@@ -3356,339 +3769,36 @@
               <w:jc w:val="left"/>
             </w:pPr>
             <w:r>
-              <w:t xml:space="preserve">SYSDBG holds the CPU in reset, the debug program is loaded to 0x2000_1000 (ISRAM) over JTAG (DBG_EN = 1)</w:t>
-            </w:r>
-          </w:p>
-        </w:tc>
-        <w:tc>
-          <w:tcPr/>
-          <w:p>
-            <w:pPr>
-              <w:pStyle w:val="Compact"/>
-              <w:jc w:val="left"/>
-            </w:pPr>
-            <w:r>
-              <w:rPr>
-                <w:rStyle w:val="VerbatimChar"/>
-              </w:rPr>
-              <w:t xml:space="preserve">CPUHOLD</w:t>
-            </w:r>
-            <w:r>
-              <w:t xml:space="preserve"> </w:t>
-            </w:r>
-            <w:r>
-              <w:t xml:space="preserve">is 1 after power-on, so</w:t>
-            </w:r>
-            <w:r>
-              <w:t xml:space="preserve"> </w:t>
-            </w:r>
-            <w:r>
-              <w:rPr>
-                <w:rStyle w:val="VerbatimChar"/>
-              </w:rPr>
-              <w:t xml:space="preserve">SYSDBG</w:t>
-            </w:r>
-            <w:r>
-              <w:t xml:space="preserve"> </w:t>
-            </w:r>
-            <w:r>
-              <w:t xml:space="preserve">keeps the CPU in reset while</w:t>
-            </w:r>
-            <w:r>
-              <w:t xml:space="preserve"> </w:t>
-            </w:r>
-            <w:r>
-              <w:rPr>
-                <w:rStyle w:val="VerbatimChar"/>
-              </w:rPr>
-              <w:t xml:space="preserve">SCRC</w:t>
-            </w:r>
-            <w:r>
-              <w:t xml:space="preserve"> </w:t>
-            </w:r>
-            <w:r>
-              <w:t xml:space="preserve">releases everything else, the CPU reset included. Meanwhile the host writes, over JTAG, the debug window</w:t>
-            </w:r>
-            <w:r>
-              <w:t xml:space="preserve"> </w:t>
-            </w:r>
-            <w:r>
-              <w:rPr>
-                <w:rStyle w:val="VerbatimChar"/>
-              </w:rPr>
-              <w:t xml:space="preserve">0x2000_0000</w:t>
-            </w:r>
-            <w:r>
-              <w:t xml:space="preserve">–</w:t>
-            </w:r>
-            <w:r>
-              <w:rPr>
-                <w:rStyle w:val="VerbatimChar"/>
-              </w:rPr>
-              <w:t xml:space="preserve">0x2000_0FFF</w:t>
-            </w:r>
-            <w:r>
-              <w:t xml:space="preserve"> </w:t>
-            </w:r>
-            <w:r>
-              <w:t xml:space="preserve">and the program image from</w:t>
-            </w:r>
-            <w:r>
-              <w:t xml:space="preserve"> </w:t>
-            </w:r>
-            <w:r>
-              <w:rPr>
-                <w:rStyle w:val="VerbatimChar"/>
-              </w:rPr>
-              <w:t xml:space="preserve">0x2000_1000</w:t>
-            </w:r>
-            <w:r>
-              <w:t xml:space="preserve">.</w:t>
-            </w:r>
-          </w:p>
-        </w:tc>
-        <w:tc>
-          <w:tcPr/>
-          <w:p>
-            <w:pPr>
-              <w:pStyle w:val="Compact"/>
-              <w:jc w:val="left"/>
-            </w:pPr>
-            <w:r>
-              <w:rPr>
-                <w:rStyle w:val="VerbatimChar"/>
-              </w:rPr>
-              <w:t xml:space="preserve">QNSC_SYSDBG_MAS</w:t>
-            </w:r>
-            <w:r>
-              <w:t xml:space="preserve"> </w:t>
-            </w:r>
-            <w:r>
-              <w:t xml:space="preserve">7.1, 7.2, 7.8</w:t>
-            </w:r>
-          </w:p>
-        </w:tc>
-      </w:tr>
-      <w:tr>
-        <w:tc>
-          <w:tcPr/>
-          <w:p>
-            <w:pPr>
-              <w:pStyle w:val="Compact"/>
-              <w:jc w:val="left"/>
-            </w:pPr>
-            <w:r>
-              <w:t xml:space="preserve">SYSDBG releases the CPU reset</w:t>
-            </w:r>
-          </w:p>
-        </w:tc>
-        <w:tc>
-          <w:tcPr/>
-          <w:p>
-            <w:pPr>
-              <w:pStyle w:val="Compact"/>
-              <w:jc w:val="left"/>
-            </w:pPr>
-            <w:r>
-              <w:t xml:space="preserve">The host writes 0 to the</w:t>
-            </w:r>
-            <w:r>
-              <w:t xml:space="preserve"> </w:t>
-            </w:r>
-            <w:r>
-              <w:rPr>
-                <w:rStyle w:val="VerbatimChar"/>
-              </w:rPr>
-              <w:t xml:space="preserve">CPUHOLD</w:t>
-            </w:r>
-            <w:r>
-              <w:t xml:space="preserve"> </w:t>
-            </w:r>
-            <w:r>
-              <w:t xml:space="preserve">register.</w:t>
-            </w:r>
-            <w:r>
-              <w:t xml:space="preserve"> </w:t>
-            </w:r>
-            <w:r>
-              <w:rPr>
-                <w:rStyle w:val="VerbatimChar"/>
-              </w:rPr>
-              <w:t xml:space="preserve">SCRC</w:t>
-            </w:r>
-            <w:r>
-              <w:t xml:space="preserve"> </w:t>
-            </w:r>
-            <w:r>
-              <w:t xml:space="preserve">has already released the CPU, so it leaves reset at once.</w:t>
-            </w:r>
-          </w:p>
-        </w:tc>
-        <w:tc>
-          <w:tcPr/>
-          <w:p>
-            <w:pPr>
-              <w:pStyle w:val="Compact"/>
-              <w:jc w:val="left"/>
-            </w:pPr>
-            <w:r>
-              <w:rPr>
-                <w:rStyle w:val="VerbatimChar"/>
-              </w:rPr>
-              <w:t xml:space="preserve">QNSC_SYSDBG_MAS</w:t>
-            </w:r>
-            <w:r>
-              <w:t xml:space="preserve"> </w:t>
-            </w:r>
-            <w:r>
-              <w:t xml:space="preserve">7.2</w:t>
-            </w:r>
-          </w:p>
-        </w:tc>
-      </w:tr>
-      <w:tr>
-        <w:tc>
-          <w:tcPr/>
-          <w:p>
-            <w:pPr>
-              <w:pStyle w:val="Compact"/>
-              <w:jc w:val="left"/>
-            </w:pPr>
-            <w:r>
-              <w:t xml:space="preserve">Ibex fetches 0x2000_1080 (ISRAM)</w:t>
-            </w:r>
-          </w:p>
-        </w:tc>
-        <w:tc>
-          <w:tcPr/>
-          <w:p>
-            <w:pPr>
-              <w:pStyle w:val="Compact"/>
-              <w:jc w:val="left"/>
-            </w:pPr>
-            <w:r>
-              <w:t xml:space="preserve">The boot address now points at ISRAM, so Ibex starts at</w:t>
-            </w:r>
-            <w:r>
-              <w:t xml:space="preserve"> </w:t>
-            </w:r>
-            <w:r>
-              <w:rPr>
-                <w:rStyle w:val="VerbatimChar"/>
-              </w:rPr>
-              <w:t xml:space="preserve">0x2000_1080</w:t>
-            </w:r>
-            <w:r>
-              <w:t xml:space="preserve">, just after the image’s vector table.</w:t>
-            </w:r>
-          </w:p>
-        </w:tc>
-        <w:tc>
-          <w:tcPr/>
-          <w:p>
-            <w:pPr>
-              <w:pStyle w:val="Compact"/>
-              <w:jc w:val="left"/>
-            </w:pPr>
-            <w:r>
-              <w:rPr>
-                <w:rStyle w:val="VerbatimChar"/>
-              </w:rPr>
-              <w:t xml:space="preserve">QNSC_SYSDBG_MAS</w:t>
-            </w:r>
-            <w:r>
-              <w:t xml:space="preserve"> </w:t>
-            </w:r>
-            <w:r>
-              <w:t xml:space="preserve">7.2</w:t>
+              <w:t xml:space="preserve">application runs from ISRAM</w:t>
+            </w:r>
+          </w:p>
+        </w:tc>
+        <w:tc>
+          <w:tcPr/>
+          <w:p>
+            <w:pPr>
+              <w:pStyle w:val="Compact"/>
+              <w:jc w:val="left"/>
+            </w:pPr>
+            <w:r>
+              <w:t xml:space="preserve">Section 9. If the frame carried a debug program, the host can halt the CPU into it while the application runs.</w:t>
+            </w:r>
+          </w:p>
+        </w:tc>
+        <w:tc>
+          <w:tcPr/>
+          <w:p>
+            <w:pPr>
+              <w:pStyle w:val="Compact"/>
+              <w:jc w:val="left"/>
+            </w:pPr>
+            <w:r>
+              <w:t xml:space="preserve">9</w:t>
             </w:r>
           </w:p>
         </w:tc>
       </w:tr>
     </w:tbl>
-    <w:p>
-      <w:pPr>
-        <w:pStyle w:val="BodyText"/>
-      </w:pPr>
-      <w:r>
-        <w:t xml:space="preserve">In debug boot a WDT bite or SW_RST neither captures</w:t>
-      </w:r>
-      <w:r>
-        <w:t xml:space="preserve"> </w:t>
-      </w:r>
-      <w:r>
-        <w:rPr>
-          <w:rStyle w:val="VerbatimChar"/>
-        </w:rPr>
-        <w:t xml:space="preserve">DBG_EN</w:t>
-      </w:r>
-      <w:r>
-        <w:t xml:space="preserve"> </w:t>
-      </w:r>
-      <w:r>
-        <w:t xml:space="preserve">again nor sets</w:t>
-      </w:r>
-      <w:r>
-        <w:t xml:space="preserve"> </w:t>
-      </w:r>
-      <w:r>
-        <w:rPr>
-          <w:rStyle w:val="VerbatimChar"/>
-        </w:rPr>
-        <w:t xml:space="preserve">CPUHOLD</w:t>
-      </w:r>
-      <w:r>
-        <w:t xml:space="preserve">: with</w:t>
-      </w:r>
-      <w:r>
-        <w:t xml:space="preserve"> </w:t>
-      </w:r>
-      <w:r>
-        <w:rPr>
-          <w:rStyle w:val="VerbatimChar"/>
-        </w:rPr>
-        <w:t xml:space="preserve">CPUHOLD</w:t>
-      </w:r>
-      <w:r>
-        <w:t xml:space="preserve"> </w:t>
-      </w:r>
-      <w:r>
-        <w:t xml:space="preserve">= 0 the CPU restarts at</w:t>
-      </w:r>
-      <w:r>
-        <w:t xml:space="preserve"> </w:t>
-      </w:r>
-      <w:r>
-        <w:rPr>
-          <w:rStyle w:val="VerbatimChar"/>
-        </w:rPr>
-        <w:t xml:space="preserve">0x2000_1080</w:t>
-      </w:r>
-      <w:r>
-        <w:t xml:space="preserve"> </w:t>
-      </w:r>
-      <w:r>
-        <w:t xml:space="preserve">on the image already</w:t>
-      </w:r>
-      <w:r>
-        <w:t xml:space="preserve"> </w:t>
-      </w:r>
-      <w:r>
-        <w:t xml:space="preserve">in</w:t>
-      </w:r>
-      <w:r>
-        <w:t xml:space="preserve"> </w:t>
-      </w:r>
-      <w:r>
-        <w:rPr>
-          <w:rStyle w:val="VerbatimChar"/>
-        </w:rPr>
-        <w:t xml:space="preserve">ISRAM</w:t>
-      </w:r>
-      <w:r>
-        <w:t xml:space="preserve">.</w:t>
-      </w:r>
-    </w:p>
     <w:bookmarkEnd w:id="31"/>
     <w:bookmarkStart w:id="32" w:name="uart0-configuration"/>
     <w:p>
@@ -4426,6 +4536,18 @@
         <w:t xml:space="preserve">FHCR</w:t>
       </w:r>
       <w:r>
+        <w:t xml:space="preserve">,</w:t>
+      </w:r>
+      <w:r>
+        <w:t xml:space="preserve"> </w:t>
+      </w:r>
+      <w:r>
+        <w:rPr>
+          <w:rStyle w:val="VerbatimChar"/>
+        </w:rPr>
+        <w:t xml:space="preserve">FDCR</w:t>
+      </w:r>
+      <w:r>
         <w:t xml:space="preserve"> </w:t>
       </w:r>
       <w:r>
@@ -4441,19 +4563,13 @@
         <w:t xml:space="preserve">FPCR</w:t>
       </w:r>
       <w:r>
-        <w:t xml:space="preserve">).</w:t>
-      </w:r>
-      <w:r>
-        <w:t xml:space="preserve"> </w:t>
-      </w:r>
-      <w:r>
-        <w:t xml:space="preserve">A byte lost to an overrun leaves the frame one byte short, so the ROM waits for a</w:t>
-      </w:r>
-      <w:r>
-        <w:t xml:space="preserve"> </w:t>
-      </w:r>
-      <w:r>
-        <w:t xml:space="preserve">byte that never comes and sends</w:t>
+        <w:t xml:space="preserve">). A byte lost to an overrun leaves the frame one byte short, so the ROM</w:t>
+      </w:r>
+      <w:r>
+        <w:t xml:space="preserve"> </w:t>
+      </w:r>
+      <w:r>
+        <w:t xml:space="preserve">waits for a byte that never comes and sends</w:t>
       </w:r>
       <w:r>
         <w:t xml:space="preserve"> </w:t>
@@ -4465,7 +4581,13 @@
         <w:t xml:space="preserve">FTMO</w:t>
       </w:r>
       <w:r>
-        <w:t xml:space="preserve">. Either way the PC resends the frame.</w:t>
+        <w:t xml:space="preserve">. Either way the PC resends the</w:t>
+      </w:r>
+      <w:r>
+        <w:t xml:space="preserve"> </w:t>
+      </w:r>
+      <w:r>
+        <w:t xml:space="preserve">frame.</w:t>
       </w:r>
     </w:p>
     <w:bookmarkEnd w:id="32"/>
@@ -4486,7 +4608,7 @@
       <w:r>
         <w:drawing>
           <wp:inline>
-            <wp:extent cx="5727700" cy="1396568"/>
+            <wp:extent cx="5727700" cy="1019117"/>
             <wp:effectExtent b="0" l="0" r="0" t="0"/>
             <wp:docPr descr="Boot frame; every field little-endian" title="" id="34" name="Picture"/>
             <a:graphic>
@@ -4507,7 +4629,7 @@
                   <pic:spPr bwMode="auto">
                     <a:xfrm>
                       <a:off x="0" y="0"/>
-                      <a:ext cx="5727700" cy="1396568"/>
+                      <a:ext cx="5727700" cy="1019117"/>
                     </a:xfrm>
                     <a:prstGeom prst="rect">
                       <a:avLst/>
@@ -4775,37 +4897,37 @@
               <w:rPr>
                 <w:rStyle w:val="VerbatimChar"/>
               </w:rPr>
-              <w:t xml:space="preserve">HDR_CRC</w:t>
-            </w:r>
-          </w:p>
-        </w:tc>
-        <w:tc>
-          <w:tcPr/>
-          <w:p>
-            <w:pPr>
-              <w:pStyle w:val="Compact"/>
-              <w:jc w:val="left"/>
-            </w:pPr>
-            <w:r>
-              <w:t xml:space="preserve">CRC32 of bytes</w:t>
-            </w:r>
-            <w:r>
-              <w:t xml:space="preserve"> </w:t>
-            </w:r>
-            <w:r>
-              <w:rPr>
-                <w:rStyle w:val="VerbatimChar"/>
-              </w:rPr>
-              <w:t xml:space="preserve">0x00</w:t>
-            </w:r>
-            <w:r>
-              <w:t xml:space="preserve">–</w:t>
-            </w:r>
-            <w:r>
-              <w:rPr>
-                <w:rStyle w:val="VerbatimChar"/>
-              </w:rPr>
-              <w:t xml:space="preserve">0x07</w:t>
+              <w:t xml:space="preserve">DEBUG_PROG</w:t>
+            </w:r>
+          </w:p>
+        </w:tc>
+        <w:tc>
+          <w:tcPr/>
+          <w:p>
+            <w:pPr>
+              <w:pStyle w:val="Compact"/>
+              <w:jc w:val="left"/>
+            </w:pPr>
+            <w:r>
+              <w:rPr>
+                <w:rStyle w:val="VerbatimChar"/>
+              </w:rPr>
+              <w:t xml:space="preserve">0x0000_0055</w:t>
+            </w:r>
+            <w:r>
+              <w:t xml:space="preserve">: a debug program follows the header;</w:t>
+            </w:r>
+            <w:r>
+              <w:t xml:space="preserve"> </w:t>
+            </w:r>
+            <w:r>
+              <w:rPr>
+                <w:rStyle w:val="VerbatimChar"/>
+              </w:rPr>
+              <w:t xml:space="preserve">0x0000_00AA</w:t>
+            </w:r>
+            <w:r>
+              <w:t xml:space="preserve">: none</w:t>
             </w:r>
           </w:p>
         </w:tc>
@@ -4837,52 +4959,37 @@
               <w:rPr>
                 <w:rStyle w:val="VerbatimChar"/>
               </w:rPr>
-              <w:t xml:space="preserve">PAYLOAD</w:t>
-            </w:r>
-          </w:p>
-        </w:tc>
-        <w:tc>
-          <w:tcPr/>
-          <w:p>
-            <w:pPr>
-              <w:pStyle w:val="Compact"/>
-              <w:jc w:val="left"/>
-            </w:pPr>
-            <w:r>
-              <w:rPr>
-                <w:rStyle w:val="VerbatimChar"/>
-              </w:rPr>
-              <w:t xml:space="preserve">LENGTH</w:t>
-            </w:r>
-            <w:r>
-              <w:t xml:space="preserve"> </w:t>
-            </w:r>
-            <w:r>
-              <w:t xml:space="preserve">bytes of the application binary, zero-padded by the PC; written to</w:t>
-            </w:r>
-            <w:r>
-              <w:t xml:space="preserve"> </w:t>
-            </w:r>
-            <w:r>
-              <w:rPr>
-                <w:rStyle w:val="VerbatimChar"/>
-              </w:rPr>
-              <w:t xml:space="preserve">ISRAM</w:t>
-            </w:r>
-            <w:r>
-              <w:t xml:space="preserve"> </w:t>
-            </w:r>
-            <w:r>
-              <w:t xml:space="preserve">from</w:t>
-            </w:r>
-            <w:r>
-              <w:t xml:space="preserve"> </w:t>
-            </w:r>
-            <w:r>
-              <w:rPr>
-                <w:rStyle w:val="VerbatimChar"/>
-              </w:rPr>
-              <w:t xml:space="preserve">0x2000_1000</w:t>
+              <w:t xml:space="preserve">HDR_CRC</w:t>
+            </w:r>
+          </w:p>
+        </w:tc>
+        <w:tc>
+          <w:tcPr/>
+          <w:p>
+            <w:pPr>
+              <w:pStyle w:val="Compact"/>
+              <w:jc w:val="left"/>
+            </w:pPr>
+            <w:r>
+              <w:t xml:space="preserve">CRC32 of bytes</w:t>
+            </w:r>
+            <w:r>
+              <w:t xml:space="preserve"> </w:t>
+            </w:r>
+            <w:r>
+              <w:rPr>
+                <w:rStyle w:val="VerbatimChar"/>
+              </w:rPr>
+              <w:t xml:space="preserve">0x00</w:t>
+            </w:r>
+            <w:r>
+              <w:t xml:space="preserve">–</w:t>
+            </w:r>
+            <w:r>
+              <w:rPr>
+                <w:rStyle w:val="VerbatimChar"/>
+              </w:rPr>
+              <w:t xml:space="preserve">0x0B</w:t>
             </w:r>
           </w:p>
         </w:tc>
@@ -4899,7 +5006,307 @@
               <w:rPr>
                 <w:rStyle w:val="VerbatimChar"/>
               </w:rPr>
-              <w:t xml:space="preserve">0x0C</w:t>
+              <w:t xml:space="preserve">0x10</w:t>
+            </w:r>
+          </w:p>
+        </w:tc>
+        <w:tc>
+          <w:tcPr/>
+          <w:p>
+            <w:pPr>
+              <w:pStyle w:val="Compact"/>
+              <w:jc w:val="left"/>
+            </w:pPr>
+            <w:r>
+              <w:rPr>
+                <w:rStyle w:val="VerbatimChar"/>
+              </w:rPr>
+              <w:t xml:space="preserve">DEBUG_PAYLOAD</w:t>
+            </w:r>
+          </w:p>
+        </w:tc>
+        <w:tc>
+          <w:tcPr/>
+          <w:p>
+            <w:pPr>
+              <w:pStyle w:val="Compact"/>
+              <w:jc w:val="left"/>
+            </w:pPr>
+            <w:r>
+              <w:t xml:space="preserve">only with</w:t>
+            </w:r>
+            <w:r>
+              <w:t xml:space="preserve"> </w:t>
+            </w:r>
+            <w:r>
+              <w:rPr>
+                <w:rStyle w:val="VerbatimChar"/>
+              </w:rPr>
+              <w:t xml:space="preserve">DEBUG_PROG</w:t>
+            </w:r>
+            <w:r>
+              <w:t xml:space="preserve"> </w:t>
+            </w:r>
+            <w:r>
+              <w:t xml:space="preserve">=</w:t>
+            </w:r>
+            <w:r>
+              <w:t xml:space="preserve"> </w:t>
+            </w:r>
+            <w:r>
+              <w:rPr>
+                <w:rStyle w:val="VerbatimChar"/>
+              </w:rPr>
+              <w:t xml:space="preserve">0x55</w:t>
+            </w:r>
+            <w:r>
+              <w:t xml:space="preserve">: 4 096 bytes, the debug program zero-padded by the PC; written to</w:t>
+            </w:r>
+            <w:r>
+              <w:t xml:space="preserve"> </w:t>
+            </w:r>
+            <w:r>
+              <w:rPr>
+                <w:rStyle w:val="VerbatimChar"/>
+              </w:rPr>
+              <w:t xml:space="preserve">ISRAM</w:t>
+            </w:r>
+            <w:r>
+              <w:t xml:space="preserve"> </w:t>
+            </w:r>
+            <w:r>
+              <w:t xml:space="preserve">from</w:t>
+            </w:r>
+            <w:r>
+              <w:t xml:space="preserve"> </w:t>
+            </w:r>
+            <w:r>
+              <w:rPr>
+                <w:rStyle w:val="VerbatimChar"/>
+              </w:rPr>
+              <w:t xml:space="preserve">0x2000_0000</w:t>
+            </w:r>
+          </w:p>
+        </w:tc>
+      </w:tr>
+      <w:tr>
+        <w:tc>
+          <w:tcPr/>
+          <w:p>
+            <w:pPr>
+              <w:pStyle w:val="Compact"/>
+              <w:jc w:val="left"/>
+            </w:pPr>
+            <w:r>
+              <w:rPr>
+                <w:rStyle w:val="VerbatimChar"/>
+              </w:rPr>
+              <w:t xml:space="preserve">0x1010</w:t>
+            </w:r>
+          </w:p>
+        </w:tc>
+        <w:tc>
+          <w:tcPr/>
+          <w:p>
+            <w:pPr>
+              <w:pStyle w:val="Compact"/>
+              <w:jc w:val="left"/>
+            </w:pPr>
+            <w:r>
+              <w:rPr>
+                <w:rStyle w:val="VerbatimChar"/>
+              </w:rPr>
+              <w:t xml:space="preserve">DBG_CRC</w:t>
+            </w:r>
+          </w:p>
+        </w:tc>
+        <w:tc>
+          <w:tcPr/>
+          <w:p>
+            <w:pPr>
+              <w:pStyle w:val="Compact"/>
+              <w:jc w:val="left"/>
+            </w:pPr>
+            <w:r>
+              <w:t xml:space="preserve">only with</w:t>
+            </w:r>
+            <w:r>
+              <w:t xml:space="preserve"> </w:t>
+            </w:r>
+            <w:r>
+              <w:rPr>
+                <w:rStyle w:val="VerbatimChar"/>
+              </w:rPr>
+              <w:t xml:space="preserve">DEBUG_PROG</w:t>
+            </w:r>
+            <w:r>
+              <w:t xml:space="preserve"> </w:t>
+            </w:r>
+            <w:r>
+              <w:t xml:space="preserve">=</w:t>
+            </w:r>
+            <w:r>
+              <w:t xml:space="preserve"> </w:t>
+            </w:r>
+            <w:r>
+              <w:rPr>
+                <w:rStyle w:val="VerbatimChar"/>
+              </w:rPr>
+              <w:t xml:space="preserve">0x55</w:t>
+            </w:r>
+            <w:r>
+              <w:t xml:space="preserve">: CRC32 of</w:t>
+            </w:r>
+            <w:r>
+              <w:t xml:space="preserve"> </w:t>
+            </w:r>
+            <w:r>
+              <w:rPr>
+                <w:rStyle w:val="VerbatimChar"/>
+              </w:rPr>
+              <w:t xml:space="preserve">DEBUG_PAYLOAD</w:t>
+            </w:r>
+          </w:p>
+        </w:tc>
+      </w:tr>
+      <w:tr>
+        <w:tc>
+          <w:tcPr/>
+          <w:p>
+            <w:pPr>
+              <w:pStyle w:val="Compact"/>
+              <w:jc w:val="left"/>
+            </w:pPr>
+            <w:r>
+              <w:rPr>
+                <w:iCs/>
+                <w:i/>
+              </w:rPr>
+              <w:t xml:space="preserve">D</w:t>
+            </w:r>
+          </w:p>
+        </w:tc>
+        <w:tc>
+          <w:tcPr/>
+          <w:p>
+            <w:pPr>
+              <w:pStyle w:val="Compact"/>
+              <w:jc w:val="left"/>
+            </w:pPr>
+            <w:r>
+              <w:rPr>
+                <w:rStyle w:val="VerbatimChar"/>
+              </w:rPr>
+              <w:t xml:space="preserve">PAYLOAD</w:t>
+            </w:r>
+          </w:p>
+        </w:tc>
+        <w:tc>
+          <w:tcPr/>
+          <w:p>
+            <w:pPr>
+              <w:pStyle w:val="Compact"/>
+              <w:jc w:val="left"/>
+            </w:pPr>
+            <w:r>
+              <w:rPr>
+                <w:rStyle w:val="VerbatimChar"/>
+              </w:rPr>
+              <w:t xml:space="preserve">LENGTH</w:t>
+            </w:r>
+            <w:r>
+              <w:t xml:space="preserve"> </w:t>
+            </w:r>
+            <w:r>
+              <w:t xml:space="preserve">bytes of the application binary, zero-padded by the PC; written to</w:t>
+            </w:r>
+            <w:r>
+              <w:t xml:space="preserve"> </w:t>
+            </w:r>
+            <w:r>
+              <w:rPr>
+                <w:rStyle w:val="VerbatimChar"/>
+              </w:rPr>
+              <w:t xml:space="preserve">ISRAM</w:t>
+            </w:r>
+            <w:r>
+              <w:t xml:space="preserve"> </w:t>
+            </w:r>
+            <w:r>
+              <w:t xml:space="preserve">from</w:t>
+            </w:r>
+            <w:r>
+              <w:t xml:space="preserve"> </w:t>
+            </w:r>
+            <w:r>
+              <w:rPr>
+                <w:rStyle w:val="VerbatimChar"/>
+              </w:rPr>
+              <w:t xml:space="preserve">0x2000_1000</w:t>
+            </w:r>
+            <w:r>
+              <w:t xml:space="preserve">.</w:t>
+            </w:r>
+            <w:r>
+              <w:t xml:space="preserve"> </w:t>
+            </w:r>
+            <w:r>
+              <w:rPr>
+                <w:iCs/>
+                <w:i/>
+              </w:rPr>
+              <w:t xml:space="preserve">D</w:t>
+            </w:r>
+            <w:r>
+              <w:t xml:space="preserve"> </w:t>
+            </w:r>
+            <w:r>
+              <w:t xml:space="preserve">=</w:t>
+            </w:r>
+            <w:r>
+              <w:t xml:space="preserve"> </w:t>
+            </w:r>
+            <w:r>
+              <w:rPr>
+                <w:rStyle w:val="VerbatimChar"/>
+              </w:rPr>
+              <w:t xml:space="preserve">0x10</w:t>
+            </w:r>
+            <w:r>
+              <w:t xml:space="preserve">, or</w:t>
+            </w:r>
+            <w:r>
+              <w:t xml:space="preserve"> </w:t>
+            </w:r>
+            <w:r>
+              <w:rPr>
+                <w:rStyle w:val="VerbatimChar"/>
+              </w:rPr>
+              <w:t xml:space="preserve">0x1014</w:t>
+            </w:r>
+            <w:r>
+              <w:t xml:space="preserve"> </w:t>
+            </w:r>
+            <w:r>
+              <w:t xml:space="preserve">after a debug program</w:t>
+            </w:r>
+          </w:p>
+        </w:tc>
+      </w:tr>
+      <w:tr>
+        <w:tc>
+          <w:tcPr/>
+          <w:p>
+            <w:pPr>
+              <w:pStyle w:val="Compact"/>
+              <w:jc w:val="left"/>
+            </w:pPr>
+            <w:r>
+              <w:rPr>
+                <w:iCs/>
+                <w:i/>
+              </w:rPr>
+              <w:t xml:space="preserve">D</w:t>
             </w:r>
             <w:r>
               <w:t xml:space="preserve"> </w:t>
@@ -4961,7 +5368,7 @@
         <w:pStyle w:val="BodyText"/>
       </w:pPr>
       <w:r>
-        <w:t xml:space="preserve">The frame carries no address. The payload always goes to</w:t>
+        <w:t xml:space="preserve">The frame carries no address. The debug program always goes to</w:t>
       </w:r>
       <w:r>
         <w:t xml:space="preserve"> </w:t>
@@ -4970,19 +5377,28 @@
         <w:rPr>
           <w:rStyle w:val="VerbatimChar"/>
         </w:rPr>
+        <w:t xml:space="preserve">0x2000_0000</w:t>
+      </w:r>
+      <w:r>
+        <w:t xml:space="preserve">, the</w:t>
+      </w:r>
+      <w:r>
+        <w:t xml:space="preserve"> </w:t>
+      </w:r>
+      <w:r>
+        <w:t xml:space="preserve">payload always to</w:t>
+      </w:r>
+      <w:r>
+        <w:t xml:space="preserve"> </w:t>
+      </w:r>
+      <w:r>
+        <w:rPr>
+          <w:rStyle w:val="VerbatimChar"/>
+        </w:rPr>
         <w:t xml:space="preserve">0x2000_1000</w:t>
       </w:r>
       <w:r>
-        <w:t xml:space="preserve"> </w:t>
-      </w:r>
-      <w:r>
-        <w:t xml:space="preserve">and the ROM</w:t>
-      </w:r>
-      <w:r>
-        <w:t xml:space="preserve"> </w:t>
-      </w:r>
-      <w:r>
-        <w:t xml:space="preserve">always jumps to</w:t>
+        <w:t xml:space="preserve">, and the ROM always jumps to</w:t>
       </w:r>
       <w:r>
         <w:t xml:space="preserve"> </w:t>
@@ -4994,25 +5410,34 @@
         <w:t xml:space="preserve">0x2000_1080</w:t>
       </w:r>
       <w:r>
-        <w:t xml:space="preserve">: the addresses at which debug boot loads and starts</w:t>
-      </w:r>
-      <w:r>
-        <w:t xml:space="preserve"> </w:t>
-      </w:r>
-      <w:r>
-        <w:t xml:space="preserve">an image (</w:t>
+        <w:t xml:space="preserve">, after</w:t>
+      </w:r>
+      <w:r>
+        <w:t xml:space="preserve"> </w:t>
+      </w:r>
+      <w:r>
+        <w:t xml:space="preserve">the application’s 128-byte vector table.</w:t>
+      </w:r>
+      <w:r>
+        <w:t xml:space="preserve"> </w:t>
       </w:r>
       <w:r>
         <w:rPr>
           <w:rStyle w:val="VerbatimChar"/>
         </w:rPr>
-        <w:t xml:space="preserve">QNSC_SYSDBG_MAS</w:t>
-      </w:r>
-      <w:r>
-        <w:t xml:space="preserve"> </w:t>
-      </w:r>
-      <w:r>
-        <w:t xml:space="preserve">7.2), so one image serves both modes.</w:t>
+        <w:t xml:space="preserve">LENGTH</w:t>
+      </w:r>
+      <w:r>
+        <w:t xml:space="preserve"> </w:t>
+      </w:r>
+      <w:r>
+        <w:t xml:space="preserve">is at least 132 so that the image</w:t>
+      </w:r>
+      <w:r>
+        <w:t xml:space="preserve"> </w:t>
+      </w:r>
+      <w:r>
+        <w:t xml:space="preserve">reaches the first instruction at</w:t>
       </w:r>
       <w:r>
         <w:t xml:space="preserve"> </w:t>
@@ -5021,19 +5446,16 @@
         <w:rPr>
           <w:rStyle w:val="VerbatimChar"/>
         </w:rPr>
-        <w:t xml:space="preserve">LENGTH</w:t>
-      </w:r>
-      <w:r>
-        <w:t xml:space="preserve"> </w:t>
-      </w:r>
-      <w:r>
-        <w:t xml:space="preserve">is at</w:t>
-      </w:r>
-      <w:r>
-        <w:t xml:space="preserve"> </w:t>
-      </w:r>
-      <w:r>
-        <w:t xml:space="preserve">least 132 so that the image reaches the first instruction at</w:t>
+        <w:t xml:space="preserve">0x2000_1080</w:t>
+      </w:r>
+      <w:r>
+        <w:t xml:space="preserve">, and at most 61 440 so that it ends</w:t>
+      </w:r>
+      <w:r>
+        <w:t xml:space="preserve"> </w:t>
+      </w:r>
+      <w:r>
+        <w:t xml:space="preserve">inside</w:t>
       </w:r>
       <w:r>
         <w:t xml:space="preserve"> </w:t>
@@ -5042,16 +5464,10 @@
         <w:rPr>
           <w:rStyle w:val="VerbatimChar"/>
         </w:rPr>
-        <w:t xml:space="preserve">0x2000_1080</w:t>
-      </w:r>
-      <w:r>
-        <w:t xml:space="preserve">, and at</w:t>
-      </w:r>
-      <w:r>
-        <w:t xml:space="preserve"> </w:t>
-      </w:r>
-      <w:r>
-        <w:t xml:space="preserve">most 61 440 so that it ends inside</w:t>
+        <w:t xml:space="preserve">ISRAM</w:t>
+      </w:r>
+      <w:r>
+        <w:t xml:space="preserve">, at</w:t>
       </w:r>
       <w:r>
         <w:t xml:space="preserve"> </w:t>
@@ -5060,19 +5476,48 @@
         <w:rPr>
           <w:rStyle w:val="VerbatimChar"/>
         </w:rPr>
-        <w:t xml:space="preserve">ISRAM</w:t>
-      </w:r>
-      <w:r>
-        <w:t xml:space="preserve">, at</w:t>
-      </w:r>
-      <w:r>
-        <w:t xml:space="preserve"> </w:t>
-      </w:r>
+        <w:t xml:space="preserve">0x2001_0000</w:t>
+      </w:r>
+      <w:r>
+        <w:t xml:space="preserve">. The debug program has no length field: it is</w:t>
+      </w:r>
+      <w:r>
+        <w:t xml:space="preserve"> </w:t>
+      </w:r>
+      <w:r>
+        <w:t xml:space="preserve">always sent in full, so it can neither overlap the payload nor stop short.</w:t>
+      </w:r>
+    </w:p>
+    <w:p>
+      <w:pPr>
+        <w:pStyle w:val="BodyText"/>
+      </w:pPr>
       <w:r>
         <w:rPr>
           <w:rStyle w:val="VerbatimChar"/>
         </w:rPr>
-        <w:t xml:space="preserve">0x2001_0000</w:t>
+        <w:t xml:space="preserve">DEBUG_PROG</w:t>
+      </w:r>
+      <w:r>
+        <w:t xml:space="preserve"> </w:t>
+      </w:r>
+      <w:r>
+        <w:t xml:space="preserve">is a whole word so that every field stays on a 4-byte boundary. Any</w:t>
+      </w:r>
+      <w:r>
+        <w:t xml:space="preserve"> </w:t>
+      </w:r>
+      <w:r>
+        <w:t xml:space="preserve">other value than the two above is refused with</w:t>
+      </w:r>
+      <w:r>
+        <w:t xml:space="preserve"> </w:t>
+      </w:r>
+      <w:r>
+        <w:rPr>
+          <w:rStyle w:val="VerbatimChar"/>
+        </w:rPr>
+        <w:t xml:space="preserve">FHDR</w:t>
       </w:r>
       <w:r>
         <w:t xml:space="preserve">.</w:t>
@@ -5134,7 +5579,7 @@
       <w:r>
         <w:drawing>
           <wp:inline>
-            <wp:extent cx="3749040" cy="6200335"/>
+            <wp:extent cx="3749040" cy="7803945"/>
             <wp:effectExtent b="0" l="0" r="0" t="0"/>
             <wp:docPr descr="Bootloader flow" title="" id="38" name="Picture"/>
             <a:graphic>
@@ -5155,7 +5600,7 @@
                   <pic:spPr bwMode="auto">
                     <a:xfrm>
                       <a:off x="0" y="0"/>
-                      <a:ext cx="3749040" cy="6200335"/>
+                      <a:ext cx="3749040" cy="7803945"/>
                     </a:xfrm>
                     <a:prstGeom prst="rect">
                       <a:avLst/>
@@ -5422,7 +5867,7 @@
               <w:jc w:val="left"/>
             </w:pPr>
             <w:r>
-              <w:t xml:space="preserve">waiting for the next header byte: LENGTH, HDR_CRC</w:t>
+              <w:t xml:space="preserve">waiting for the next header byte: LENGTH, DEBUG_PROG, HDR_CRC</w:t>
             </w:r>
           </w:p>
         </w:tc>
@@ -5449,7 +5894,7 @@
               <w:t xml:space="preserve"> </w:t>
             </w:r>
             <w:r>
-              <w:t xml:space="preserve">for the 8 bytes of</w:t>
+              <w:t xml:space="preserve">for the 12 bytes of</w:t>
             </w:r>
             <w:r>
               <w:t xml:space="preserve"> </w:t>
@@ -5461,6 +5906,18 @@
               <w:t xml:space="preserve">LENGTH</w:t>
             </w:r>
             <w:r>
+              <w:t xml:space="preserve">,</w:t>
+            </w:r>
+            <w:r>
+              <w:t xml:space="preserve"> </w:t>
+            </w:r>
+            <w:r>
+              <w:rPr>
+                <w:rStyle w:val="VerbatimChar"/>
+              </w:rPr>
+              <w:t xml:space="preserve">DEBUG_PROG</w:t>
+            </w:r>
+            <w:r>
               <w:t xml:space="preserve"> </w:t>
             </w:r>
             <w:r>
@@ -5488,6 +5945,18 @@
               <w:t xml:space="preserve">MAGIC</w:t>
             </w:r>
             <w:r>
+              <w:t xml:space="preserve">,</w:t>
+            </w:r>
+            <w:r>
+              <w:t xml:space="preserve"> </w:t>
+            </w:r>
+            <w:r>
+              <w:rPr>
+                <w:rStyle w:val="VerbatimChar"/>
+              </w:rPr>
+              <w:t xml:space="preserve">LENGTH</w:t>
+            </w:r>
+            <w:r>
               <w:t xml:space="preserve"> </w:t>
             </w:r>
             <w:r>
@@ -5500,7 +5969,7 @@
               <w:rPr>
                 <w:rStyle w:val="VerbatimChar"/>
               </w:rPr>
-              <w:t xml:space="preserve">LENGTH</w:t>
+              <w:t xml:space="preserve">DEBUG_PROG</w:t>
             </w:r>
             <w:r>
               <w:t xml:space="preserve"> </w:t>
@@ -5579,7 +6048,7 @@
               <w:jc w:val="left"/>
             </w:pPr>
             <w:r>
-              <w:t xml:space="preserve">8 header bytes received?</w:t>
+              <w:t xml:space="preserve">12 header bytes received?</w:t>
             </w:r>
           </w:p>
         </w:tc>
@@ -5629,19 +6098,7 @@
               <w:jc w:val="left"/>
             </w:pPr>
             <w:r>
-              <w:t xml:space="preserve">Checked before</w:t>
-            </w:r>
-            <w:r>
-              <w:t xml:space="preserve"> </w:t>
-            </w:r>
-            <w:r>
-              <w:rPr>
-                <w:rStyle w:val="VerbatimChar"/>
-              </w:rPr>
-              <w:t xml:space="preserve">LENGTH</w:t>
-            </w:r>
-            <w:r>
-              <w:t xml:space="preserve">: with a wrong CRC its value means nothing.</w:t>
+              <w:t xml:space="preserve">Checked before the fields: with a wrong CRC their values mean nothing.</w:t>
             </w:r>
           </w:p>
         </w:tc>
@@ -5676,19 +6133,19 @@
               <w:jc w:val="left"/>
             </w:pPr>
             <w:r>
-              <w:t xml:space="preserve">LENGTH valid?</w:t>
-            </w:r>
-          </w:p>
-        </w:tc>
-        <w:tc>
-          <w:tcPr/>
-          <w:p>
-            <w:pPr>
-              <w:pStyle w:val="Compact"/>
-              <w:jc w:val="left"/>
-            </w:pPr>
-            <w:r>
-              <w:t xml:space="preserve">The CRC only shows that the bytes arrived as the PC sent them, not that the value makes sense.</w:t>
+              <w:t xml:space="preserve">LENGTH and DEBUG_PROG valid?</w:t>
+            </w:r>
+          </w:p>
+        </w:tc>
+        <w:tc>
+          <w:tcPr/>
+          <w:p>
+            <w:pPr>
+              <w:pStyle w:val="Compact"/>
+              <w:jc w:val="left"/>
+            </w:pPr>
+            <w:r>
+              <w:t xml:space="preserve">The CRC only shows that the bytes arrived as the PC sent them, not that the values make sense.</w:t>
             </w:r>
             <w:r>
               <w:t xml:space="preserve"> </w:t>
@@ -5728,6 +6185,48 @@
                 <w:rStyle w:val="VerbatimChar"/>
               </w:rPr>
               <w:t xml:space="preserve">ISRAM</w:t>
+            </w:r>
+            <w:r>
+              <w:t xml:space="preserve">;</w:t>
+            </w:r>
+            <w:r>
+              <w:t xml:space="preserve"> </w:t>
+            </w:r>
+            <w:r>
+              <w:rPr>
+                <w:rStyle w:val="VerbatimChar"/>
+              </w:rPr>
+              <w:t xml:space="preserve">DEBUG_PROG</w:t>
+            </w:r>
+            <w:r>
+              <w:t xml:space="preserve"> </w:t>
+            </w:r>
+            <w:r>
+              <w:t xml:space="preserve">must be</w:t>
+            </w:r>
+            <w:r>
+              <w:t xml:space="preserve"> </w:t>
+            </w:r>
+            <w:r>
+              <w:rPr>
+                <w:rStyle w:val="VerbatimChar"/>
+              </w:rPr>
+              <w:t xml:space="preserve">0x55</w:t>
+            </w:r>
+            <w:r>
+              <w:t xml:space="preserve"> </w:t>
+            </w:r>
+            <w:r>
+              <w:t xml:space="preserve">or</w:t>
+            </w:r>
+            <w:r>
+              <w:t xml:space="preserve"> </w:t>
+            </w:r>
+            <w:r>
+              <w:rPr>
+                <w:rStyle w:val="VerbatimChar"/>
+              </w:rPr>
+              <w:t xml:space="preserve">0xAA</w:t>
             </w:r>
             <w:r>
               <w:t xml:space="preserve">.</w:t>
@@ -5812,58 +6311,19 @@
               <w:jc w:val="left"/>
             </w:pPr>
             <w:r>
-              <w:t xml:space="preserve">waiting for the next payload or PAY_CRC byte; write the payload to 0x2000_1000 (ISRAM)</w:t>
-            </w:r>
-          </w:p>
-        </w:tc>
-        <w:tc>
-          <w:tcPr/>
-          <w:p>
-            <w:pPr>
-              <w:pStyle w:val="Compact"/>
-              <w:jc w:val="left"/>
-            </w:pPr>
-            <w:r>
-              <w:t xml:space="preserve">Every 4 payload bytes are written as one word to</w:t>
-            </w:r>
-            <w:r>
-              <w:t xml:space="preserve"> </w:t>
-            </w:r>
-            <w:r>
-              <w:rPr>
-                <w:rStyle w:val="VerbatimChar"/>
-              </w:rPr>
-              <w:t xml:space="preserve">ISRAM</w:t>
-            </w:r>
-            <w:r>
-              <w:t xml:space="preserve">, the first at</w:t>
-            </w:r>
-            <w:r>
-              <w:t xml:space="preserve"> </w:t>
-            </w:r>
-            <w:r>
-              <w:rPr>
-                <w:rStyle w:val="VerbatimChar"/>
-              </w:rPr>
-              <w:t xml:space="preserve">0x2000_1000</w:t>
-            </w:r>
-            <w:r>
-              <w:t xml:space="preserve">, and fed to a second CRC32. The 4 bytes of</w:t>
-            </w:r>
-            <w:r>
-              <w:t xml:space="preserve"> </w:t>
-            </w:r>
-            <w:r>
-              <w:rPr>
-                <w:rStyle w:val="VerbatimChar"/>
-              </w:rPr>
-              <w:t xml:space="preserve">PAY_CRC</w:t>
-            </w:r>
-            <w:r>
-              <w:t xml:space="preserve"> </w:t>
-            </w:r>
-            <w:r>
-              <w:t xml:space="preserve">are neither written nor fed.</w:t>
+              <w:t xml:space="preserve">DEBUG_PROG = 0x55?</w:t>
+            </w:r>
+          </w:p>
+        </w:tc>
+        <w:tc>
+          <w:tcPr/>
+          <w:p>
+            <w:pPr>
+              <w:pStyle w:val="Compact"/>
+              <w:jc w:val="left"/>
+            </w:pPr>
+            <w:r>
+              <w:t xml:space="preserve">No: go to the payload.</w:t>
             </w:r>
           </w:p>
         </w:tc>
@@ -5889,40 +6349,70 @@
               <w:jc w:val="left"/>
             </w:pPr>
             <w:r>
-              <w:t xml:space="preserve">new byte within RX_TIMEOUT polls?</w:t>
-            </w:r>
-          </w:p>
-        </w:tc>
-        <w:tc>
-          <w:tcPr/>
-          <w:p>
-            <w:pPr>
-              <w:pStyle w:val="Compact"/>
-              <w:jc w:val="left"/>
-            </w:pPr>
-            <w:r>
-              <w:t xml:space="preserve">As for the header.</w:t>
-            </w:r>
-          </w:p>
-        </w:tc>
-        <w:tc>
-          <w:tcPr/>
-          <w:p>
-            <w:pPr>
-              <w:pStyle w:val="Compact"/>
-              <w:jc w:val="left"/>
-            </w:pPr>
-            <w:r>
-              <w:t xml:space="preserve">no:</w:t>
-            </w:r>
-            <w:r>
-              <w:t xml:space="preserve"> </w:t>
-            </w:r>
-            <w:r>
-              <w:rPr>
-                <w:rStyle w:val="VerbatimChar"/>
-              </w:rPr>
-              <w:t xml:space="preserve">FTMO</w:t>
+              <w:t xml:space="preserve">waiting for the next debug program or DBG_CRC byte; write it to 0x2000_0000 (ISRAM)</w:t>
+            </w:r>
+          </w:p>
+        </w:tc>
+        <w:tc>
+          <w:tcPr/>
+          <w:p>
+            <w:pPr>
+              <w:pStyle w:val="Compact"/>
+              <w:jc w:val="left"/>
+            </w:pPr>
+            <w:r>
+              <w:t xml:space="preserve">Every 4 bytes are written as one word to</w:t>
+            </w:r>
+            <w:r>
+              <w:t xml:space="preserve"> </w:t>
+            </w:r>
+            <w:r>
+              <w:rPr>
+                <w:rStyle w:val="VerbatimChar"/>
+              </w:rPr>
+              <w:t xml:space="preserve">ISRAM</w:t>
+            </w:r>
+            <w:r>
+              <w:t xml:space="preserve">, the first at</w:t>
+            </w:r>
+            <w:r>
+              <w:t xml:space="preserve"> </w:t>
+            </w:r>
+            <w:r>
+              <w:rPr>
+                <w:rStyle w:val="VerbatimChar"/>
+              </w:rPr>
+              <w:t xml:space="preserve">0x2000_0000</w:t>
+            </w:r>
+            <w:r>
+              <w:t xml:space="preserve">, and fed to a CRC32. The 4 bytes of</w:t>
+            </w:r>
+            <w:r>
+              <w:t xml:space="preserve"> </w:t>
+            </w:r>
+            <w:r>
+              <w:rPr>
+                <w:rStyle w:val="VerbatimChar"/>
+              </w:rPr>
+              <w:t xml:space="preserve">DBG_CRC</w:t>
+            </w:r>
+            <w:r>
+              <w:t xml:space="preserve"> </w:t>
+            </w:r>
+            <w:r>
+              <w:t xml:space="preserve">are neither written nor fed.</w:t>
+            </w:r>
+          </w:p>
+        </w:tc>
+        <w:tc>
+          <w:tcPr/>
+          <w:p>
+            <w:pPr>
+              <w:pStyle w:val="Compact"/>
+              <w:jc w:val="left"/>
+            </w:pPr>
+            <w:r>
+              <w:t xml:space="preserve">–</w:t>
             </w:r>
           </w:p>
         </w:tc>
@@ -5936,58 +6426,40 @@
               <w:jc w:val="left"/>
             </w:pPr>
             <w:r>
-              <w:t xml:space="preserve">all payload and PAY_CRC bytes received?</w:t>
-            </w:r>
-          </w:p>
-        </w:tc>
-        <w:tc>
-          <w:tcPr/>
-          <w:p>
-            <w:pPr>
-              <w:pStyle w:val="Compact"/>
-              <w:jc w:val="left"/>
-            </w:pPr>
-            <w:r>
-              <w:t xml:space="preserve">The loop bound only:</w:t>
-            </w:r>
-            <w:r>
-              <w:t xml:space="preserve"> </w:t>
-            </w:r>
-            <w:r>
-              <w:rPr>
-                <w:rStyle w:val="VerbatimChar"/>
-              </w:rPr>
-              <w:t xml:space="preserve">LENGTH</w:t>
-            </w:r>
-            <w:r>
-              <w:t xml:space="preserve"> </w:t>
-            </w:r>
-            <w:r>
-              <w:t xml:space="preserve">payload bytes, then 4 bytes of</w:t>
-            </w:r>
-            <w:r>
-              <w:t xml:space="preserve"> </w:t>
-            </w:r>
-            <w:r>
-              <w:rPr>
-                <w:rStyle w:val="VerbatimChar"/>
-              </w:rPr>
-              <w:t xml:space="preserve">PAY_CRC</w:t>
-            </w:r>
-            <w:r>
-              <w:t xml:space="preserve">. No: wait for the next byte.</w:t>
-            </w:r>
-          </w:p>
-        </w:tc>
-        <w:tc>
-          <w:tcPr/>
-          <w:p>
-            <w:pPr>
-              <w:pStyle w:val="Compact"/>
-              <w:jc w:val="left"/>
-            </w:pPr>
-            <w:r>
-              <w:t xml:space="preserve">–</w:t>
+              <w:t xml:space="preserve">new byte within RX_TIMEOUT polls?</w:t>
+            </w:r>
+          </w:p>
+        </w:tc>
+        <w:tc>
+          <w:tcPr/>
+          <w:p>
+            <w:pPr>
+              <w:pStyle w:val="Compact"/>
+              <w:jc w:val="left"/>
+            </w:pPr>
+            <w:r>
+              <w:t xml:space="preserve">As for the header.</w:t>
+            </w:r>
+          </w:p>
+        </w:tc>
+        <w:tc>
+          <w:tcPr/>
+          <w:p>
+            <w:pPr>
+              <w:pStyle w:val="Compact"/>
+              <w:jc w:val="left"/>
+            </w:pPr>
+            <w:r>
+              <w:t xml:space="preserve">no:</w:t>
+            </w:r>
+            <w:r>
+              <w:t xml:space="preserve"> </w:t>
+            </w:r>
+            <w:r>
+              <w:rPr>
+                <w:rStyle w:val="VerbatimChar"/>
+              </w:rPr>
+              <w:t xml:space="preserve">FTMO</w:t>
             </w:r>
           </w:p>
         </w:tc>
@@ -6001,52 +6473,31 @@
               <w:jc w:val="left"/>
             </w:pPr>
             <w:r>
-              <w:t xml:space="preserve">CRC32 = PAY_CRC?</w:t>
-            </w:r>
-          </w:p>
-        </w:tc>
-        <w:tc>
-          <w:tcPr/>
-          <w:p>
-            <w:pPr>
-              <w:pStyle w:val="Compact"/>
-              <w:jc w:val="left"/>
-            </w:pPr>
-            <w:r>
-              <w:rPr>
-                <w:rStyle w:val="VerbatimChar"/>
-              </w:rPr>
-              <w:t xml:space="preserve">PAY_CRC</w:t>
-            </w:r>
-            <w:r>
-              <w:t xml:space="preserve"> </w:t>
-            </w:r>
-            <w:r>
-              <w:t xml:space="preserve">is the CRC32 the PC computed over the payload; the ROM compares it with its own.</w:t>
-            </w:r>
-          </w:p>
-        </w:tc>
-        <w:tc>
-          <w:tcPr/>
-          <w:p>
-            <w:pPr>
-              <w:pStyle w:val="Compact"/>
-              <w:jc w:val="left"/>
-            </w:pPr>
-            <w:r>
-              <w:t xml:space="preserve">no:</w:t>
-            </w:r>
-            <w:r>
-              <w:t xml:space="preserve"> </w:t>
-            </w:r>
-            <w:r>
-              <w:rPr>
-                <w:rStyle w:val="VerbatimChar"/>
-              </w:rPr>
-              <w:t xml:space="preserve">FPCR</w:t>
-            </w:r>
-            <w:r>
-              <w:t xml:space="preserve">, no jump</w:t>
+              <w:t xml:space="preserve">4 096 bytes and DBG_CRC received?</w:t>
+            </w:r>
+          </w:p>
+        </w:tc>
+        <w:tc>
+          <w:tcPr/>
+          <w:p>
+            <w:pPr>
+              <w:pStyle w:val="Compact"/>
+              <w:jc w:val="left"/>
+            </w:pPr>
+            <w:r>
+              <w:t xml:space="preserve">The loop bound only. No: wait for the next byte.</w:t>
+            </w:r>
+          </w:p>
+        </w:tc>
+        <w:tc>
+          <w:tcPr/>
+          <w:p>
+            <w:pPr>
+              <w:pStyle w:val="Compact"/>
+              <w:jc w:val="left"/>
+            </w:pPr>
+            <w:r>
+              <w:t xml:space="preserve">–</w:t>
             </w:r>
           </w:p>
         </w:tc>
@@ -6060,7 +6511,398 @@
               <w:jc w:val="left"/>
             </w:pPr>
             <w:r>
-              <w:t xml:space="preserve">send ACKP, jump to 0x2000_1080 (ISRAM)</w:t>
+              <w:t xml:space="preserve">CRC32 = DBG_CRC?</w:t>
+            </w:r>
+          </w:p>
+        </w:tc>
+        <w:tc>
+          <w:tcPr/>
+          <w:p>
+            <w:pPr>
+              <w:pStyle w:val="Compact"/>
+              <w:jc w:val="left"/>
+            </w:pPr>
+            <w:r>
+              <w:rPr>
+                <w:rStyle w:val="VerbatimChar"/>
+              </w:rPr>
+              <w:t xml:space="preserve">DBG_CRC</w:t>
+            </w:r>
+            <w:r>
+              <w:t xml:space="preserve"> </w:t>
+            </w:r>
+            <w:r>
+              <w:t xml:space="preserve">is the CRC32 the PC computed over the debug program.</w:t>
+            </w:r>
+          </w:p>
+        </w:tc>
+        <w:tc>
+          <w:tcPr/>
+          <w:p>
+            <w:pPr>
+              <w:pStyle w:val="Compact"/>
+              <w:jc w:val="left"/>
+            </w:pPr>
+            <w:r>
+              <w:t xml:space="preserve">no:</w:t>
+            </w:r>
+            <w:r>
+              <w:t xml:space="preserve"> </w:t>
+            </w:r>
+            <w:r>
+              <w:rPr>
+                <w:rStyle w:val="VerbatimChar"/>
+              </w:rPr>
+              <w:t xml:space="preserve">FDCR</w:t>
+            </w:r>
+          </w:p>
+        </w:tc>
+      </w:tr>
+      <w:tr>
+        <w:tc>
+          <w:tcPr/>
+          <w:p>
+            <w:pPr>
+              <w:pStyle w:val="Compact"/>
+              <w:jc w:val="left"/>
+            </w:pPr>
+            <w:r>
+              <w:t xml:space="preserve">send ACKD</w:t>
+            </w:r>
+          </w:p>
+        </w:tc>
+        <w:tc>
+          <w:tcPr/>
+          <w:p>
+            <w:pPr>
+              <w:pStyle w:val="Compact"/>
+              <w:jc w:val="left"/>
+            </w:pPr>
+            <w:r>
+              <w:t xml:space="preserve">The PC may send the payload.</w:t>
+            </w:r>
+          </w:p>
+        </w:tc>
+        <w:tc>
+          <w:tcPr/>
+          <w:p>
+            <w:pPr>
+              <w:pStyle w:val="Compact"/>
+              <w:jc w:val="left"/>
+            </w:pPr>
+            <w:r>
+              <w:t xml:space="preserve">–</w:t>
+            </w:r>
+          </w:p>
+        </w:tc>
+      </w:tr>
+      <w:tr>
+        <w:tc>
+          <w:tcPr/>
+          <w:p>
+            <w:pPr>
+              <w:pStyle w:val="Compact"/>
+              <w:jc w:val="left"/>
+            </w:pPr>
+            <w:r>
+              <w:t xml:space="preserve">waiting for the next payload or PAY_CRC byte; write the payload to 0x2000_1000 (ISRAM)</w:t>
+            </w:r>
+          </w:p>
+        </w:tc>
+        <w:tc>
+          <w:tcPr/>
+          <w:p>
+            <w:pPr>
+              <w:pStyle w:val="Compact"/>
+              <w:jc w:val="left"/>
+            </w:pPr>
+            <w:r>
+              <w:t xml:space="preserve">As for the debug program, from</w:t>
+            </w:r>
+            <w:r>
+              <w:t xml:space="preserve"> </w:t>
+            </w:r>
+            <w:r>
+              <w:rPr>
+                <w:rStyle w:val="VerbatimChar"/>
+              </w:rPr>
+              <w:t xml:space="preserve">0x2000_1000</w:t>
+            </w:r>
+            <w:r>
+              <w:t xml:space="preserve">, with a CRC32 of its own.</w:t>
+            </w:r>
+          </w:p>
+        </w:tc>
+        <w:tc>
+          <w:tcPr/>
+          <w:p>
+            <w:pPr>
+              <w:pStyle w:val="Compact"/>
+              <w:jc w:val="left"/>
+            </w:pPr>
+            <w:r>
+              <w:t xml:space="preserve">–</w:t>
+            </w:r>
+          </w:p>
+        </w:tc>
+      </w:tr>
+      <w:tr>
+        <w:tc>
+          <w:tcPr/>
+          <w:p>
+            <w:pPr>
+              <w:pStyle w:val="Compact"/>
+              <w:jc w:val="left"/>
+            </w:pPr>
+            <w:r>
+              <w:t xml:space="preserve">new byte within RX_TIMEOUT polls?</w:t>
+            </w:r>
+          </w:p>
+        </w:tc>
+        <w:tc>
+          <w:tcPr/>
+          <w:p>
+            <w:pPr>
+              <w:pStyle w:val="Compact"/>
+              <w:jc w:val="left"/>
+            </w:pPr>
+            <w:r>
+              <w:t xml:space="preserve">As for the header.</w:t>
+            </w:r>
+          </w:p>
+        </w:tc>
+        <w:tc>
+          <w:tcPr/>
+          <w:p>
+            <w:pPr>
+              <w:pStyle w:val="Compact"/>
+              <w:jc w:val="left"/>
+            </w:pPr>
+            <w:r>
+              <w:t xml:space="preserve">no:</w:t>
+            </w:r>
+            <w:r>
+              <w:t xml:space="preserve"> </w:t>
+            </w:r>
+            <w:r>
+              <w:rPr>
+                <w:rStyle w:val="VerbatimChar"/>
+              </w:rPr>
+              <w:t xml:space="preserve">FTMO</w:t>
+            </w:r>
+          </w:p>
+        </w:tc>
+      </w:tr>
+      <w:tr>
+        <w:tc>
+          <w:tcPr/>
+          <w:p>
+            <w:pPr>
+              <w:pStyle w:val="Compact"/>
+              <w:jc w:val="left"/>
+            </w:pPr>
+            <w:r>
+              <w:t xml:space="preserve">all payload and PAY_CRC bytes received?</w:t>
+            </w:r>
+          </w:p>
+        </w:tc>
+        <w:tc>
+          <w:tcPr/>
+          <w:p>
+            <w:pPr>
+              <w:pStyle w:val="Compact"/>
+              <w:jc w:val="left"/>
+            </w:pPr>
+            <w:r>
+              <w:t xml:space="preserve">The loop bound only:</w:t>
+            </w:r>
+            <w:r>
+              <w:t xml:space="preserve"> </w:t>
+            </w:r>
+            <w:r>
+              <w:rPr>
+                <w:rStyle w:val="VerbatimChar"/>
+              </w:rPr>
+              <w:t xml:space="preserve">LENGTH</w:t>
+            </w:r>
+            <w:r>
+              <w:t xml:space="preserve"> </w:t>
+            </w:r>
+            <w:r>
+              <w:t xml:space="preserve">payload bytes, then 4 bytes of</w:t>
+            </w:r>
+            <w:r>
+              <w:t xml:space="preserve"> </w:t>
+            </w:r>
+            <w:r>
+              <w:rPr>
+                <w:rStyle w:val="VerbatimChar"/>
+              </w:rPr>
+              <w:t xml:space="preserve">PAY_CRC</w:t>
+            </w:r>
+            <w:r>
+              <w:t xml:space="preserve">. No: wait for the next byte.</w:t>
+            </w:r>
+          </w:p>
+        </w:tc>
+        <w:tc>
+          <w:tcPr/>
+          <w:p>
+            <w:pPr>
+              <w:pStyle w:val="Compact"/>
+              <w:jc w:val="left"/>
+            </w:pPr>
+            <w:r>
+              <w:t xml:space="preserve">–</w:t>
+            </w:r>
+          </w:p>
+        </w:tc>
+      </w:tr>
+      <w:tr>
+        <w:tc>
+          <w:tcPr/>
+          <w:p>
+            <w:pPr>
+              <w:pStyle w:val="Compact"/>
+              <w:jc w:val="left"/>
+            </w:pPr>
+            <w:r>
+              <w:t xml:space="preserve">CRC32 = PAY_CRC?</w:t>
+            </w:r>
+          </w:p>
+        </w:tc>
+        <w:tc>
+          <w:tcPr/>
+          <w:p>
+            <w:pPr>
+              <w:pStyle w:val="Compact"/>
+              <w:jc w:val="left"/>
+            </w:pPr>
+            <w:r>
+              <w:rPr>
+                <w:rStyle w:val="VerbatimChar"/>
+              </w:rPr>
+              <w:t xml:space="preserve">PAY_CRC</w:t>
+            </w:r>
+            <w:r>
+              <w:t xml:space="preserve"> </w:t>
+            </w:r>
+            <w:r>
+              <w:t xml:space="preserve">is the CRC32 the PC computed over the payload; the ROM compares it with its own.</w:t>
+            </w:r>
+          </w:p>
+        </w:tc>
+        <w:tc>
+          <w:tcPr/>
+          <w:p>
+            <w:pPr>
+              <w:pStyle w:val="Compact"/>
+              <w:jc w:val="left"/>
+            </w:pPr>
+            <w:r>
+              <w:t xml:space="preserve">no:</w:t>
+            </w:r>
+            <w:r>
+              <w:t xml:space="preserve"> </w:t>
+            </w:r>
+            <w:r>
+              <w:rPr>
+                <w:rStyle w:val="VerbatimChar"/>
+              </w:rPr>
+              <w:t xml:space="preserve">FPCR</w:t>
+            </w:r>
+            <w:r>
+              <w:t xml:space="preserve">, no jump</w:t>
+            </w:r>
+          </w:p>
+        </w:tc>
+      </w:tr>
+      <w:tr>
+        <w:tc>
+          <w:tcPr/>
+          <w:p>
+            <w:pPr>
+              <w:pStyle w:val="Compact"/>
+              <w:jc w:val="left"/>
+            </w:pPr>
+            <w:r>
+              <w:t xml:space="preserve">send ACKP</w:t>
+            </w:r>
+          </w:p>
+        </w:tc>
+        <w:tc>
+          <w:tcPr/>
+          <w:p>
+            <w:pPr>
+              <w:pStyle w:val="Compact"/>
+              <w:jc w:val="left"/>
+            </w:pPr>
+            <w:r>
+              <w:t xml:space="preserve">7.5.</w:t>
+            </w:r>
+          </w:p>
+        </w:tc>
+        <w:tc>
+          <w:tcPr/>
+          <w:p>
+            <w:pPr>
+              <w:pStyle w:val="Compact"/>
+              <w:jc w:val="left"/>
+            </w:pPr>
+            <w:r>
+              <w:t xml:space="preserve">–</w:t>
+            </w:r>
+          </w:p>
+        </w:tc>
+      </w:tr>
+      <w:tr>
+        <w:tc>
+          <w:tcPr/>
+          <w:p>
+            <w:pPr>
+              <w:pStyle w:val="Compact"/>
+              <w:jc w:val="left"/>
+            </w:pPr>
+            <w:r>
+              <w:t xml:space="preserve">read SYSCSR.DBG_EN = 1?; CPU polling</w:t>
+            </w:r>
+          </w:p>
+        </w:tc>
+        <w:tc>
+          <w:tcPr/>
+          <w:p>
+            <w:pPr>
+              <w:pStyle w:val="Compact"/>
+              <w:jc w:val="left"/>
+            </w:pPr>
+            <w:r>
+              <w:t xml:space="preserve">7.5. Yes: read it again.</w:t>
+            </w:r>
+          </w:p>
+        </w:tc>
+        <w:tc>
+          <w:tcPr/>
+          <w:p>
+            <w:pPr>
+              <w:pStyle w:val="Compact"/>
+              <w:jc w:val="left"/>
+            </w:pPr>
+            <w:r>
+              <w:t xml:space="preserve">–</w:t>
+            </w:r>
+          </w:p>
+        </w:tc>
+      </w:tr>
+      <w:tr>
+        <w:tc>
+          <w:tcPr/>
+          <w:p>
+            <w:pPr>
+              <w:pStyle w:val="Compact"/>
+              <w:jc w:val="left"/>
+            </w:pPr>
+            <w:r>
+              <w:t xml:space="preserve">jump to 0x2000_1080 (ISRAM)</w:t>
             </w:r>
           </w:p>
         </w:tc>
@@ -6187,7 +7029,7 @@
       <w:r>
         <w:drawing>
           <wp:inline>
-            <wp:extent cx="5120640" cy="2515663"/>
+            <wp:extent cx="5120640" cy="3259942"/>
             <wp:effectExtent b="0" l="0" r="0" t="0"/>
             <wp:docPr descr="PC loader and boot ROM" title="" id="41" name="Picture"/>
             <a:graphic>
@@ -6208,7 +7050,7 @@
                   <pic:spPr bwMode="auto">
                     <a:xfrm>
                       <a:off x="0" y="0"/>
-                      <a:ext cx="5120640" cy="2515663"/>
+                      <a:ext cx="5120640" cy="3259942"/>
                     </a:xfrm>
                     <a:prstGeom prst="rect">
                       <a:avLst/>
@@ -6368,7 +7210,22 @@
               <w:t xml:space="preserve"> </w:t>
             </w:r>
             <w:r>
-              <w:t xml:space="preserve">in range</w:t>
+              <w:t xml:space="preserve">in range,</w:t>
+            </w:r>
+            <w:r>
+              <w:t xml:space="preserve"> </w:t>
+            </w:r>
+            <w:r>
+              <w:rPr>
+                <w:rStyle w:val="VerbatimChar"/>
+              </w:rPr>
+              <w:t xml:space="preserve">DEBUG_PROG</w:t>
+            </w:r>
+            <w:r>
+              <w:t xml:space="preserve"> </w:t>
+            </w:r>
+            <w:r>
+              <w:t xml:space="preserve">valid</w:t>
             </w:r>
           </w:p>
         </w:tc>
@@ -6385,28 +7242,52 @@
               <w:rPr>
                 <w:rStyle w:val="VerbatimChar"/>
               </w:rPr>
-              <w:t xml:space="preserve">ACKP</w:t>
-            </w:r>
-          </w:p>
-        </w:tc>
-        <w:tc>
-          <w:tcPr/>
-          <w:p>
-            <w:pPr>
-              <w:pStyle w:val="Compact"/>
-              <w:jc w:val="left"/>
-            </w:pPr>
-            <w:r>
-              <w:rPr>
-                <w:rStyle w:val="VerbatimChar"/>
-              </w:rPr>
-              <w:t xml:space="preserve">PAY_CRC</w:t>
-            </w:r>
-            <w:r>
-              <w:t xml:space="preserve"> </w:t>
-            </w:r>
-            <w:r>
-              <w:t xml:space="preserve">correct</w:t>
+              <w:t xml:space="preserve">ACKD</w:t>
+            </w:r>
+          </w:p>
+        </w:tc>
+        <w:tc>
+          <w:tcPr/>
+          <w:p>
+            <w:pPr>
+              <w:pStyle w:val="Compact"/>
+              <w:jc w:val="left"/>
+            </w:pPr>
+            <w:r>
+              <w:rPr>
+                <w:rStyle w:val="VerbatimChar"/>
+              </w:rPr>
+              <w:t xml:space="preserve">DBG_CRC</w:t>
+            </w:r>
+            <w:r>
+              <w:t xml:space="preserve"> </w:t>
+            </w:r>
+            <w:r>
+              <w:t xml:space="preserve">correct; only with</w:t>
+            </w:r>
+            <w:r>
+              <w:t xml:space="preserve"> </w:t>
+            </w:r>
+            <w:r>
+              <w:rPr>
+                <w:rStyle w:val="VerbatimChar"/>
+              </w:rPr>
+              <w:t xml:space="preserve">DEBUG_PROG</w:t>
+            </w:r>
+            <w:r>
+              <w:t xml:space="preserve"> </w:t>
+            </w:r>
+            <w:r>
+              <w:t xml:space="preserve">=</w:t>
+            </w:r>
+            <w:r>
+              <w:t xml:space="preserve"> </w:t>
+            </w:r>
+            <w:r>
+              <w:rPr>
+                <w:rStyle w:val="VerbatimChar"/>
+              </w:rPr>
+              <w:t xml:space="preserve">0x55</w:t>
             </w:r>
           </w:p>
         </w:tc>
@@ -6423,28 +7304,28 @@
               <w:rPr>
                 <w:rStyle w:val="VerbatimChar"/>
               </w:rPr>
-              <w:t xml:space="preserve">FHCR</w:t>
-            </w:r>
-          </w:p>
-        </w:tc>
-        <w:tc>
-          <w:tcPr/>
-          <w:p>
-            <w:pPr>
-              <w:pStyle w:val="Compact"/>
-              <w:jc w:val="left"/>
-            </w:pPr>
-            <w:r>
-              <w:rPr>
-                <w:rStyle w:val="VerbatimChar"/>
-              </w:rPr>
-              <w:t xml:space="preserve">HDR_CRC</w:t>
-            </w:r>
-            <w:r>
-              <w:t xml:space="preserve"> </w:t>
-            </w:r>
-            <w:r>
-              <w:t xml:space="preserve">wrong</w:t>
+              <w:t xml:space="preserve">ACKP</w:t>
+            </w:r>
+          </w:p>
+        </w:tc>
+        <w:tc>
+          <w:tcPr/>
+          <w:p>
+            <w:pPr>
+              <w:pStyle w:val="Compact"/>
+              <w:jc w:val="left"/>
+            </w:pPr>
+            <w:r>
+              <w:rPr>
+                <w:rStyle w:val="VerbatimChar"/>
+              </w:rPr>
+              <w:t xml:space="preserve">PAY_CRC</w:t>
+            </w:r>
+            <w:r>
+              <w:t xml:space="preserve"> </w:t>
+            </w:r>
+            <w:r>
+              <w:t xml:space="preserve">correct</w:t>
             </w:r>
           </w:p>
         </w:tc>
@@ -6461,6 +7342,44 @@
               <w:rPr>
                 <w:rStyle w:val="VerbatimChar"/>
               </w:rPr>
+              <w:t xml:space="preserve">FHCR</w:t>
+            </w:r>
+          </w:p>
+        </w:tc>
+        <w:tc>
+          <w:tcPr/>
+          <w:p>
+            <w:pPr>
+              <w:pStyle w:val="Compact"/>
+              <w:jc w:val="left"/>
+            </w:pPr>
+            <w:r>
+              <w:rPr>
+                <w:rStyle w:val="VerbatimChar"/>
+              </w:rPr>
+              <w:t xml:space="preserve">HDR_CRC</w:t>
+            </w:r>
+            <w:r>
+              <w:t xml:space="preserve"> </w:t>
+            </w:r>
+            <w:r>
+              <w:t xml:space="preserve">wrong</w:t>
+            </w:r>
+          </w:p>
+        </w:tc>
+      </w:tr>
+      <w:tr>
+        <w:tc>
+          <w:tcPr/>
+          <w:p>
+            <w:pPr>
+              <w:pStyle w:val="Compact"/>
+              <w:jc w:val="left"/>
+            </w:pPr>
+            <w:r>
+              <w:rPr>
+                <w:rStyle w:val="VerbatimChar"/>
+              </w:rPr>
               <w:t xml:space="preserve">FHDR</w:t>
             </w:r>
           </w:p>
@@ -6482,7 +7401,84 @@
               <w:t xml:space="preserve"> </w:t>
             </w:r>
             <w:r>
-              <w:t xml:space="preserve">out of range</w:t>
+              <w:t xml:space="preserve">out of range, or</w:t>
+            </w:r>
+            <w:r>
+              <w:t xml:space="preserve"> </w:t>
+            </w:r>
+            <w:r>
+              <w:rPr>
+                <w:rStyle w:val="VerbatimChar"/>
+              </w:rPr>
+              <w:t xml:space="preserve">DEBUG_PROG</w:t>
+            </w:r>
+            <w:r>
+              <w:t xml:space="preserve"> </w:t>
+            </w:r>
+            <w:r>
+              <w:t xml:space="preserve">neither</w:t>
+            </w:r>
+            <w:r>
+              <w:t xml:space="preserve"> </w:t>
+            </w:r>
+            <w:r>
+              <w:rPr>
+                <w:rStyle w:val="VerbatimChar"/>
+              </w:rPr>
+              <w:t xml:space="preserve">0x55</w:t>
+            </w:r>
+            <w:r>
+              <w:t xml:space="preserve"> </w:t>
+            </w:r>
+            <w:r>
+              <w:t xml:space="preserve">nor</w:t>
+            </w:r>
+            <w:r>
+              <w:t xml:space="preserve"> </w:t>
+            </w:r>
+            <w:r>
+              <w:rPr>
+                <w:rStyle w:val="VerbatimChar"/>
+              </w:rPr>
+              <w:t xml:space="preserve">0xAA</w:t>
+            </w:r>
+          </w:p>
+        </w:tc>
+      </w:tr>
+      <w:tr>
+        <w:tc>
+          <w:tcPr/>
+          <w:p>
+            <w:pPr>
+              <w:pStyle w:val="Compact"/>
+              <w:jc w:val="left"/>
+            </w:pPr>
+            <w:r>
+              <w:rPr>
+                <w:rStyle w:val="VerbatimChar"/>
+              </w:rPr>
+              <w:t xml:space="preserve">FDCR</w:t>
+            </w:r>
+          </w:p>
+        </w:tc>
+        <w:tc>
+          <w:tcPr/>
+          <w:p>
+            <w:pPr>
+              <w:pStyle w:val="Compact"/>
+              <w:jc w:val="left"/>
+            </w:pPr>
+            <w:r>
+              <w:rPr>
+                <w:rStyle w:val="VerbatimChar"/>
+              </w:rPr>
+              <w:t xml:space="preserve">DBG_CRC</w:t>
+            </w:r>
+            <w:r>
+              <w:t xml:space="preserve"> </w:t>
+            </w:r>
+            <w:r>
+              <w:t xml:space="preserve">wrong</w:t>
             </w:r>
           </w:p>
         </w:tc>
@@ -6739,6 +7735,49 @@
         <w:t xml:space="preserve">reports it (5).</w:t>
       </w:r>
     </w:p>
+    <w:p>
+      <w:pPr>
+        <w:numPr>
+          <w:ilvl w:val="0"/>
+          <w:numId w:val="1002"/>
+        </w:numPr>
+        <w:pStyle w:val="Compact"/>
+        <w:jc w:val="left"/>
+      </w:pPr>
+      <w:r>
+        <w:rPr>
+          <w:rStyle w:val="VerbatimChar"/>
+        </w:rPr>
+        <w:t xml:space="preserve">ACKP</w:t>
+      </w:r>
+      <w:r>
+        <w:t xml:space="preserve"> </w:t>
+      </w:r>
+      <w:r>
+        <w:t xml:space="preserve">does not say that the application runs: with the</w:t>
+      </w:r>
+      <w:r>
+        <w:t xml:space="preserve"> </w:t>
+      </w:r>
+      <w:r>
+        <w:rPr>
+          <w:rStyle w:val="VerbatimChar"/>
+        </w:rPr>
+        <w:t xml:space="preserve">DBG_EN</w:t>
+      </w:r>
+      <w:r>
+        <w:t xml:space="preserve"> </w:t>
+      </w:r>
+      <w:r>
+        <w:t xml:space="preserve">pin at 1 the ROM</w:t>
+      </w:r>
+      <w:r>
+        <w:t xml:space="preserve"> </w:t>
+      </w:r>
+      <w:r>
+        <w:t xml:space="preserve">waits for the host first (7.5).</w:t>
+      </w:r>
+    </w:p>
     <w:bookmarkEnd w:id="43"/>
     <w:bookmarkStart w:id="44" w:name="failure-and-retry"/>
     <w:p>
@@ -6793,7 +7832,7 @@
         <w:t xml:space="preserve"> </w:t>
       </w:r>
       <w:r>
-        <w:t xml:space="preserve">resends the whole frame. Words already in</w:t>
+        <w:t xml:space="preserve">resends the whole frame, debug program included. Words already in</w:t>
       </w:r>
       <w:r>
         <w:t xml:space="preserve"> </w:t>
@@ -6808,13 +7847,13 @@
         <w:t xml:space="preserve"> </w:t>
       </w:r>
       <w:r>
-        <w:t xml:space="preserve">are overwritten by the next one.</w:t>
-      </w:r>
-      <w:r>
-        <w:t xml:space="preserve"> </w:t>
-      </w:r>
-      <w:r>
-        <w:t xml:space="preserve">The watchdog is off after reset (</w:t>
+        <w:t xml:space="preserve">are</w:t>
+      </w:r>
+      <w:r>
+        <w:t xml:space="preserve"> </w:t>
+      </w:r>
+      <w:r>
+        <w:t xml:space="preserve">overwritten by the next one. The watchdog is off after reset (</w:t>
       </w:r>
       <w:r>
         <w:rPr>
@@ -6835,13 +7874,13 @@
         <w:t xml:space="preserve"> </w:t>
       </w:r>
       <w:r>
-        <w:t xml:space="preserve">resets to 0), so a</w:t>
-      </w:r>
-      <w:r>
-        <w:t xml:space="preserve"> </w:t>
-      </w:r>
-      <w:r>
-        <w:t xml:space="preserve">download that never completes waits for the PC or a reset. The PC waits for</w:t>
+        <w:t xml:space="preserve">resets to 0), so a download that never completes waits for the PC or a</w:t>
+      </w:r>
+      <w:r>
+        <w:t xml:space="preserve"> </w:t>
+      </w:r>
+      <w:r>
+        <w:t xml:space="preserve">reset. The PC waits for</w:t>
       </w:r>
       <w:r>
         <w:t xml:space="preserve"> </w:t>
@@ -6856,25 +7895,25 @@
         <w:t xml:space="preserve"> </w:t>
       </w:r>
       <w:r>
-        <w:t xml:space="preserve">before it resends, so no byte of the new frame is lost in the drain. The PC</w:t>
-      </w:r>
-      <w:r>
-        <w:t xml:space="preserve"> </w:t>
-      </w:r>
-      <w:r>
-        <w:t xml:space="preserve">stops sending as soon as it reads a failure token: it sends the payload in chunks</w:t>
-      </w:r>
-      <w:r>
-        <w:t xml:space="preserve"> </w:t>
-      </w:r>
-      <w:r>
-        <w:t xml:space="preserve">and checks for a token between them, so the ROM does not drain the rest of a bad</w:t>
-      </w:r>
-      <w:r>
-        <w:t xml:space="preserve"> </w:t>
-      </w:r>
-      <w:r>
-        <w:t xml:space="preserve">frame.</w:t>
+        <w:t xml:space="preserve">before it resends, so no byte of the new frame is</w:t>
+      </w:r>
+      <w:r>
+        <w:t xml:space="preserve"> </w:t>
+      </w:r>
+      <w:r>
+        <w:t xml:space="preserve">lost in the drain. The PC stops sending as soon as it reads a failure token: it</w:t>
+      </w:r>
+      <w:r>
+        <w:t xml:space="preserve"> </w:t>
+      </w:r>
+      <w:r>
+        <w:t xml:space="preserve">sends the debug program and the payload in chunks and checks for a token between</w:t>
+      </w:r>
+      <w:r>
+        <w:t xml:space="preserve"> </w:t>
+      </w:r>
+      <w:r>
+        <w:t xml:space="preserve">them, so the ROM does not drain the rest of a bad frame.</w:t>
       </w:r>
     </w:p>
     <w:bookmarkEnd w:id="44"/>
@@ -7177,6 +8216,71 @@
           </w:p>
         </w:tc>
       </w:tr>
+      <w:tr>
+        <w:tc>
+          <w:tcPr/>
+          <w:p>
+            <w:pPr>
+              <w:pStyle w:val="Compact"/>
+              <w:jc w:val="left"/>
+            </w:pPr>
+            <w:r>
+              <w:t xml:space="preserve">Debug wait</w:t>
+            </w:r>
+          </w:p>
+        </w:tc>
+        <w:tc>
+          <w:tcPr/>
+          <w:p>
+            <w:pPr>
+              <w:pStyle w:val="Compact"/>
+              <w:jc w:val="right"/>
+            </w:pPr>
+            <w:r>
+              <w:t xml:space="preserve">–</w:t>
+            </w:r>
+          </w:p>
+        </w:tc>
+        <w:tc>
+          <w:tcPr/>
+          <w:p>
+            <w:pPr>
+              <w:pStyle w:val="Compact"/>
+              <w:jc w:val="left"/>
+            </w:pPr>
+            <w:r>
+              <w:t xml:space="preserve">–</w:t>
+            </w:r>
+          </w:p>
+        </w:tc>
+        <w:tc>
+          <w:tcPr/>
+          <w:p>
+            <w:pPr>
+              <w:pStyle w:val="Compact"/>
+              <w:jc w:val="left"/>
+            </w:pPr>
+            <w:r>
+              <w:t xml:space="preserve">no limit: until the host writes</w:t>
+            </w:r>
+            <w:r>
+              <w:t xml:space="preserve"> </w:t>
+            </w:r>
+            <w:r>
+              <w:rPr>
+                <w:rStyle w:val="VerbatimChar"/>
+              </w:rPr>
+              <w:t xml:space="preserve">DBG_BOOT.dbg_en_mask</w:t>
+            </w:r>
+            <w:r>
+              <w:t xml:space="preserve"> </w:t>
+            </w:r>
+            <w:r>
+              <w:t xml:space="preserve">= 1</w:t>
+            </w:r>
+          </w:p>
+        </w:tc>
+      </w:tr>
     </w:tbl>
     <w:p>
       <w:pPr>
@@ -7189,7 +8293,7 @@
         <w:t xml:space="preserve"> </w:t>
       </w:r>
       <w:r>
-        <w:t xml:space="preserve">payload time for</w:t>
+        <w:t xml:space="preserve">transfer time for</w:t>
       </w:r>
       <w:r>
         <w:t xml:space="preserve"> </w:t>
@@ -7198,16 +8302,31 @@
         <w:rPr>
           <w:rStyle w:val="VerbatimChar"/>
         </w:rPr>
+        <w:t xml:space="preserve">ACKD</w:t>
+      </w:r>
+      <w:r>
+        <w:t xml:space="preserve"> </w:t>
+      </w:r>
+      <w:r>
+        <w:t xml:space="preserve">and</w:t>
+      </w:r>
+      <w:r>
+        <w:t xml:space="preserve"> </w:t>
+      </w:r>
+      <w:r>
+        <w:rPr>
+          <w:rStyle w:val="VerbatimChar"/>
+        </w:rPr>
         <w:t xml:space="preserve">ACKP</w:t>
       </w:r>
       <w:r>
-        <w:t xml:space="preserve">, so the counts need no tuning. The margins cover gaps in</w:t>
-      </w:r>
-      <w:r>
-        <w:t xml:space="preserve"> </w:t>
-      </w:r>
-      <w:r>
-        <w:t xml:space="preserve">the PC stream from the operating system and the USB-serial adapter.</w:t>
+        <w:t xml:space="preserve">, so the counts need no tuning. The margins</w:t>
+      </w:r>
+      <w:r>
+        <w:t xml:space="preserve"> </w:t>
+      </w:r>
+      <w:r>
+        <w:t xml:space="preserve">cover gaps in the PC stream from the operating system and the USB-serial adapter.</w:t>
       </w:r>
       <w:r>
         <w:t xml:space="preserve"> </w:t>
@@ -7222,13 +8341,13 @@
         <w:t xml:space="preserve"> </w:t>
       </w:r>
       <w:r>
-        <w:t xml:space="preserve">must stay below the PC’s 2 s wait, so a poll must take fewer than 40 cycles; the</w:t>
-      </w:r>
-      <w:r>
-        <w:t xml:space="preserve"> </w:t>
-      </w:r>
-      <w:r>
-        <w:t xml:space="preserve">time per poll is measured in simulation (10).</w:t>
+        <w:t xml:space="preserve">must stay below the PC’s 2 s wait, so a poll must take fewer than 40</w:t>
+      </w:r>
+      <w:r>
+        <w:t xml:space="preserve"> </w:t>
+      </w:r>
+      <w:r>
+        <w:t xml:space="preserve">cycles; the time per poll is measured in simulation (10).</w:t>
       </w:r>
     </w:p>
     <w:bookmarkEnd w:id="45"/>
@@ -7246,17 +8365,23 @@
         <w:pStyle w:val="FirstParagraph"/>
       </w:pPr>
       <w:r>
-        <w:t xml:space="preserve">The payload is written one 32-bit word per four received bytes.</w:t>
+        <w:t xml:space="preserve">The debug program and the payload are written one 32-bit word per four received</w:t>
+      </w:r>
+      <w:r>
+        <w:t xml:space="preserve"> </w:t>
+      </w:r>
+      <w:r>
+        <w:t xml:space="preserve">bytes, by the same loop.</w:t>
       </w:r>
     </w:p>
     <w:bookmarkEnd w:id="46"/>
-    <w:bookmarkStart w:id="47" w:name="jump"/>
+    <w:bookmarkStart w:id="47" w:name="debug-wait-and-jump"/>
     <w:p>
       <w:pPr>
         <w:pStyle w:val="Heading2"/>
       </w:pPr>
       <w:r>
-        <w:t xml:space="preserve">7.5 Jump</w:t>
+        <w:t xml:space="preserve">7.5 Debug wait and jump</w:t>
       </w:r>
     </w:p>
     <w:p>
@@ -7306,25 +8431,320 @@
         <w:t xml:space="preserve">UART0</w:t>
       </w:r>
       <w:r>
+        <w:t xml:space="preserve">. Then</w:t>
+      </w:r>
+      <w:r>
+        <w:t xml:space="preserve"> </w:t>
+      </w:r>
+      <w:r>
+        <w:t xml:space="preserve">it reads</w:t>
+      </w:r>
+      <w:r>
+        <w:t xml:space="preserve"> </w:t>
+      </w:r>
+      <w:r>
+        <w:rPr>
+          <w:rStyle w:val="VerbatimChar"/>
+        </w:rPr>
+        <w:t xml:space="preserve">SYSCSR</w:t>
+      </w:r>
+      <w:r>
+        <w:t xml:space="preserve"> </w:t>
+      </w:r>
+      <w:r>
+        <w:rPr>
+          <w:rStyle w:val="VerbatimChar"/>
+        </w:rPr>
+        <w:t xml:space="preserve">DBG_BOOT</w:t>
+      </w:r>
+      <w:r>
+        <w:t xml:space="preserve"> </w:t>
+      </w:r>
+      <w:r>
+        <w:t xml:space="preserve">(</w:t>
+      </w:r>
+      <w:r>
+        <w:rPr>
+          <w:rStyle w:val="VerbatimChar"/>
+        </w:rPr>
+        <w:t xml:space="preserve">0x8000_400C</w:t>
+      </w:r>
+      <w:r>
+        <w:t xml:space="preserve">) until bit 0,</w:t>
+      </w:r>
+      <w:r>
+        <w:t xml:space="preserve"> </w:t>
+      </w:r>
+      <w:r>
+        <w:rPr>
+          <w:rStyle w:val="VerbatimChar"/>
+        </w:rPr>
+        <w:t xml:space="preserve">dbg_en</w:t>
+      </w:r>
+      <w:r>
+        <w:t xml:space="preserve">, is 0:</w:t>
+      </w:r>
+    </w:p>
+    <w:p>
+      <w:pPr>
+        <w:numPr>
+          <w:ilvl w:val="0"/>
+          <w:numId w:val="1003"/>
+        </w:numPr>
+        <w:pStyle w:val="Compact"/>
+        <w:jc w:val="left"/>
+      </w:pPr>
+      <w:r>
+        <w:rPr>
+          <w:bCs/>
+          <w:b/>
+        </w:rPr>
+        <w:t xml:space="preserve">Normal boot</w:t>
+      </w:r>
+      <w:r>
         <w:t xml:space="preserve">,</w:t>
       </w:r>
       <w:r>
         <w:t xml:space="preserve"> </w:t>
       </w:r>
       <w:r>
-        <w:t xml:space="preserve">executes</w:t>
-      </w:r>
-      <w:r>
-        <w:t xml:space="preserve"> </w:t>
-      </w:r>
-      <w:r>
         <w:rPr>
           <w:rStyle w:val="VerbatimChar"/>
         </w:rPr>
+        <w:t xml:space="preserve">DBG_EN</w:t>
+      </w:r>
+      <w:r>
+        <w:t xml:space="preserve"> </w:t>
+      </w:r>
+      <w:r>
+        <w:t xml:space="preserve">pin at 0: the first read returns 0.</w:t>
+      </w:r>
+    </w:p>
+    <w:p>
+      <w:pPr>
+        <w:numPr>
+          <w:ilvl w:val="0"/>
+          <w:numId w:val="1003"/>
+        </w:numPr>
+        <w:pStyle w:val="Compact"/>
+        <w:jc w:val="left"/>
+      </w:pPr>
+      <w:r>
+        <w:rPr>
+          <w:bCs/>
+          <w:b/>
+        </w:rPr>
+        <w:t xml:space="preserve">Debug boot</w:t>
+      </w:r>
+      <w:r>
+        <w:t xml:space="preserve">,</w:t>
+      </w:r>
+      <w:r>
+        <w:t xml:space="preserve"> </w:t>
+      </w:r>
+      <w:r>
+        <w:rPr>
+          <w:rStyle w:val="VerbatimChar"/>
+        </w:rPr>
+        <w:t xml:space="preserve">DBG_EN</w:t>
+      </w:r>
+      <w:r>
+        <w:t xml:space="preserve"> </w:t>
+      </w:r>
+      <w:r>
+        <w:t xml:space="preserve">pin at 1: the ROM reads in a loop. The CPU runs and is</w:t>
+      </w:r>
+      <w:r>
+        <w:t xml:space="preserve"> </w:t>
+      </w:r>
+      <w:r>
+        <w:t xml:space="preserve">not held in reset, so the host can raise the Ibex debug request at any time and</w:t>
+      </w:r>
+      <w:r>
+        <w:t xml:space="preserve"> </w:t>
+      </w:r>
+      <w:r>
+        <w:t xml:space="preserve">the CPU enters the debug program at</w:t>
+      </w:r>
+      <w:r>
+        <w:t xml:space="preserve"> </w:t>
+      </w:r>
+      <w:r>
+        <w:rPr>
+          <w:rStyle w:val="VerbatimChar"/>
+        </w:rPr>
+        <w:t xml:space="preserve">0x2000_0000</w:t>
+      </w:r>
+      <w:r>
+        <w:t xml:space="preserve">. The host ends the wait by</w:t>
+      </w:r>
+      <w:r>
+        <w:t xml:space="preserve"> </w:t>
+      </w:r>
+      <w:r>
+        <w:t xml:space="preserve">writing</w:t>
+      </w:r>
+      <w:r>
+        <w:t xml:space="preserve"> </w:t>
+      </w:r>
+      <w:r>
+        <w:rPr>
+          <w:rStyle w:val="VerbatimChar"/>
+        </w:rPr>
+        <w:t xml:space="preserve">DBG_BOOT.dbg_en_mask</w:t>
+      </w:r>
+      <w:r>
+        <w:t xml:space="preserve"> </w:t>
+      </w:r>
+      <w:r>
+        <w:t xml:space="preserve">= 1 through the</w:t>
+      </w:r>
+      <w:r>
+        <w:t xml:space="preserve"> </w:t>
+      </w:r>
+      <w:r>
+        <w:rPr>
+          <w:rStyle w:val="VerbatimChar"/>
+        </w:rPr>
+        <w:t xml:space="preserve">SYSDBG</w:t>
+      </w:r>
+      <w:r>
+        <w:t xml:space="preserve"> </w:t>
+      </w:r>
+      <w:r>
+        <w:t xml:space="preserve">bus master (</w:t>
+      </w:r>
+      <w:r>
+        <w:rPr>
+          <w:rStyle w:val="VerbatimChar"/>
+        </w:rPr>
+        <w:t xml:space="preserve">AXI_S0</w:t>
+      </w:r>
+      <w:r>
+        <w:t xml:space="preserve">,</w:t>
+      </w:r>
+      <w:r>
+        <w:t xml:space="preserve"> </w:t>
+      </w:r>
+      <w:r>
+        <w:rPr>
+          <w:rStyle w:val="VerbatimChar"/>
+        </w:rPr>
+        <w:t xml:space="preserve">S_BUS</w:t>
+      </w:r>
+      <w:r>
+        <w:t xml:space="preserve">,</w:t>
+      </w:r>
+      <w:r>
+        <w:t xml:space="preserve"> </w:t>
+      </w:r>
+      <w:r>
+        <w:rPr>
+          <w:rStyle w:val="VerbatimChar"/>
+        </w:rPr>
+        <w:t xml:space="preserve">P_BUS</w:t>
+      </w:r>
+      <w:r>
+        <w:t xml:space="preserve">); the host can only clear</w:t>
+      </w:r>
+      <w:r>
+        <w:t xml:space="preserve"> </w:t>
+      </w:r>
+      <w:r>
+        <w:rPr>
+          <w:rStyle w:val="VerbatimChar"/>
+        </w:rPr>
+        <w:t xml:space="preserve">dbg_en</w:t>
+      </w:r>
+      <w:r>
+        <w:t xml:space="preserve">, never set it.</w:t>
+      </w:r>
+    </w:p>
+    <w:p>
+      <w:pPr>
+        <w:numPr>
+          <w:ilvl w:val="0"/>
+          <w:numId w:val="1003"/>
+        </w:numPr>
+        <w:pStyle w:val="Compact"/>
+        <w:jc w:val="left"/>
+      </w:pPr>
+      <w:r>
+        <w:rPr>
+          <w:rStyle w:val="VerbatimChar"/>
+        </w:rPr>
+        <w:t xml:space="preserve">DEBUG_PROG</w:t>
+      </w:r>
+      <w:r>
+        <w:t xml:space="preserve"> </w:t>
+      </w:r>
+      <w:r>
+        <w:t xml:space="preserve">=</w:t>
+      </w:r>
+      <w:r>
+        <w:t xml:space="preserve"> </w:t>
+      </w:r>
+      <w:r>
+        <w:rPr>
+          <w:rStyle w:val="VerbatimChar"/>
+        </w:rPr>
+        <w:t xml:space="preserve">0xAA</w:t>
+      </w:r>
+      <w:r>
+        <w:t xml:space="preserve"> </w:t>
+      </w:r>
+      <w:r>
+        <w:t xml:space="preserve">with the pin at 1 is an operator mistake: there is no debug</w:t>
+      </w:r>
+      <w:r>
+        <w:t xml:space="preserve"> </w:t>
+      </w:r>
+      <w:r>
+        <w:t xml:space="preserve">program to halt into. The ROM waits all the same and sends no token; the host</w:t>
+      </w:r>
+      <w:r>
+        <w:t xml:space="preserve"> </w:t>
+      </w:r>
+      <w:r>
+        <w:t xml:space="preserve">still releases it with</w:t>
+      </w:r>
+      <w:r>
+        <w:t xml:space="preserve"> </w:t>
+      </w:r>
+      <w:r>
+        <w:rPr>
+          <w:rStyle w:val="VerbatimChar"/>
+        </w:rPr>
+        <w:t xml:space="preserve">dbg_en_mask</w:t>
+      </w:r>
+      <w:r>
+        <w:t xml:space="preserve"> </w:t>
+      </w:r>
+      <w:r>
+        <w:t xml:space="preserve">= 1.</w:t>
+      </w:r>
+    </w:p>
+    <w:p>
+      <w:pPr>
+        <w:pStyle w:val="FirstParagraph"/>
+      </w:pPr>
+      <w:r>
+        <w:t xml:space="preserve">Then the ROM executes</w:t>
+      </w:r>
+      <w:r>
+        <w:t xml:space="preserve"> </w:t>
+      </w:r>
+      <w:r>
+        <w:rPr>
+          <w:rStyle w:val="VerbatimChar"/>
+        </w:rPr>
         <w:t xml:space="preserve">fence.i</w:t>
       </w:r>
       <w:r>
-        <w:t xml:space="preserve">, and jumps to</w:t>
+        <w:t xml:space="preserve"> </w:t>
+      </w:r>
+      <w:r>
+        <w:t xml:space="preserve">and jumps to</w:t>
       </w:r>
       <w:r>
         <w:t xml:space="preserve"> </w:t>
@@ -7609,7 +9029,7 @@
       <w:pPr>
         <w:numPr>
           <w:ilvl w:val="0"/>
-          <w:numId w:val="1003"/>
+          <w:numId w:val="1004"/>
         </w:numPr>
         <w:pStyle w:val="Compact"/>
         <w:jc w:val="left"/>
@@ -7715,7 +9135,7 @@
       <w:pPr>
         <w:numPr>
           <w:ilvl w:val="0"/>
-          <w:numId w:val="1003"/>
+          <w:numId w:val="1004"/>
         </w:numPr>
         <w:pStyle w:val="Compact"/>
         <w:jc w:val="left"/>
@@ -7749,6 +9169,19 @@
       </w:r>
       <w:r>
         <w:t xml:space="preserve">needs.</w:t>
+      </w:r>
+    </w:p>
+    <w:p>
+      <w:pPr>
+        <w:numPr>
+          <w:ilvl w:val="0"/>
+          <w:numId w:val="1004"/>
+        </w:numPr>
+        <w:pStyle w:val="Compact"/>
+        <w:jc w:val="left"/>
+      </w:pPr>
+      <w:r>
+        <w:t xml:space="preserve">V3.3 image: 748 bytes, 620 bytes of code after the vector table.</w:t>
       </w:r>
     </w:p>
     <w:p>
@@ -7833,7 +9266,31 @@
               <w:jc w:val="left"/>
             </w:pPr>
             <w:r>
-              <w:t xml:space="preserve">Frame, tokens, timeouts; addresses from the generated</w:t>
+              <w:t xml:space="preserve">Frame, tokens, timeouts, the</w:t>
+            </w:r>
+            <w:r>
+              <w:t xml:space="preserve"> </w:t>
+            </w:r>
+            <w:r>
+              <w:rPr>
+                <w:rStyle w:val="VerbatimChar"/>
+              </w:rPr>
+              <w:t xml:space="preserve">SYSCSR</w:t>
+            </w:r>
+            <w:r>
+              <w:t xml:space="preserve"> </w:t>
+            </w:r>
+            <w:r>
+              <w:rPr>
+                <w:rStyle w:val="VerbatimChar"/>
+              </w:rPr>
+              <w:t xml:space="preserve">DBG_BOOT</w:t>
+            </w:r>
+            <w:r>
+              <w:t xml:space="preserve"> </w:t>
+            </w:r>
+            <w:r>
+              <w:t xml:space="preserve">address; addresses from the generated</w:t>
             </w:r>
             <w:r>
               <w:t xml:space="preserve"> </w:t>
@@ -8033,7 +9490,22 @@
               <w:jc w:val="left"/>
             </w:pPr>
             <w:r>
-              <w:t xml:space="preserve">Packs an application binary into a frame: pads it to a multiple of 4 and sets</w:t>
+              <w:t xml:space="preserve">Packs an application binary, and with</w:t>
+            </w:r>
+            <w:r>
+              <w:t xml:space="preserve"> </w:t>
+            </w:r>
+            <w:r>
+              <w:rPr>
+                <w:rStyle w:val="VerbatimChar"/>
+              </w:rPr>
+              <w:t xml:space="preserve">--debug</w:t>
+            </w:r>
+            <w:r>
+              <w:t xml:space="preserve"> </w:t>
+            </w:r>
+            <w:r>
+              <w:t xml:space="preserve">a debug program, into a frame: pads the payload to a multiple of 4 and the debug program to 4 096 bytes, sets</w:t>
             </w:r>
             <w:r>
               <w:t xml:space="preserve"> </w:t>
@@ -8043,6 +9515,21 @@
                 <w:rStyle w:val="VerbatimChar"/>
               </w:rPr>
               <w:t xml:space="preserve">LENGTH</w:t>
+            </w:r>
+            <w:r>
+              <w:t xml:space="preserve"> </w:t>
+            </w:r>
+            <w:r>
+              <w:t xml:space="preserve">and</w:t>
+            </w:r>
+            <w:r>
+              <w:t xml:space="preserve"> </w:t>
+            </w:r>
+            <w:r>
+              <w:rPr>
+                <w:rStyle w:val="VerbatimChar"/>
+              </w:rPr>
+              <w:t xml:space="preserve">DEBUG_PROG</w:t>
             </w:r>
           </w:p>
         </w:tc>
@@ -8071,7 +9558,7 @@
               <w:jc w:val="left"/>
             </w:pPr>
             <w:r>
-              <w:t xml:space="preserve">Sends a frame over a serial port at 19 200 baud and follows the handshake: the payload in chunks, stopped at a failure token, then a retry</w:t>
+              <w:t xml:space="preserve">Sends a frame over a serial port at 19 200 baud and follows the handshake: the debug program and the payload in chunks, stopped at a failure token, then a retry</w:t>
             </w:r>
           </w:p>
         </w:tc>
@@ -8124,7 +9611,37 @@
               <w:t xml:space="preserve">boot.c</w:t>
             </w:r>
             <w:r>
-              <w:t xml:space="preserve">, and the loader run against it for every token (</w:t>
+              <w:t xml:space="preserve">,</w:t>
+            </w:r>
+            <w:r>
+              <w:t xml:space="preserve"> </w:t>
+            </w:r>
+            <w:r>
+              <w:rPr>
+                <w:rStyle w:val="VerbatimChar"/>
+              </w:rPr>
+              <w:t xml:space="preserve">DBG_EN</w:t>
+            </w:r>
+            <w:r>
+              <w:t xml:space="preserve"> </w:t>
+            </w:r>
+            <w:r>
+              <w:t xml:space="preserve">pin and</w:t>
+            </w:r>
+            <w:r>
+              <w:t xml:space="preserve"> </w:t>
+            </w:r>
+            <w:r>
+              <w:rPr>
+                <w:rStyle w:val="VerbatimChar"/>
+              </w:rPr>
+              <w:t xml:space="preserve">dbg_en_mask</w:t>
+            </w:r>
+            <w:r>
+              <w:t xml:space="preserve"> </w:t>
+            </w:r>
+            <w:r>
+              <w:t xml:space="preserve">included, and the loader run against it for every token (</w:t>
             </w:r>
             <w:r>
               <w:rPr>
@@ -8215,7 +9732,7 @@
       <w:pPr>
         <w:numPr>
           <w:ilvl w:val="0"/>
-          <w:numId w:val="1004"/>
+          <w:numId w:val="1005"/>
         </w:numPr>
         <w:pStyle w:val="Compact"/>
         <w:jc w:val="left"/>
@@ -8240,7 +9757,7 @@
       <w:pPr>
         <w:numPr>
           <w:ilvl w:val="0"/>
-          <w:numId w:val="1004"/>
+          <w:numId w:val="1005"/>
         </w:numPr>
         <w:pStyle w:val="Compact"/>
         <w:jc w:val="left"/>
@@ -8303,14 +9820,14 @@
         <w:t xml:space="preserve">0x2000_1080</w:t>
       </w:r>
       <w:r>
-        <w:t xml:space="preserve">. The same image then runs in debug boot.</w:t>
+        <w:t xml:space="preserve">.</w:t>
       </w:r>
     </w:p>
     <w:p>
       <w:pPr>
         <w:numPr>
           <w:ilvl w:val="0"/>
-          <w:numId w:val="1004"/>
+          <w:numId w:val="1005"/>
         </w:numPr>
         <w:pStyle w:val="Compact"/>
         <w:jc w:val="left"/>
@@ -8335,7 +9852,7 @@
       <w:pPr>
         <w:numPr>
           <w:ilvl w:val="0"/>
-          <w:numId w:val="1004"/>
+          <w:numId w:val="1005"/>
         </w:numPr>
         <w:pStyle w:val="Compact"/>
         <w:jc w:val="left"/>
@@ -8381,7 +9898,7 @@
       <w:pPr>
         <w:numPr>
           <w:ilvl w:val="0"/>
-          <w:numId w:val="1004"/>
+          <w:numId w:val="1005"/>
         </w:numPr>
         <w:pStyle w:val="Compact"/>
         <w:jc w:val="left"/>
@@ -8423,15 +9940,58 @@
         <w:t xml:space="preserve"> </w:t>
       </w:r>
       <w:r>
-        <w:t xml:space="preserve">7.5).</w:t>
+        <w:t xml:space="preserve">7.6).</w:t>
       </w:r>
     </w:p>
     <w:p>
       <w:pPr>
+        <w:numPr>
+          <w:ilvl w:val="0"/>
+          <w:numId w:val="1005"/>
+        </w:numPr>
+        <w:pStyle w:val="Compact"/>
+        <w:jc w:val="left"/>
+      </w:pPr>
+      <w:r>
+        <w:t xml:space="preserve">A debug program is linked at</w:t>
+      </w:r>
+      <w:r>
+        <w:t xml:space="preserve"> </w:t>
+      </w:r>
+      <w:r>
+        <w:rPr>
+          <w:rStyle w:val="VerbatimChar"/>
+        </w:rPr>
+        <w:t xml:space="preserve">0x2000_0000</w:t>
+      </w:r>
+      <w:r>
+        <w:t xml:space="preserve">, at most 4 KiB; its content is the</w:t>
+      </w:r>
+      <w:r>
+        <w:t xml:space="preserve"> </w:t>
+      </w:r>
+      <w:r>
+        <w:t xml:space="preserve">debug handler Ibex enters on a debug request, specified with the debug flow, not</w:t>
+      </w:r>
+      <w:r>
+        <w:t xml:space="preserve"> </w:t>
+      </w:r>
+      <w:r>
+        <w:t xml:space="preserve">here.</w:t>
+      </w:r>
+    </w:p>
+    <w:p>
+      <w:pPr>
         <w:pStyle w:val="FirstParagraph"/>
       </w:pPr>
       <w:r>
-        <w:t xml:space="preserve">Download time at 19 231 baud: 60 KiB in about 32 s, 22 KiB in about 11.7 s.</w:t>
+        <w:t xml:space="preserve">Download time at 19 231 baud: 60 KiB in about 32 s, 22 KiB in about 11.7 s; a debug</w:t>
+      </w:r>
+      <w:r>
+        <w:t xml:space="preserve"> </w:t>
+      </w:r>
+      <w:r>
+        <w:t xml:space="preserve">program adds about 2.1 s.</w:t>
       </w:r>
     </w:p>
     <w:bookmarkEnd w:id="50"/>
@@ -8577,6 +10137,332 @@
           </w:p>
         </w:tc>
       </w:tr>
+      <w:tr>
+        <w:tc>
+          <w:tcPr/>
+          <w:p>
+            <w:pPr>
+              <w:pStyle w:val="Compact"/>
+              <w:jc w:val="left"/>
+            </w:pPr>
+            <w:r>
+              <w:rPr>
+                <w:rStyle w:val="VerbatimChar"/>
+              </w:rPr>
+              <w:t xml:space="preserve">SYSCSR</w:t>
+            </w:r>
+            <w:r>
+              <w:t xml:space="preserve"> </w:t>
+            </w:r>
+            <w:r>
+              <w:rPr>
+                <w:rStyle w:val="VerbatimChar"/>
+              </w:rPr>
+              <w:t xml:space="preserve">DBG_BOOT</w:t>
+            </w:r>
+            <w:r>
+              <w:t xml:space="preserve"> </w:t>
+            </w:r>
+            <w:r>
+              <w:t xml:space="preserve">at</w:t>
+            </w:r>
+            <w:r>
+              <w:t xml:space="preserve"> </w:t>
+            </w:r>
+            <w:r>
+              <w:rPr>
+                <w:rStyle w:val="VerbatimChar"/>
+              </w:rPr>
+              <w:t xml:space="preserve">0x0C</w:t>
+            </w:r>
+            <w:r>
+              <w:t xml:space="preserve">:</w:t>
+            </w:r>
+            <w:r>
+              <w:t xml:space="preserve"> </w:t>
+            </w:r>
+            <w:r>
+              <w:rPr>
+                <w:rStyle w:val="VerbatimChar"/>
+              </w:rPr>
+              <w:t xml:space="preserve">dbg_en</w:t>
+            </w:r>
+            <w:r>
+              <w:t xml:space="preserve"> </w:t>
+            </w:r>
+            <w:r>
+              <w:t xml:space="preserve">RO,</w:t>
+            </w:r>
+            <w:r>
+              <w:t xml:space="preserve"> </w:t>
+            </w:r>
+            <w:r>
+              <w:rPr>
+                <w:rStyle w:val="VerbatimChar"/>
+              </w:rPr>
+              <w:t xml:space="preserve">dbg_en_mask</w:t>
+            </w:r>
+            <w:r>
+              <w:t xml:space="preserve"> </w:t>
+            </w:r>
+            <w:r>
+              <w:t xml:space="preserve">RW, the</w:t>
+            </w:r>
+            <w:r>
+              <w:t xml:space="preserve"> </w:t>
+            </w:r>
+            <w:r>
+              <w:rPr>
+                <w:rStyle w:val="VerbatimChar"/>
+              </w:rPr>
+              <w:t xml:space="preserve">DBG_EN</w:t>
+            </w:r>
+            <w:r>
+              <w:t xml:space="preserve"> </w:t>
+            </w:r>
+            <w:r>
+              <w:t xml:space="preserve">pin through two flip-flops</w:t>
+            </w:r>
+          </w:p>
+        </w:tc>
+        <w:tc>
+          <w:tcPr/>
+          <w:p>
+            <w:pPr>
+              <w:pStyle w:val="Compact"/>
+              <w:jc w:val="left"/>
+            </w:pPr>
+            <w:r>
+              <w:rPr>
+                <w:rStyle w:val="VerbatimChar"/>
+              </w:rPr>
+              <w:t xml:space="preserve">SYSCSR</w:t>
+            </w:r>
+            <w:r>
+              <w:t xml:space="preserve"> </w:t>
+            </w:r>
+            <w:r>
+              <w:t xml:space="preserve">(same owner)</w:t>
+            </w:r>
+          </w:p>
+        </w:tc>
+        <w:tc>
+          <w:tcPr/>
+          <w:p>
+            <w:pPr>
+              <w:pStyle w:val="Compact"/>
+              <w:jc w:val="left"/>
+            </w:pPr>
+            <w:r>
+              <w:t xml:space="preserve">7.5</w:t>
+            </w:r>
+          </w:p>
+        </w:tc>
+      </w:tr>
+      <w:tr>
+        <w:tc>
+          <w:tcPr/>
+          <w:p>
+            <w:pPr>
+              <w:pStyle w:val="Compact"/>
+              <w:jc w:val="left"/>
+            </w:pPr>
+            <w:r>
+              <w:t xml:space="preserve">The</w:t>
+            </w:r>
+            <w:r>
+              <w:t xml:space="preserve"> </w:t>
+            </w:r>
+            <w:r>
+              <w:rPr>
+                <w:rStyle w:val="VerbatimChar"/>
+              </w:rPr>
+              <w:t xml:space="preserve">DBG_EN</w:t>
+            </w:r>
+            <w:r>
+              <w:t xml:space="preserve"> </w:t>
+            </w:r>
+            <w:r>
+              <w:t xml:space="preserve">pad wired to</w:t>
+            </w:r>
+            <w:r>
+              <w:t xml:space="preserve"> </w:t>
+            </w:r>
+            <w:r>
+              <w:rPr>
+                <w:rStyle w:val="VerbatimChar"/>
+              </w:rPr>
+              <w:t xml:space="preserve">SYSCSR</w:t>
+            </w:r>
+            <w:r>
+              <w:t xml:space="preserve"> </w:t>
+            </w:r>
+            <w:r>
+              <w:rPr>
+                <w:rStyle w:val="VerbatimChar"/>
+              </w:rPr>
+              <w:t xml:space="preserve">i_dbg_en</w:t>
+            </w:r>
+          </w:p>
+        </w:tc>
+        <w:tc>
+          <w:tcPr/>
+          <w:p>
+            <w:pPr>
+              <w:pStyle w:val="Compact"/>
+              <w:jc w:val="left"/>
+            </w:pPr>
+            <w:r>
+              <w:t xml:space="preserve">top (lead)</w:t>
+            </w:r>
+          </w:p>
+        </w:tc>
+        <w:tc>
+          <w:tcPr/>
+          <w:p>
+            <w:pPr>
+              <w:pStyle w:val="Compact"/>
+              <w:jc w:val="left"/>
+            </w:pPr>
+            <w:r>
+              <w:t xml:space="preserve">7.5</w:t>
+            </w:r>
+          </w:p>
+        </w:tc>
+      </w:tr>
+      <w:tr>
+        <w:tc>
+          <w:tcPr/>
+          <w:p>
+            <w:pPr>
+              <w:pStyle w:val="Compact"/>
+              <w:jc w:val="left"/>
+            </w:pPr>
+            <w:r>
+              <w:rPr>
+                <w:rStyle w:val="VerbatimChar"/>
+              </w:rPr>
+              <w:t xml:space="preserve">QNSC_SYSDBG_MAS</w:t>
+            </w:r>
+            <w:r>
+              <w:t xml:space="preserve"> </w:t>
+            </w:r>
+            <w:r>
+              <w:t xml:space="preserve">follows this flow: no CPU hold, no boot address mux, no debug window initialiser; the bus master reaches</w:t>
+            </w:r>
+            <w:r>
+              <w:t xml:space="preserve"> </w:t>
+            </w:r>
+            <w:r>
+              <w:rPr>
+                <w:rStyle w:val="VerbatimChar"/>
+              </w:rPr>
+              <w:t xml:space="preserve">SYSCSR</w:t>
+            </w:r>
+          </w:p>
+        </w:tc>
+        <w:tc>
+          <w:tcPr/>
+          <w:p>
+            <w:pPr>
+              <w:pStyle w:val="Compact"/>
+              <w:jc w:val="left"/>
+            </w:pPr>
+            <w:r>
+              <w:rPr>
+                <w:rStyle w:val="VerbatimChar"/>
+              </w:rPr>
+              <w:t xml:space="preserve">SYSDBG</w:t>
+            </w:r>
+            <w:r>
+              <w:t xml:space="preserve"> </w:t>
+            </w:r>
+            <w:r>
+              <w:t xml:space="preserve">(lead)</w:t>
+            </w:r>
+          </w:p>
+        </w:tc>
+        <w:tc>
+          <w:tcPr/>
+          <w:p>
+            <w:pPr>
+              <w:pStyle w:val="Compact"/>
+              <w:jc w:val="left"/>
+            </w:pPr>
+            <w:r>
+              <w:t xml:space="preserve">debug boot as in 4 and 7.5</w:t>
+            </w:r>
+          </w:p>
+        </w:tc>
+      </w:tr>
+      <w:tr>
+        <w:tc>
+          <w:tcPr/>
+          <w:p>
+            <w:pPr>
+              <w:pStyle w:val="Compact"/>
+              <w:jc w:val="left"/>
+            </w:pPr>
+            <w:r>
+              <w:t xml:space="preserve">Ibex</w:t>
+            </w:r>
+            <w:r>
+              <w:t xml:space="preserve"> </w:t>
+            </w:r>
+            <w:r>
+              <w:rPr>
+                <w:rStyle w:val="VerbatimChar"/>
+              </w:rPr>
+              <w:t xml:space="preserve">DmHaltAddr</w:t>
+            </w:r>
+            <w:r>
+              <w:t xml:space="preserve"> </w:t>
+            </w:r>
+            <w:r>
+              <w:t xml:space="preserve">inside the debug program at</w:t>
+            </w:r>
+            <w:r>
+              <w:t xml:space="preserve"> </w:t>
+            </w:r>
+            <w:r>
+              <w:rPr>
+                <w:rStyle w:val="VerbatimChar"/>
+              </w:rPr>
+              <w:t xml:space="preserve">0x2000_0000</w:t>
+            </w:r>
+          </w:p>
+        </w:tc>
+        <w:tc>
+          <w:tcPr/>
+          <w:p>
+            <w:pPr>
+              <w:pStyle w:val="Compact"/>
+              <w:jc w:val="left"/>
+            </w:pPr>
+            <w:r>
+              <w:rPr>
+                <w:rStyle w:val="VerbatimChar"/>
+              </w:rPr>
+              <w:t xml:space="preserve">SYSDBG</w:t>
+            </w:r>
+            <w:r>
+              <w:t xml:space="preserve">, CPU</w:t>
+            </w:r>
+          </w:p>
+        </w:tc>
+        <w:tc>
+          <w:tcPr/>
+          <w:p>
+            <w:pPr>
+              <w:pStyle w:val="Compact"/>
+              <w:jc w:val="left"/>
+            </w:pPr>
+            <w:r>
+              <w:t xml:space="preserve">the debug request of 7.5</w:t>
+            </w:r>
+          </w:p>
+        </w:tc>
+      </w:tr>
     </w:tbl>
     <w:p>
       <w:pPr>
@@ -8635,6 +10521,47 @@
       </w:r>
       <w:r>
         <w:t xml:space="preserve">Table 7-3. ROM owner.</w:t>
+      </w:r>
+    </w:p>
+    <w:p>
+      <w:pPr>
+        <w:pStyle w:val="BodyText"/>
+      </w:pPr>
+      <w:r>
+        <w:rPr>
+          <w:rStyle w:val="VerbatimChar"/>
+        </w:rPr>
+        <w:t xml:space="preserve">dbg_en_mask</w:t>
+      </w:r>
+      <w:r>
+        <w:t xml:space="preserve"> </w:t>
+      </w:r>
+      <w:r>
+        <w:t xml:space="preserve">is reset by power-on only (</w:t>
+      </w:r>
+      <w:r>
+        <w:rPr>
+          <w:rStyle w:val="VerbatimChar"/>
+        </w:rPr>
+        <w:t xml:space="preserve">QNSC_SYSCSR_MAS</w:t>
+      </w:r>
+      <w:r>
+        <w:t xml:space="preserve"> </w:t>
+      </w:r>
+      <w:r>
+        <w:t xml:space="preserve">7.5): after a WDT bite or</w:t>
+      </w:r>
+      <w:r>
+        <w:t xml:space="preserve"> </w:t>
+      </w:r>
+      <w:r>
+        <w:t xml:space="preserve">SW_RST in a debug session the mask keeps the value the host wrote, so the ROM waits</w:t>
+      </w:r>
+      <w:r>
+        <w:t xml:space="preserve"> </w:t>
+      </w:r>
+      <w:r>
+        <w:t xml:space="preserve">again only after a power-on.</w:t>
       </w:r>
     </w:p>
     <w:bookmarkEnd w:id="51"/>
@@ -8651,7 +10578,7 @@
       <w:pPr>
         <w:numPr>
           <w:ilvl w:val="0"/>
-          <w:numId w:val="1005"/>
+          <w:numId w:val="1006"/>
         </w:numPr>
         <w:pStyle w:val="Compact"/>
         <w:jc w:val="left"/>
@@ -8715,7 +10642,7 @@
       <w:pPr>
         <w:numPr>
           <w:ilvl w:val="0"/>
-          <w:numId w:val="1005"/>
+          <w:numId w:val="1006"/>
         </w:numPr>
         <w:pStyle w:val="Compact"/>
         <w:jc w:val="left"/>
@@ -8752,7 +10679,7 @@
       <w:pPr>
         <w:numPr>
           <w:ilvl w:val="0"/>
-          <w:numId w:val="1005"/>
+          <w:numId w:val="1006"/>
         </w:numPr>
         <w:pStyle w:val="Compact"/>
         <w:jc w:val="left"/>
@@ -8794,7 +10721,7 @@
         <w:t xml:space="preserve">FHCR</w:t>
       </w:r>
       <w:r>
-        <w:t xml:space="preserve">, a</w:t>
+        <w:t xml:space="preserve">; a</w:t>
       </w:r>
       <w:r>
         <w:t xml:space="preserve"> </w:t>
@@ -8809,7 +10736,7 @@
         <w:t xml:space="preserve"> </w:t>
       </w:r>
       <w:r>
-        <w:t xml:space="preserve">out of range gives</w:t>
+        <w:t xml:space="preserve">out of range or a</w:t>
       </w:r>
       <w:r>
         <w:t xml:space="preserve"> </w:t>
@@ -8818,16 +10745,55 @@
         <w:rPr>
           <w:rStyle w:val="VerbatimChar"/>
         </w:rPr>
+        <w:t xml:space="preserve">DEBUG_PROG</w:t>
+      </w:r>
+      <w:r>
+        <w:t xml:space="preserve"> </w:t>
+      </w:r>
+      <w:r>
+        <w:t xml:space="preserve">other than</w:t>
+      </w:r>
+      <w:r>
+        <w:t xml:space="preserve"> </w:t>
+      </w:r>
+      <w:r>
+        <w:rPr>
+          <w:rStyle w:val="VerbatimChar"/>
+        </w:rPr>
+        <w:t xml:space="preserve">0x55</w:t>
+      </w:r>
+      <w:r>
+        <w:t xml:space="preserve"> </w:t>
+      </w:r>
+      <w:r>
+        <w:t xml:space="preserve">and</w:t>
+      </w:r>
+      <w:r>
+        <w:t xml:space="preserve"> </w:t>
+      </w:r>
+      <w:r>
+        <w:rPr>
+          <w:rStyle w:val="VerbatimChar"/>
+        </w:rPr>
+        <w:t xml:space="preserve">0xAA</w:t>
+      </w:r>
+      <w:r>
+        <w:t xml:space="preserve"> </w:t>
+      </w:r>
+      <w:r>
+        <w:t xml:space="preserve">gives</w:t>
+      </w:r>
+      <w:r>
+        <w:t xml:space="preserve"> </w:t>
+      </w:r>
+      <w:r>
+        <w:rPr>
+          <w:rStyle w:val="VerbatimChar"/>
+        </w:rPr>
         <w:t xml:space="preserve">FHDR</w:t>
       </w:r>
       <w:r>
-        <w:t xml:space="preserve">;</w:t>
-      </w:r>
-      <w:r>
-        <w:t xml:space="preserve"> </w:t>
-      </w:r>
-      <w:r>
-        <w:t xml:space="preserve">neither writes</w:t>
+        <w:t xml:space="preserve">; none writes</w:t>
       </w:r>
       <w:r>
         <w:t xml:space="preserve"> </w:t>
@@ -8846,7 +10812,7 @@
       <w:pPr>
         <w:numPr>
           <w:ilvl w:val="0"/>
-          <w:numId w:val="1005"/>
+          <w:numId w:val="1006"/>
         </w:numPr>
         <w:pStyle w:val="Compact"/>
         <w:jc w:val="left"/>
@@ -8898,7 +10864,7 @@
       <w:pPr>
         <w:numPr>
           <w:ilvl w:val="0"/>
-          <w:numId w:val="1005"/>
+          <w:numId w:val="1006"/>
         </w:numPr>
         <w:pStyle w:val="Compact"/>
         <w:jc w:val="left"/>
@@ -8973,6 +10939,18 @@
         <w:t xml:space="preserve">FHCR</w:t>
       </w:r>
       <w:r>
+        <w:t xml:space="preserve">,</w:t>
+      </w:r>
+      <w:r>
+        <w:t xml:space="preserve"> </w:t>
+      </w:r>
+      <w:r>
+        <w:rPr>
+          <w:rStyle w:val="VerbatimChar"/>
+        </w:rPr>
+        <w:t xml:space="preserve">FDCR</w:t>
+      </w:r>
+      <w:r>
         <w:t xml:space="preserve"> </w:t>
       </w:r>
       <w:r>
@@ -9007,7 +10985,7 @@
       <w:pPr>
         <w:numPr>
           <w:ilvl w:val="0"/>
-          <w:numId w:val="1005"/>
+          <w:numId w:val="1006"/>
         </w:numPr>
         <w:pStyle w:val="Compact"/>
         <w:jc w:val="left"/>
@@ -9044,7 +11022,7 @@
       <w:pPr>
         <w:numPr>
           <w:ilvl w:val="0"/>
-          <w:numId w:val="1005"/>
+          <w:numId w:val="1006"/>
         </w:numPr>
         <w:pStyle w:val="Compact"/>
         <w:jc w:val="left"/>
@@ -9108,7 +11086,7 @@
       <w:pPr>
         <w:numPr>
           <w:ilvl w:val="0"/>
-          <w:numId w:val="1005"/>
+          <w:numId w:val="1006"/>
         </w:numPr>
         <w:pStyle w:val="Compact"/>
         <w:jc w:val="left"/>
@@ -9130,7 +11108,7 @@
       <w:pPr>
         <w:numPr>
           <w:ilvl w:val="0"/>
-          <w:numId w:val="1005"/>
+          <w:numId w:val="1006"/>
         </w:numPr>
         <w:pStyle w:val="Compact"/>
         <w:jc w:val="left"/>
@@ -9170,6 +11148,333 @@
       </w:r>
       <w:r>
         <w:t xml:space="preserve">for every token.</w:t>
+      </w:r>
+    </w:p>
+    <w:p>
+      <w:pPr>
+        <w:numPr>
+          <w:ilvl w:val="0"/>
+          <w:numId w:val="1006"/>
+        </w:numPr>
+        <w:pStyle w:val="Compact"/>
+        <w:jc w:val="left"/>
+      </w:pPr>
+      <w:r>
+        <w:rPr>
+          <w:rStyle w:val="VerbatimChar"/>
+        </w:rPr>
+        <w:t xml:space="preserve">BOOT_010</w:t>
+      </w:r>
+      <w:r>
+        <w:t xml:space="preserve"> </w:t>
+      </w:r>
+      <w:r>
+        <w:t xml:space="preserve">With</w:t>
+      </w:r>
+      <w:r>
+        <w:t xml:space="preserve"> </w:t>
+      </w:r>
+      <w:r>
+        <w:rPr>
+          <w:rStyle w:val="VerbatimChar"/>
+        </w:rPr>
+        <w:t xml:space="preserve">DEBUG_PROG</w:t>
+      </w:r>
+      <w:r>
+        <w:t xml:space="preserve"> </w:t>
+      </w:r>
+      <w:r>
+        <w:t xml:space="preserve">=</w:t>
+      </w:r>
+      <w:r>
+        <w:t xml:space="preserve"> </w:t>
+      </w:r>
+      <w:r>
+        <w:rPr>
+          <w:rStyle w:val="VerbatimChar"/>
+        </w:rPr>
+        <w:t xml:space="preserve">0x55</w:t>
+      </w:r>
+      <w:r>
+        <w:t xml:space="preserve"> </w:t>
+      </w:r>
+      <w:r>
+        <w:t xml:space="preserve">the ROM answers</w:t>
+      </w:r>
+      <w:r>
+        <w:t xml:space="preserve"> </w:t>
+      </w:r>
+      <w:r>
+        <w:rPr>
+          <w:rStyle w:val="VerbatimChar"/>
+        </w:rPr>
+        <w:t xml:space="preserve">ACKH</w:t>
+      </w:r>
+      <w:r>
+        <w:t xml:space="preserve">,</w:t>
+      </w:r>
+      <w:r>
+        <w:t xml:space="preserve"> </w:t>
+      </w:r>
+      <w:r>
+        <w:rPr>
+          <w:rStyle w:val="VerbatimChar"/>
+        </w:rPr>
+        <w:t xml:space="preserve">ACKD</w:t>
+      </w:r>
+      <w:r>
+        <w:t xml:space="preserve">,</w:t>
+      </w:r>
+      <w:r>
+        <w:t xml:space="preserve"> </w:t>
+      </w:r>
+      <w:r>
+        <w:rPr>
+          <w:rStyle w:val="VerbatimChar"/>
+        </w:rPr>
+        <w:t xml:space="preserve">ACKP</w:t>
+      </w:r>
+      <w:r>
+        <w:t xml:space="preserve">, and</w:t>
+      </w:r>
+      <w:r>
+        <w:t xml:space="preserve"> </w:t>
+      </w:r>
+      <w:r>
+        <w:rPr>
+          <w:rStyle w:val="VerbatimChar"/>
+        </w:rPr>
+        <w:t xml:space="preserve">ISRAM</w:t>
+      </w:r>
+      <w:r>
+        <w:t xml:space="preserve"> </w:t>
+      </w:r>
+      <w:r>
+        <w:t xml:space="preserve">from</w:t>
+      </w:r>
+      <w:r>
+        <w:t xml:space="preserve"> </w:t>
+      </w:r>
+      <w:r>
+        <w:rPr>
+          <w:rStyle w:val="VerbatimChar"/>
+        </w:rPr>
+        <w:t xml:space="preserve">0x2000_0000</w:t>
+      </w:r>
+      <w:r>
+        <w:t xml:space="preserve"> </w:t>
+      </w:r>
+      <w:r>
+        <w:t xml:space="preserve">equals the debug program padded to 4 096 bytes; a</w:t>
+      </w:r>
+      <w:r>
+        <w:t xml:space="preserve"> </w:t>
+      </w:r>
+      <w:r>
+        <w:t xml:space="preserve">wrong</w:t>
+      </w:r>
+      <w:r>
+        <w:t xml:space="preserve"> </w:t>
+      </w:r>
+      <w:r>
+        <w:rPr>
+          <w:rStyle w:val="VerbatimChar"/>
+        </w:rPr>
+        <w:t xml:space="preserve">DBG_CRC</w:t>
+      </w:r>
+      <w:r>
+        <w:t xml:space="preserve"> </w:t>
+      </w:r>
+      <w:r>
+        <w:t xml:space="preserve">gives</w:t>
+      </w:r>
+      <w:r>
+        <w:t xml:space="preserve"> </w:t>
+      </w:r>
+      <w:r>
+        <w:rPr>
+          <w:rStyle w:val="VerbatimChar"/>
+        </w:rPr>
+        <w:t xml:space="preserve">FDCR</w:t>
+      </w:r>
+      <w:r>
+        <w:t xml:space="preserve"> </w:t>
+      </w:r>
+      <w:r>
+        <w:t xml:space="preserve">and a retry.</w:t>
+      </w:r>
+    </w:p>
+    <w:p>
+      <w:pPr>
+        <w:numPr>
+          <w:ilvl w:val="0"/>
+          <w:numId w:val="1006"/>
+        </w:numPr>
+        <w:pStyle w:val="Compact"/>
+        <w:jc w:val="left"/>
+      </w:pPr>
+      <w:r>
+        <w:rPr>
+          <w:rStyle w:val="VerbatimChar"/>
+        </w:rPr>
+        <w:t xml:space="preserve">BOOT_011</w:t>
+      </w:r>
+      <w:r>
+        <w:t xml:space="preserve"> </w:t>
+      </w:r>
+      <w:r>
+        <w:t xml:space="preserve">With the</w:t>
+      </w:r>
+      <w:r>
+        <w:t xml:space="preserve"> </w:t>
+      </w:r>
+      <w:r>
+        <w:rPr>
+          <w:rStyle w:val="VerbatimChar"/>
+        </w:rPr>
+        <w:t xml:space="preserve">DBG_EN</w:t>
+      </w:r>
+      <w:r>
+        <w:t xml:space="preserve"> </w:t>
+      </w:r>
+      <w:r>
+        <w:t xml:space="preserve">pin at 1 the ROM sends</w:t>
+      </w:r>
+      <w:r>
+        <w:t xml:space="preserve"> </w:t>
+      </w:r>
+      <w:r>
+        <w:rPr>
+          <w:rStyle w:val="VerbatimChar"/>
+        </w:rPr>
+        <w:t xml:space="preserve">ACKP</w:t>
+      </w:r>
+      <w:r>
+        <w:t xml:space="preserve"> </w:t>
+      </w:r>
+      <w:r>
+        <w:t xml:space="preserve">and does not jump</w:t>
+      </w:r>
+      <w:r>
+        <w:t xml:space="preserve"> </w:t>
+      </w:r>
+      <w:r>
+        <w:t xml:space="preserve">until</w:t>
+      </w:r>
+      <w:r>
+        <w:t xml:space="preserve"> </w:t>
+      </w:r>
+      <w:r>
+        <w:rPr>
+          <w:rStyle w:val="VerbatimChar"/>
+        </w:rPr>
+        <w:t xml:space="preserve">DBG_BOOT.dbg_en_mask</w:t>
+      </w:r>
+      <w:r>
+        <w:t xml:space="preserve"> </w:t>
+      </w:r>
+      <w:r>
+        <w:t xml:space="preserve">is written 1; then it jumps to</w:t>
+      </w:r>
+      <w:r>
+        <w:t xml:space="preserve"> </w:t>
+      </w:r>
+      <w:r>
+        <w:rPr>
+          <w:rStyle w:val="VerbatimChar"/>
+        </w:rPr>
+        <w:t xml:space="preserve">0x2000_1080</w:t>
+      </w:r>
+      <w:r>
+        <w:t xml:space="preserve">.</w:t>
+      </w:r>
+    </w:p>
+    <w:p>
+      <w:pPr>
+        <w:numPr>
+          <w:ilvl w:val="0"/>
+          <w:numId w:val="1006"/>
+        </w:numPr>
+        <w:pStyle w:val="Compact"/>
+        <w:jc w:val="left"/>
+      </w:pPr>
+      <w:r>
+        <w:rPr>
+          <w:rStyle w:val="VerbatimChar"/>
+        </w:rPr>
+        <w:t xml:space="preserve">BOOT_012</w:t>
+      </w:r>
+      <w:r>
+        <w:t xml:space="preserve"> </w:t>
+      </w:r>
+      <w:r>
+        <w:t xml:space="preserve">With the</w:t>
+      </w:r>
+      <w:r>
+        <w:t xml:space="preserve"> </w:t>
+      </w:r>
+      <w:r>
+        <w:rPr>
+          <w:rStyle w:val="VerbatimChar"/>
+        </w:rPr>
+        <w:t xml:space="preserve">DBG_EN</w:t>
+      </w:r>
+      <w:r>
+        <w:t xml:space="preserve"> </w:t>
+      </w:r>
+      <w:r>
+        <w:t xml:space="preserve">pin at 1 and</w:t>
+      </w:r>
+      <w:r>
+        <w:t xml:space="preserve"> </w:t>
+      </w:r>
+      <w:r>
+        <w:rPr>
+          <w:rStyle w:val="VerbatimChar"/>
+        </w:rPr>
+        <w:t xml:space="preserve">DEBUG_PROG</w:t>
+      </w:r>
+      <w:r>
+        <w:t xml:space="preserve"> </w:t>
+      </w:r>
+      <w:r>
+        <w:t xml:space="preserve">=</w:t>
+      </w:r>
+      <w:r>
+        <w:t xml:space="preserve"> </w:t>
+      </w:r>
+      <w:r>
+        <w:rPr>
+          <w:rStyle w:val="VerbatimChar"/>
+        </w:rPr>
+        <w:t xml:space="preserve">0xAA</w:t>
+      </w:r>
+      <w:r>
+        <w:t xml:space="preserve"> </w:t>
+      </w:r>
+      <w:r>
+        <w:t xml:space="preserve">the ROM waits as</w:t>
+      </w:r>
+      <w:r>
+        <w:t xml:space="preserve"> </w:t>
+      </w:r>
+      <w:r>
+        <w:t xml:space="preserve">in</w:t>
+      </w:r>
+      <w:r>
+        <w:t xml:space="preserve"> </w:t>
+      </w:r>
+      <w:r>
+        <w:rPr>
+          <w:rStyle w:val="VerbatimChar"/>
+        </w:rPr>
+        <w:t xml:space="preserve">BOOT_011</w:t>
+      </w:r>
+      <w:r>
+        <w:t xml:space="preserve"> </w:t>
+      </w:r>
+      <w:r>
+        <w:t xml:space="preserve">and sends no failure token.</w:t>
       </w:r>
     </w:p>
     <w:bookmarkEnd w:id="52"/>
@@ -10051,7 +12356,7 @@
               <w:jc w:val="left"/>
             </w:pPr>
             <w:r>
-              <w:t xml:space="preserve">4: hardware boot address mux; the ROM does not run</w:t>
+              <w:t xml:space="preserve">V3.1: hardware boot address mux. V3.3: no longer asked, the ROM loads every image</w:t>
             </w:r>
           </w:p>
         </w:tc>
@@ -10252,6 +12557,520 @@
                 <w:rStyle w:val="VerbatimChar"/>
               </w:rPr>
               <w:t xml:space="preserve">0x2000_1080</w:t>
+            </w:r>
+          </w:p>
+        </w:tc>
+      </w:tr>
+      <w:tr>
+        <w:tc>
+          <w:tcPr/>
+          <w:p>
+            <w:pPr>
+              <w:pStyle w:val="Compact"/>
+              <w:jc w:val="left"/>
+            </w:pPr>
+            <w:r>
+              <w:t xml:space="preserve">The ROM loads the programs, not JTAG</w:t>
+            </w:r>
+          </w:p>
+        </w:tc>
+        <w:tc>
+          <w:tcPr/>
+          <w:p>
+            <w:pPr>
+              <w:pStyle w:val="Compact"/>
+              <w:jc w:val="left"/>
+            </w:pPr>
+            <w:r>
+              <w:t xml:space="preserve">Quan (mentor), 12/10 drawing</w:t>
+            </w:r>
+          </w:p>
+        </w:tc>
+        <w:tc>
+          <w:tcPr/>
+          <w:p>
+            <w:pPr>
+              <w:pStyle w:val="Compact"/>
+              <w:jc w:val="left"/>
+            </w:pPr>
+            <w:r>
+              <w:t xml:space="preserve">4, 7: both programs over</w:t>
+            </w:r>
+            <w:r>
+              <w:t xml:space="preserve"> </w:t>
+            </w:r>
+            <w:r>
+              <w:rPr>
+                <w:rStyle w:val="VerbatimChar"/>
+              </w:rPr>
+              <w:t xml:space="preserve">UART0</w:t>
+            </w:r>
+          </w:p>
+        </w:tc>
+      </w:tr>
+      <w:tr>
+        <w:tc>
+          <w:tcPr/>
+          <w:p>
+            <w:pPr>
+              <w:pStyle w:val="Compact"/>
+              <w:jc w:val="left"/>
+            </w:pPr>
+            <w:r>
+              <w:t xml:space="preserve">Header field</w:t>
+            </w:r>
+            <w:r>
+              <w:t xml:space="preserve"> </w:t>
+            </w:r>
+            <w:r>
+              <w:rPr>
+                <w:rStyle w:val="VerbatimChar"/>
+              </w:rPr>
+              <w:t xml:space="preserve">DEBUG_PROG</w:t>
+            </w:r>
+            <w:r>
+              <w:t xml:space="preserve">:</w:t>
+            </w:r>
+            <w:r>
+              <w:t xml:space="preserve"> </w:t>
+            </w:r>
+            <w:r>
+              <w:rPr>
+                <w:rStyle w:val="VerbatimChar"/>
+              </w:rPr>
+              <w:t xml:space="preserve">0x55</w:t>
+            </w:r>
+            <w:r>
+              <w:t xml:space="preserve"> </w:t>
+            </w:r>
+            <w:r>
+              <w:t xml:space="preserve">debug program and user program,</w:t>
+            </w:r>
+            <w:r>
+              <w:t xml:space="preserve"> </w:t>
+            </w:r>
+            <w:r>
+              <w:rPr>
+                <w:rStyle w:val="VerbatimChar"/>
+              </w:rPr>
+              <w:t xml:space="preserve">0xAA</w:t>
+            </w:r>
+            <w:r>
+              <w:t xml:space="preserve"> </w:t>
+            </w:r>
+            <w:r>
+              <w:t xml:space="preserve">user program only</w:t>
+            </w:r>
+          </w:p>
+        </w:tc>
+        <w:tc>
+          <w:tcPr/>
+          <w:p>
+            <w:pPr>
+              <w:pStyle w:val="Compact"/>
+              <w:jc w:val="left"/>
+            </w:pPr>
+            <w:r>
+              <w:t xml:space="preserve">Quan (mentor), 12/10 drawing</w:t>
+            </w:r>
+          </w:p>
+        </w:tc>
+        <w:tc>
+          <w:tcPr/>
+          <w:p>
+            <w:pPr>
+              <w:pStyle w:val="Compact"/>
+              <w:jc w:val="left"/>
+            </w:pPr>
+            <w:r>
+              <w:t xml:space="preserve">6: a 4-byte word; 4 096-byte debug program with</w:t>
+            </w:r>
+            <w:r>
+              <w:t xml:space="preserve"> </w:t>
+            </w:r>
+            <w:r>
+              <w:rPr>
+                <w:rStyle w:val="VerbatimChar"/>
+              </w:rPr>
+              <w:t xml:space="preserve">DBG_CRC</w:t>
+            </w:r>
+          </w:p>
+        </w:tc>
+      </w:tr>
+      <w:tr>
+        <w:tc>
+          <w:tcPr/>
+          <w:p>
+            <w:pPr>
+              <w:pStyle w:val="Compact"/>
+              <w:jc w:val="left"/>
+            </w:pPr>
+            <w:r>
+              <w:t xml:space="preserve">ROM reads</w:t>
+            </w:r>
+            <w:r>
+              <w:t xml:space="preserve"> </w:t>
+            </w:r>
+            <w:r>
+              <w:rPr>
+                <w:rStyle w:val="VerbatimChar"/>
+              </w:rPr>
+              <w:t xml:space="preserve">SYSCSR.DEBUG_EN</w:t>
+            </w:r>
+            <w:r>
+              <w:t xml:space="preserve">: 1, CPU polls; 0, jump to the user program</w:t>
+            </w:r>
+          </w:p>
+        </w:tc>
+        <w:tc>
+          <w:tcPr/>
+          <w:p>
+            <w:pPr>
+              <w:pStyle w:val="Compact"/>
+              <w:jc w:val="left"/>
+            </w:pPr>
+            <w:r>
+              <w:t xml:space="preserve">Quan (mentor), 12/10 drawing</w:t>
+            </w:r>
+          </w:p>
+        </w:tc>
+        <w:tc>
+          <w:tcPr/>
+          <w:p>
+            <w:pPr>
+              <w:pStyle w:val="Compact"/>
+              <w:jc w:val="left"/>
+            </w:pPr>
+            <w:r>
+              <w:t xml:space="preserve">7.5; named</w:t>
+            </w:r>
+            <w:r>
+              <w:t xml:space="preserve"> </w:t>
+            </w:r>
+            <w:r>
+              <w:rPr>
+                <w:rStyle w:val="VerbatimChar"/>
+              </w:rPr>
+              <w:t xml:space="preserve">DBG_BOOT.dbg_en</w:t>
+            </w:r>
+            <w:r>
+              <w:t xml:space="preserve"> </w:t>
+            </w:r>
+            <w:r>
+              <w:t xml:space="preserve">by the Naming Rule</w:t>
+            </w:r>
+          </w:p>
+        </w:tc>
+      </w:tr>
+      <w:tr>
+        <w:tc>
+          <w:tcPr/>
+          <w:p>
+            <w:pPr>
+              <w:pStyle w:val="Compact"/>
+              <w:jc w:val="left"/>
+            </w:pPr>
+            <w:r>
+              <w:t xml:space="preserve">JTAG clears it by writing</w:t>
+            </w:r>
+            <w:r>
+              <w:t xml:space="preserve"> </w:t>
+            </w:r>
+            <w:r>
+              <w:rPr>
+                <w:rStyle w:val="VerbatimChar"/>
+              </w:rPr>
+              <w:t xml:space="preserve">DEBUG_EN_MASK</w:t>
+            </w:r>
+            <w:r>
+              <w:t xml:space="preserve"> </w:t>
+            </w:r>
+            <w:r>
+              <w:t xml:space="preserve">= 1 through a mux; the pin feeds the status through two flip-flops</w:t>
+            </w:r>
+          </w:p>
+        </w:tc>
+        <w:tc>
+          <w:tcPr/>
+          <w:p>
+            <w:pPr>
+              <w:pStyle w:val="Compact"/>
+              <w:jc w:val="left"/>
+            </w:pPr>
+            <w:r>
+              <w:t xml:space="preserve">Quan (mentor), 12/10 drawing</w:t>
+            </w:r>
+          </w:p>
+        </w:tc>
+        <w:tc>
+          <w:tcPr/>
+          <w:p>
+            <w:pPr>
+              <w:pStyle w:val="Compact"/>
+              <w:jc w:val="left"/>
+            </w:pPr>
+            <w:r>
+              <w:t xml:space="preserve">7.5,</w:t>
+            </w:r>
+            <w:r>
+              <w:t xml:space="preserve"> </w:t>
+            </w:r>
+            <w:r>
+              <w:rPr>
+                <w:rStyle w:val="VerbatimChar"/>
+              </w:rPr>
+              <w:t xml:space="preserve">QNSC_SYSCSR_MAS</w:t>
+            </w:r>
+            <w:r>
+              <w:t xml:space="preserve"> </w:t>
+            </w:r>
+            <w:r>
+              <w:t xml:space="preserve">7.5:</w:t>
+            </w:r>
+            <w:r>
+              <w:t xml:space="preserve"> </w:t>
+            </w:r>
+            <w:r>
+              <w:rPr>
+                <w:rStyle w:val="VerbatimChar"/>
+              </w:rPr>
+              <w:t xml:space="preserve">dbg_en_mask</w:t>
+            </w:r>
+          </w:p>
+        </w:tc>
+      </w:tr>
+      <w:tr>
+        <w:tc>
+          <w:tcPr/>
+          <w:p>
+            <w:pPr>
+              <w:pStyle w:val="Compact"/>
+              <w:jc w:val="left"/>
+            </w:pPr>
+            <w:r>
+              <w:t xml:space="preserve">JTAG can put the CPU in debug mode at any time with</w:t>
+            </w:r>
+            <w:r>
+              <w:t xml:space="preserve"> </w:t>
+            </w:r>
+            <w:r>
+              <w:rPr>
+                <w:rStyle w:val="VerbatimChar"/>
+              </w:rPr>
+              <w:t xml:space="preserve">cpu_dbg_en</w:t>
+            </w:r>
+          </w:p>
+        </w:tc>
+        <w:tc>
+          <w:tcPr/>
+          <w:p>
+            <w:pPr>
+              <w:pStyle w:val="Compact"/>
+              <w:jc w:val="left"/>
+            </w:pPr>
+            <w:r>
+              <w:t xml:space="preserve">Quan (mentor), 12/10 drawing</w:t>
+            </w:r>
+          </w:p>
+        </w:tc>
+        <w:tc>
+          <w:tcPr/>
+          <w:p>
+            <w:pPr>
+              <w:pStyle w:val="Compact"/>
+              <w:jc w:val="left"/>
+            </w:pPr>
+            <w:r>
+              <w:t xml:space="preserve">4, 7.5: the CPU is never held, so the request works during the wait and while the application runs</w:t>
+            </w:r>
+          </w:p>
+        </w:tc>
+      </w:tr>
+      <w:tr>
+        <w:tc>
+          <w:tcPr/>
+          <w:p>
+            <w:pPr>
+              <w:pStyle w:val="Compact"/>
+              <w:jc w:val="left"/>
+            </w:pPr>
+            <w:r>
+              <w:t xml:space="preserve">Tokens</w:t>
+            </w:r>
+            <w:r>
+              <w:t xml:space="preserve"> </w:t>
+            </w:r>
+            <w:r>
+              <w:rPr>
+                <w:rStyle w:val="VerbatimChar"/>
+              </w:rPr>
+              <w:t xml:space="preserve">ACKD</w:t>
+            </w:r>
+            <w:r>
+              <w:t xml:space="preserve"> </w:t>
+            </w:r>
+            <w:r>
+              <w:t xml:space="preserve">and</w:t>
+            </w:r>
+            <w:r>
+              <w:t xml:space="preserve"> </w:t>
+            </w:r>
+            <w:r>
+              <w:rPr>
+                <w:rStyle w:val="VerbatimChar"/>
+              </w:rPr>
+              <w:t xml:space="preserve">FDCR</w:t>
+            </w:r>
+            <w:r>
+              <w:t xml:space="preserve"> </w:t>
+            </w:r>
+            <w:r>
+              <w:t xml:space="preserve">for the debug program</w:t>
+            </w:r>
+          </w:p>
+        </w:tc>
+        <w:tc>
+          <w:tcPr/>
+          <w:p>
+            <w:pPr>
+              <w:pStyle w:val="Compact"/>
+              <w:jc w:val="left"/>
+            </w:pPr>
+            <w:r>
+              <w:t xml:space="preserve">Quan (mentor), 12/10, confirmed</w:t>
+            </w:r>
+          </w:p>
+        </w:tc>
+        <w:tc>
+          <w:tcPr/>
+          <w:p>
+            <w:pPr>
+              <w:pStyle w:val="Compact"/>
+              <w:jc w:val="left"/>
+            </w:pPr>
+            <w:r>
+              <w:t xml:space="preserve">7.1</w:t>
+            </w:r>
+          </w:p>
+        </w:tc>
+      </w:tr>
+      <w:tr>
+        <w:tc>
+          <w:tcPr/>
+          <w:p>
+            <w:pPr>
+              <w:pStyle w:val="Compact"/>
+              <w:jc w:val="left"/>
+            </w:pPr>
+            <w:r>
+              <w:t xml:space="preserve">Entry</w:t>
+            </w:r>
+            <w:r>
+              <w:t xml:space="preserve"> </w:t>
+            </w:r>
+            <w:r>
+              <w:rPr>
+                <w:rStyle w:val="VerbatimChar"/>
+              </w:rPr>
+              <w:t xml:space="preserve">0x2000_1080</w:t>
+            </w:r>
+            <w:r>
+              <w:t xml:space="preserve">, after the application’s vector table, not the load address</w:t>
+            </w:r>
+            <w:r>
+              <w:t xml:space="preserve"> </w:t>
+            </w:r>
+            <w:r>
+              <w:rPr>
+                <w:rStyle w:val="VerbatimChar"/>
+              </w:rPr>
+              <w:t xml:space="preserve">0x2000_1000</w:t>
+            </w:r>
+          </w:p>
+        </w:tc>
+        <w:tc>
+          <w:tcPr/>
+          <w:p>
+            <w:pPr>
+              <w:pStyle w:val="Compact"/>
+              <w:jc w:val="left"/>
+            </w:pPr>
+            <w:r>
+              <w:t xml:space="preserve">Quan (mentor), 12/10, confirmed</w:t>
+            </w:r>
+          </w:p>
+        </w:tc>
+        <w:tc>
+          <w:tcPr/>
+          <w:p>
+            <w:pPr>
+              <w:pStyle w:val="Compact"/>
+              <w:jc w:val="left"/>
+            </w:pPr>
+            <w:r>
+              <w:t xml:space="preserve">6, 7.5</w:t>
+            </w:r>
+          </w:p>
+        </w:tc>
+      </w:tr>
+      <w:tr>
+        <w:tc>
+          <w:tcPr/>
+          <w:p>
+            <w:pPr>
+              <w:pStyle w:val="Compact"/>
+              <w:jc w:val="left"/>
+            </w:pPr>
+            <w:r>
+              <w:rPr>
+                <w:rStyle w:val="VerbatimChar"/>
+              </w:rPr>
+              <w:t xml:space="preserve">dbg_en_mask</w:t>
+            </w:r>
+            <w:r>
+              <w:t xml:space="preserve"> </w:t>
+            </w:r>
+            <w:r>
+              <w:t xml:space="preserve">reset by power-on only</w:t>
+            </w:r>
+          </w:p>
+        </w:tc>
+        <w:tc>
+          <w:tcPr/>
+          <w:p>
+            <w:pPr>
+              <w:pStyle w:val="Compact"/>
+              <w:jc w:val="left"/>
+            </w:pPr>
+            <w:r>
+              <w:t xml:space="preserve">Quan (mentor), 12/10, confirmed</w:t>
+            </w:r>
+          </w:p>
+        </w:tc>
+        <w:tc>
+          <w:tcPr/>
+          <w:p>
+            <w:pPr>
+              <w:pStyle w:val="Compact"/>
+              <w:jc w:val="left"/>
+            </w:pPr>
+            <w:r>
+              <w:t xml:space="preserve">10,</w:t>
+            </w:r>
+            <w:r>
+              <w:t xml:space="preserve"> </w:t>
+            </w:r>
+            <w:r>
+              <w:rPr>
+                <w:rStyle w:val="VerbatimChar"/>
+              </w:rPr>
+              <w:t xml:space="preserve">QNSC_SYSCSR_MAS</w:t>
+            </w:r>
+            <w:r>
+              <w:t xml:space="preserve"> </w:t>
+            </w:r>
+            <w:r>
+              <w:t xml:space="preserve">7.5</w:t>
             </w:r>
           </w:p>
         </w:tc>
@@ -10496,7 +13315,7 @@
       <w:rPr>
         <w:szCs w:val="26"/>
       </w:rPr>
-      <w:t>V3.2</w:t>
+      <w:t>V3.3</w:t>
     </w:r>
     <w:r>
       <w:rPr>
@@ -12358,6 +15177,9 @@
     <w:abstractNumId w:val="991"/>
   </w:num>
   <w:num w:numId="1005">
+    <w:abstractNumId w:val="991"/>
+  </w:num>
+  <w:num w:numId="1006">
     <w:abstractNumId w:val="99411"/>
     <w:lvlOverride w:ilvl="0">
       <w:startOverride w:val="1"/>

--- a/doc/specs/docx/QNSC_BOOT_SPEC.docx
+++ b/doc/specs/docx/QNSC_BOOT_SPEC.docx
@@ -221,6 +221,16 @@
             <w:jc w:val="left"/>
           </w:pPr>
           <w:r>
+            <w:t xml:space="preserve">Table 9-1. Debug program layout, fixed by the Ibex debug parameters</w:t>
+          </w:r>
+        </w:p>
+        <w:p>
+          <w:pPr>
+            <w:pStyle w:val="TOC1"/>
+            <w:ind w:left="180"/>
+            <w:jc w:val="left"/>
+          </w:pPr>
+          <w:r>
             <w:t xml:space="preserve">Table 10-1. Requirements on other owners</w:t>
           </w:r>
         </w:p>
@@ -629,7 +639,61 @@
               <w:t xml:space="preserve"> </w:t>
             </w:r>
             <w:r>
-              <w:t xml:space="preserve">pin sets and the host clears over JTAG; Figures 4-1, 6-1, 7-1, 7-2 redrawn and Tables 4-2, 7-1 with them</w:t>
+              <w:t xml:space="preserve">pin sets and the host clears over JTAG; a debug request during the wait enters the debug program at</w:t>
+            </w:r>
+            <w:r>
+              <w:t xml:space="preserve"> </w:t>
+            </w:r>
+            <w:r>
+              <w:rPr>
+                <w:rStyle w:val="VerbatimChar"/>
+              </w:rPr>
+              <w:t xml:space="preserve">DmHaltAddr</w:t>
+            </w:r>
+            <w:r>
+              <w:t xml:space="preserve"> </w:t>
+            </w:r>
+            <w:r>
+              <w:rPr>
+                <w:rStyle w:val="VerbatimChar"/>
+              </w:rPr>
+              <w:t xml:space="preserve">0x2000_0800</w:t>
+            </w:r>
+            <w:r>
+              <w:t xml:space="preserve"> </w:t>
+            </w:r>
+            <w:r>
+              <w:t xml:space="preserve">and</w:t>
+            </w:r>
+            <w:r>
+              <w:t xml:space="preserve"> </w:t>
+            </w:r>
+            <w:r>
+              <w:rPr>
+                <w:rStyle w:val="VerbatimChar"/>
+              </w:rPr>
+              <w:t xml:space="preserve">dret</w:t>
+            </w:r>
+            <w:r>
+              <w:t xml:space="preserve"> </w:t>
+            </w:r>
+            <w:r>
+              <w:t xml:space="preserve">returns to the wait; the debug program follows the</w:t>
+            </w:r>
+            <w:r>
+              <w:t xml:space="preserve"> </w:t>
+            </w:r>
+            <w:r>
+              <w:rPr>
+                <w:rStyle w:val="VerbatimChar"/>
+              </w:rPr>
+              <w:t xml:space="preserve">SYSDBG</w:t>
+            </w:r>
+            <w:r>
+              <w:t xml:space="preserve"> </w:t>
+            </w:r>
+            <w:r>
+              <w:t xml:space="preserve">debug window layout (9); Figures 4-1, 6-1, 7-1, 7-2 redrawn and Tables 4-2, 7-1 with them</w:t>
             </w:r>
           </w:p>
         </w:tc>
@@ -2910,7 +2974,31 @@
         <w:t xml:space="preserve"> </w:t>
       </w:r>
       <w:r>
-        <w:t xml:space="preserve">wait starts, so the host can halt the CPU into it at any time.</w:t>
+        <w:t xml:space="preserve">wait starts, so the host can halt the CPU into it at any time: Ibex enters it at</w:t>
+      </w:r>
+      <w:r>
+        <w:t xml:space="preserve"> </w:t>
+      </w:r>
+      <w:r>
+        <w:rPr>
+          <w:rStyle w:val="VerbatimChar"/>
+        </w:rPr>
+        <w:t xml:space="preserve">DmHaltAddr</w:t>
+      </w:r>
+      <w:r>
+        <w:t xml:space="preserve">,</w:t>
+      </w:r>
+      <w:r>
+        <w:t xml:space="preserve"> </w:t>
+      </w:r>
+      <w:r>
+        <w:rPr>
+          <w:rStyle w:val="VerbatimChar"/>
+        </w:rPr>
+        <w:t xml:space="preserve">0x2000_0800</w:t>
+      </w:r>
+      <w:r>
+        <w:t xml:space="preserve">.</w:t>
       </w:r>
     </w:p>
     <w:p>
@@ -3618,22 +3706,46 @@
               <w:t xml:space="preserve"> </w:t>
             </w:r>
             <w:r>
-              <w:t xml:space="preserve">in a loop. The CPU is not held in reset: it runs this loop, so the host can halt it into the debug program at</w:t>
-            </w:r>
-            <w:r>
-              <w:t xml:space="preserve"> </w:t>
-            </w:r>
-            <w:r>
-              <w:rPr>
-                <w:rStyle w:val="VerbatimChar"/>
-              </w:rPr>
-              <w:t xml:space="preserve">0x2000_0000</w:t>
-            </w:r>
-            <w:r>
-              <w:t xml:space="preserve"> </w:t>
-            </w:r>
-            <w:r>
-              <w:t xml:space="preserve">at any time. The host ends the wait by writing</w:t>
+              <w:t xml:space="preserve">in a loop. The CPU is not held in reset: it runs this loop, so the host can halt it into the debug program at any time: Ibex enters it at</w:t>
+            </w:r>
+            <w:r>
+              <w:t xml:space="preserve"> </w:t>
+            </w:r>
+            <w:r>
+              <w:rPr>
+                <w:rStyle w:val="VerbatimChar"/>
+              </w:rPr>
+              <w:t xml:space="preserve">DmHaltAddr</w:t>
+            </w:r>
+            <w:r>
+              <w:t xml:space="preserve">,</w:t>
+            </w:r>
+            <w:r>
+              <w:t xml:space="preserve"> </w:t>
+            </w:r>
+            <w:r>
+              <w:rPr>
+                <w:rStyle w:val="VerbatimChar"/>
+              </w:rPr>
+              <w:t xml:space="preserve">0x2000_0800</w:t>
+            </w:r>
+            <w:r>
+              <w:t xml:space="preserve">, and</w:t>
+            </w:r>
+            <w:r>
+              <w:t xml:space="preserve"> </w:t>
+            </w:r>
+            <w:r>
+              <w:rPr>
+                <w:rStyle w:val="VerbatimChar"/>
+              </w:rPr>
+              <w:t xml:space="preserve">dret</w:t>
+            </w:r>
+            <w:r>
+              <w:t xml:space="preserve"> </w:t>
+            </w:r>
+            <w:r>
+              <w:t xml:space="preserve">brings it back into this loop. The host ends the wait by writing</w:t>
             </w:r>
             <w:r>
               <w:t xml:space="preserve"> </w:t>
@@ -8558,31 +8670,13 @@
         <w:t xml:space="preserve"> </w:t>
       </w:r>
       <w:r>
-        <w:t xml:space="preserve">not held in reset, so the host can raise the Ibex debug request at any time and</w:t>
-      </w:r>
-      <w:r>
-        <w:t xml:space="preserve"> </w:t>
-      </w:r>
-      <w:r>
-        <w:t xml:space="preserve">the CPU enters the debug program at</w:t>
-      </w:r>
-      <w:r>
-        <w:t xml:space="preserve"> </w:t>
-      </w:r>
-      <w:r>
-        <w:rPr>
-          <w:rStyle w:val="VerbatimChar"/>
-        </w:rPr>
-        <w:t xml:space="preserve">0x2000_0000</w:t>
-      </w:r>
-      <w:r>
-        <w:t xml:space="preserve">. The host ends the wait by</w:t>
-      </w:r>
-      <w:r>
-        <w:t xml:space="preserve"> </w:t>
-      </w:r>
-      <w:r>
-        <w:t xml:space="preserve">writing</w:t>
+        <w:t xml:space="preserve">not held in reset, so the host can raise the Ibex debug request at any time.</w:t>
+      </w:r>
+      <w:r>
+        <w:t xml:space="preserve"> </w:t>
+      </w:r>
+      <w:r>
+        <w:t xml:space="preserve">The host ends the wait by writing</w:t>
       </w:r>
       <w:r>
         <w:t xml:space="preserve"> </w:t>
@@ -8657,7 +8751,13 @@
         <w:t xml:space="preserve">dbg_en</w:t>
       </w:r>
       <w:r>
-        <w:t xml:space="preserve">, never set it.</w:t>
+        <w:t xml:space="preserve">, never set it. The bus master needs no help from the CPU, so the mask</w:t>
+      </w:r>
+      <w:r>
+        <w:t xml:space="preserve"> </w:t>
+      </w:r>
+      <w:r>
+        <w:t xml:space="preserve">can be written while the CPU is halted.</w:t>
       </w:r>
     </w:p>
     <w:p>
@@ -8671,6 +8771,182 @@
       </w:pPr>
       <w:r>
         <w:rPr>
+          <w:bCs/>
+          <w:b/>
+        </w:rPr>
+        <w:t xml:space="preserve">A debug request during the wait</w:t>
+      </w:r>
+      <w:r>
+        <w:t xml:space="preserve"> </w:t>
+      </w:r>
+      <w:r>
+        <w:t xml:space="preserve">suspends the loop, it does not end it. Ibex</w:t>
+      </w:r>
+      <w:r>
+        <w:t xml:space="preserve"> </w:t>
+      </w:r>
+      <w:r>
+        <w:t xml:space="preserve">saves the PC of the interrupted loop instruction in</w:t>
+      </w:r>
+      <w:r>
+        <w:t xml:space="preserve"> </w:t>
+      </w:r>
+      <w:r>
+        <w:rPr>
+          <w:rStyle w:val="VerbatimChar"/>
+        </w:rPr>
+        <w:t xml:space="preserve">dpc</w:t>
+      </w:r>
+      <w:r>
+        <w:t xml:space="preserve"> </w:t>
+      </w:r>
+      <w:r>
+        <w:t xml:space="preserve">and enters the debug</w:t>
+      </w:r>
+      <w:r>
+        <w:t xml:space="preserve"> </w:t>
+      </w:r>
+      <w:r>
+        <w:t xml:space="preserve">program at its dispatch loop,</w:t>
+      </w:r>
+      <w:r>
+        <w:t xml:space="preserve"> </w:t>
+      </w:r>
+      <w:r>
+        <w:rPr>
+          <w:rStyle w:val="VerbatimChar"/>
+        </w:rPr>
+        <w:t xml:space="preserve">DmHaltAddr</w:t>
+      </w:r>
+      <w:r>
+        <w:t xml:space="preserve"> </w:t>
+      </w:r>
+      <w:r>
+        <w:t xml:space="preserve">=</w:t>
+      </w:r>
+      <w:r>
+        <w:t xml:space="preserve"> </w:t>
+      </w:r>
+      <w:r>
+        <w:rPr>
+          <w:rStyle w:val="VerbatimChar"/>
+        </w:rPr>
+        <w:t xml:space="preserve">0x2000_0800</w:t>
+      </w:r>
+      <w:r>
+        <w:t xml:space="preserve"> </w:t>
+      </w:r>
+      <w:r>
+        <w:t xml:space="preserve">(9). When the host</w:t>
+      </w:r>
+      <w:r>
+        <w:t xml:space="preserve"> </w:t>
+      </w:r>
+      <w:r>
+        <w:t xml:space="preserve">resumes it,</w:t>
+      </w:r>
+      <w:r>
+        <w:t xml:space="preserve"> </w:t>
+      </w:r>
+      <w:r>
+        <w:rPr>
+          <w:rStyle w:val="VerbatimChar"/>
+        </w:rPr>
+        <w:t xml:space="preserve">dret</w:t>
+      </w:r>
+      <w:r>
+        <w:t xml:space="preserve"> </w:t>
+      </w:r>
+      <w:r>
+        <w:t xml:space="preserve">returns to</w:t>
+      </w:r>
+      <w:r>
+        <w:t xml:space="preserve"> </w:t>
+      </w:r>
+      <w:r>
+        <w:rPr>
+          <w:rStyle w:val="VerbatimChar"/>
+        </w:rPr>
+        <w:t xml:space="preserve">dpc</w:t>
+      </w:r>
+      <w:r>
+        <w:t xml:space="preserve">, back into the wait loop, which reads</w:t>
+      </w:r>
+      <w:r>
+        <w:t xml:space="preserve"> </w:t>
+      </w:r>
+      <w:r>
+        <w:rPr>
+          <w:rStyle w:val="VerbatimChar"/>
+        </w:rPr>
+        <w:t xml:space="preserve">DBG_BOOT</w:t>
+      </w:r>
+      <w:r>
+        <w:t xml:space="preserve"> </w:t>
+      </w:r>
+      <w:r>
+        <w:t xml:space="preserve">again. Only</w:t>
+      </w:r>
+      <w:r>
+        <w:t xml:space="preserve"> </w:t>
+      </w:r>
+      <w:r>
+        <w:rPr>
+          <w:rStyle w:val="VerbatimChar"/>
+        </w:rPr>
+        <w:t xml:space="preserve">dbg_en</w:t>
+      </w:r>
+      <w:r>
+        <w:t xml:space="preserve"> </w:t>
+      </w:r>
+      <w:r>
+        <w:t xml:space="preserve">= 0 ends the wait. To stop on the first</w:t>
+      </w:r>
+      <w:r>
+        <w:t xml:space="preserve"> </w:t>
+      </w:r>
+      <w:r>
+        <w:t xml:space="preserve">instruction of the application, the host halts the CPU, plants a breakpoint at</w:t>
+      </w:r>
+      <w:r>
+        <w:t xml:space="preserve"> </w:t>
+      </w:r>
+      <w:r>
+        <w:rPr>
+          <w:rStyle w:val="VerbatimChar"/>
+        </w:rPr>
+        <w:t xml:space="preserve">0x2000_1080</w:t>
+      </w:r>
+      <w:r>
+        <w:t xml:space="preserve">, writes</w:t>
+      </w:r>
+      <w:r>
+        <w:t xml:space="preserve"> </w:t>
+      </w:r>
+      <w:r>
+        <w:rPr>
+          <w:rStyle w:val="VerbatimChar"/>
+        </w:rPr>
+        <w:t xml:space="preserve">dbg_en_mask</w:t>
+      </w:r>
+      <w:r>
+        <w:t xml:space="preserve"> </w:t>
+      </w:r>
+      <w:r>
+        <w:t xml:space="preserve">= 1 and resumes.</w:t>
+      </w:r>
+    </w:p>
+    <w:p>
+      <w:pPr>
+        <w:numPr>
+          <w:ilvl w:val="0"/>
+          <w:numId w:val="1003"/>
+        </w:numPr>
+        <w:pStyle w:val="Compact"/>
+        <w:jc w:val="left"/>
+      </w:pPr>
+      <w:r>
+        <w:rPr>
           <w:rStyle w:val="VerbatimChar"/>
         </w:rPr>
         <w:t xml:space="preserve">DEBUG_PROG</w:t>
@@ -8700,13 +8976,34 @@
         <w:t xml:space="preserve"> </w:t>
       </w:r>
       <w:r>
-        <w:t xml:space="preserve">program to halt into. The ROM waits all the same and sends no token; the host</w:t>
-      </w:r>
-      <w:r>
-        <w:t xml:space="preserve"> </w:t>
-      </w:r>
-      <w:r>
-        <w:t xml:space="preserve">still releases it with</w:t>
+        <w:t xml:space="preserve">program, so</w:t>
+      </w:r>
+      <w:r>
+        <w:t xml:space="preserve"> </w:t>
+      </w:r>
+      <w:r>
+        <w:rPr>
+          <w:rStyle w:val="VerbatimChar"/>
+        </w:rPr>
+        <w:t xml:space="preserve">0x2000_0800</w:t>
+      </w:r>
+      <w:r>
+        <w:t xml:space="preserve"> </w:t>
+      </w:r>
+      <w:r>
+        <w:t xml:space="preserve">holds no dispatch loop and the host must not raise the</w:t>
+      </w:r>
+      <w:r>
+        <w:t xml:space="preserve"> </w:t>
+      </w:r>
+      <w:r>
+        <w:t xml:space="preserve">debug request. The ROM waits all the same and sends no token; the host releases</w:t>
+      </w:r>
+      <w:r>
+        <w:t xml:space="preserve"> </w:t>
+      </w:r>
+      <w:r>
+        <w:t xml:space="preserve">it with</w:t>
       </w:r>
       <w:r>
         <w:t xml:space="preserve"> </w:t>
@@ -9965,24 +10262,361 @@
         <w:t xml:space="preserve">0x2000_0000</w:t>
       </w:r>
       <w:r>
-        <w:t xml:space="preserve">, at most 4 KiB; its content is the</w:t>
-      </w:r>
-      <w:r>
-        <w:t xml:space="preserve"> </w:t>
-      </w:r>
-      <w:r>
-        <w:t xml:space="preserve">debug handler Ibex enters on a debug request, specified with the debug flow, not</w:t>
-      </w:r>
-      <w:r>
-        <w:t xml:space="preserve"> </w:t>
-      </w:r>
-      <w:r>
-        <w:t xml:space="preserve">here.</w:t>
+        <w:t xml:space="preserve">, at most 4 KiB, and follows the</w:t>
+      </w:r>
+      <w:r>
+        <w:t xml:space="preserve"> </w:t>
+      </w:r>
+      <w:r>
+        <w:t xml:space="preserve">debug window layout of</w:t>
+      </w:r>
+      <w:r>
+        <w:t xml:space="preserve"> </w:t>
+      </w:r>
+      <w:r>
+        <w:rPr>
+          <w:rStyle w:val="VerbatimChar"/>
+        </w:rPr>
+        <w:t xml:space="preserve">QNSC_SYSDBG_DECISIONS</w:t>
+      </w:r>
+      <w:r>
+        <w:t xml:space="preserve"> </w:t>
+      </w:r>
+      <w:r>
+        <w:t xml:space="preserve">4.11 (Table 9-1), because the</w:t>
+      </w:r>
+      <w:r>
+        <w:t xml:space="preserve"> </w:t>
+      </w:r>
+      <w:r>
+        <w:t xml:space="preserve">Ibex debug addresses are fixed when the CPU is built.</w:t>
       </w:r>
     </w:p>
     <w:p>
       <w:pPr>
-        <w:pStyle w:val="FirstParagraph"/>
+        <w:pStyle w:val="Tablecaption0"/>
+      </w:pPr>
+      <w:r>
+        <w:t xml:space="preserve">Table 9-1. Debug program layout, fixed by the Ibex debug parameters</w:t>
+      </w:r>
+    </w:p>
+    <w:tbl>
+      <w:tblPr>
+        <w:tblStyle w:val="TableGrid"/>
+        <w:tblW w:type="pct" w:w="5000"/>
+        <w:tblLook w:firstRow="1" w:lastRow="0" w:firstColumn="0" w:lastColumn="0" w:noHBand="0" w:noVBand="0" w:val="0020"/>
+        <w:jc w:val="start"/>
+        <w:tblCaption w:val="Debug program layout, fixed by the Ibex debug parameters"/>
+      </w:tblPr>
+      <w:tblGrid>
+        <w:gridCol w:w="3960"/>
+        <w:gridCol w:w="3960"/>
+      </w:tblGrid>
+      <w:tr>
+        <w:trPr>
+          <w:tblHeader w:val="true"/>
+        </w:trPr>
+        <w:tc>
+          <w:tcPr/>
+          <w:p>
+            <w:pPr>
+              <w:pStyle w:val="Compact"/>
+              <w:jc w:val="left"/>
+            </w:pPr>
+            <w:r>
+              <w:t xml:space="preserve">Address</w:t>
+            </w:r>
+          </w:p>
+        </w:tc>
+        <w:tc>
+          <w:tcPr/>
+          <w:p>
+            <w:pPr>
+              <w:pStyle w:val="Compact"/>
+              <w:jc w:val="left"/>
+            </w:pPr>
+            <w:r>
+              <w:t xml:space="preserve">Contents</w:t>
+            </w:r>
+          </w:p>
+        </w:tc>
+      </w:tr>
+      <w:tr>
+        <w:tc>
+          <w:tcPr/>
+          <w:p>
+            <w:pPr>
+              <w:pStyle w:val="Compact"/>
+              <w:jc w:val="left"/>
+            </w:pPr>
+            <w:r>
+              <w:rPr>
+                <w:rStyle w:val="VerbatimChar"/>
+              </w:rPr>
+              <w:t xml:space="preserve">0x2000_0000</w:t>
+            </w:r>
+            <w:r>
+              <w:t xml:space="preserve">–</w:t>
+            </w:r>
+            <w:r>
+              <w:rPr>
+                <w:rStyle w:val="VerbatimChar"/>
+              </w:rPr>
+              <w:t xml:space="preserve">0x2000_07FF</w:t>
+            </w:r>
+          </w:p>
+        </w:tc>
+        <w:tc>
+          <w:tcPr/>
+          <w:p>
+            <w:pPr>
+              <w:pStyle w:val="Compact"/>
+              <w:jc w:val="left"/>
+            </w:pPr>
+            <w:r>
+              <w:t xml:space="preserve">Instruction sequence area, written by the host</w:t>
+            </w:r>
+          </w:p>
+        </w:tc>
+      </w:tr>
+      <w:tr>
+        <w:tc>
+          <w:tcPr/>
+          <w:p>
+            <w:pPr>
+              <w:pStyle w:val="Compact"/>
+              <w:jc w:val="left"/>
+            </w:pPr>
+            <w:r>
+              <w:rPr>
+                <w:rStyle w:val="VerbatimChar"/>
+              </w:rPr>
+              <w:t xml:space="preserve">0x2000_0800</w:t>
+            </w:r>
+          </w:p>
+        </w:tc>
+        <w:tc>
+          <w:tcPr/>
+          <w:p>
+            <w:pPr>
+              <w:pStyle w:val="Compact"/>
+              <w:jc w:val="left"/>
+            </w:pPr>
+            <w:r>
+              <w:t xml:space="preserve">Dispatch loop,</w:t>
+            </w:r>
+            <w:r>
+              <w:t xml:space="preserve"> </w:t>
+            </w:r>
+            <w:r>
+              <w:rPr>
+                <w:rStyle w:val="VerbatimChar"/>
+              </w:rPr>
+              <w:t xml:space="preserve">DmHaltAddr</w:t>
+            </w:r>
+            <w:r>
+              <w:t xml:space="preserve">: Ibex enters here on every halt</w:t>
+            </w:r>
+          </w:p>
+        </w:tc>
+      </w:tr>
+      <w:tr>
+        <w:tc>
+          <w:tcPr/>
+          <w:p>
+            <w:pPr>
+              <w:pStyle w:val="Compact"/>
+              <w:jc w:val="left"/>
+            </w:pPr>
+            <w:r>
+              <w:rPr>
+                <w:rStyle w:val="VerbatimChar"/>
+              </w:rPr>
+              <w:t xml:space="preserve">0x2000_0810</w:t>
+            </w:r>
+          </w:p>
+        </w:tc>
+        <w:tc>
+          <w:tcPr/>
+          <w:p>
+            <w:pPr>
+              <w:pStyle w:val="Compact"/>
+              <w:jc w:val="left"/>
+            </w:pPr>
+            <w:r>
+              <w:t xml:space="preserve">Exception handler,</w:t>
+            </w:r>
+            <w:r>
+              <w:t xml:space="preserve"> </w:t>
+            </w:r>
+            <w:r>
+              <w:rPr>
+                <w:rStyle w:val="VerbatimChar"/>
+              </w:rPr>
+              <w:t xml:space="preserve">DmExceptionAddr</w:t>
+            </w:r>
+            <w:r>
+              <w:t xml:space="preserve">: a fault in debug mode</w:t>
+            </w:r>
+          </w:p>
+        </w:tc>
+      </w:tr>
+      <w:tr>
+        <w:tc>
+          <w:tcPr/>
+          <w:p>
+            <w:pPr>
+              <w:pStyle w:val="Compact"/>
+              <w:jc w:val="left"/>
+            </w:pPr>
+            <w:r>
+              <w:rPr>
+                <w:rStyle w:val="VerbatimChar"/>
+              </w:rPr>
+              <w:t xml:space="preserve">0x2000_0F00</w:t>
+            </w:r>
+          </w:p>
+        </w:tc>
+        <w:tc>
+          <w:tcPr/>
+          <w:p>
+            <w:pPr>
+              <w:pStyle w:val="Compact"/>
+              <w:jc w:val="left"/>
+            </w:pPr>
+            <w:r>
+              <w:t xml:space="preserve">Result words</w:t>
+            </w:r>
+          </w:p>
+        </w:tc>
+      </w:tr>
+      <w:tr>
+        <w:tc>
+          <w:tcPr/>
+          <w:p>
+            <w:pPr>
+              <w:pStyle w:val="Compact"/>
+              <w:jc w:val="left"/>
+            </w:pPr>
+            <w:r>
+              <w:rPr>
+                <w:rStyle w:val="VerbatimChar"/>
+              </w:rPr>
+              <w:t xml:space="preserve">0x2000_0F08</w:t>
+            </w:r>
+          </w:p>
+        </w:tc>
+        <w:tc>
+          <w:tcPr/>
+          <w:p>
+            <w:pPr>
+              <w:pStyle w:val="Compact"/>
+              <w:jc w:val="left"/>
+            </w:pPr>
+            <w:r>
+              <w:t xml:space="preserve">Command word</w:t>
+            </w:r>
+          </w:p>
+        </w:tc>
+      </w:tr>
+      <w:tr>
+        <w:tc>
+          <w:tcPr/>
+          <w:p>
+            <w:pPr>
+              <w:pStyle w:val="Compact"/>
+              <w:jc w:val="left"/>
+            </w:pPr>
+            <w:r>
+              <w:rPr>
+                <w:rStyle w:val="VerbatimChar"/>
+              </w:rPr>
+              <w:t xml:space="preserve">0x2000_0F0C</w:t>
+            </w:r>
+          </w:p>
+        </w:tc>
+        <w:tc>
+          <w:tcPr/>
+          <w:p>
+            <w:pPr>
+              <w:pStyle w:val="Compact"/>
+              <w:jc w:val="left"/>
+            </w:pPr>
+            <w:r>
+              <w:t xml:space="preserve">Resume flag: the dispatch loop clears it and executes</w:t>
+            </w:r>
+            <w:r>
+              <w:t xml:space="preserve"> </w:t>
+            </w:r>
+            <w:r>
+              <w:rPr>
+                <w:rStyle w:val="VerbatimChar"/>
+              </w:rPr>
+              <w:t xml:space="preserve">dret</w:t>
+            </w:r>
+          </w:p>
+        </w:tc>
+      </w:tr>
+    </w:tbl>
+    <w:p>
+      <w:pPr>
+        <w:pStyle w:val="BodyText"/>
+      </w:pPr>
+      <w:r>
+        <w:t xml:space="preserve">Without a valid dispatch loop at</w:t>
+      </w:r>
+      <w:r>
+        <w:t xml:space="preserve"> </w:t>
+      </w:r>
+      <w:r>
+        <w:rPr>
+          <w:rStyle w:val="VerbatimChar"/>
+        </w:rPr>
+        <w:t xml:space="preserve">0x2000_0800</w:t>
+      </w:r>
+      <w:r>
+        <w:t xml:space="preserve"> </w:t>
+      </w:r>
+      <w:r>
+        <w:t xml:space="preserve">the first halt runs whatever is</w:t>
+      </w:r>
+      <w:r>
+        <w:t xml:space="preserve"> </w:t>
+      </w:r>
+      <w:r>
+        <w:t xml:space="preserve">there. Before V3.3</w:t>
+      </w:r>
+      <w:r>
+        <w:t xml:space="preserve"> </w:t>
+      </w:r>
+      <w:r>
+        <w:rPr>
+          <w:rStyle w:val="VerbatimChar"/>
+        </w:rPr>
+        <w:t xml:space="preserve">SYSDBG</w:t>
+      </w:r>
+      <w:r>
+        <w:t xml:space="preserve"> </w:t>
+      </w:r>
+      <w:r>
+        <w:t xml:space="preserve">wrote the dispatch loop over JTAG; now it comes in the</w:t>
+      </w:r>
+      <w:r>
+        <w:t xml:space="preserve"> </w:t>
+      </w:r>
+      <w:r>
+        <w:t xml:space="preserve">frame. What the loop and the sequences do is specified with the debug flow, not</w:t>
+      </w:r>
+      <w:r>
+        <w:t xml:space="preserve"> </w:t>
+      </w:r>
+      <w:r>
+        <w:t xml:space="preserve">here.</w:t>
+      </w:r>
+    </w:p>
+    <w:p>
+      <w:pPr>
+        <w:pStyle w:val="BodyText"/>
       </w:pPr>
       <w:r>
         <w:t xml:space="preserve">Download time at 19 231 baud: 60 KiB in about 32 s, 22 KiB in about 11.7 s; a debug</w:t>
@@ -10419,16 +11053,61 @@
               <w:t xml:space="preserve"> </w:t>
             </w:r>
             <w:r>
-              <w:t xml:space="preserve">inside the debug program at</w:t>
-            </w:r>
-            <w:r>
-              <w:t xml:space="preserve"> </w:t>
-            </w:r>
-            <w:r>
-              <w:rPr>
-                <w:rStyle w:val="VerbatimChar"/>
-              </w:rPr>
-              <w:t xml:space="preserve">0x2000_0000</w:t>
+              <w:t xml:space="preserve">=</w:t>
+            </w:r>
+            <w:r>
+              <w:t xml:space="preserve"> </w:t>
+            </w:r>
+            <w:r>
+              <w:rPr>
+                <w:rStyle w:val="VerbatimChar"/>
+              </w:rPr>
+              <w:t xml:space="preserve">0x2000_0800</w:t>
+            </w:r>
+            <w:r>
+              <w:t xml:space="preserve">,</w:t>
+            </w:r>
+            <w:r>
+              <w:t xml:space="preserve"> </w:t>
+            </w:r>
+            <w:r>
+              <w:rPr>
+                <w:rStyle w:val="VerbatimChar"/>
+              </w:rPr>
+              <w:t xml:space="preserve">DmExceptionAddr</w:t>
+            </w:r>
+            <w:r>
+              <w:t xml:space="preserve"> </w:t>
+            </w:r>
+            <w:r>
+              <w:t xml:space="preserve">=</w:t>
+            </w:r>
+            <w:r>
+              <w:t xml:space="preserve"> </w:t>
+            </w:r>
+            <w:r>
+              <w:rPr>
+                <w:rStyle w:val="VerbatimChar"/>
+              </w:rPr>
+              <w:t xml:space="preserve">0x2000_0810</w:t>
+            </w:r>
+            <w:r>
+              <w:t xml:space="preserve">, as in</w:t>
+            </w:r>
+            <w:r>
+              <w:t xml:space="preserve"> </w:t>
+            </w:r>
+            <w:r>
+              <w:rPr>
+                <w:rStyle w:val="VerbatimChar"/>
+              </w:rPr>
+              <w:t xml:space="preserve">QNSC_SYSDBG_DECISIONS</w:t>
+            </w:r>
+            <w:r>
+              <w:t xml:space="preserve"> </w:t>
+            </w:r>
+            <w:r>
+              <w:t xml:space="preserve">4.11</w:t>
             </w:r>
           </w:p>
         </w:tc>
@@ -10458,7 +11137,7 @@
               <w:jc w:val="left"/>
             </w:pPr>
             <w:r>
-              <w:t xml:space="preserve">the debug request of 7.5</w:t>
+              <w:t xml:space="preserve">the debug request of 7.5, the layout of 9</w:t>
             </w:r>
           </w:p>
         </w:tc>

--- a/doc/specs/docx/QNSC_BOOT_SPEC.docx
+++ b/doc/specs/docx/QNSC_BOOT_SPEC.docx
@@ -39,7 +39,7 @@
         <w:t xml:space="preserve"> </w:t>
       </w:r>
       <w:r>
-        <w:t xml:space="preserve">V3.3</w:t>
+        <w:t xml:space="preserve">V3.4</w:t>
       </w:r>
     </w:p>
     <w:p>
@@ -435,6 +435,143 @@
               <w:jc w:val="left"/>
             </w:pPr>
             <w:r>
+              <w:t xml:space="preserve">V3.4</w:t>
+            </w:r>
+          </w:p>
+        </w:tc>
+        <w:tc>
+          <w:tcPr/>
+          <w:p>
+            <w:pPr>
+              <w:pStyle w:val="Compact"/>
+              <w:jc w:val="left"/>
+            </w:pPr>
+            <w:r>
+              <w:t xml:space="preserve">2026-10-14</w:t>
+            </w:r>
+          </w:p>
+        </w:tc>
+        <w:tc>
+          <w:tcPr/>
+          <w:p>
+            <w:pPr>
+              <w:pStyle w:val="Compact"/>
+              <w:jc w:val="left"/>
+            </w:pPr>
+            <w:r>
+              <w:t xml:space="preserve">Nguyen Hao Nam</w:t>
+            </w:r>
+          </w:p>
+        </w:tc>
+        <w:tc>
+          <w:tcPr/>
+          <w:p>
+            <w:pPr>
+              <w:pStyle w:val="Compact"/>
+              <w:jc w:val="left"/>
+            </w:pPr>
+            <w:r>
+              <w:t xml:space="preserve">–</w:t>
+            </w:r>
+          </w:p>
+        </w:tc>
+        <w:tc>
+          <w:tcPr/>
+          <w:p>
+            <w:pPr>
+              <w:pStyle w:val="Compact"/>
+              <w:jc w:val="left"/>
+            </w:pPr>
+            <w:r>
+              <w:t xml:space="preserve">Mentor feedback of 14/10 (Appendix B): the ROM loads the debug program when</w:t>
+            </w:r>
+            <w:r>
+              <w:t xml:space="preserve"> </w:t>
+            </w:r>
+            <w:r>
+              <w:rPr>
+                <w:rStyle w:val="VerbatimChar"/>
+              </w:rPr>
+              <w:t xml:space="preserve">DEBUG_PROG</w:t>
+            </w:r>
+            <w:r>
+              <w:t xml:space="preserve"> </w:t>
+            </w:r>
+            <w:r>
+              <w:t xml:space="preserve">is</w:t>
+            </w:r>
+            <w:r>
+              <w:t xml:space="preserve"> </w:t>
+            </w:r>
+            <w:r>
+              <w:rPr>
+                <w:rStyle w:val="VerbatimChar"/>
+              </w:rPr>
+              <w:t xml:space="preserve">0x0000_0055</w:t>
+            </w:r>
+            <w:r>
+              <w:t xml:space="preserve"> </w:t>
+            </w:r>
+            <w:r>
+              <w:t xml:space="preserve">and skips it for any other value;</w:t>
+            </w:r>
+            <w:r>
+              <w:t xml:space="preserve"> </w:t>
+            </w:r>
+            <w:r>
+              <w:rPr>
+                <w:rStyle w:val="VerbatimChar"/>
+              </w:rPr>
+              <w:t xml:space="preserve">0xAA</w:t>
+            </w:r>
+            <w:r>
+              <w:t xml:space="preserve"> </w:t>
+            </w:r>
+            <w:r>
+              <w:t xml:space="preserve">is no longer checked, so</w:t>
+            </w:r>
+            <w:r>
+              <w:t xml:space="preserve"> </w:t>
+            </w:r>
+            <w:r>
+              <w:rPr>
+                <w:rStyle w:val="VerbatimChar"/>
+              </w:rPr>
+              <w:t xml:space="preserve">FHDR</w:t>
+            </w:r>
+            <w:r>
+              <w:t xml:space="preserve"> </w:t>
+            </w:r>
+            <w:r>
+              <w:t xml:space="preserve">is for</w:t>
+            </w:r>
+            <w:r>
+              <w:t xml:space="preserve"> </w:t>
+            </w:r>
+            <w:r>
+              <w:rPr>
+                <w:rStyle w:val="VerbatimChar"/>
+              </w:rPr>
+              <w:t xml:space="preserve">LENGTH</w:t>
+            </w:r>
+            <w:r>
+              <w:t xml:space="preserve"> </w:t>
+            </w:r>
+            <w:r>
+              <w:t xml:space="preserve">only; Figures 6-1 and 7-1, Tables 6-1, 7-1, 7-2 and 11 with them</w:t>
+            </w:r>
+          </w:p>
+        </w:tc>
+      </w:tr>
+      <w:tr>
+        <w:tc>
+          <w:tcPr/>
+          <w:p>
+            <w:pPr>
+              <w:pStyle w:val="Compact"/>
+              <w:jc w:val="left"/>
+            </w:pPr>
+            <w:r>
               <w:t xml:space="preserve">V3.3</w:t>
             </w:r>
           </w:p>
@@ -3513,18 +3650,6 @@
               <w:t xml:space="preserve">LENGTH</w:t>
             </w:r>
             <w:r>
-              <w:t xml:space="preserve">,</w:t>
-            </w:r>
-            <w:r>
-              <w:t xml:space="preserve"> </w:t>
-            </w:r>
-            <w:r>
-              <w:rPr>
-                <w:rStyle w:val="VerbatimChar"/>
-              </w:rPr>
-              <w:t xml:space="preserve">DEBUG_PROG</w:t>
-            </w:r>
-            <w:r>
               <w:t xml:space="preserve">, the debug program CRC if there is one, and the payload CRC all pass. On any failure the ROM sends a failure token, empties the line and sends</w:t>
             </w:r>
             <w:r>
@@ -3790,16 +3915,16 @@
               <w:t xml:space="preserve"> </w:t>
             </w:r>
             <w:r>
-              <w:t xml:space="preserve">=</w:t>
-            </w:r>
-            <w:r>
-              <w:t xml:space="preserve"> </w:t>
-            </w:r>
-            <w:r>
-              <w:rPr>
-                <w:rStyle w:val="VerbatimChar"/>
-              </w:rPr>
-              <w:t xml:space="preserve">0xAA</w:t>
+              <w:t xml:space="preserve">other than</w:t>
+            </w:r>
+            <w:r>
+              <w:t xml:space="preserve"> </w:t>
+            </w:r>
+            <w:r>
+              <w:rPr>
+                <w:rStyle w:val="VerbatimChar"/>
+              </w:rPr>
+              <w:t xml:space="preserve">0x55</w:t>
             </w:r>
             <w:r>
               <w:t xml:space="preserve"> </w:t>
@@ -5021,25 +5146,19 @@
               <w:jc w:val="left"/>
             </w:pPr>
             <w:r>
+              <w:t xml:space="preserve">not checked:</w:t>
+            </w:r>
+            <w:r>
+              <w:t xml:space="preserve"> </w:t>
+            </w:r>
+            <w:r>
               <w:rPr>
                 <w:rStyle w:val="VerbatimChar"/>
               </w:rPr>
               <w:t xml:space="preserve">0x0000_0055</w:t>
             </w:r>
             <w:r>
-              <w:t xml:space="preserve">: a debug program follows the header;</w:t>
-            </w:r>
-            <w:r>
-              <w:t xml:space="preserve"> </w:t>
-            </w:r>
-            <w:r>
-              <w:rPr>
-                <w:rStyle w:val="VerbatimChar"/>
-              </w:rPr>
-              <w:t xml:space="preserve">0x0000_00AA</w:t>
-            </w:r>
-            <w:r>
-              <w:t xml:space="preserve">: none</w:t>
+              <w:t xml:space="preserve">, a debug program follows the header; any other value, none</w:t>
             </w:r>
           </w:p>
         </w:tc>
@@ -5614,25 +5733,70 @@
         <w:t xml:space="preserve"> </w:t>
       </w:r>
       <w:r>
-        <w:t xml:space="preserve">is a whole word so that every field stays on a 4-byte boundary. Any</w:t>
-      </w:r>
-      <w:r>
-        <w:t xml:space="preserve"> </w:t>
-      </w:r>
-      <w:r>
-        <w:t xml:space="preserve">other value than the two above is refused with</w:t>
-      </w:r>
-      <w:r>
-        <w:t xml:space="preserve"> </w:t>
-      </w:r>
-      <w:r>
-        <w:rPr>
-          <w:rStyle w:val="VerbatimChar"/>
-        </w:rPr>
-        <w:t xml:space="preserve">FHDR</w:t>
-      </w:r>
-      <w:r>
-        <w:t xml:space="preserve">.</w:t>
+        <w:t xml:space="preserve">is a whole word so that every field stays on a 4-byte boundary. The</w:t>
+      </w:r>
+      <w:r>
+        <w:t xml:space="preserve"> </w:t>
+      </w:r>
+      <w:r>
+        <w:t xml:space="preserve">ROM compares the whole word with</w:t>
+      </w:r>
+      <w:r>
+        <w:t xml:space="preserve"> </w:t>
+      </w:r>
+      <w:r>
+        <w:rPr>
+          <w:rStyle w:val="VerbatimChar"/>
+        </w:rPr>
+        <w:t xml:space="preserve">0x0000_0055</w:t>
+      </w:r>
+      <w:r>
+        <w:t xml:space="preserve"> </w:t>
+      </w:r>
+      <w:r>
+        <w:t xml:space="preserve">and checks nothing else: any other</w:t>
+      </w:r>
+      <w:r>
+        <w:t xml:space="preserve"> </w:t>
+      </w:r>
+      <w:r>
+        <w:t xml:space="preserve">value means no debug program, and the PC loader sends</w:t>
+      </w:r>
+      <w:r>
+        <w:t xml:space="preserve"> </w:t>
+      </w:r>
+      <w:r>
+        <w:rPr>
+          <w:rStyle w:val="VerbatimChar"/>
+        </w:rPr>
+        <w:t xml:space="preserve">0x0000_00AA</w:t>
+      </w:r>
+      <w:r>
+        <w:t xml:space="preserve"> </w:t>
+      </w:r>
+      <w:r>
+        <w:t xml:space="preserve">for that.</w:t>
+      </w:r>
+      <w:r>
+        <w:t xml:space="preserve"> </w:t>
+      </w:r>
+      <w:r>
+        <w:rPr>
+          <w:rStyle w:val="VerbatimChar"/>
+        </w:rPr>
+        <w:t xml:space="preserve">HDR_CRC</w:t>
+      </w:r>
+      <w:r>
+        <w:t xml:space="preserve"> </w:t>
+      </w:r>
+      <w:r>
+        <w:t xml:space="preserve">already shows that the value is the one the PC sent, and the PC sends the</w:t>
+      </w:r>
+      <w:r>
+        <w:t xml:space="preserve"> </w:t>
+      </w:r>
+      <w:r>
+        <w:t xml:space="preserve">debug program on the same test, so the two sides cannot disagree.</w:t>
       </w:r>
     </w:p>
     <w:p>
@@ -6245,19 +6409,19 @@
               <w:jc w:val="left"/>
             </w:pPr>
             <w:r>
-              <w:t xml:space="preserve">LENGTH and DEBUG_PROG valid?</w:t>
-            </w:r>
-          </w:p>
-        </w:tc>
-        <w:tc>
-          <w:tcPr/>
-          <w:p>
-            <w:pPr>
-              <w:pStyle w:val="Compact"/>
-              <w:jc w:val="left"/>
-            </w:pPr>
-            <w:r>
-              <w:t xml:space="preserve">The CRC only shows that the bytes arrived as the PC sent them, not that the values make sense.</w:t>
+              <w:t xml:space="preserve">LENGTH valid?</w:t>
+            </w:r>
+          </w:p>
+        </w:tc>
+        <w:tc>
+          <w:tcPr/>
+          <w:p>
+            <w:pPr>
+              <w:pStyle w:val="Compact"/>
+              <w:jc w:val="left"/>
+            </w:pPr>
+            <w:r>
+              <w:t xml:space="preserve">The CRC only shows that the bytes arrived as the PC sent them, not that the value makes sense.</w:t>
             </w:r>
             <w:r>
               <w:t xml:space="preserve"> </w:t>
@@ -6299,7 +6463,7 @@
               <w:t xml:space="preserve">ISRAM</w:t>
             </w:r>
             <w:r>
-              <w:t xml:space="preserve">;</w:t>
+              <w:t xml:space="preserve">.</w:t>
             </w:r>
             <w:r>
               <w:t xml:space="preserve"> </w:t>
@@ -6314,34 +6478,7 @@
               <w:t xml:space="preserve"> </w:t>
             </w:r>
             <w:r>
-              <w:t xml:space="preserve">must be</w:t>
-            </w:r>
-            <w:r>
-              <w:t xml:space="preserve"> </w:t>
-            </w:r>
-            <w:r>
-              <w:rPr>
-                <w:rStyle w:val="VerbatimChar"/>
-              </w:rPr>
-              <w:t xml:space="preserve">0x55</w:t>
-            </w:r>
-            <w:r>
-              <w:t xml:space="preserve"> </w:t>
-            </w:r>
-            <w:r>
-              <w:t xml:space="preserve">or</w:t>
-            </w:r>
-            <w:r>
-              <w:t xml:space="preserve"> </w:t>
-            </w:r>
-            <w:r>
-              <w:rPr>
-                <w:rStyle w:val="VerbatimChar"/>
-              </w:rPr>
-              <w:t xml:space="preserve">0xAA</w:t>
-            </w:r>
-            <w:r>
-              <w:t xml:space="preserve">.</w:t>
+              <w:t xml:space="preserve">is not checked.</w:t>
             </w:r>
           </w:p>
         </w:tc>
@@ -6435,7 +6572,7 @@
               <w:jc w:val="left"/>
             </w:pPr>
             <w:r>
-              <w:t xml:space="preserve">No: go to the payload.</w:t>
+              <w:t xml:space="preserve">The whole word is compared. No, any other value: go to the payload.</w:t>
             </w:r>
           </w:p>
         </w:tc>
@@ -7322,22 +7459,7 @@
               <w:t xml:space="preserve"> </w:t>
             </w:r>
             <w:r>
-              <w:t xml:space="preserve">in range,</w:t>
-            </w:r>
-            <w:r>
-              <w:t xml:space="preserve"> </w:t>
-            </w:r>
-            <w:r>
-              <w:rPr>
-                <w:rStyle w:val="VerbatimChar"/>
-              </w:rPr>
-              <w:t xml:space="preserve">DEBUG_PROG</w:t>
-            </w:r>
-            <w:r>
-              <w:t xml:space="preserve"> </w:t>
-            </w:r>
-            <w:r>
-              <w:t xml:space="preserve">valid</w:t>
+              <w:t xml:space="preserve">in range</w:t>
             </w:r>
           </w:p>
         </w:tc>
@@ -7513,46 +7635,7 @@
               <w:t xml:space="preserve"> </w:t>
             </w:r>
             <w:r>
-              <w:t xml:space="preserve">out of range, or</w:t>
-            </w:r>
-            <w:r>
-              <w:t xml:space="preserve"> </w:t>
-            </w:r>
-            <w:r>
-              <w:rPr>
-                <w:rStyle w:val="VerbatimChar"/>
-              </w:rPr>
-              <w:t xml:space="preserve">DEBUG_PROG</w:t>
-            </w:r>
-            <w:r>
-              <w:t xml:space="preserve"> </w:t>
-            </w:r>
-            <w:r>
-              <w:t xml:space="preserve">neither</w:t>
-            </w:r>
-            <w:r>
-              <w:t xml:space="preserve"> </w:t>
-            </w:r>
-            <w:r>
-              <w:rPr>
-                <w:rStyle w:val="VerbatimChar"/>
-              </w:rPr>
-              <w:t xml:space="preserve">0x55</w:t>
-            </w:r>
-            <w:r>
-              <w:t xml:space="preserve"> </w:t>
-            </w:r>
-            <w:r>
-              <w:t xml:space="preserve">nor</w:t>
-            </w:r>
-            <w:r>
-              <w:t xml:space="preserve"> </w:t>
-            </w:r>
-            <w:r>
-              <w:rPr>
-                <w:rStyle w:val="VerbatimChar"/>
-              </w:rPr>
-              <w:t xml:space="preserve">0xAA</w:t>
+              <w:t xml:space="preserve">out of range</w:t>
             </w:r>
           </w:p>
         </w:tc>
@@ -8955,16 +9038,16 @@
         <w:t xml:space="preserve"> </w:t>
       </w:r>
       <w:r>
-        <w:t xml:space="preserve">=</w:t>
-      </w:r>
-      <w:r>
-        <w:t xml:space="preserve"> </w:t>
-      </w:r>
-      <w:r>
-        <w:rPr>
-          <w:rStyle w:val="VerbatimChar"/>
-        </w:rPr>
-        <w:t xml:space="preserve">0xAA</w:t>
+        <w:t xml:space="preserve">other than</w:t>
+      </w:r>
+      <w:r>
+        <w:t xml:space="preserve"> </w:t>
+      </w:r>
+      <w:r>
+        <w:rPr>
+          <w:rStyle w:val="VerbatimChar"/>
+        </w:rPr>
+        <w:t xml:space="preserve">0x55</w:t>
       </w:r>
       <w:r>
         <w:t xml:space="preserve"> </w:t>
@@ -9478,7 +9561,7 @@
         <w:jc w:val="left"/>
       </w:pPr>
       <w:r>
-        <w:t xml:space="preserve">V3.3 image: 748 bytes, 620 bytes of code after the vector table.</w:t>
+        <w:t xml:space="preserve">V3.4 image: 734 bytes, 606 bytes of code after the vector table.</w:t>
       </w:r>
     </w:p>
     <w:p>
@@ -11415,7 +11498,37 @@
         <w:t xml:space="preserve"> </w:t>
       </w:r>
       <w:r>
-        <w:t xml:space="preserve">out of range or a</w:t>
+        <w:t xml:space="preserve">out of range gives</w:t>
+      </w:r>
+      <w:r>
+        <w:t xml:space="preserve"> </w:t>
+      </w:r>
+      <w:r>
+        <w:rPr>
+          <w:rStyle w:val="VerbatimChar"/>
+        </w:rPr>
+        <w:t xml:space="preserve">FHDR</w:t>
+      </w:r>
+      <w:r>
+        <w:t xml:space="preserve">;</w:t>
+      </w:r>
+      <w:r>
+        <w:t xml:space="preserve"> </w:t>
+      </w:r>
+      <w:r>
+        <w:t xml:space="preserve">neither writes</w:t>
+      </w:r>
+      <w:r>
+        <w:t xml:space="preserve"> </w:t>
+      </w:r>
+      <w:r>
+        <w:rPr>
+          <w:rStyle w:val="VerbatimChar"/>
+        </w:rPr>
+        <w:t xml:space="preserve">ISRAM</w:t>
+      </w:r>
+      <w:r>
+        <w:t xml:space="preserve">. A</w:t>
       </w:r>
       <w:r>
         <w:t xml:space="preserve"> </w:t>
@@ -11439,49 +11552,79 @@
         <w:rPr>
           <w:rStyle w:val="VerbatimChar"/>
         </w:rPr>
-        <w:t xml:space="preserve">0x55</w:t>
-      </w:r>
-      <w:r>
-        <w:t xml:space="preserve"> </w:t>
-      </w:r>
-      <w:r>
-        <w:t xml:space="preserve">and</w:t>
-      </w:r>
-      <w:r>
-        <w:t xml:space="preserve"> </w:t>
-      </w:r>
-      <w:r>
-        <w:rPr>
-          <w:rStyle w:val="VerbatimChar"/>
-        </w:rPr>
-        <w:t xml:space="preserve">0xAA</w:t>
-      </w:r>
-      <w:r>
-        <w:t xml:space="preserve"> </w:t>
-      </w:r>
-      <w:r>
-        <w:t xml:space="preserve">gives</w:t>
-      </w:r>
-      <w:r>
-        <w:t xml:space="preserve"> </w:t>
-      </w:r>
-      <w:r>
-        <w:rPr>
-          <w:rStyle w:val="VerbatimChar"/>
-        </w:rPr>
-        <w:t xml:space="preserve">FHDR</w:t>
-      </w:r>
-      <w:r>
-        <w:t xml:space="preserve">; none writes</w:t>
-      </w:r>
-      <w:r>
-        <w:t xml:space="preserve"> </w:t>
-      </w:r>
-      <w:r>
-        <w:rPr>
-          <w:rStyle w:val="VerbatimChar"/>
-        </w:rPr>
-        <w:t xml:space="preserve">ISRAM</w:t>
+        <w:t xml:space="preserve">0x0000_0055</w:t>
+      </w:r>
+      <w:r>
+        <w:t xml:space="preserve"> </w:t>
+      </w:r>
+      <w:r>
+        <w:t xml:space="preserve">(</w:t>
+      </w:r>
+      <w:r>
+        <w:rPr>
+          <w:rStyle w:val="VerbatimChar"/>
+        </w:rPr>
+        <w:t xml:space="preserve">0x0</w:t>
+      </w:r>
+      <w:r>
+        <w:t xml:space="preserve">,</w:t>
+      </w:r>
+      <w:r>
+        <w:t xml:space="preserve"> </w:t>
+      </w:r>
+      <w:r>
+        <w:rPr>
+          <w:rStyle w:val="VerbatimChar"/>
+        </w:rPr>
+        <w:t xml:space="preserve">0x33</w:t>
+      </w:r>
+      <w:r>
+        <w:t xml:space="preserve">,</w:t>
+      </w:r>
+      <w:r>
+        <w:t xml:space="preserve"> </w:t>
+      </w:r>
+      <w:r>
+        <w:rPr>
+          <w:rStyle w:val="VerbatimChar"/>
+        </w:rPr>
+        <w:t xml:space="preserve">0x155</w:t>
+      </w:r>
+      <w:r>
+        <w:t xml:space="preserve">) is taken as no debug program:</w:t>
+      </w:r>
+      <w:r>
+        <w:t xml:space="preserve"> </w:t>
+      </w:r>
+      <w:r>
+        <w:rPr>
+          <w:rStyle w:val="VerbatimChar"/>
+        </w:rPr>
+        <w:t xml:space="preserve">ACKH</w:t>
+      </w:r>
+      <w:r>
+        <w:t xml:space="preserve">,</w:t>
+      </w:r>
+      <w:r>
+        <w:t xml:space="preserve"> </w:t>
+      </w:r>
+      <w:r>
+        <w:rPr>
+          <w:rStyle w:val="VerbatimChar"/>
+        </w:rPr>
+        <w:t xml:space="preserve">ACKP</w:t>
+      </w:r>
+      <w:r>
+        <w:t xml:space="preserve">, nothing written below</w:t>
+      </w:r>
+      <w:r>
+        <w:t xml:space="preserve"> </w:t>
+      </w:r>
+      <w:r>
+        <w:rPr>
+          <w:rStyle w:val="VerbatimChar"/>
+        </w:rPr>
+        <w:t xml:space="preserve">0x2000_1000</w:t>
       </w:r>
       <w:r>
         <w:t xml:space="preserve">.</w:t>
@@ -12102,37 +12245,7 @@
         <w:t xml:space="preserve"> </w:t>
       </w:r>
       <w:r>
-        <w:t xml:space="preserve">pin at 1 and</w:t>
-      </w:r>
-      <w:r>
-        <w:t xml:space="preserve"> </w:t>
-      </w:r>
-      <w:r>
-        <w:rPr>
-          <w:rStyle w:val="VerbatimChar"/>
-        </w:rPr>
-        <w:t xml:space="preserve">DEBUG_PROG</w:t>
-      </w:r>
-      <w:r>
-        <w:t xml:space="preserve"> </w:t>
-      </w:r>
-      <w:r>
-        <w:t xml:space="preserve">=</w:t>
-      </w:r>
-      <w:r>
-        <w:t xml:space="preserve"> </w:t>
-      </w:r>
-      <w:r>
-        <w:rPr>
-          <w:rStyle w:val="VerbatimChar"/>
-        </w:rPr>
-        <w:t xml:space="preserve">0xAA</w:t>
-      </w:r>
-      <w:r>
-        <w:t xml:space="preserve"> </w:t>
-      </w:r>
-      <w:r>
-        <w:t xml:space="preserve">the ROM waits as</w:t>
+        <w:t xml:space="preserve">pin at 1 and no debug program the ROM waits as</w:t>
       </w:r>
       <w:r>
         <w:t xml:space="preserve"> </w:t>
@@ -13750,6 +13863,110 @@
             </w:r>
             <w:r>
               <w:t xml:space="preserve">7.5</w:t>
+            </w:r>
+          </w:p>
+        </w:tc>
+      </w:tr>
+      <w:tr>
+        <w:tc>
+          <w:tcPr/>
+          <w:p>
+            <w:pPr>
+              <w:pStyle w:val="Compact"/>
+              <w:jc w:val="left"/>
+            </w:pPr>
+            <w:r>
+              <w:rPr>
+                <w:rStyle w:val="VerbatimChar"/>
+              </w:rPr>
+              <w:t xml:space="preserve">DEBUG_PROG</w:t>
+            </w:r>
+            <w:r>
+              <w:t xml:space="preserve"> </w:t>
+            </w:r>
+            <w:r>
+              <w:t xml:space="preserve">=</w:t>
+            </w:r>
+            <w:r>
+              <w:t xml:space="preserve"> </w:t>
+            </w:r>
+            <w:r>
+              <w:rPr>
+                <w:rStyle w:val="VerbatimChar"/>
+              </w:rPr>
+              <w:t xml:space="preserve">0x55</w:t>
+            </w:r>
+            <w:r>
+              <w:t xml:space="preserve">: load the debug program; any other value: skip it, no</w:t>
+            </w:r>
+            <w:r>
+              <w:t xml:space="preserve"> </w:t>
+            </w:r>
+            <w:r>
+              <w:rPr>
+                <w:rStyle w:val="VerbatimChar"/>
+              </w:rPr>
+              <w:t xml:space="preserve">0xAA</w:t>
+            </w:r>
+            <w:r>
+              <w:t xml:space="preserve"> </w:t>
+            </w:r>
+            <w:r>
+              <w:t xml:space="preserve">check</w:t>
+            </w:r>
+          </w:p>
+        </w:tc>
+        <w:tc>
+          <w:tcPr/>
+          <w:p>
+            <w:pPr>
+              <w:pStyle w:val="Compact"/>
+              <w:jc w:val="left"/>
+            </w:pPr>
+            <w:r>
+              <w:t xml:space="preserve">Quan (mentor), 14/10</w:t>
+            </w:r>
+          </w:p>
+        </w:tc>
+        <w:tc>
+          <w:tcPr/>
+          <w:p>
+            <w:pPr>
+              <w:pStyle w:val="Compact"/>
+              <w:jc w:val="left"/>
+            </w:pPr>
+            <w:r>
+              <w:t xml:space="preserve">V3.4: 6, 7.1;</w:t>
+            </w:r>
+            <w:r>
+              <w:t xml:space="preserve"> </w:t>
+            </w:r>
+            <w:r>
+              <w:rPr>
+                <w:rStyle w:val="VerbatimChar"/>
+              </w:rPr>
+              <w:t xml:space="preserve">FHDR</w:t>
+            </w:r>
+            <w:r>
+              <w:t xml:space="preserve"> </w:t>
+            </w:r>
+            <w:r>
+              <w:t xml:space="preserve">for</w:t>
+            </w:r>
+            <w:r>
+              <w:t xml:space="preserve"> </w:t>
+            </w:r>
+            <w:r>
+              <w:rPr>
+                <w:rStyle w:val="VerbatimChar"/>
+              </w:rPr>
+              <w:t xml:space="preserve">LENGTH</w:t>
+            </w:r>
+            <w:r>
+              <w:t xml:space="preserve"> </w:t>
+            </w:r>
+            <w:r>
+              <w:t xml:space="preserve">only</w:t>
             </w:r>
           </w:p>
         </w:tc>
@@ -13994,7 +14211,7 @@
       <w:rPr>
         <w:szCs w:val="26"/>
       </w:rPr>
-      <w:t>V3.3</w:t>
+      <w:t>V3.4</w:t>
     </w:r>
     <w:r>
       <w:rPr>
